--- a/v7/ms_beetle_immunity_v7.docx
+++ b/v7/ms_beetle_immunity_v7.docx
@@ -73,29 +73,18 @@
         <w:rPr>
           <w:rFonts w:ascii="Times New Roman" w:hAnsi="Times New Roman" w:cs="Times New Roman"/>
         </w:rPr>
-        <w:t xml:space="preserve">Disentangling </w:t>
-      </w:r>
-      <w:r>
-        <w:rPr>
-          <w:rFonts w:ascii="Times New Roman" w:hAnsi="Times New Roman" w:cs="Times New Roman"/>
-        </w:rPr>
-        <w:t xml:space="preserve">effects of </w:t>
-      </w:r>
-      <w:r>
-        <w:rPr>
-          <w:rFonts w:ascii="Times New Roman" w:hAnsi="Times New Roman" w:cs="Times New Roman"/>
-        </w:rPr>
-        <w:t>parental and developmental temperature on offspring immunity</w:t>
+        <w:t>Disentangling parental and developmental temperature effects on offspring immunity</w:t>
       </w:r>
     </w:p>
     <w:p>
       <w:pPr>
+        <w:pStyle w:val="ListParagraph"/>
         <w:autoSpaceDE w:val="0"/>
         <w:autoSpaceDN w:val="0"/>
         <w:adjustRightInd w:val="0"/>
         <w:spacing w:after="0" w:line="240" w:lineRule="auto"/>
         <w:rPr>
-          <w:rFonts w:ascii="Times New Roman" w:eastAsia="SimSun" w:hAnsi="Times New Roman" w:cs="Times New Roman"/>
+          <w:rFonts w:ascii="Times New Roman" w:hAnsi="Times New Roman" w:cs="Times New Roman"/>
         </w:rPr>
       </w:pPr>
     </w:p>
@@ -1591,7 +1580,19 @@
         <w:rPr>
           <w:rFonts w:ascii="Times New Roman" w:eastAsia="SimSun" w:hAnsi="Times New Roman" w:cs="Times New Roman"/>
         </w:rPr>
-        <w:t>Temperature plays a central role in regulating physiology and life history in ectotherms. Changes in temperature</w:t>
+        <w:t>Temperature plays a central role in regulating physiology and life history in ectotherms</w:t>
+      </w:r>
+      <w:r>
+        <w:rPr>
+          <w:rFonts w:ascii="Times New Roman" w:eastAsia="SimSun" w:hAnsi="Times New Roman" w:cs="Times New Roman"/>
+        </w:rPr>
+        <w:t>, but c</w:t>
+      </w:r>
+      <w:r>
+        <w:rPr>
+          <w:rFonts w:ascii="Times New Roman" w:eastAsia="SimSun" w:hAnsi="Times New Roman" w:cs="Times New Roman"/>
+        </w:rPr>
+        <w:t>hanges in temperature</w:t>
       </w:r>
       <w:r>
         <w:rPr>
@@ -1651,25 +1652,19 @@
         <w:rPr>
           <w:rFonts w:ascii="Times New Roman" w:eastAsia="SimSun" w:hAnsi="Times New Roman" w:cs="Times New Roman"/>
         </w:rPr>
-        <w:t>can</w:t>
-      </w:r>
-      <w:r>
-        <w:rPr>
-          <w:rFonts w:ascii="Times New Roman" w:eastAsia="SimSun" w:hAnsi="Times New Roman" w:cs="Times New Roman"/>
-        </w:rPr>
-        <w:t xml:space="preserve"> direct</w:t>
-      </w:r>
-      <w:r>
-        <w:rPr>
-          <w:rFonts w:ascii="Times New Roman" w:eastAsia="SimSun" w:hAnsi="Times New Roman" w:cs="Times New Roman"/>
-        </w:rPr>
-        <w:t>ly</w:t>
+        <w:t>often has a direct</w:t>
       </w:r>
       <w:r>
         <w:rPr>
           <w:rFonts w:ascii="Times New Roman" w:eastAsia="SimSun" w:hAnsi="Times New Roman" w:cs="Times New Roman"/>
         </w:rPr>
         <w:t xml:space="preserve"> influence </w:t>
+      </w:r>
+      <w:r>
+        <w:rPr>
+          <w:rFonts w:ascii="Times New Roman" w:eastAsia="SimSun" w:hAnsi="Times New Roman" w:cs="Times New Roman"/>
+        </w:rPr>
+        <w:t xml:space="preserve">on </w:t>
       </w:r>
       <w:r>
         <w:rPr>
@@ -2031,19 +2026,67 @@
         <w:rPr>
           <w:rFonts w:ascii="Times New Roman" w:eastAsia="SimSun" w:hAnsi="Times New Roman" w:cs="Times New Roman"/>
         </w:rPr>
-        <w:t>. P</w:t>
-      </w:r>
-      <w:r>
-        <w:rPr>
-          <w:rFonts w:ascii="Times New Roman" w:eastAsia="SimSun" w:hAnsi="Times New Roman" w:cs="Times New Roman"/>
-        </w:rPr>
-        <w:t>henotyp</w:t>
-      </w:r>
-      <w:r>
-        <w:rPr>
-          <w:rFonts w:ascii="Times New Roman" w:eastAsia="SimSun" w:hAnsi="Times New Roman" w:cs="Times New Roman"/>
-        </w:rPr>
-        <w:t>ic performance</w:t>
+        <w:t xml:space="preserve">. </w:t>
+      </w:r>
+      <w:r>
+        <w:rPr>
+          <w:rFonts w:ascii="Times New Roman" w:eastAsia="SimSun" w:hAnsi="Times New Roman" w:cs="Times New Roman"/>
+        </w:rPr>
+        <w:t xml:space="preserve">Offspring phenotypes therefore </w:t>
+      </w:r>
+      <w:r>
+        <w:rPr>
+          <w:rFonts w:ascii="Times New Roman" w:eastAsia="SimSun" w:hAnsi="Times New Roman" w:cs="Times New Roman"/>
+        </w:rPr>
+        <w:t xml:space="preserve">reflect </w:t>
+      </w:r>
+      <w:r>
+        <w:rPr>
+          <w:rFonts w:ascii="Times New Roman" w:eastAsia="SimSun" w:hAnsi="Times New Roman" w:cs="Times New Roman"/>
+        </w:rPr>
+        <w:t xml:space="preserve">genetics, parental </w:t>
+      </w:r>
+      <w:r>
+        <w:rPr>
+          <w:rFonts w:ascii="Times New Roman" w:eastAsia="SimSun" w:hAnsi="Times New Roman" w:cs="Times New Roman"/>
+        </w:rPr>
+        <w:t>effects</w:t>
+      </w:r>
+      <w:r>
+        <w:rPr>
+          <w:rFonts w:ascii="Times New Roman" w:eastAsia="SimSun" w:hAnsi="Times New Roman" w:cs="Times New Roman"/>
+        </w:rPr>
+        <w:t xml:space="preserve"> and </w:t>
+      </w:r>
+      <w:r>
+        <w:rPr>
+          <w:rFonts w:ascii="Times New Roman" w:eastAsia="SimSun" w:hAnsi="Times New Roman" w:cs="Times New Roman"/>
+        </w:rPr>
+        <w:t xml:space="preserve">developmental </w:t>
+      </w:r>
+      <w:r>
+        <w:rPr>
+          <w:rFonts w:ascii="Times New Roman" w:eastAsia="SimSun" w:hAnsi="Times New Roman" w:cs="Times New Roman"/>
+        </w:rPr>
+        <w:t>environment</w:t>
+      </w:r>
+      <w:r>
+        <w:rPr>
+          <w:rFonts w:ascii="Times New Roman" w:eastAsia="SimSun" w:hAnsi="Times New Roman" w:cs="Times New Roman"/>
+        </w:rPr>
+        <w:t>s</w:t>
+      </w:r>
+      <w:r>
+        <w:rPr>
+          <w:rFonts w:ascii="Times New Roman" w:eastAsia="SimSun" w:hAnsi="Times New Roman" w:cs="Times New Roman"/>
+        </w:rPr>
+        <w:t>, in varying degrees</w:t>
+      </w:r>
+      <w:r>
+        <w:rPr>
+          <w:rFonts w:ascii="Times New Roman" w:eastAsia="SimSun" w:hAnsi="Times New Roman" w:cs="Times New Roman"/>
+        </w:rPr>
+        <w:t>.</w:t>
       </w:r>
       <w:r>
         <w:rPr>
@@ -2055,109 +2098,25 @@
         <w:rPr>
           <w:rFonts w:ascii="Times New Roman" w:eastAsia="SimSun" w:hAnsi="Times New Roman" w:cs="Times New Roman"/>
         </w:rPr>
-        <w:t>may</w:t>
-      </w:r>
-      <w:r>
-        <w:rPr>
-          <w:rFonts w:ascii="Times New Roman" w:eastAsia="SimSun" w:hAnsi="Times New Roman" w:cs="Times New Roman"/>
-        </w:rPr>
-        <w:t xml:space="preserve"> thereby be</w:t>
-      </w:r>
-      <w:r>
-        <w:rPr>
-          <w:rFonts w:ascii="Times New Roman" w:eastAsia="SimSun" w:hAnsi="Times New Roman" w:cs="Times New Roman"/>
-        </w:rPr>
-        <w:t xml:space="preserve"> </w:t>
-      </w:r>
-      <w:r>
-        <w:rPr>
-          <w:rFonts w:ascii="Times New Roman" w:eastAsia="SimSun" w:hAnsi="Times New Roman" w:cs="Times New Roman"/>
-        </w:rPr>
-        <w:t xml:space="preserve">shaped </w:t>
-      </w:r>
-      <w:r>
-        <w:rPr>
-          <w:rFonts w:ascii="Times New Roman" w:eastAsia="SimSun" w:hAnsi="Times New Roman" w:cs="Times New Roman"/>
-        </w:rPr>
-        <w:t xml:space="preserve">jointly </w:t>
-      </w:r>
-      <w:r>
-        <w:rPr>
-          <w:rFonts w:ascii="Times New Roman" w:eastAsia="SimSun" w:hAnsi="Times New Roman" w:cs="Times New Roman"/>
-        </w:rPr>
-        <w:t>by</w:t>
-      </w:r>
-      <w:r>
-        <w:rPr>
-          <w:rFonts w:ascii="Times New Roman" w:eastAsia="SimSun" w:hAnsi="Times New Roman" w:cs="Times New Roman"/>
-        </w:rPr>
-        <w:t xml:space="preserve"> </w:t>
-      </w:r>
-      <w:r>
-        <w:rPr>
-          <w:rFonts w:ascii="Times New Roman" w:eastAsia="SimSun" w:hAnsi="Times New Roman" w:cs="Times New Roman"/>
-        </w:rPr>
-        <w:t xml:space="preserve">genetics, parental </w:t>
-      </w:r>
-      <w:r>
-        <w:rPr>
-          <w:rFonts w:ascii="Times New Roman" w:eastAsia="SimSun" w:hAnsi="Times New Roman" w:cs="Times New Roman"/>
-        </w:rPr>
-        <w:t>effects</w:t>
-      </w:r>
-      <w:r>
-        <w:rPr>
-          <w:rFonts w:ascii="Times New Roman" w:eastAsia="SimSun" w:hAnsi="Times New Roman" w:cs="Times New Roman"/>
-        </w:rPr>
-        <w:t>,</w:t>
-      </w:r>
-      <w:r>
-        <w:rPr>
-          <w:rFonts w:ascii="Times New Roman" w:eastAsia="SimSun" w:hAnsi="Times New Roman" w:cs="Times New Roman"/>
-        </w:rPr>
-        <w:t xml:space="preserve"> and </w:t>
-      </w:r>
-      <w:r>
-        <w:rPr>
-          <w:rFonts w:ascii="Times New Roman" w:eastAsia="SimSun" w:hAnsi="Times New Roman" w:cs="Times New Roman"/>
-        </w:rPr>
-        <w:t xml:space="preserve">developmental </w:t>
-      </w:r>
-      <w:r>
-        <w:rPr>
-          <w:rFonts w:ascii="Times New Roman" w:eastAsia="SimSun" w:hAnsi="Times New Roman" w:cs="Times New Roman"/>
-        </w:rPr>
-        <w:t>environment</w:t>
-      </w:r>
-      <w:r>
-        <w:rPr>
-          <w:rFonts w:ascii="Times New Roman" w:eastAsia="SimSun" w:hAnsi="Times New Roman" w:cs="Times New Roman"/>
-        </w:rPr>
-        <w:t>s</w:t>
-      </w:r>
-      <w:r>
-        <w:rPr>
-          <w:rFonts w:ascii="Times New Roman" w:eastAsia="SimSun" w:hAnsi="Times New Roman" w:cs="Times New Roman"/>
-        </w:rPr>
-        <w:t>.</w:t>
-      </w:r>
-      <w:r>
-        <w:rPr>
-          <w:rFonts w:ascii="Times New Roman" w:eastAsia="SimSun" w:hAnsi="Times New Roman" w:cs="Times New Roman"/>
-        </w:rPr>
-        <w:t xml:space="preserve"> </w:t>
-      </w:r>
-      <w:r>
-        <w:rPr>
-          <w:rFonts w:ascii="Times New Roman" w:eastAsia="SimSun" w:hAnsi="Times New Roman" w:cs="Times New Roman"/>
-        </w:rPr>
         <w:t xml:space="preserve">For example, </w:t>
       </w:r>
       <w:r>
         <w:rPr>
           <w:rFonts w:ascii="Times New Roman" w:eastAsia="SimSun" w:hAnsi="Times New Roman" w:cs="Times New Roman"/>
         </w:rPr>
-        <w:t>the parental effects</w:t>
+        <w:t>the</w:t>
+      </w:r>
+      <w:r>
+        <w:rPr>
+          <w:rFonts w:ascii="Times New Roman" w:eastAsia="SimSun" w:hAnsi="Times New Roman" w:cs="Times New Roman"/>
+        </w:rPr>
+        <w:t xml:space="preserve"> benefits of</w:t>
+      </w:r>
+      <w:r>
+        <w:rPr>
+          <w:rFonts w:ascii="Times New Roman" w:eastAsia="SimSun" w:hAnsi="Times New Roman" w:cs="Times New Roman"/>
+        </w:rPr>
+        <w:t xml:space="preserve"> parental effects</w:t>
       </w:r>
       <w:r>
         <w:rPr>
@@ -2169,7 +2128,7 @@
         <w:rPr>
           <w:rFonts w:ascii="Times New Roman" w:eastAsia="SimSun" w:hAnsi="Times New Roman" w:cs="Times New Roman"/>
         </w:rPr>
-        <w:t xml:space="preserve">the environment in which offspring develop </w:t>
+        <w:t xml:space="preserve">whether paternal and offspring environments match </w:t>
       </w:r>
       <w:r>
         <w:rPr>
@@ -2181,7 +2140,7 @@
         <w:rPr>
           <w:rFonts w:ascii="Times New Roman" w:eastAsia="SimSun" w:hAnsi="Times New Roman" w:cs="Times New Roman"/>
         </w:rPr>
-        <w:instrText xml:space="preserve"> ADDIN EN.CITE &lt;EndNote&gt;&lt;Cite&gt;&lt;Author&gt;Yin&lt;/Author&gt;&lt;Year&gt;2019&lt;/Year&gt;&lt;RecNum&gt;11937&lt;/RecNum&gt;&lt;DisplayText&gt;(Yin et al., 2019)&lt;/DisplayText&gt;&lt;record&gt;&lt;rec-number&gt;11937&lt;/rec-number&gt;&lt;foreign-keys&gt;&lt;key app="EN" db-id="0f5e902w95va2tewrdr5w0tcxfzraf5fv0ww" timestamp="1790736129"&gt;11937&lt;/key&gt;&lt;/foreign-keys&gt;&lt;ref-type name="Journal Article"&gt;17&lt;/ref-type&gt;&lt;contributors&gt;&lt;authors&gt;&lt;author&gt;Yin, J. J.&lt;/author&gt;&lt;author&gt;Zhou, M.&lt;/author&gt;&lt;author&gt;Lin, Z. R.&lt;/author&gt;&lt;author&gt;Li, Q. S. Q.&lt;/author&gt;&lt;author&gt;Zhang, Y. Y.&lt;/author&gt;&lt;/authors&gt;&lt;/contributors&gt;&lt;auth-address&gt;Xiamen Univ, Coll Environm &amp;amp; Ecol, Minist Educ Coastal &amp;amp; Wetland Ecosyst, Key Lab, Xiamen 361102, Fujian, Peoples R China&amp;#xD;Western Univ Hlth Sci, Grad Coll Biomed Sci, Pomona, CA 91766 USA&lt;/auth-address&gt;&lt;titles&gt;&lt;title&gt;Transgenerational effects benefit offspring across diverse environments: a meta-analysis in plants and animals&lt;/title&gt;&lt;secondary-title&gt;Ecology Letters&lt;/secondary-title&gt;&lt;alt-title&gt;Ecol Lett&lt;/alt-title&gt;&lt;/titles&gt;&lt;periodical&gt;&lt;full-title&gt;Ecology Letters&lt;/full-title&gt;&lt;abbr-1&gt;Ecol Lett&lt;/abbr-1&gt;&lt;/periodical&gt;&lt;alt-periodical&gt;&lt;full-title&gt;Ecology Letters&lt;/full-title&gt;&lt;abbr-1&gt;Ecol Lett&lt;/abbr-1&gt;&lt;/alt-periodical&gt;&lt;pages&gt;1976–1986&lt;/pages&gt;&lt;volume&gt;22&lt;/volume&gt;&lt;number&gt;11&lt;/number&gt;&lt;keywords&gt;&lt;keyword&gt;fluctuating environment&lt;/keyword&gt;&lt;keyword&gt;meta-analysis&lt;/keyword&gt;&lt;keyword&gt;parental effect&lt;/keyword&gt;&lt;keyword&gt;transgenerational effect&lt;/keyword&gt;&lt;keyword&gt;plasticity&lt;/keyword&gt;&lt;keyword&gt;inheritance&lt;/keyword&gt;&lt;keyword&gt;terrestrial&lt;/keyword&gt;&lt;keyword&gt;epigenetics&lt;/keyword&gt;&lt;keyword&gt;integration&lt;/keyword&gt;&lt;keyword&gt;adaptation&lt;/keyword&gt;&lt;keyword&gt;phenotypes&lt;/keyword&gt;&lt;keyword&gt;dispersal&lt;/keyword&gt;&lt;keyword&gt;tolerance&lt;/keyword&gt;&lt;keyword&gt;evolution&lt;/keyword&gt;&lt;/keywords&gt;&lt;dates&gt;&lt;year&gt;2019&lt;/year&gt;&lt;pub-dates&gt;&lt;date&gt;Nov&lt;/date&gt;&lt;/pub-dates&gt;&lt;/dates&gt;&lt;isbn&gt;1461-023x&lt;/isbn&gt;&lt;accession-num&gt;WOS:000482854400001&lt;/accession-num&gt;&lt;urls&gt;&lt;related-urls&gt;&lt;url&gt;&amp;lt;Go to ISI&amp;gt;://WOS:000482854400001&lt;/url&gt;&lt;/related-urls&gt;&lt;/urls&gt;&lt;electronic-resource-num&gt;10.1111/ele.13373&lt;/electronic-resource-num&gt;&lt;language&gt;English&lt;/language&gt;&lt;/record&gt;&lt;/Cite&gt;&lt;/EndNote&gt;</w:instrText>
+        <w:instrText xml:space="preserve"> ADDIN EN.CITE &lt;EndNote&gt;&lt;Cite&gt;&lt;Author&gt;Burgess&lt;/Author&gt;&lt;Year&gt;2014&lt;/Year&gt;&lt;RecNum&gt;11890&lt;/RecNum&gt;&lt;DisplayText&gt;(Burgess &amp;amp; Marshall, 2014)&lt;/DisplayText&gt;&lt;record&gt;&lt;rec-number&gt;11890&lt;/rec-number&gt;&lt;foreign-keys&gt;&lt;key app="EN" db-id="0f5e902w95va2tewrdr5w0tcxfzraf5fv0ww" timestamp="1786182466"&gt;11890&lt;/key&gt;&lt;/foreign-keys&gt;&lt;ref-type name="Journal Article"&gt;17&lt;/ref-type&gt;&lt;contributors&gt;&lt;authors&gt;&lt;author&gt;Burgess, S. C.&lt;/author&gt;&lt;author&gt;Marshall, D. J. &lt;/author&gt;&lt;/authors&gt;&lt;/contributors&gt;&lt;titles&gt;&lt;title&gt;Adaptive parental effects: The importance of estimating environmental predictability and offspring fitness appropriately&lt;/title&gt;&lt;secondary-title&gt;Oikos&lt;/secondary-title&gt;&lt;/titles&gt;&lt;periodical&gt;&lt;full-title&gt;Oikos&lt;/full-title&gt;&lt;abbr-1&gt;Oikos&lt;/abbr-1&gt;&lt;/periodical&gt;&lt;pages&gt;769–776&lt;/pages&gt;&lt;volume&gt;123&lt;/volume&gt;&lt;number&gt;7&lt;/number&gt;&lt;dates&gt;&lt;year&gt;2014&lt;/year&gt;&lt;/dates&gt;&lt;urls&gt;&lt;/urls&gt;&lt;/record&gt;&lt;/Cite&gt;&lt;/EndNote&gt;</w:instrText>
       </w:r>
       <w:r>
         <w:rPr>
@@ -2194,7 +2153,7 @@
           <w:rFonts w:ascii="Times New Roman" w:eastAsia="SimSun" w:hAnsi="Times New Roman" w:cs="Times New Roman"/>
           <w:noProof/>
         </w:rPr>
-        <w:t>(Yin et al., 2019)</w:t>
+        <w:t>(Burgess &amp; Marshall, 2014)</w:t>
       </w:r>
       <w:r>
         <w:rPr>
@@ -2356,7 +2315,25 @@
         <w:rPr>
           <w:rFonts w:ascii="Times New Roman" w:eastAsia="SimSun" w:hAnsi="Times New Roman" w:cs="Times New Roman"/>
         </w:rPr>
-        <w:t xml:space="preserve"> how these components interact to shape offspring phenotypes and how well these phenotypes are suited to the current environment is key for understanding how organisms will respond to novel stresses imposed by climate change.</w:t>
+        <w:t xml:space="preserve"> how these components interact to shape offspring phenotypes and how well these phenotypes are suited to the current environment is key for understanding how </w:t>
+      </w:r>
+      <w:r>
+        <w:rPr>
+          <w:rFonts w:ascii="Times New Roman" w:eastAsia="SimSun" w:hAnsi="Times New Roman" w:cs="Times New Roman"/>
+        </w:rPr>
+        <w:t>ectotherms</w:t>
+      </w:r>
+      <w:r>
+        <w:rPr>
+          <w:rFonts w:ascii="Times New Roman" w:eastAsia="SimSun" w:hAnsi="Times New Roman" w:cs="Times New Roman"/>
+        </w:rPr>
+        <w:t xml:space="preserve"> will respond to </w:t>
+      </w:r>
+      <w:r>
+        <w:rPr>
+          <w:rFonts w:ascii="Times New Roman" w:eastAsia="SimSun" w:hAnsi="Times New Roman" w:cs="Times New Roman"/>
+        </w:rPr>
+        <w:t>novel stress under climate change.</w:t>
       </w:r>
     </w:p>
     <w:p>
@@ -2471,189 +2448,49 @@
         <w:rPr>
           <w:rFonts w:ascii="Times New Roman" w:eastAsia="SimSun" w:hAnsi="Times New Roman" w:cs="Times New Roman"/>
         </w:rPr>
-        <w:t xml:space="preserve"> can reduce reproduction and </w:t>
-      </w:r>
-      <w:r>
-        <w:rPr>
-          <w:rFonts w:ascii="Times New Roman" w:eastAsia="SimSun" w:hAnsi="Times New Roman" w:cs="Times New Roman"/>
-        </w:rPr>
-        <w:t>growth</w:t>
-      </w:r>
-      <w:r>
-        <w:rPr>
-          <w:rFonts w:ascii="Times New Roman" w:eastAsia="SimSun" w:hAnsi="Times New Roman" w:cs="Times New Roman"/>
-        </w:rPr>
-        <w:t xml:space="preserve"> (</w:t>
-      </w:r>
-      <w:r>
-        <w:rPr>
-          <w:rFonts w:ascii="Times New Roman" w:eastAsia="SimSun" w:hAnsi="Times New Roman" w:cs="Times New Roman"/>
-          <w:highlight w:val="yellow"/>
-        </w:rPr>
-        <w:t>REF</w:t>
-      </w:r>
-      <w:r>
-        <w:rPr>
-          <w:rFonts w:ascii="Times New Roman" w:eastAsia="SimSun" w:hAnsi="Times New Roman" w:cs="Times New Roman"/>
-        </w:rPr>
-        <w:t>)</w:t>
-      </w:r>
-      <w:r>
-        <w:rPr>
-          <w:rFonts w:ascii="Times New Roman" w:eastAsia="SimSun" w:hAnsi="Times New Roman" w:cs="Times New Roman"/>
-        </w:rPr>
-        <w:t xml:space="preserve">, and the most virulent can cause rapid death. Infected individuals </w:t>
-      </w:r>
-      <w:r>
-        <w:rPr>
-          <w:rFonts w:ascii="Times New Roman" w:eastAsia="SimSun" w:hAnsi="Times New Roman" w:cs="Times New Roman"/>
-        </w:rPr>
-        <w:t>that</w:t>
-      </w:r>
-      <w:r>
-        <w:rPr>
-          <w:rFonts w:ascii="Times New Roman" w:eastAsia="SimSun" w:hAnsi="Times New Roman" w:cs="Times New Roman"/>
-        </w:rPr>
-        <w:t xml:space="preserve"> die before reproduc</w:t>
-      </w:r>
-      <w:r>
-        <w:rPr>
-          <w:rFonts w:ascii="Times New Roman" w:eastAsia="SimSun" w:hAnsi="Times New Roman" w:cs="Times New Roman"/>
-        </w:rPr>
-        <w:t>ing gain z</w:t>
-      </w:r>
-      <w:r>
-        <w:rPr>
-          <w:rFonts w:ascii="Times New Roman" w:eastAsia="SimSun" w:hAnsi="Times New Roman" w:cs="Times New Roman"/>
-        </w:rPr>
-        <w:t>ero fitness</w:t>
-      </w:r>
-      <w:r>
-        <w:rPr>
-          <w:rFonts w:ascii="Times New Roman" w:eastAsia="SimSun" w:hAnsi="Times New Roman" w:cs="Times New Roman"/>
-        </w:rPr>
-        <w:t xml:space="preserve">, </w:t>
-      </w:r>
-      <w:r>
-        <w:rPr>
-          <w:rFonts w:ascii="Times New Roman" w:eastAsia="SimSun" w:hAnsi="Times New Roman" w:cs="Times New Roman"/>
-        </w:rPr>
-        <w:t>so</w:t>
-      </w:r>
-      <w:r>
-        <w:rPr>
-          <w:rFonts w:ascii="Times New Roman" w:eastAsia="SimSun" w:hAnsi="Times New Roman" w:cs="Times New Roman"/>
-        </w:rPr>
         <w:t xml:space="preserve"> </w:t>
       </w:r>
       <w:r>
         <w:rPr>
           <w:rFonts w:ascii="Times New Roman" w:eastAsia="SimSun" w:hAnsi="Times New Roman" w:cs="Times New Roman"/>
         </w:rPr>
-        <w:t>t</w:t>
-      </w:r>
-      <w:r>
-        <w:rPr>
-          <w:rFonts w:ascii="Times New Roman" w:eastAsia="SimSun" w:hAnsi="Times New Roman" w:cs="Times New Roman"/>
-        </w:rPr>
-        <w:t>he ability to mount an</w:t>
-      </w:r>
-      <w:r>
-        <w:rPr>
-          <w:rFonts w:ascii="Times New Roman" w:eastAsia="SimSun" w:hAnsi="Times New Roman" w:cs="Times New Roman"/>
-        </w:rPr>
-        <w:t xml:space="preserve"> effective </w:t>
-      </w:r>
-      <w:r>
-        <w:rPr>
-          <w:rFonts w:ascii="Times New Roman" w:eastAsia="SimSun" w:hAnsi="Times New Roman" w:cs="Times New Roman"/>
-        </w:rPr>
-        <w:t xml:space="preserve">immune response </w:t>
-      </w:r>
-      <w:r>
-        <w:rPr>
-          <w:rFonts w:ascii="Times New Roman" w:eastAsia="SimSun" w:hAnsi="Times New Roman" w:cs="Times New Roman"/>
-        </w:rPr>
-        <w:t xml:space="preserve">should </w:t>
-      </w:r>
-      <w:r>
-        <w:rPr>
-          <w:rFonts w:ascii="Times New Roman" w:eastAsia="SimSun" w:hAnsi="Times New Roman" w:cs="Times New Roman"/>
-        </w:rPr>
-        <w:t xml:space="preserve">be closely </w:t>
-      </w:r>
-      <w:r>
-        <w:rPr>
-          <w:rFonts w:ascii="Times New Roman" w:eastAsia="SimSun" w:hAnsi="Times New Roman" w:cs="Times New Roman"/>
-        </w:rPr>
-        <w:t xml:space="preserve">tied </w:t>
-      </w:r>
-      <w:r>
-        <w:rPr>
-          <w:rFonts w:ascii="Times New Roman" w:eastAsia="SimSun" w:hAnsi="Times New Roman" w:cs="Times New Roman"/>
-        </w:rPr>
-        <w:t>to fitness</w:t>
-      </w:r>
-      <w:r>
-        <w:rPr>
-          <w:rFonts w:ascii="Times New Roman" w:eastAsia="SimSun" w:hAnsi="Times New Roman" w:cs="Times New Roman"/>
-        </w:rPr>
-        <w:t xml:space="preserve">. </w:t>
-      </w:r>
-      <w:r>
-        <w:rPr>
-          <w:rFonts w:ascii="Times New Roman" w:eastAsia="SimSun" w:hAnsi="Times New Roman" w:cs="Times New Roman"/>
-        </w:rPr>
-        <w:t xml:space="preserve">However, immune response </w:t>
-      </w:r>
-      <w:r>
-        <w:rPr>
-          <w:rFonts w:ascii="Times New Roman" w:eastAsia="SimSun" w:hAnsi="Times New Roman" w:cs="Times New Roman"/>
-        </w:rPr>
-        <w:t>is</w:t>
-      </w:r>
-      <w:r>
-        <w:rPr>
-          <w:rFonts w:ascii="Times New Roman" w:eastAsia="SimSun" w:hAnsi="Times New Roman" w:cs="Times New Roman"/>
-        </w:rPr>
-        <w:t xml:space="preserve"> energetically costly </w:t>
-      </w:r>
-      <w:r>
-        <w:rPr>
-          <w:rFonts w:ascii="Times New Roman" w:eastAsia="SimSun" w:hAnsi="Times New Roman" w:cs="Times New Roman"/>
-        </w:rPr>
-        <w:t>(</w:t>
-      </w:r>
-      <w:r>
-        <w:rPr>
-          <w:rFonts w:ascii="Times New Roman" w:eastAsia="SimSun" w:hAnsi="Times New Roman" w:cs="Times New Roman"/>
-          <w:highlight w:val="yellow"/>
-        </w:rPr>
-        <w:t>REF</w:t>
-      </w:r>
-      <w:r>
-        <w:rPr>
-          <w:rFonts w:ascii="Times New Roman" w:eastAsia="SimSun" w:hAnsi="Times New Roman" w:cs="Times New Roman"/>
-        </w:rPr>
-        <w:t xml:space="preserve">) </w:t>
-      </w:r>
-      <w:r>
-        <w:rPr>
-          <w:rFonts w:ascii="Times New Roman" w:eastAsia="SimSun" w:hAnsi="Times New Roman" w:cs="Times New Roman"/>
-        </w:rPr>
-        <w:t xml:space="preserve">and thus </w:t>
-      </w:r>
-      <w:r>
-        <w:rPr>
-          <w:rFonts w:ascii="Times New Roman" w:eastAsia="SimSun" w:hAnsi="Times New Roman" w:cs="Times New Roman"/>
-        </w:rPr>
-        <w:t>constrained by temperature-modulated</w:t>
-      </w:r>
-      <w:r>
-        <w:rPr>
-          <w:rFonts w:ascii="Times New Roman" w:eastAsia="SimSun" w:hAnsi="Times New Roman" w:cs="Times New Roman"/>
-        </w:rPr>
-        <w:t xml:space="preserve"> metabolism and energy allocation</w:t>
+        <w:t xml:space="preserve">can reduce </w:t>
+      </w:r>
+      <w:r>
+        <w:rPr>
+          <w:rFonts w:ascii="Times New Roman" w:eastAsia="SimSun" w:hAnsi="Times New Roman" w:cs="Times New Roman"/>
+        </w:rPr>
+        <w:t xml:space="preserve">host </w:t>
+      </w:r>
+      <w:r>
+        <w:rPr>
+          <w:rFonts w:ascii="Times New Roman" w:eastAsia="SimSun" w:hAnsi="Times New Roman" w:cs="Times New Roman"/>
+        </w:rPr>
+        <w:t xml:space="preserve">reproduction, </w:t>
+      </w:r>
+      <w:r>
+        <w:rPr>
+          <w:rFonts w:ascii="Times New Roman" w:eastAsia="SimSun" w:hAnsi="Times New Roman" w:cs="Times New Roman"/>
+        </w:rPr>
+        <w:t xml:space="preserve">and </w:t>
+      </w:r>
+      <w:r>
+        <w:rPr>
+          <w:rFonts w:ascii="Times New Roman" w:eastAsia="SimSun" w:hAnsi="Times New Roman" w:cs="Times New Roman"/>
+        </w:rPr>
+        <w:t xml:space="preserve">the most virulent </w:t>
+      </w:r>
+      <w:r>
+        <w:rPr>
+          <w:rFonts w:ascii="Times New Roman" w:eastAsia="SimSun" w:hAnsi="Times New Roman" w:cs="Times New Roman"/>
+        </w:rPr>
+        <w:t>can cause</w:t>
+      </w:r>
+      <w:r>
+        <w:rPr>
+          <w:rFonts w:ascii="Times New Roman" w:eastAsia="SimSun" w:hAnsi="Times New Roman" w:cs="Times New Roman"/>
+        </w:rPr>
+        <w:t xml:space="preserve"> rapid death</w:t>
       </w:r>
       <w:r>
         <w:rPr>
@@ -2666,68 +2503,43 @@
           <w:rFonts w:ascii="Times New Roman" w:eastAsia="SimSun" w:hAnsi="Times New Roman" w:cs="Times New Roman"/>
         </w:rPr>
         <w:fldChar w:fldCharType="begin">
-          <w:fldData xml:space="preserve">PEVuZE5vdGU+PENpdGU+PEF1dGhvcj5TaW5naDwvQXV0aG9yPjxZZWFyPjIwMjU8L1llYXI+PFJl
-Y051bT4xMTg4OTwvUmVjTnVtPjxEaXNwbGF5VGV4dD4oU2luZ2ggZXQgYWwuLCAyMDI1LCBEZXV0
-c2NoIGV0IGFsLiwgMjAwOCk8L0Rpc3BsYXlUZXh0PjxyZWNvcmQ+PHJlYy1udW1iZXI+MTE4ODk8
-L3JlYy1udW1iZXI+PGZvcmVpZ24ta2V5cz48a2V5IGFwcD0iRU4iIGRiLWlkPSIwZjVlOTAydzk1
-dmEydGV3cmRyNXcwdGN4ZnpyYWY1ZnYwd3ciIHRpbWVzdGFtcD0iMTc4NjE4MjI3OSI+MTE4ODk8
-L2tleT48L2ZvcmVpZ24ta2V5cz48cmVmLXR5cGUgbmFtZT0iSm91cm5hbCBBcnRpY2xlIj4xNzwv
-cmVmLXR5cGU+PGNvbnRyaWJ1dG9ycz48YXV0aG9ycz48YXV0aG9yPlNpbmdoLCBNLjwvYXV0aG9y
-PjxhdXRob3I+U2FpbmksIFYuIFAuPC9hdXRob3I+PGF1dGhvcj5NZWVuYSwgTC4gTC4gPC9hdXRo
-b3I+PC9hdXRob3JzPjwvY29udHJpYnV0b3JzPjx0aXRsZXM+PHRpdGxlPjxzdHlsZSBmYWNlPSJu
-b3JtYWwiIGZvbnQ9ImRlZmF1bHQiIHNpemU9IjEwMCUiPkhlYXQgc3RyZXNzIGluZHVjZXMgb3hp
-ZGF0aXZlIHN0cmVzcyBhbmQgd2Vha2VucyB0aGUgaW1tdW5lIHN5c3RlbSBpbiBjYXRmaXNoIDwv
-c3R5bGU+PHN0eWxlIGZhY2U9Iml0YWxpYyIgZm9udD0iZGVmYXVsdCIgc2l6ZT0iMTAwJSI+Q2xh
-cmlhcyBtYWd1cjwvc3R5bGU+PHN0eWxlIGZhY2U9Im5vcm1hbCIgZm9udD0iZGVmYXVsdCIgc2l6
-ZT0iMTAwJSI+OiBFdmlkZW5jZSBmcm9tIHBoeXNpb2xvZ2ljYWwsIGhpc3RvbG9naWNhbCwgYW5k
-IHRyYW5zY3JpcHRvbWljIGFuYWx5c2VzLjwvc3R5bGU+PC90aXRsZT48c2Vjb25kYXJ5LXRpdGxl
-PkZpc2ggJmFtcDsgU2hlbGxmaXNoIEltbXVub2xvZ3k8L3NlY29uZGFyeS10aXRsZT48L3RpdGxl
-cz48cGVyaW9kaWNhbD48ZnVsbC10aXRsZT5GaXNoICZhbXA7IFNoZWxsZmlzaCBJbW11bm9sb2d5
-PC9mdWxsLXRpdGxlPjxhYmJyLTE+RmlzaCBTaGVsbGZpc2ggSW1tdW48L2FiYnItMT48L3Blcmlv
-ZGljYWw+PHBhZ2VzPjExMDI5NDwvcGFnZXM+PHZvbHVtZT4xNjE8L3ZvbHVtZT48ZGF0ZXM+PHll
-YXI+MjAyNTwveWVhcj48L2RhdGVzPjx1cmxzPjwvdXJscz48L3JlY29yZD48L0NpdGU+PENpdGU+
-PEF1dGhvcj5EZXV0c2NoPC9BdXRob3I+PFllYXI+MjAwODwvWWVhcj48UmVjTnVtPjY2MjwvUmVj
-TnVtPjxyZWNvcmQ+PHJlYy1udW1iZXI+NjYyPC9yZWMtbnVtYmVyPjxmb3JlaWduLWtleXM+PGtl
-eSBhcHA9IkVOIiBkYi1pZD0iMGY1ZTkwMnc5NXZhMnRld3JkcjV3MHRjeGZ6cmFmNWZ2MHd3IiB0
-aW1lc3RhbXA9IjE3MDUxOTQ5NzYiPjY2Mjwva2V5PjwvZm9yZWlnbi1rZXlzPjxyZWYtdHlwZSBu
-YW1lPSJKb3VybmFsIEFydGljbGUiPjE3PC9yZWYtdHlwZT48Y29udHJpYnV0b3JzPjxhdXRob3Jz
-PjxhdXRob3I+RGV1dHNjaCwgQy4gQS48L2F1dGhvcj48YXV0aG9yPlRld2tzYnVyeSwgSi4gSi48
-L2F1dGhvcj48YXV0aG9yPkh1ZXksIFIuIEIuPC9hdXRob3I+PGF1dGhvcj5TaGVsZG9uLCBLLiBT
-LjwvYXV0aG9yPjxhdXRob3I+R2hhbGFtYm9yLCBDLiBLLjwvYXV0aG9yPjxhdXRob3I+SGFhaywg
-RC4gQy48L2F1dGhvcj48YXV0aG9yPk1hcnRpbiwgUC4gUi48L2F1dGhvcj48L2F1dGhvcnM+PC9j
-b250cmlidXRvcnM+PGF1dGgtYWRkcmVzcz5Vbml2IFdhc2hpbmd0b24sIFByb2dyYW0gQ2xpbWF0
-IENoYW5nZSwgU2VhdHRsZSwgV0EgOTgxOTUgVVNBJiN4RDtVbml2IFdhc2hpbmd0b24sIERlcHQg
-T2NlYW5vZywgU2VhdHRsZSwgV0EgOTgxOTUgVVNBJiN4RDtVbml2IFdhc2hpbmd0b24sIERlcHQg
-QmlvbCwgU2VhdHRsZSwgV0EgOTgxOTUgVVNBJiN4RDtDb2xvcmFkbyBTdGF0ZSBVbml2LCBEZXB0
-IEJpb2wsIEZ0IENvbGxpbnMsIENPIDgwNTIzIFVTQSYjeEQ7Q29sb3JhZG8gU3RhdGUgVW5pdiwg
-R3JhZCBEZWdyZWUgUHJvZ3JhbSBFY29sLCBGdCBDb2xsaW5zLCBDTyA4MDUyMyBVU0E8L2F1dGgt
-YWRkcmVzcz48dGl0bGVzPjx0aXRsZT5JbXBhY3RzIG9mIGNsaW1hdGUgd2FybWluZyBvbiB0ZXJy
-ZXN0cmlhbCBlY3RvdGhlcm1zIGFjcm9zcyBsYXRpdHVkZTwvdGl0bGU+PHNlY29uZGFyeS10aXRs
-ZT5Qcm9jZWVkaW5ncyBvZiB0aGUgTmF0aW9uYWwgQWNhZGVteSBvZiBTY2llbmNlcyBvZiB0aGUg
-VW5pdGVkIFN0YXRlcyBvZiBBbWVyaWNhPC9zZWNvbmRhcnktdGl0bGU+PGFsdC10aXRsZT5QIE5h
-dGwgQWNhZCBTY2kgVVNBPC9hbHQtdGl0bGU+PC90aXRsZXM+PHBlcmlvZGljYWw+PGZ1bGwtdGl0
-bGU+UHJvY2VlZGluZ3Mgb2YgdGhlIE5hdGlvbmFsIEFjYWRlbXkgb2YgU2NpZW5jZXMgb2YgdGhl
-IFVuaXRlZCBTdGF0ZXMgb2YgQW1lcmljYTwvZnVsbC10aXRsZT48YWJici0xPlAgTmF0bCBBY2Fk
-IFNjaSBVU0E8L2FiYnItMT48L3BlcmlvZGljYWw+PGFsdC1wZXJpb2RpY2FsPjxmdWxsLXRpdGxl
-PlByb2NlZWRpbmdzIG9mIHRoZSBOYXRpb25hbCBBY2FkZW15IG9mIFNjaWVuY2VzIG9mIHRoZSBV
-bml0ZWQgU3RhdGVzIG9mIEFtZXJpY2E8L2Z1bGwtdGl0bGU+PGFiYnItMT5QIE5hdGwgQWNhZCBT
-Y2kgVVNBPC9hYmJyLTE+PC9hbHQtcGVyaW9kaWNhbD48cGFnZXM+NjY2OOKAkzY2NzI8L3BhZ2Vz
-Pjx2b2x1bWU+MTA1PC92b2x1bWU+PG51bWJlcj4xODwvbnVtYmVyPjxrZXl3b3Jkcz48a2V5d29y
-ZD5iaW9kaXZlcnNpdHk8L2tleXdvcmQ+PGtleXdvcmQ+Zml0bmVzczwva2V5d29yZD48a2V5d29y
-ZD5nbG9iYWwgd2FybWluZzwva2V5d29yZD48a2V5d29yZD5waHlzaW9sb2d5PC9rZXl3b3JkPjxr
-ZXl3b3JkPnRyb3BpY2FsPC9rZXl3b3JkPjxrZXl3b3JkPnRoZXJtYWwtYWNjbGltYXRpb248L2tl
-eXdvcmQ+PGtleXdvcmQ+bW91bnRhaW4gcGFzc2VzPC9rZXl3b3JkPjxrZXl3b3JkPnBoeXNpb2xv
-Z3k8L2tleXdvcmQ+PGtleXdvcmQ+ZXZvbHV0aW9uPC9rZXl3b3JkPjxrZXl3b3JkPnJhbmdlPC9r
-ZXl3b3JkPjxrZXl3b3JkPmRpc3RyaWJ1dGlvbnM8L2tleXdvcmQ+PGtleXdvcmQ+dmFyaWFiaWxp
-dHk8L2tleXdvcmQ+PGtleXdvcmQ+ZXh0aW5jdGlvbjwva2V5d29yZD48a2V5d29yZD5hbmltYWxz
-PC9rZXl3b3JkPjxrZXl3b3JkPm1vZGVsczwva2V5d29yZD48L2tleXdvcmRzPjxkYXRlcz48eWVh
-cj4yMDA4PC95ZWFyPjxwdWItZGF0ZXM+PGRhdGU+TWF5IDY8L2RhdGU+PC9wdWItZGF0ZXM+PC9k
-YXRlcz48aXNibj4wMDI3LTg0MjQ8L2lzYm4+PGFjY2Vzc2lvbi1udW0+V09TOjAwMDI1NTg0MTYw
-MDAyOTwvYWNjZXNzaW9uLW51bT48dXJscz48cmVsYXRlZC11cmxzPjx1cmw+Jmx0O0dvIHRvIElT
-SSZndDs6Ly9XT1M6MDAwMjU1ODQxNjAwMDI5PC91cmw+PC9yZWxhdGVkLXVybHM+PC91cmxzPjxl
-bGVjdHJvbmljLXJlc291cmNlLW51bT4xMC4xMDczL3BuYXMuMDcwOTQ3MjEwNTwvZWxlY3Ryb25p
-Yy1yZXNvdXJjZS1udW0+PGxhbmd1YWdlPkVuZ2xpc2g8L2xhbmd1YWdlPjwvcmVjb3JkPjwvQ2l0
-ZT48L0VuZE5vdGU+AG==
+          <w:fldData xml:space="preserve">PEVuZE5vdGU+PENpdGU+PEF1dGhvcj5DaGFwbWFuPC9BdXRob3I+PFllYXI+MjAyMjwvWWVhcj48
+UmVjTnVtPjExOTQ0PC9SZWNOdW0+PERpc3BsYXlUZXh0PihDaGFwbWFuIGV0IGFsLiwgMjAyMik8
+L0Rpc3BsYXlUZXh0PjxyZWNvcmQ+PHJlYy1udW1iZXI+MTE5NDQ8L3JlYy1udW1iZXI+PGZvcmVp
+Z24ta2V5cz48a2V5IGFwcD0iRU4iIGRiLWlkPSIwZjVlOTAydzk1dmEydGV3cmRyNXcwdGN4Znpy
+YWY1ZnYwd3ciIHRpbWVzdGFtcD0iMTc5MDgxNzM0NyI+MTE5NDQ8L2tleT48L2ZvcmVpZ24ta2V5
+cz48cmVmLXR5cGUgbmFtZT0iSm91cm5hbCBBcnRpY2xlIj4xNzwvcmVmLXR5cGU+PGNvbnRyaWJ1
+dG9ycz48YXV0aG9ycz48YXV0aG9yPkNoYXBtYW4sIEEuPC9hdXRob3I+PGF1dGhvcj5BbWlyaSwg
+RS48L2F1dGhvcj48YXV0aG9yPkhhbiwgQi48L2F1dGhvcj48YXV0aG9yPk1jRGVybW90dCwgRS48
+L2F1dGhvcj48YXV0aG9yPlJ1ZXBwZWxsLCBPLjwvYXV0aG9yPjxhdXRob3I+VGFycHksIEQuIFIu
+PC9hdXRob3I+PGF1dGhvcj5Gb3N0ZXIsIEwuIEouPC9hdXRob3I+PGF1dGhvcj5NY0FmZWUsIEEu
+PC9hdXRob3I+PC9hdXRob3JzPjwvY29udHJpYnV0b3JzPjxhdXRoLWFkZHJlc3M+VW5pdiBCcml0
+aXNoIENvbHVtYmlhLCBEZXB0IEJpb2NoZW0gJmFtcDsgTW9sIEJpb2wsIE1pY2hhZWwgU21pdGgg
+TGFicywgVmFuY291dmVyLCBCQywgQ2FuYWRhJiN4RDtNaXNzaXNzaXBwaSBTdGF0ZSBVbml2LCBE
+ZWx0YSBSZXMgJmFtcDsgRXh0ZW5zIEN0ciwgU3RvbmV2aWxsZSwgTVMgVVNBJiN4RDtDaGluZXNl
+IEFjYWQgQWdyIFNjaSwgSW5zdCBBcGljdWx0dXJhbCBSZXMsIEJlaWppbmcsIFBlb3BsZXMgUiBD
+aGluYSYjeEQ7Tm9ydGggQ2Fyb2xpbmEgU3RhdGUgVW5pdiwgRGVwdCBFbnRvbW9sICZhbXA7IFBs
+YW50IFBhdGhvbCwgUmFsZWlnaCwgTkMgVVNBJiN4RDtVbml2IEFsYmVydGEsIERlcHQgQmlvbCBT
+Y2ksIEVkbW9udG9uLCBBQiwgQ2FuYWRhPC9hdXRoLWFkZHJlc3M+PHRpdGxlcz48dGl0bGU+RmVy
+dGlsaXR5IGNvc3RzIG9mIGNyeXB0aWMgdmlyYWwgaW5mZWN0aW9ucyBpbiBhIG1vZGVsIHNvY2lh
+bCBpbnNlY3Q8L3RpdGxlPjxzZWNvbmRhcnktdGl0bGU+U2NpZW50aWZpYyBSZXBvcnRzPC9zZWNv
+bmRhcnktdGl0bGU+PGFsdC10aXRsZT5TY2kgUmVwLVVrPC9hbHQtdGl0bGU+PC90aXRsZXM+PHBl
+cmlvZGljYWw+PGZ1bGwtdGl0bGU+U2NpZW50aWZpYyBSZXBvcnRzPC9mdWxsLXRpdGxlPjxhYmJy
+LTE+U2NpIFJlcC1VazwvYWJici0xPjwvcGVyaW9kaWNhbD48YWx0LXBlcmlvZGljYWw+PGZ1bGwt
+dGl0bGU+U2NpZW50aWZpYyBSZXBvcnRzPC9mdWxsLXRpdGxlPjxhYmJyLTE+U2NpIFJlcC1Vazwv
+YWJici0xPjwvYWx0LXBlcmlvZGljYWw+PHZvbHVtZT4xMjwvdm9sdW1lPjxudW1iZXI+MTwvbnVt
+YmVyPjxrZXl3b3Jkcz48a2V5d29yZD5ob25leS1iZWVzPC9rZXl3b3JkPjxrZXl3b3JkPmFwb2xp
+cG9waG9yaW4taWlpPC9rZXl3b3JkPjxrZXl3b3JkPmltbXVuZTwva2V5d29yZD48a2V5d29yZD5y
+ZXByb2R1Y3Rpb248L2tleXdvcmQ+PGtleXdvcmQ+cHJvaGliaXRpbjwva2V5d29yZD48a2V5d29y
+ZD52aWFiaWxpdHk8L2tleXdvcmQ+PGtleXdvcmQ+ZGVjbGluZXM8L2tleXdvcmQ+PGtleXdvcmQ+
+ZXhwcmVzc2lvbjwva2V5d29yZD48a2V5d29yZD5maXRuZXNzPC9rZXl3b3JkPjxrZXl3b3JkPnZp
+cnVzPC9rZXl3b3JkPjwva2V5d29yZHM+PGRhdGVzPjx5ZWFyPjIwMjI8L3llYXI+PHB1Yi1kYXRl
+cz48ZGF0ZT5TZXAgMjM8L2RhdGU+PC9wdWItZGF0ZXM+PC9kYXRlcz48aXNibj4yMDQ1LTIzMjI8
+L2lzYm4+PGFjY2Vzc2lvbi1udW0+MDAxMDEyMzAxOTAwMDI0PC9hY2Nlc3Npb24tbnVtPjx1cmxz
+PjxyZWxhdGVkLXVybHM+PHVybD4mbHQ7R28gdG8gSVNJJmd0OzovL1dPUzowMDEwMTIzMDE5MDAw
+MjQ8L3VybD48L3JlbGF0ZWQtdXJscz48L3VybHM+PGVsZWN0cm9uaWMtcmVzb3VyY2UtbnVtPjEw
+LjEwMzgvczQxNTk4LTAyMi0yMDMzMC00PC9lbGVjdHJvbmljLXJlc291cmNlLW51bT48bGFuZ3Vh
+Z2U+RW5nbGlzaDwvbGFuZ3VhZ2U+PC9yZWNvcmQ+PC9DaXRlPjwvRW5kTm90ZT4A
 </w:fldData>
         </w:fldChar>
       </w:r>
@@ -2742,68 +2554,43 @@
           <w:rFonts w:ascii="Times New Roman" w:eastAsia="SimSun" w:hAnsi="Times New Roman" w:cs="Times New Roman"/>
         </w:rPr>
         <w:fldChar w:fldCharType="begin">
-          <w:fldData xml:space="preserve">PEVuZE5vdGU+PENpdGU+PEF1dGhvcj5TaW5naDwvQXV0aG9yPjxZZWFyPjIwMjU8L1llYXI+PFJl
-Y051bT4xMTg4OTwvUmVjTnVtPjxEaXNwbGF5VGV4dD4oU2luZ2ggZXQgYWwuLCAyMDI1LCBEZXV0
-c2NoIGV0IGFsLiwgMjAwOCk8L0Rpc3BsYXlUZXh0PjxyZWNvcmQ+PHJlYy1udW1iZXI+MTE4ODk8
-L3JlYy1udW1iZXI+PGZvcmVpZ24ta2V5cz48a2V5IGFwcD0iRU4iIGRiLWlkPSIwZjVlOTAydzk1
-dmEydGV3cmRyNXcwdGN4ZnpyYWY1ZnYwd3ciIHRpbWVzdGFtcD0iMTc4NjE4MjI3OSI+MTE4ODk8
-L2tleT48L2ZvcmVpZ24ta2V5cz48cmVmLXR5cGUgbmFtZT0iSm91cm5hbCBBcnRpY2xlIj4xNzwv
-cmVmLXR5cGU+PGNvbnRyaWJ1dG9ycz48YXV0aG9ycz48YXV0aG9yPlNpbmdoLCBNLjwvYXV0aG9y
-PjxhdXRob3I+U2FpbmksIFYuIFAuPC9hdXRob3I+PGF1dGhvcj5NZWVuYSwgTC4gTC4gPC9hdXRo
-b3I+PC9hdXRob3JzPjwvY29udHJpYnV0b3JzPjx0aXRsZXM+PHRpdGxlPjxzdHlsZSBmYWNlPSJu
-b3JtYWwiIGZvbnQ9ImRlZmF1bHQiIHNpemU9IjEwMCUiPkhlYXQgc3RyZXNzIGluZHVjZXMgb3hp
-ZGF0aXZlIHN0cmVzcyBhbmQgd2Vha2VucyB0aGUgaW1tdW5lIHN5c3RlbSBpbiBjYXRmaXNoIDwv
-c3R5bGU+PHN0eWxlIGZhY2U9Iml0YWxpYyIgZm9udD0iZGVmYXVsdCIgc2l6ZT0iMTAwJSI+Q2xh
-cmlhcyBtYWd1cjwvc3R5bGU+PHN0eWxlIGZhY2U9Im5vcm1hbCIgZm9udD0iZGVmYXVsdCIgc2l6
-ZT0iMTAwJSI+OiBFdmlkZW5jZSBmcm9tIHBoeXNpb2xvZ2ljYWwsIGhpc3RvbG9naWNhbCwgYW5k
-IHRyYW5zY3JpcHRvbWljIGFuYWx5c2VzLjwvc3R5bGU+PC90aXRsZT48c2Vjb25kYXJ5LXRpdGxl
-PkZpc2ggJmFtcDsgU2hlbGxmaXNoIEltbXVub2xvZ3k8L3NlY29uZGFyeS10aXRsZT48L3RpdGxl
-cz48cGVyaW9kaWNhbD48ZnVsbC10aXRsZT5GaXNoICZhbXA7IFNoZWxsZmlzaCBJbW11bm9sb2d5
-PC9mdWxsLXRpdGxlPjxhYmJyLTE+RmlzaCBTaGVsbGZpc2ggSW1tdW48L2FiYnItMT48L3Blcmlv
-ZGljYWw+PHBhZ2VzPjExMDI5NDwvcGFnZXM+PHZvbHVtZT4xNjE8L3ZvbHVtZT48ZGF0ZXM+PHll
-YXI+MjAyNTwveWVhcj48L2RhdGVzPjx1cmxzPjwvdXJscz48L3JlY29yZD48L0NpdGU+PENpdGU+
-PEF1dGhvcj5EZXV0c2NoPC9BdXRob3I+PFllYXI+MjAwODwvWWVhcj48UmVjTnVtPjY2MjwvUmVj
-TnVtPjxyZWNvcmQ+PHJlYy1udW1iZXI+NjYyPC9yZWMtbnVtYmVyPjxmb3JlaWduLWtleXM+PGtl
-eSBhcHA9IkVOIiBkYi1pZD0iMGY1ZTkwMnc5NXZhMnRld3JkcjV3MHRjeGZ6cmFmNWZ2MHd3IiB0
-aW1lc3RhbXA9IjE3MDUxOTQ5NzYiPjY2Mjwva2V5PjwvZm9yZWlnbi1rZXlzPjxyZWYtdHlwZSBu
-YW1lPSJKb3VybmFsIEFydGljbGUiPjE3PC9yZWYtdHlwZT48Y29udHJpYnV0b3JzPjxhdXRob3Jz
-PjxhdXRob3I+RGV1dHNjaCwgQy4gQS48L2F1dGhvcj48YXV0aG9yPlRld2tzYnVyeSwgSi4gSi48
-L2F1dGhvcj48YXV0aG9yPkh1ZXksIFIuIEIuPC9hdXRob3I+PGF1dGhvcj5TaGVsZG9uLCBLLiBT
-LjwvYXV0aG9yPjxhdXRob3I+R2hhbGFtYm9yLCBDLiBLLjwvYXV0aG9yPjxhdXRob3I+SGFhaywg
-RC4gQy48L2F1dGhvcj48YXV0aG9yPk1hcnRpbiwgUC4gUi48L2F1dGhvcj48L2F1dGhvcnM+PC9j
-b250cmlidXRvcnM+PGF1dGgtYWRkcmVzcz5Vbml2IFdhc2hpbmd0b24sIFByb2dyYW0gQ2xpbWF0
-IENoYW5nZSwgU2VhdHRsZSwgV0EgOTgxOTUgVVNBJiN4RDtVbml2IFdhc2hpbmd0b24sIERlcHQg
-T2NlYW5vZywgU2VhdHRsZSwgV0EgOTgxOTUgVVNBJiN4RDtVbml2IFdhc2hpbmd0b24sIERlcHQg
-QmlvbCwgU2VhdHRsZSwgV0EgOTgxOTUgVVNBJiN4RDtDb2xvcmFkbyBTdGF0ZSBVbml2LCBEZXB0
-IEJpb2wsIEZ0IENvbGxpbnMsIENPIDgwNTIzIFVTQSYjeEQ7Q29sb3JhZG8gU3RhdGUgVW5pdiwg
-R3JhZCBEZWdyZWUgUHJvZ3JhbSBFY29sLCBGdCBDb2xsaW5zLCBDTyA4MDUyMyBVU0E8L2F1dGgt
-YWRkcmVzcz48dGl0bGVzPjx0aXRsZT5JbXBhY3RzIG9mIGNsaW1hdGUgd2FybWluZyBvbiB0ZXJy
-ZXN0cmlhbCBlY3RvdGhlcm1zIGFjcm9zcyBsYXRpdHVkZTwvdGl0bGU+PHNlY29uZGFyeS10aXRs
-ZT5Qcm9jZWVkaW5ncyBvZiB0aGUgTmF0aW9uYWwgQWNhZGVteSBvZiBTY2llbmNlcyBvZiB0aGUg
-VW5pdGVkIFN0YXRlcyBvZiBBbWVyaWNhPC9zZWNvbmRhcnktdGl0bGU+PGFsdC10aXRsZT5QIE5h
-dGwgQWNhZCBTY2kgVVNBPC9hbHQtdGl0bGU+PC90aXRsZXM+PHBlcmlvZGljYWw+PGZ1bGwtdGl0
-bGU+UHJvY2VlZGluZ3Mgb2YgdGhlIE5hdGlvbmFsIEFjYWRlbXkgb2YgU2NpZW5jZXMgb2YgdGhl
-IFVuaXRlZCBTdGF0ZXMgb2YgQW1lcmljYTwvZnVsbC10aXRsZT48YWJici0xPlAgTmF0bCBBY2Fk
-IFNjaSBVU0E8L2FiYnItMT48L3BlcmlvZGljYWw+PGFsdC1wZXJpb2RpY2FsPjxmdWxsLXRpdGxl
-PlByb2NlZWRpbmdzIG9mIHRoZSBOYXRpb25hbCBBY2FkZW15IG9mIFNjaWVuY2VzIG9mIHRoZSBV
-bml0ZWQgU3RhdGVzIG9mIEFtZXJpY2E8L2Z1bGwtdGl0bGU+PGFiYnItMT5QIE5hdGwgQWNhZCBT
-Y2kgVVNBPC9hYmJyLTE+PC9hbHQtcGVyaW9kaWNhbD48cGFnZXM+NjY2OOKAkzY2NzI8L3BhZ2Vz
-Pjx2b2x1bWU+MTA1PC92b2x1bWU+PG51bWJlcj4xODwvbnVtYmVyPjxrZXl3b3Jkcz48a2V5d29y
-ZD5iaW9kaXZlcnNpdHk8L2tleXdvcmQ+PGtleXdvcmQ+Zml0bmVzczwva2V5d29yZD48a2V5d29y
-ZD5nbG9iYWwgd2FybWluZzwva2V5d29yZD48a2V5d29yZD5waHlzaW9sb2d5PC9rZXl3b3JkPjxr
-ZXl3b3JkPnRyb3BpY2FsPC9rZXl3b3JkPjxrZXl3b3JkPnRoZXJtYWwtYWNjbGltYXRpb248L2tl
-eXdvcmQ+PGtleXdvcmQ+bW91bnRhaW4gcGFzc2VzPC9rZXl3b3JkPjxrZXl3b3JkPnBoeXNpb2xv
-Z3k8L2tleXdvcmQ+PGtleXdvcmQ+ZXZvbHV0aW9uPC9rZXl3b3JkPjxrZXl3b3JkPnJhbmdlPC9r
-ZXl3b3JkPjxrZXl3b3JkPmRpc3RyaWJ1dGlvbnM8L2tleXdvcmQ+PGtleXdvcmQ+dmFyaWFiaWxp
-dHk8L2tleXdvcmQ+PGtleXdvcmQ+ZXh0aW5jdGlvbjwva2V5d29yZD48a2V5d29yZD5hbmltYWxz
-PC9rZXl3b3JkPjxrZXl3b3JkPm1vZGVsczwva2V5d29yZD48L2tleXdvcmRzPjxkYXRlcz48eWVh
-cj4yMDA4PC95ZWFyPjxwdWItZGF0ZXM+PGRhdGU+TWF5IDY8L2RhdGU+PC9wdWItZGF0ZXM+PC9k
-YXRlcz48aXNibj4wMDI3LTg0MjQ8L2lzYm4+PGFjY2Vzc2lvbi1udW0+V09TOjAwMDI1NTg0MTYw
-MDAyOTwvYWNjZXNzaW9uLW51bT48dXJscz48cmVsYXRlZC11cmxzPjx1cmw+Jmx0O0dvIHRvIElT
-SSZndDs6Ly9XT1M6MDAwMjU1ODQxNjAwMDI5PC91cmw+PC9yZWxhdGVkLXVybHM+PC91cmxzPjxl
-bGVjdHJvbmljLXJlc291cmNlLW51bT4xMC4xMDczL3BuYXMuMDcwOTQ3MjEwNTwvZWxlY3Ryb25p
-Yy1yZXNvdXJjZS1udW0+PGxhbmd1YWdlPkVuZ2xpc2g8L2xhbmd1YWdlPjwvcmVjb3JkPjwvQ2l0
-ZT48L0VuZE5vdGU+AG==
+          <w:fldData xml:space="preserve">PEVuZE5vdGU+PENpdGU+PEF1dGhvcj5DaGFwbWFuPC9BdXRob3I+PFllYXI+MjAyMjwvWWVhcj48
+UmVjTnVtPjExOTQ0PC9SZWNOdW0+PERpc3BsYXlUZXh0PihDaGFwbWFuIGV0IGFsLiwgMjAyMik8
+L0Rpc3BsYXlUZXh0PjxyZWNvcmQ+PHJlYy1udW1iZXI+MTE5NDQ8L3JlYy1udW1iZXI+PGZvcmVp
+Z24ta2V5cz48a2V5IGFwcD0iRU4iIGRiLWlkPSIwZjVlOTAydzk1dmEydGV3cmRyNXcwdGN4Znpy
+YWY1ZnYwd3ciIHRpbWVzdGFtcD0iMTc5MDgxNzM0NyI+MTE5NDQ8L2tleT48L2ZvcmVpZ24ta2V5
+cz48cmVmLXR5cGUgbmFtZT0iSm91cm5hbCBBcnRpY2xlIj4xNzwvcmVmLXR5cGU+PGNvbnRyaWJ1
+dG9ycz48YXV0aG9ycz48YXV0aG9yPkNoYXBtYW4sIEEuPC9hdXRob3I+PGF1dGhvcj5BbWlyaSwg
+RS48L2F1dGhvcj48YXV0aG9yPkhhbiwgQi48L2F1dGhvcj48YXV0aG9yPk1jRGVybW90dCwgRS48
+L2F1dGhvcj48YXV0aG9yPlJ1ZXBwZWxsLCBPLjwvYXV0aG9yPjxhdXRob3I+VGFycHksIEQuIFIu
+PC9hdXRob3I+PGF1dGhvcj5Gb3N0ZXIsIEwuIEouPC9hdXRob3I+PGF1dGhvcj5NY0FmZWUsIEEu
+PC9hdXRob3I+PC9hdXRob3JzPjwvY29udHJpYnV0b3JzPjxhdXRoLWFkZHJlc3M+VW5pdiBCcml0
+aXNoIENvbHVtYmlhLCBEZXB0IEJpb2NoZW0gJmFtcDsgTW9sIEJpb2wsIE1pY2hhZWwgU21pdGgg
+TGFicywgVmFuY291dmVyLCBCQywgQ2FuYWRhJiN4RDtNaXNzaXNzaXBwaSBTdGF0ZSBVbml2LCBE
+ZWx0YSBSZXMgJmFtcDsgRXh0ZW5zIEN0ciwgU3RvbmV2aWxsZSwgTVMgVVNBJiN4RDtDaGluZXNl
+IEFjYWQgQWdyIFNjaSwgSW5zdCBBcGljdWx0dXJhbCBSZXMsIEJlaWppbmcsIFBlb3BsZXMgUiBD
+aGluYSYjeEQ7Tm9ydGggQ2Fyb2xpbmEgU3RhdGUgVW5pdiwgRGVwdCBFbnRvbW9sICZhbXA7IFBs
+YW50IFBhdGhvbCwgUmFsZWlnaCwgTkMgVVNBJiN4RDtVbml2IEFsYmVydGEsIERlcHQgQmlvbCBT
+Y2ksIEVkbW9udG9uLCBBQiwgQ2FuYWRhPC9hdXRoLWFkZHJlc3M+PHRpdGxlcz48dGl0bGU+RmVy
+dGlsaXR5IGNvc3RzIG9mIGNyeXB0aWMgdmlyYWwgaW5mZWN0aW9ucyBpbiBhIG1vZGVsIHNvY2lh
+bCBpbnNlY3Q8L3RpdGxlPjxzZWNvbmRhcnktdGl0bGU+U2NpZW50aWZpYyBSZXBvcnRzPC9zZWNv
+bmRhcnktdGl0bGU+PGFsdC10aXRsZT5TY2kgUmVwLVVrPC9hbHQtdGl0bGU+PC90aXRsZXM+PHBl
+cmlvZGljYWw+PGZ1bGwtdGl0bGU+U2NpZW50aWZpYyBSZXBvcnRzPC9mdWxsLXRpdGxlPjxhYmJy
+LTE+U2NpIFJlcC1VazwvYWJici0xPjwvcGVyaW9kaWNhbD48YWx0LXBlcmlvZGljYWw+PGZ1bGwt
+dGl0bGU+U2NpZW50aWZpYyBSZXBvcnRzPC9mdWxsLXRpdGxlPjxhYmJyLTE+U2NpIFJlcC1Vazwv
+YWJici0xPjwvYWx0LXBlcmlvZGljYWw+PHZvbHVtZT4xMjwvdm9sdW1lPjxudW1iZXI+MTwvbnVt
+YmVyPjxrZXl3b3Jkcz48a2V5d29yZD5ob25leS1iZWVzPC9rZXl3b3JkPjxrZXl3b3JkPmFwb2xp
+cG9waG9yaW4taWlpPC9rZXl3b3JkPjxrZXl3b3JkPmltbXVuZTwva2V5d29yZD48a2V5d29yZD5y
+ZXByb2R1Y3Rpb248L2tleXdvcmQ+PGtleXdvcmQ+cHJvaGliaXRpbjwva2V5d29yZD48a2V5d29y
+ZD52aWFiaWxpdHk8L2tleXdvcmQ+PGtleXdvcmQ+ZGVjbGluZXM8L2tleXdvcmQ+PGtleXdvcmQ+
+ZXhwcmVzc2lvbjwva2V5d29yZD48a2V5d29yZD5maXRuZXNzPC9rZXl3b3JkPjxrZXl3b3JkPnZp
+cnVzPC9rZXl3b3JkPjwva2V5d29yZHM+PGRhdGVzPjx5ZWFyPjIwMjI8L3llYXI+PHB1Yi1kYXRl
+cz48ZGF0ZT5TZXAgMjM8L2RhdGU+PC9wdWItZGF0ZXM+PC9kYXRlcz48aXNibj4yMDQ1LTIzMjI8
+L2lzYm4+PGFjY2Vzc2lvbi1udW0+MDAxMDEyMzAxOTAwMDI0PC9hY2Nlc3Npb24tbnVtPjx1cmxz
+PjxyZWxhdGVkLXVybHM+PHVybD4mbHQ7R28gdG8gSVNJJmd0OzovL1dPUzowMDEwMTIzMDE5MDAw
+MjQ8L3VybD48L3JlbGF0ZWQtdXJscz48L3VybHM+PGVsZWN0cm9uaWMtcmVzb3VyY2UtbnVtPjEw
+LjEwMzgvczQxNTk4LTAyMi0yMDMzMC00PC9lbGVjdHJvbmljLXJlc291cmNlLW51bT48bGFuZ3Vh
+Z2U+RW5nbGlzaDwvbGFuZ3VhZ2U+PC9yZWNvcmQ+PC9DaXRlPjwvRW5kTm90ZT4A
 </w:fldData>
         </w:fldChar>
       </w:r>
@@ -2835,7 +2622,7 @@
           <w:rFonts w:ascii="Times New Roman" w:eastAsia="SimSun" w:hAnsi="Times New Roman" w:cs="Times New Roman"/>
           <w:noProof/>
         </w:rPr>
-        <w:t>(Singh et al., 2025, Deutsch et al., 2008)</w:t>
+        <w:t>(Chapman et al., 2022)</w:t>
       </w:r>
       <w:r>
         <w:rPr>
@@ -2847,25 +2634,43 @@
         <w:rPr>
           <w:rFonts w:ascii="Times New Roman" w:eastAsia="SimSun" w:hAnsi="Times New Roman" w:cs="Times New Roman"/>
         </w:rPr>
-        <w:t>. Temperature can also affect the stability of immune enzymes, as well as the rate at which anti</w:t>
-      </w:r>
-      <w:r>
-        <w:rPr>
-          <w:rFonts w:ascii="Times New Roman" w:eastAsia="SimSun" w:hAnsi="Times New Roman" w:cs="Times New Roman"/>
-        </w:rPr>
-        <w:t xml:space="preserve">microbial </w:t>
-      </w:r>
-      <w:r>
-        <w:rPr>
-          <w:rFonts w:ascii="Times New Roman" w:eastAsia="SimSun" w:hAnsi="Times New Roman" w:cs="Times New Roman"/>
-        </w:rPr>
-        <w:t>peptide</w:t>
-      </w:r>
-      <w:r>
-        <w:rPr>
-          <w:rFonts w:ascii="Times New Roman" w:eastAsia="SimSun" w:hAnsi="Times New Roman" w:cs="Times New Roman"/>
-        </w:rPr>
-        <w:t>s</w:t>
+        <w:t xml:space="preserve">. Infected individuals </w:t>
+      </w:r>
+      <w:r>
+        <w:rPr>
+          <w:rFonts w:ascii="Times New Roman" w:eastAsia="SimSun" w:hAnsi="Times New Roman" w:cs="Times New Roman"/>
+        </w:rPr>
+        <w:t>that</w:t>
+      </w:r>
+      <w:r>
+        <w:rPr>
+          <w:rFonts w:ascii="Times New Roman" w:eastAsia="SimSun" w:hAnsi="Times New Roman" w:cs="Times New Roman"/>
+        </w:rPr>
+        <w:t xml:space="preserve"> die before reproduc</w:t>
+      </w:r>
+      <w:r>
+        <w:rPr>
+          <w:rFonts w:ascii="Times New Roman" w:eastAsia="SimSun" w:hAnsi="Times New Roman" w:cs="Times New Roman"/>
+        </w:rPr>
+        <w:t>ing gain z</w:t>
+      </w:r>
+      <w:r>
+        <w:rPr>
+          <w:rFonts w:ascii="Times New Roman" w:eastAsia="SimSun" w:hAnsi="Times New Roman" w:cs="Times New Roman"/>
+        </w:rPr>
+        <w:t>ero fitness</w:t>
+      </w:r>
+      <w:r>
+        <w:rPr>
+          <w:rFonts w:ascii="Times New Roman" w:eastAsia="SimSun" w:hAnsi="Times New Roman" w:cs="Times New Roman"/>
+        </w:rPr>
+        <w:t xml:space="preserve">, </w:t>
+      </w:r>
+      <w:r>
+        <w:rPr>
+          <w:rFonts w:ascii="Times New Roman" w:eastAsia="SimSun" w:hAnsi="Times New Roman" w:cs="Times New Roman"/>
+        </w:rPr>
+        <w:t>so</w:t>
       </w:r>
       <w:r>
         <w:rPr>
@@ -2877,32 +2682,49 @@
         <w:rPr>
           <w:rFonts w:ascii="Times New Roman" w:eastAsia="SimSun" w:hAnsi="Times New Roman" w:cs="Times New Roman"/>
         </w:rPr>
-        <w:t xml:space="preserve">are </w:t>
-      </w:r>
-      <w:r>
-        <w:rPr>
-          <w:rFonts w:ascii="Times New Roman" w:eastAsia="SimSun" w:hAnsi="Times New Roman" w:cs="Times New Roman"/>
-        </w:rPr>
-        <w:t>produced</w:t>
-      </w:r>
-      <w:r>
-        <w:rPr>
-          <w:rFonts w:ascii="Times New Roman" w:eastAsia="SimSun" w:hAnsi="Times New Roman" w:cs="Times New Roman"/>
-        </w:rPr>
-        <w:t xml:space="preserve"> (</w:t>
-      </w:r>
-      <w:r>
-        <w:rPr>
-          <w:rFonts w:ascii="Times New Roman" w:eastAsia="SimSun" w:hAnsi="Times New Roman" w:cs="Times New Roman"/>
-          <w:highlight w:val="yellow"/>
-        </w:rPr>
-        <w:t>REF</w:t>
-      </w:r>
-      <w:r>
-        <w:rPr>
-          <w:rFonts w:ascii="Times New Roman" w:eastAsia="SimSun" w:hAnsi="Times New Roman" w:cs="Times New Roman"/>
-        </w:rPr>
-        <w:t>)</w:t>
+        <w:t>t</w:t>
+      </w:r>
+      <w:r>
+        <w:rPr>
+          <w:rFonts w:ascii="Times New Roman" w:eastAsia="SimSun" w:hAnsi="Times New Roman" w:cs="Times New Roman"/>
+        </w:rPr>
+        <w:t>he ability to mount an</w:t>
+      </w:r>
+      <w:r>
+        <w:rPr>
+          <w:rFonts w:ascii="Times New Roman" w:eastAsia="SimSun" w:hAnsi="Times New Roman" w:cs="Times New Roman"/>
+        </w:rPr>
+        <w:t xml:space="preserve"> effective </w:t>
+      </w:r>
+      <w:r>
+        <w:rPr>
+          <w:rFonts w:ascii="Times New Roman" w:eastAsia="SimSun" w:hAnsi="Times New Roman" w:cs="Times New Roman"/>
+        </w:rPr>
+        <w:t xml:space="preserve">immune response </w:t>
+      </w:r>
+      <w:r>
+        <w:rPr>
+          <w:rFonts w:ascii="Times New Roman" w:eastAsia="SimSun" w:hAnsi="Times New Roman" w:cs="Times New Roman"/>
+        </w:rPr>
+        <w:t xml:space="preserve">should </w:t>
+      </w:r>
+      <w:r>
+        <w:rPr>
+          <w:rFonts w:ascii="Times New Roman" w:eastAsia="SimSun" w:hAnsi="Times New Roman" w:cs="Times New Roman"/>
+        </w:rPr>
+        <w:t xml:space="preserve">be closely </w:t>
+      </w:r>
+      <w:r>
+        <w:rPr>
+          <w:rFonts w:ascii="Times New Roman" w:eastAsia="SimSun" w:hAnsi="Times New Roman" w:cs="Times New Roman"/>
+        </w:rPr>
+        <w:t xml:space="preserve">tied </w:t>
+      </w:r>
+      <w:r>
+        <w:rPr>
+          <w:rFonts w:ascii="Times New Roman" w:eastAsia="SimSun" w:hAnsi="Times New Roman" w:cs="Times New Roman"/>
+        </w:rPr>
+        <w:t>to fitness</w:t>
       </w:r>
       <w:r>
         <w:rPr>
@@ -2913,10 +2735,180 @@
       <w:r>
         <w:rPr>
           <w:rFonts w:ascii="Times New Roman" w:eastAsia="SimSun" w:hAnsi="Times New Roman" w:cs="Times New Roman"/>
-          <w:kern w:val="0"/>
-          <w:lang w:bidi="en-US"/>
-        </w:rPr>
-        <w:t>Importantly, u</w:t>
+        </w:rPr>
+        <w:t xml:space="preserve">However, immune response </w:t>
+      </w:r>
+      <w:r>
+        <w:rPr>
+          <w:rFonts w:ascii="Times New Roman" w:eastAsia="SimSun" w:hAnsi="Times New Roman" w:cs="Times New Roman"/>
+        </w:rPr>
+        <w:t>is</w:t>
+      </w:r>
+      <w:r>
+        <w:rPr>
+          <w:rFonts w:ascii="Times New Roman" w:eastAsia="SimSun" w:hAnsi="Times New Roman" w:cs="Times New Roman"/>
+        </w:rPr>
+        <w:t xml:space="preserve"> </w:t>
+      </w:r>
+      <w:r>
+        <w:rPr>
+          <w:rFonts w:ascii="Times New Roman" w:eastAsia="SimSun" w:hAnsi="Times New Roman" w:cs="Times New Roman"/>
+        </w:rPr>
+        <w:t xml:space="preserve">energetically </w:t>
+      </w:r>
+      <w:r>
+        <w:rPr>
+          <w:rFonts w:ascii="Times New Roman" w:eastAsia="SimSun" w:hAnsi="Times New Roman" w:cs="Times New Roman"/>
+        </w:rPr>
+        <w:t xml:space="preserve">costly </w:t>
+      </w:r>
+      <w:r>
+        <w:rPr>
+          <w:rFonts w:ascii="Times New Roman" w:eastAsia="SimSun" w:hAnsi="Times New Roman" w:cs="Times New Roman"/>
+        </w:rPr>
+        <w:t xml:space="preserve">and </w:t>
+      </w:r>
+      <w:r>
+        <w:rPr>
+          <w:rFonts w:ascii="Times New Roman" w:eastAsia="SimSun" w:hAnsi="Times New Roman" w:cs="Times New Roman"/>
+        </w:rPr>
+        <w:t>thus depend on</w:t>
+      </w:r>
+      <w:r>
+        <w:rPr>
+          <w:rFonts w:ascii="Times New Roman" w:eastAsia="SimSun" w:hAnsi="Times New Roman" w:cs="Times New Roman"/>
+        </w:rPr>
+        <w:t xml:space="preserve"> </w:t>
+      </w:r>
+      <w:r>
+        <w:rPr>
+          <w:rFonts w:ascii="Times New Roman" w:eastAsia="SimSun" w:hAnsi="Times New Roman" w:cs="Times New Roman"/>
+        </w:rPr>
+        <w:t>metabolism and energy allocation</w:t>
+      </w:r>
+      <w:r>
+        <w:rPr>
+          <w:rFonts w:ascii="Times New Roman" w:eastAsia="SimSun" w:hAnsi="Times New Roman" w:cs="Times New Roman"/>
+        </w:rPr>
+        <w:t>, both of which are modulated by temperature</w:t>
+      </w:r>
+      <w:r>
+        <w:rPr>
+          <w:rFonts w:ascii="Times New Roman" w:eastAsia="SimSun" w:hAnsi="Times New Roman" w:cs="Times New Roman"/>
+        </w:rPr>
+        <w:t xml:space="preserve"> </w:t>
+      </w:r>
+      <w:r>
+        <w:rPr>
+          <w:rFonts w:ascii="Times New Roman" w:eastAsia="SimSun" w:hAnsi="Times New Roman" w:cs="Times New Roman"/>
+        </w:rPr>
+        <w:fldChar w:fldCharType="begin"/>
+      </w:r>
+      <w:r>
+        <w:rPr>
+          <w:rFonts w:ascii="Times New Roman" w:eastAsia="SimSun" w:hAnsi="Times New Roman" w:cs="Times New Roman"/>
+        </w:rPr>
+        <w:instrText xml:space="preserve"> ADDIN EN.CITE &lt;EndNote&gt;&lt;Cite&gt;&lt;Author&gt;Ardia&lt;/Author&gt;&lt;Year&gt;2012&lt;/Year&gt;&lt;RecNum&gt;11913&lt;/RecNum&gt;&lt;DisplayText&gt;(Ardia et al., 2012, Catalán et al., 2012)&lt;/DisplayText&gt;&lt;record&gt;&lt;rec-number&gt;11913&lt;/rec-number&gt;&lt;foreign-keys&gt;&lt;key app="EN" db-id="0f5e902w95va2tewrdr5w0tcxfzraf5fv0ww" timestamp="1786201246"&gt;11913&lt;/key&gt;&lt;/foreign-keys&gt;&lt;ref-type name="Journal Article"&gt;17&lt;/ref-type&gt;&lt;contributors&gt;&lt;authors&gt;&lt;author&gt;Ardia, D. R.&lt;/author&gt;&lt;author&gt;Gantz, J. E.&lt;/author&gt;&lt;author&gt;Schneider, B. C.&lt;/author&gt;&lt;author&gt;Strebel, S.&lt;/author&gt;&lt;/authors&gt;&lt;/contributors&gt;&lt;titles&gt;&lt;title&gt;Costs of immunity in insects: An induced immune response increases metabolic rate and decreases antimicrobial activity&lt;/title&gt;&lt;secondary-title&gt;Functional Ecology&lt;/secondary-title&gt;&lt;/titles&gt;&lt;periodical&gt;&lt;full-title&gt;Functional Ecology&lt;/full-title&gt;&lt;abbr-1&gt;Funct Ecol&lt;/abbr-1&gt;&lt;/periodical&gt;&lt;pages&gt;732–739&lt;/pages&gt;&lt;volume&gt;26&lt;/volume&gt;&lt;dates&gt;&lt;year&gt;2012&lt;/year&gt;&lt;/dates&gt;&lt;urls&gt;&lt;/urls&gt;&lt;/record&gt;&lt;/Cite&gt;&lt;Cite&gt;&lt;Author&gt;Catalán&lt;/Author&gt;&lt;Year&gt;2012&lt;/Year&gt;&lt;RecNum&gt;11895&lt;/RecNum&gt;&lt;record&gt;&lt;rec-number&gt;11895&lt;/rec-number&gt;&lt;foreign-keys&gt;&lt;key app="EN" db-id="0f5e902w95va2tewrdr5w0tcxfzraf5fv0ww" timestamp="1786183631"&gt;11895&lt;/key&gt;&lt;/foreign-keys&gt;&lt;ref-type name="Journal Article"&gt;17&lt;/ref-type&gt;&lt;contributors&gt;&lt;authors&gt;&lt;author&gt;Catalán, T. P.&lt;/author&gt;&lt;author&gt;Wozniak, A.&lt;/author&gt;&lt;author&gt;Niemeyer, H. M.&lt;/author&gt;&lt;author&gt;Kalergis, A. M.&lt;/author&gt;&lt;author&gt;Bozinovic, F. &lt;/author&gt;&lt;/authors&gt;&lt;/contributors&gt;&lt;titles&gt;&lt;title&gt;Interplay between thermal and immune ecology: Effect of environmental temperature on insect immune response and energetic costs after an immune challenge&lt;/title&gt;&lt;secondary-title&gt;Journal of Insect Physiology&lt;/secondary-title&gt;&lt;/titles&gt;&lt;periodical&gt;&lt;full-title&gt;Journal of Insect Physiology&lt;/full-title&gt;&lt;abbr-1&gt;J Insect Physiol&lt;/abbr-1&gt;&lt;/periodical&gt;&lt;pages&gt;310–317&lt;/pages&gt;&lt;volume&gt;58&lt;/volume&gt;&lt;dates&gt;&lt;year&gt;2012&lt;/year&gt;&lt;/dates&gt;&lt;urls&gt;&lt;/urls&gt;&lt;/record&gt;&lt;/Cite&gt;&lt;/EndNote&gt;</w:instrText>
+      </w:r>
+      <w:r>
+        <w:rPr>
+          <w:rFonts w:ascii="Times New Roman" w:eastAsia="SimSun" w:hAnsi="Times New Roman" w:cs="Times New Roman"/>
+        </w:rPr>
+        <w:fldChar w:fldCharType="separate"/>
+      </w:r>
+      <w:r>
+        <w:rPr>
+          <w:rFonts w:ascii="Times New Roman" w:eastAsia="SimSun" w:hAnsi="Times New Roman" w:cs="Times New Roman"/>
+          <w:noProof/>
+        </w:rPr>
+        <w:t>(Ardia et al., 2012, Catalán et al., 2012)</w:t>
+      </w:r>
+      <w:r>
+        <w:rPr>
+          <w:rFonts w:ascii="Times New Roman" w:eastAsia="SimSun" w:hAnsi="Times New Roman" w:cs="Times New Roman"/>
+        </w:rPr>
+        <w:fldChar w:fldCharType="end"/>
+      </w:r>
+      <w:r>
+        <w:rPr>
+          <w:rFonts w:ascii="Times New Roman" w:eastAsia="SimSun" w:hAnsi="Times New Roman" w:cs="Times New Roman"/>
+        </w:rPr>
+        <w:t xml:space="preserve">. Temperature can also affect </w:t>
+      </w:r>
+      <w:r>
+        <w:rPr>
+          <w:rFonts w:ascii="Times New Roman" w:eastAsia="SimSun" w:hAnsi="Times New Roman" w:cs="Times New Roman"/>
+        </w:rPr>
+        <w:t xml:space="preserve">the </w:t>
+      </w:r>
+      <w:r>
+        <w:rPr>
+          <w:rFonts w:ascii="Times New Roman" w:eastAsia="SimSun" w:hAnsi="Times New Roman" w:cs="Times New Roman"/>
+        </w:rPr>
+        <w:t xml:space="preserve">synthesis of antimicrobial peptides </w:t>
+      </w:r>
+      <w:r>
+        <w:rPr>
+          <w:rFonts w:ascii="Times New Roman" w:eastAsia="SimSun" w:hAnsi="Times New Roman" w:cs="Times New Roman"/>
+        </w:rPr>
+        <w:t xml:space="preserve">and </w:t>
+      </w:r>
+      <w:r>
+        <w:rPr>
+          <w:rFonts w:ascii="Times New Roman" w:eastAsia="SimSun" w:hAnsi="Times New Roman" w:cs="Times New Roman"/>
+        </w:rPr>
+        <w:t xml:space="preserve">the stability of </w:t>
+      </w:r>
+      <w:r>
+        <w:rPr>
+          <w:rFonts w:ascii="Times New Roman" w:eastAsia="SimSun" w:hAnsi="Times New Roman" w:cs="Times New Roman"/>
+        </w:rPr>
+        <w:t xml:space="preserve">immune-relevant proteins in the haemolymph </w:t>
+      </w:r>
+      <w:r>
+        <w:rPr>
+          <w:rFonts w:ascii="Times New Roman" w:eastAsia="SimSun" w:hAnsi="Times New Roman" w:cs="Times New Roman"/>
+        </w:rPr>
+        <w:fldChar w:fldCharType="begin"/>
+      </w:r>
+      <w:r>
+        <w:rPr>
+          <w:rFonts w:ascii="Times New Roman" w:eastAsia="SimSun" w:hAnsi="Times New Roman" w:cs="Times New Roman"/>
+        </w:rPr>
+        <w:instrText xml:space="preserve"> ADDIN EN.CITE &lt;EndNote&gt;&lt;Cite&gt;&lt;Author&gt;Wojda&lt;/Author&gt;&lt;Year&gt;2017&lt;/Year&gt;&lt;RecNum&gt;11920&lt;/RecNum&gt;&lt;DisplayText&gt;(Wojda, 2017)&lt;/DisplayText&gt;&lt;record&gt;&lt;rec-number&gt;11920&lt;/rec-number&gt;&lt;foreign-keys&gt;&lt;key app="EN" db-id="0f5e902w95va2tewrdr5w0tcxfzraf5fv0ww" timestamp="1788305019"&gt;11920&lt;/key&gt;&lt;/foreign-keys&gt;&lt;ref-type name="Journal Article"&gt;17&lt;/ref-type&gt;&lt;contributors&gt;&lt;authors&gt;&lt;author&gt;Wojda, I.&lt;/author&gt;&lt;/authors&gt;&lt;/contributors&gt;&lt;auth-address&gt;Marie Curie Sklodowska Univ, Fac Biol &amp;amp; Biotechnol, Inst Biol &amp;amp; Biochem, Dept Immunobiol, Akad St 19, PL-20033 Lublin, Poland&lt;/auth-address&gt;&lt;titles&gt;&lt;title&gt;Temperature stress and insect immunity&lt;/title&gt;&lt;secondary-title&gt;Journal of Thermal Biology&lt;/secondary-title&gt;&lt;alt-title&gt;J Therm Biol&lt;/alt-title&gt;&lt;/titles&gt;&lt;periodical&gt;&lt;full-title&gt;Journal of Thermal Biology&lt;/full-title&gt;&lt;abbr-1&gt;J. Therm. Biol.&lt;/abbr-1&gt;&lt;/periodical&gt;&lt;alt-periodical&gt;&lt;full-title&gt;J Therm Biol&lt;/full-title&gt;&lt;/alt-periodical&gt;&lt;pages&gt;96–103&lt;/pages&gt;&lt;volume&gt;68&lt;/volume&gt;&lt;keywords&gt;&lt;keyword&gt;heat shock&lt;/keyword&gt;&lt;keyword&gt;innate immunity&lt;/keyword&gt;&lt;keyword&gt;insects&lt;/keyword&gt;&lt;keyword&gt;poikilotherms&lt;/keyword&gt;&lt;keyword&gt;behavioural fever&lt;/keyword&gt;&lt;keyword&gt;galleria-mellonella larvae&lt;/keyword&gt;&lt;keyword&gt;heat-shock response&lt;/keyword&gt;&lt;keyword&gt;host-pathogen interactions&lt;/keyword&gt;&lt;keyword&gt;bacillus-thuringiensis&lt;/keyword&gt;&lt;keyword&gt;behavioral fever&lt;/keyword&gt;&lt;keyword&gt;beauveria-bassiana&lt;/keyword&gt;&lt;keyword&gt;caenorhabditis-elegans&lt;/keyword&gt;&lt;keyword&gt;schistocerca-gregaria&lt;/keyword&gt;&lt;keyword&gt;tribolium-castaneum&lt;/keyword&gt;&lt;keyword&gt;hemolymph-proteins&lt;/keyword&gt;&lt;/keywords&gt;&lt;dates&gt;&lt;year&gt;2017&lt;/year&gt;&lt;pub-dates&gt;&lt;date&gt;Aug&lt;/date&gt;&lt;/pub-dates&gt;&lt;/dates&gt;&lt;isbn&gt;0306-4565&lt;/isbn&gt;&lt;accession-num&gt;WOS:000405976100013&lt;/accession-num&gt;&lt;urls&gt;&lt;related-urls&gt;&lt;url&gt;&amp;lt;Go to ISI&amp;gt;://WOS:000405976100013&lt;/url&gt;&lt;/related-urls&gt;&lt;/urls&gt;&lt;electronic-resource-num&gt;10.1016/j.jtherbio.2016.12.002&lt;/electronic-resource-num&gt;&lt;language&gt;English&lt;/language&gt;&lt;/record&gt;&lt;/Cite&gt;&lt;/EndNote&gt;</w:instrText>
+      </w:r>
+      <w:r>
+        <w:rPr>
+          <w:rFonts w:ascii="Times New Roman" w:eastAsia="SimSun" w:hAnsi="Times New Roman" w:cs="Times New Roman"/>
+        </w:rPr>
+        <w:fldChar w:fldCharType="separate"/>
+      </w:r>
+      <w:r>
+        <w:rPr>
+          <w:rFonts w:ascii="Times New Roman" w:eastAsia="SimSun" w:hAnsi="Times New Roman" w:cs="Times New Roman"/>
+          <w:noProof/>
+        </w:rPr>
+        <w:t>(Wojda, 2017)</w:t>
+      </w:r>
+      <w:r>
+        <w:rPr>
+          <w:rFonts w:ascii="Times New Roman" w:eastAsia="SimSun" w:hAnsi="Times New Roman" w:cs="Times New Roman"/>
+        </w:rPr>
+        <w:fldChar w:fldCharType="end"/>
+      </w:r>
+      <w:r>
+        <w:rPr>
+          <w:rFonts w:ascii="Times New Roman" w:eastAsia="SimSun" w:hAnsi="Times New Roman" w:cs="Times New Roman"/>
+        </w:rPr>
+        <w:t xml:space="preserve">. </w:t>
+      </w:r>
+      <w:r>
+        <w:rPr>
+          <w:rFonts w:ascii="Times New Roman" w:eastAsia="SimSun" w:hAnsi="Times New Roman" w:cs="Times New Roman"/>
+          <w:kern w:val="0"/>
+          <w:lang w:bidi="en-US"/>
+        </w:rPr>
+        <w:t>U</w:t>
       </w:r>
       <w:r>
         <w:rPr>
@@ -2997,15 +2989,47 @@
           <w:kern w:val="0"/>
           <w:lang w:bidi="en-US"/>
         </w:rPr>
-        <w:t>which underscores the need to clarify how parental vs offspring developmental temperatures affect immune response.</w:t>
-      </w:r>
-      <w:r>
-        <w:rPr>
-          <w:rFonts w:ascii="Times New Roman" w:eastAsia="SimSun" w:hAnsi="Times New Roman" w:cs="Times New Roman"/>
-          <w:kern w:val="0"/>
-          <w:lang w:bidi="en-US"/>
-        </w:rPr>
-        <w:t xml:space="preserve"> </w:t>
+        <w:t>which underscores the need to clarify how parental v</w:t>
+      </w:r>
+      <w:r>
+        <w:rPr>
+          <w:rFonts w:ascii="Times New Roman" w:eastAsia="SimSun" w:hAnsi="Times New Roman" w:cs="Times New Roman"/>
+          <w:kern w:val="0"/>
+          <w:lang w:bidi="en-US"/>
+        </w:rPr>
+        <w:t>ersus</w:t>
+      </w:r>
+      <w:r>
+        <w:rPr>
+          <w:rFonts w:ascii="Times New Roman" w:eastAsia="SimSun" w:hAnsi="Times New Roman" w:cs="Times New Roman"/>
+          <w:kern w:val="0"/>
+          <w:lang w:bidi="en-US"/>
+        </w:rPr>
+        <w:t xml:space="preserve"> offspring developmental temperatures affect </w:t>
+      </w:r>
+      <w:r>
+        <w:rPr>
+          <w:rFonts w:ascii="Times New Roman" w:eastAsia="SimSun" w:hAnsi="Times New Roman" w:cs="Times New Roman"/>
+          <w:kern w:val="0"/>
+          <w:lang w:bidi="en-US"/>
+        </w:rPr>
+        <w:t xml:space="preserve">insect </w:t>
+      </w:r>
+      <w:r>
+        <w:rPr>
+          <w:rFonts w:ascii="Times New Roman" w:eastAsia="SimSun" w:hAnsi="Times New Roman" w:cs="Times New Roman"/>
+          <w:kern w:val="0"/>
+          <w:lang w:bidi="en-US"/>
+        </w:rPr>
+        <w:t>immun</w:t>
+      </w:r>
+      <w:r>
+        <w:rPr>
+          <w:rFonts w:ascii="Times New Roman" w:eastAsia="SimSun" w:hAnsi="Times New Roman" w:cs="Times New Roman"/>
+          <w:kern w:val="0"/>
+          <w:lang w:bidi="en-US"/>
+        </w:rPr>
+        <w:t>ity.</w:t>
       </w:r>
     </w:p>
     <w:p>
@@ -3035,15 +3059,23 @@
           <w:kern w:val="0"/>
           <w:lang w:bidi="en-US"/>
         </w:rPr>
-        <w:t>Within generations, e</w:t>
-      </w:r>
-      <w:r>
-        <w:rPr>
-          <w:rFonts w:ascii="Times New Roman" w:eastAsia="SimSun" w:hAnsi="Times New Roman" w:cs="Times New Roman"/>
-          <w:kern w:val="0"/>
-          <w:lang w:bidi="en-US"/>
-        </w:rPr>
-        <w:t xml:space="preserve">levated </w:t>
+        <w:t>E</w:t>
+      </w:r>
+      <w:r>
+        <w:rPr>
+          <w:rFonts w:ascii="Times New Roman" w:eastAsia="SimSun" w:hAnsi="Times New Roman" w:cs="Times New Roman"/>
+          <w:kern w:val="0"/>
+          <w:lang w:bidi="en-US"/>
+        </w:rPr>
+        <w:t>levated</w:t>
+      </w:r>
+      <w:r>
+        <w:rPr>
+          <w:rFonts w:ascii="Times New Roman" w:eastAsia="SimSun" w:hAnsi="Times New Roman" w:cs="Times New Roman"/>
+          <w:kern w:val="0"/>
+          <w:lang w:bidi="en-US"/>
+        </w:rPr>
+        <w:t xml:space="preserve"> </w:t>
       </w:r>
       <w:r>
         <w:rPr>
@@ -3059,31 +3091,7 @@
           <w:kern w:val="0"/>
           <w:lang w:bidi="en-US"/>
         </w:rPr>
-        <w:t xml:space="preserve">temperatures </w:t>
-      </w:r>
-      <w:r>
-        <w:rPr>
-          <w:rFonts w:ascii="Times New Roman" w:eastAsia="SimSun" w:hAnsi="Times New Roman" w:cs="Times New Roman"/>
-          <w:kern w:val="0"/>
-          <w:lang w:bidi="en-US"/>
-        </w:rPr>
-        <w:t>often promote</w:t>
-      </w:r>
-      <w:r>
-        <w:rPr>
-          <w:rFonts w:ascii="Times New Roman" w:eastAsia="SimSun" w:hAnsi="Times New Roman" w:cs="Times New Roman"/>
-          <w:kern w:val="0"/>
-          <w:lang w:bidi="en-US"/>
-        </w:rPr>
-        <w:t xml:space="preserve"> the rate of biochemical process</w:t>
-      </w:r>
-      <w:r>
-        <w:rPr>
-          <w:rFonts w:ascii="Times New Roman" w:eastAsia="SimSun" w:hAnsi="Times New Roman" w:cs="Times New Roman"/>
-          <w:kern w:val="0"/>
-          <w:lang w:bidi="en-US"/>
-        </w:rPr>
-        <w:t xml:space="preserve"> and upregulate</w:t>
+        <w:t>temperatures</w:t>
       </w:r>
       <w:r>
         <w:rPr>
@@ -3099,6 +3107,692 @@
           <w:kern w:val="0"/>
           <w:lang w:bidi="en-US"/>
         </w:rPr>
+        <w:t xml:space="preserve">often </w:t>
+      </w:r>
+      <w:r>
+        <w:rPr>
+          <w:rFonts w:ascii="Times New Roman" w:eastAsia="SimSun" w:hAnsi="Times New Roman" w:cs="Times New Roman"/>
+          <w:kern w:val="0"/>
+          <w:lang w:bidi="en-US"/>
+        </w:rPr>
+        <w:t>accelerate</w:t>
+      </w:r>
+      <w:r>
+        <w:rPr>
+          <w:rFonts w:ascii="Times New Roman" w:eastAsia="SimSun" w:hAnsi="Times New Roman" w:cs="Times New Roman"/>
+          <w:kern w:val="0"/>
+          <w:lang w:bidi="en-US"/>
+        </w:rPr>
+        <w:t xml:space="preserve"> biochemical process</w:t>
+      </w:r>
+      <w:r>
+        <w:rPr>
+          <w:rFonts w:ascii="Times New Roman" w:eastAsia="SimSun" w:hAnsi="Times New Roman" w:cs="Times New Roman"/>
+          <w:kern w:val="0"/>
+          <w:lang w:bidi="en-US"/>
+        </w:rPr>
+        <w:t xml:space="preserve"> and </w:t>
+      </w:r>
+      <w:r>
+        <w:rPr>
+          <w:rFonts w:ascii="Times New Roman" w:eastAsia="SimSun" w:hAnsi="Times New Roman" w:cs="Times New Roman"/>
+          <w:kern w:val="0"/>
+          <w:lang w:bidi="en-US"/>
+        </w:rPr>
+        <w:t xml:space="preserve">enhance </w:t>
+      </w:r>
+      <w:r>
+        <w:rPr>
+          <w:rFonts w:ascii="Times New Roman" w:eastAsia="SimSun" w:hAnsi="Times New Roman" w:cs="Times New Roman"/>
+          <w:kern w:val="0"/>
+          <w:lang w:bidi="en-US"/>
+        </w:rPr>
+        <w:t>immun</w:t>
+      </w:r>
+      <w:r>
+        <w:rPr>
+          <w:rFonts w:ascii="Times New Roman" w:eastAsia="SimSun" w:hAnsi="Times New Roman" w:cs="Times New Roman"/>
+          <w:kern w:val="0"/>
+          <w:lang w:bidi="en-US"/>
+        </w:rPr>
+        <w:t xml:space="preserve">e </w:t>
+      </w:r>
+      <w:r>
+        <w:rPr>
+          <w:rFonts w:ascii="Times New Roman" w:eastAsia="SimSun" w:hAnsi="Times New Roman" w:cs="Times New Roman"/>
+          <w:kern w:val="0"/>
+          <w:lang w:bidi="en-US"/>
+        </w:rPr>
+        <w:t>competence in insects</w:t>
+      </w:r>
+      <w:r>
+        <w:rPr>
+          <w:rFonts w:ascii="Times New Roman" w:eastAsia="SimSun" w:hAnsi="Times New Roman" w:cs="Times New Roman"/>
+          <w:kern w:val="0"/>
+          <w:lang w:bidi="en-US"/>
+        </w:rPr>
+        <w:t xml:space="preserve">, </w:t>
+      </w:r>
+      <w:r>
+        <w:rPr>
+          <w:rFonts w:ascii="Times New Roman" w:eastAsia="SimSun" w:hAnsi="Times New Roman" w:cs="Times New Roman"/>
+          <w:kern w:val="0"/>
+          <w:lang w:bidi="en-US"/>
+        </w:rPr>
+        <w:t>including</w:t>
+      </w:r>
+      <w:r>
+        <w:rPr>
+          <w:rFonts w:ascii="Times New Roman" w:eastAsia="SimSun" w:hAnsi="Times New Roman" w:cs="Times New Roman"/>
+          <w:kern w:val="0"/>
+          <w:lang w:bidi="en-US"/>
+        </w:rPr>
+        <w:t xml:space="preserve"> </w:t>
+      </w:r>
+      <w:r>
+        <w:rPr>
+          <w:rFonts w:ascii="Times New Roman" w:eastAsia="SimSun" w:hAnsi="Times New Roman" w:cs="Times New Roman"/>
+          <w:kern w:val="0"/>
+          <w:lang w:bidi="en-US"/>
+        </w:rPr>
+        <w:t xml:space="preserve">greater </w:t>
+      </w:r>
+      <w:r>
+        <w:rPr>
+          <w:rFonts w:ascii="Times New Roman" w:eastAsia="SimSun" w:hAnsi="Times New Roman" w:cs="Times New Roman"/>
+          <w:kern w:val="0"/>
+          <w:lang w:bidi="en-US"/>
+        </w:rPr>
+        <w:t xml:space="preserve">antimicrobial peptide production, </w:t>
+      </w:r>
+      <w:r>
+        <w:rPr>
+          <w:rFonts w:ascii="Times New Roman" w:eastAsia="SimSun" w:hAnsi="Times New Roman" w:cs="Times New Roman"/>
+          <w:kern w:val="0"/>
+          <w:lang w:bidi="en-US"/>
+        </w:rPr>
+        <w:t xml:space="preserve">higher </w:t>
+      </w:r>
+      <w:r>
+        <w:rPr>
+          <w:rFonts w:ascii="Times New Roman" w:eastAsia="SimSun" w:hAnsi="Times New Roman" w:cs="Times New Roman"/>
+          <w:kern w:val="0"/>
+          <w:lang w:bidi="en-US"/>
+        </w:rPr>
+        <w:t>hemocyte count</w:t>
+      </w:r>
+      <w:r>
+        <w:rPr>
+          <w:rFonts w:ascii="Times New Roman" w:eastAsia="SimSun" w:hAnsi="Times New Roman" w:cs="Times New Roman"/>
+          <w:kern w:val="0"/>
+          <w:lang w:bidi="en-US"/>
+        </w:rPr>
+        <w:t xml:space="preserve"> and </w:t>
+      </w:r>
+      <w:r>
+        <w:rPr>
+          <w:rFonts w:ascii="Times New Roman" w:eastAsia="SimSun" w:hAnsi="Times New Roman" w:cs="Times New Roman"/>
+          <w:kern w:val="0"/>
+          <w:lang w:bidi="en-US"/>
+        </w:rPr>
+        <w:t>increased</w:t>
+      </w:r>
+      <w:r>
+        <w:rPr>
+          <w:rFonts w:ascii="Times New Roman" w:eastAsia="SimSun" w:hAnsi="Times New Roman" w:cs="Times New Roman"/>
+          <w:kern w:val="0"/>
+          <w:lang w:bidi="en-US"/>
+        </w:rPr>
+        <w:t xml:space="preserve"> </w:t>
+      </w:r>
+      <w:r>
+        <w:rPr>
+          <w:rFonts w:ascii="Times New Roman" w:eastAsia="SimSun" w:hAnsi="Times New Roman" w:cs="Times New Roman"/>
+          <w:kern w:val="0"/>
+          <w:lang w:bidi="en-US"/>
+        </w:rPr>
+        <w:t xml:space="preserve">phenoloxidase </w:t>
+      </w:r>
+      <w:r>
+        <w:rPr>
+          <w:rFonts w:ascii="Times New Roman" w:eastAsia="SimSun" w:hAnsi="Times New Roman" w:cs="Times New Roman"/>
+          <w:kern w:val="0"/>
+          <w:lang w:bidi="en-US"/>
+        </w:rPr>
+        <w:t xml:space="preserve">(PO) </w:t>
+      </w:r>
+      <w:r>
+        <w:rPr>
+          <w:rFonts w:ascii="Times New Roman" w:eastAsia="SimSun" w:hAnsi="Times New Roman" w:cs="Times New Roman"/>
+          <w:kern w:val="0"/>
+          <w:lang w:bidi="en-US"/>
+        </w:rPr>
+        <w:t>activity</w:t>
+      </w:r>
+      <w:r>
+        <w:rPr>
+          <w:rFonts w:ascii="Times New Roman" w:eastAsia="SimSun" w:hAnsi="Times New Roman" w:cs="Times New Roman"/>
+          <w:kern w:val="0"/>
+          <w:lang w:bidi="en-US"/>
+        </w:rPr>
+        <w:t xml:space="preserve"> </w:t>
+      </w:r>
+      <w:r>
+        <w:rPr>
+          <w:rFonts w:ascii="Times New Roman" w:eastAsia="SimSun" w:hAnsi="Times New Roman" w:cs="Times New Roman"/>
+          <w:kern w:val="0"/>
+          <w:lang w:bidi="en-US"/>
+        </w:rPr>
+        <w:fldChar w:fldCharType="begin">
+          <w:fldData xml:space="preserve">PEVuZE5vdGU+PENpdGU+PEF1dGhvcj5Xb2pkYTwvQXV0aG9yPjxZZWFyPjIwMTM8L1llYXI+PFJl
+Y051bT4xMTg4NjwvUmVjTnVtPjxEaXNwbGF5VGV4dD4oV29qZGEgJmFtcDsgVGFzesWCb3csIDIw
+MTMsIFNoYW1ha2hpIGV0IGFsLiwgMjAxOSk8L0Rpc3BsYXlUZXh0PjxyZWNvcmQ+PHJlYy1udW1i
+ZXI+MTE4ODY8L3JlYy1udW1iZXI+PGZvcmVpZ24ta2V5cz48a2V5IGFwcD0iRU4iIGRiLWlkPSIw
+ZjVlOTAydzk1dmEydGV3cmRyNXcwdGN4ZnpyYWY1ZnYwd3ciIHRpbWVzdGFtcD0iMTc4NjA3ODc0
+NCI+MTE4ODY8L2tleT48L2ZvcmVpZ24ta2V5cz48cmVmLXR5cGUgbmFtZT0iSm91cm5hbCBBcnRp
+Y2xlIj4xNzwvcmVmLXR5cGU+PGNvbnRyaWJ1dG9ycz48YXV0aG9ycz48YXV0aG9yPldvamRhLCBJ
+LjwvYXV0aG9yPjxhdXRob3I+VGFzesWCb3csIFAuPC9hdXRob3I+PC9hdXRob3JzPjwvY29udHJp
+YnV0b3JzPjx0aXRsZXM+PHRpdGxlPjxzdHlsZSBmYWNlPSJub3JtYWwiIGZvbnQ9ImRlZmF1bHQi
+IHNpemU9IjEwMCUiPkhlYXQgc2hvY2sgYWZmZWN0cyBob3N0LXBhdGhvZ2VuIGludGVyYWN0aW9u
+IGluIDwvc3R5bGU+PHN0eWxlIGZhY2U9Iml0YWxpYyIgZm9udD0iZGVmYXVsdCIgc2l6ZT0iMTAw
+JSI+R2FsbGVyaWEgbWVsbG9uZWxsYSA8L3N0eWxlPjxzdHlsZSBmYWNlPSJub3JtYWwiIGZvbnQ9
+ImRlZmF1bHQiIHNpemU9IjEwMCUiPmluZmVjdGVkIHdpdGggPC9zdHlsZT48c3R5bGUgZmFjZT0i
+aXRhbGljIiBmb250PSJkZWZhdWx0IiBzaXplPSIxMDAlIj5CYWNpbGx1cyB0aHJ1aW5naWVuc2lz
+PC9zdHlsZT48L3RpdGxlPjxzZWNvbmRhcnktdGl0bGU+Sm91cm5hbCBvZiBJbnNlY3QgUGh5c2lv
+bG9neTwvc2Vjb25kYXJ5LXRpdGxlPjwvdGl0bGVzPjxwZXJpb2RpY2FsPjxmdWxsLXRpdGxlPkpv
+dXJuYWwgb2YgSW5zZWN0IFBoeXNpb2xvZ3k8L2Z1bGwtdGl0bGU+PGFiYnItMT5KIEluc2VjdCBQ
+aHlzaW9sPC9hYmJyLTE+PC9wZXJpb2RpY2FsPjxwYWdlcz44OTTigJM5MDU8L3BhZ2VzPjx2b2x1
+bWU+NTk8L3ZvbHVtZT48bnVtYmVyPjk8L251bWJlcj48ZGF0ZXM+PHllYXI+MjAxMzwveWVhcj48
+L2RhdGVzPjx1cmxzPjwvdXJscz48L3JlY29yZD48L0NpdGU+PENpdGU+PEF1dGhvcj5TaGFtYWto
+aTwvQXV0aG9yPjxZZWFyPjIwMTk8L1llYXI+PFJlY051bT4xMTk0NTwvUmVjTnVtPjxyZWNvcmQ+
+PHJlYy1udW1iZXI+MTE5NDU8L3JlYy1udW1iZXI+PGZvcmVpZ24ta2V5cz48a2V5IGFwcD0iRU4i
+IGRiLWlkPSIwZjVlOTAydzk1dmEydGV3cmRyNXcwdGN4ZnpyYWY1ZnYwd3ciIHRpbWVzdGFtcD0i
+MTc5MDgxOTE5NSI+MTE5NDU8L2tleT48L2ZvcmVpZ24ta2V5cz48cmVmLXR5cGUgbmFtZT0iSm91
+cm5hbCBBcnRpY2xlIj4xNzwvcmVmLXR5cGU+PGNvbnRyaWJ1dG9ycz48YXV0aG9ycz48YXV0aG9y
+PlNoYW1ha2hpLCBMLjwvYXV0aG9yPjxhdXRob3I+WmliYWUsIEEuPC9hdXRob3I+PGF1dGhvcj5L
+YXJpbWktTWFsYXRpLCBBLjwvYXV0aG9yPjxhdXRob3I+SG9kYSwgSC48L2F1dGhvcj48L2F1dGhv
+cnM+PC9jb250cmlidXRvcnM+PGF1dGgtYWRkcmVzcz5Vbml2IEd1aWxhbiwgRmFjIEFnciBTY2ks
+IERlcHQgUGxhbnQgUHJvdGVjdCwgUmFzaHQgNDE2MzUxMzE0LCBJcmFuJiN4RDtBUkVFTywgSXJh
+bmlhbiBSZXMgSW5zdCBQbGFudCBQcm90ZWN0LCBUZWhyYW4sIElyYW48L2F1dGgtYWRkcmVzcz48
+dGl0bGVzPjx0aXRsZT48c3R5bGUgZmFjZT0ibm9ybWFsIiBmb250PSJkZWZhdWx0IiBzaXplPSIx
+MDAlIj5FZmZlY3Qgb2YgdGhlcm1hbCBzdHJlc3Mgb24gdGhlIGltbXVuZSByZXNwb25zZXMgb2Yg
+PC9zdHlsZT48c3R5bGUgZmFjZT0iaXRhbGljIiBmb250PSJkZWZhdWx0IiBzaXplPSIxMDAlIj5D
+aGlsbyBzdXBwcmVzc2FsaXM8L3N0eWxlPjxzdHlsZSBmYWNlPSJub3JtYWwiIGZvbnQ9ImRlZmF1
+bHQiIHNpemU9IjEwMCUiPiB3YWxrZXIgKExlcGlkb3B0ZXJhOiBDcmFtYmlkYWUpIHRvIDwvc3R5
+bGU+PHN0eWxlIGZhY2U9Iml0YWxpYyIgZm9udD0iZGVmYXVsdCIgc2l6ZT0iMTAwJSI+QmVhdXZl
+cmlhIGJhc3NpYW5hPC9zdHlsZT48c3R5bGUgZmFjZT0ibm9ybWFsIiBmb250PSJkZWZhdWx0IiBz
+aXplPSIxMDAlIj4uPC9zdHlsZT48L3RpdGxlPjxzZWNvbmRhcnktdGl0bGU+Sm91cm5hbCBvZiBU
+aGVybWFsIEJpb2xvZ3k8L3NlY29uZGFyeS10aXRsZT48YWx0LXRpdGxlPkogVGhlcm0gQmlvbDwv
+YWx0LXRpdGxlPjwvdGl0bGVzPjxwZXJpb2RpY2FsPjxmdWxsLXRpdGxlPkpvdXJuYWwgb2YgVGhl
+cm1hbCBCaW9sb2d5PC9mdWxsLXRpdGxlPjxhYmJyLTE+Si4gVGhlcm0uIEJpb2wuPC9hYmJyLTE+
+PC9wZXJpb2RpY2FsPjxhbHQtcGVyaW9kaWNhbD48ZnVsbC10aXRsZT5KIFRoZXJtIEJpb2w8L2Z1
+bGwtdGl0bGU+PC9hbHQtcGVyaW9kaWNhbD48cGFnZXM+MTM24oCTMTQ1PC9wYWdlcz48dm9sdW1l
+Pjg0PC92b2x1bWU+PGtleXdvcmRzPjxrZXl3b3JkPnRlbXBlcmF0dXJlPC9rZXl3b3JkPjxrZXl3
+b3JkPmltbXVuaXR5PC9rZXl3b3JkPjxrZXl3b3JkPmNoaWxvIHN1cHByZXNzYWxpczwva2V5d29y
+ZD48a2V5d29yZD5nZW5lIGV4cHJlc3Npb248L2tleXdvcmQ+PGtleXdvcmQ+ZW50b21vcGF0aG9n
+ZW48L2tleXdvcmQ+PGtleXdvcmQ+Z2FsbGVyaWEtbWVsbG9uZWxsYSBsYXJ2YWU8L2tleXdvcmQ+
+PGtleXdvcmQ+aGVhdC1zaG9jayBhZmZlY3RzPC9rZXl3b3JkPjxrZXl3b3JkPmVudG9tb3BhdGhv
+Z2VuaWMgZnVuZ3VzPC9rZXl3b3JkPjxrZXl3b3JkPmFudGltaWNyb2JpYWwgcGVwdGlkZXM8L2tl
+eXdvcmQ+PGtleXdvcmQ+ZGlzZWFzZSByZXNpc3RhbmNlPC9rZXl3b3JkPjxrZXl3b3JkPnRlbXBl
+cmF0dXJlIHN0cmVzczwva2V5d29yZD48a2V5d29yZD5sb2N1c3RhLW1pZ3JhdG9yaWE8L2tleXdv
+cmQ+PGtleXdvcmQ+aW5zZWN0PC9rZXl3b3JkPjxrZXl3b3JkPmV4cHJlc3Npb248L2tleXdvcmQ+
+PGtleXdvcmQ+aW5mZWN0aW9uPC9rZXl3b3JkPjwva2V5d29yZHM+PGRhdGVzPjx5ZWFyPjIwMTk8
+L3llYXI+PHB1Yi1kYXRlcz48ZGF0ZT5BdWc8L2RhdGU+PC9wdWItZGF0ZXM+PC9kYXRlcz48aXNi
+bj4wMzA2LTQ1NjU8L2lzYm4+PGFjY2Vzc2lvbi1udW0+V09TOjAwMDQ4NjEwNzQwMDAxNjwvYWNj
+ZXNzaW9uLW51bT48dXJscz48cmVsYXRlZC11cmxzPjx1cmw+Jmx0O0dvIHRvIElTSSZndDs6Ly9X
+T1M6MDAwNDg2MTA3NDAwMDE2PC91cmw+PC9yZWxhdGVkLXVybHM+PC91cmxzPjxlbGVjdHJvbmlj
+LXJlc291cmNlLW51bT4xMC4xMDE2L2ouanRoZXJiaW8uMjAxOS4wNy4wMDY8L2VsZWN0cm9uaWMt
+cmVzb3VyY2UtbnVtPjxsYW5ndWFnZT5FbmdsaXNoPC9sYW5ndWFnZT48L3JlY29yZD48L0NpdGU+
+PC9FbmROb3RlPgB=
+</w:fldData>
+        </w:fldChar>
+      </w:r>
+      <w:r>
+        <w:rPr>
+          <w:rFonts w:ascii="Times New Roman" w:eastAsia="SimSun" w:hAnsi="Times New Roman" w:cs="Times New Roman"/>
+          <w:kern w:val="0"/>
+          <w:lang w:bidi="en-US"/>
+        </w:rPr>
+        <w:instrText xml:space="preserve"> ADDIN EN.CITE </w:instrText>
+      </w:r>
+      <w:r>
+        <w:rPr>
+          <w:rFonts w:ascii="Times New Roman" w:eastAsia="SimSun" w:hAnsi="Times New Roman" w:cs="Times New Roman"/>
+          <w:kern w:val="0"/>
+          <w:lang w:bidi="en-US"/>
+        </w:rPr>
+        <w:fldChar w:fldCharType="begin">
+          <w:fldData xml:space="preserve">PEVuZE5vdGU+PENpdGU+PEF1dGhvcj5Xb2pkYTwvQXV0aG9yPjxZZWFyPjIwMTM8L1llYXI+PFJl
+Y051bT4xMTg4NjwvUmVjTnVtPjxEaXNwbGF5VGV4dD4oV29qZGEgJmFtcDsgVGFzesWCb3csIDIw
+MTMsIFNoYW1ha2hpIGV0IGFsLiwgMjAxOSk8L0Rpc3BsYXlUZXh0PjxyZWNvcmQ+PHJlYy1udW1i
+ZXI+MTE4ODY8L3JlYy1udW1iZXI+PGZvcmVpZ24ta2V5cz48a2V5IGFwcD0iRU4iIGRiLWlkPSIw
+ZjVlOTAydzk1dmEydGV3cmRyNXcwdGN4ZnpyYWY1ZnYwd3ciIHRpbWVzdGFtcD0iMTc4NjA3ODc0
+NCI+MTE4ODY8L2tleT48L2ZvcmVpZ24ta2V5cz48cmVmLXR5cGUgbmFtZT0iSm91cm5hbCBBcnRp
+Y2xlIj4xNzwvcmVmLXR5cGU+PGNvbnRyaWJ1dG9ycz48YXV0aG9ycz48YXV0aG9yPldvamRhLCBJ
+LjwvYXV0aG9yPjxhdXRob3I+VGFzesWCb3csIFAuPC9hdXRob3I+PC9hdXRob3JzPjwvY29udHJp
+YnV0b3JzPjx0aXRsZXM+PHRpdGxlPjxzdHlsZSBmYWNlPSJub3JtYWwiIGZvbnQ9ImRlZmF1bHQi
+IHNpemU9IjEwMCUiPkhlYXQgc2hvY2sgYWZmZWN0cyBob3N0LXBhdGhvZ2VuIGludGVyYWN0aW9u
+IGluIDwvc3R5bGU+PHN0eWxlIGZhY2U9Iml0YWxpYyIgZm9udD0iZGVmYXVsdCIgc2l6ZT0iMTAw
+JSI+R2FsbGVyaWEgbWVsbG9uZWxsYSA8L3N0eWxlPjxzdHlsZSBmYWNlPSJub3JtYWwiIGZvbnQ9
+ImRlZmF1bHQiIHNpemU9IjEwMCUiPmluZmVjdGVkIHdpdGggPC9zdHlsZT48c3R5bGUgZmFjZT0i
+aXRhbGljIiBmb250PSJkZWZhdWx0IiBzaXplPSIxMDAlIj5CYWNpbGx1cyB0aHJ1aW5naWVuc2lz
+PC9zdHlsZT48L3RpdGxlPjxzZWNvbmRhcnktdGl0bGU+Sm91cm5hbCBvZiBJbnNlY3QgUGh5c2lv
+bG9neTwvc2Vjb25kYXJ5LXRpdGxlPjwvdGl0bGVzPjxwZXJpb2RpY2FsPjxmdWxsLXRpdGxlPkpv
+dXJuYWwgb2YgSW5zZWN0IFBoeXNpb2xvZ3k8L2Z1bGwtdGl0bGU+PGFiYnItMT5KIEluc2VjdCBQ
+aHlzaW9sPC9hYmJyLTE+PC9wZXJpb2RpY2FsPjxwYWdlcz44OTTigJM5MDU8L3BhZ2VzPjx2b2x1
+bWU+NTk8L3ZvbHVtZT48bnVtYmVyPjk8L251bWJlcj48ZGF0ZXM+PHllYXI+MjAxMzwveWVhcj48
+L2RhdGVzPjx1cmxzPjwvdXJscz48L3JlY29yZD48L0NpdGU+PENpdGU+PEF1dGhvcj5TaGFtYWto
+aTwvQXV0aG9yPjxZZWFyPjIwMTk8L1llYXI+PFJlY051bT4xMTk0NTwvUmVjTnVtPjxyZWNvcmQ+
+PHJlYy1udW1iZXI+MTE5NDU8L3JlYy1udW1iZXI+PGZvcmVpZ24ta2V5cz48a2V5IGFwcD0iRU4i
+IGRiLWlkPSIwZjVlOTAydzk1dmEydGV3cmRyNXcwdGN4ZnpyYWY1ZnYwd3ciIHRpbWVzdGFtcD0i
+MTc5MDgxOTE5NSI+MTE5NDU8L2tleT48L2ZvcmVpZ24ta2V5cz48cmVmLXR5cGUgbmFtZT0iSm91
+cm5hbCBBcnRpY2xlIj4xNzwvcmVmLXR5cGU+PGNvbnRyaWJ1dG9ycz48YXV0aG9ycz48YXV0aG9y
+PlNoYW1ha2hpLCBMLjwvYXV0aG9yPjxhdXRob3I+WmliYWUsIEEuPC9hdXRob3I+PGF1dGhvcj5L
+YXJpbWktTWFsYXRpLCBBLjwvYXV0aG9yPjxhdXRob3I+SG9kYSwgSC48L2F1dGhvcj48L2F1dGhv
+cnM+PC9jb250cmlidXRvcnM+PGF1dGgtYWRkcmVzcz5Vbml2IEd1aWxhbiwgRmFjIEFnciBTY2ks
+IERlcHQgUGxhbnQgUHJvdGVjdCwgUmFzaHQgNDE2MzUxMzE0LCBJcmFuJiN4RDtBUkVFTywgSXJh
+bmlhbiBSZXMgSW5zdCBQbGFudCBQcm90ZWN0LCBUZWhyYW4sIElyYW48L2F1dGgtYWRkcmVzcz48
+dGl0bGVzPjx0aXRsZT48c3R5bGUgZmFjZT0ibm9ybWFsIiBmb250PSJkZWZhdWx0IiBzaXplPSIx
+MDAlIj5FZmZlY3Qgb2YgdGhlcm1hbCBzdHJlc3Mgb24gdGhlIGltbXVuZSByZXNwb25zZXMgb2Yg
+PC9zdHlsZT48c3R5bGUgZmFjZT0iaXRhbGljIiBmb250PSJkZWZhdWx0IiBzaXplPSIxMDAlIj5D
+aGlsbyBzdXBwcmVzc2FsaXM8L3N0eWxlPjxzdHlsZSBmYWNlPSJub3JtYWwiIGZvbnQ9ImRlZmF1
+bHQiIHNpemU9IjEwMCUiPiB3YWxrZXIgKExlcGlkb3B0ZXJhOiBDcmFtYmlkYWUpIHRvIDwvc3R5
+bGU+PHN0eWxlIGZhY2U9Iml0YWxpYyIgZm9udD0iZGVmYXVsdCIgc2l6ZT0iMTAwJSI+QmVhdXZl
+cmlhIGJhc3NpYW5hPC9zdHlsZT48c3R5bGUgZmFjZT0ibm9ybWFsIiBmb250PSJkZWZhdWx0IiBz
+aXplPSIxMDAlIj4uPC9zdHlsZT48L3RpdGxlPjxzZWNvbmRhcnktdGl0bGU+Sm91cm5hbCBvZiBU
+aGVybWFsIEJpb2xvZ3k8L3NlY29uZGFyeS10aXRsZT48YWx0LXRpdGxlPkogVGhlcm0gQmlvbDwv
+YWx0LXRpdGxlPjwvdGl0bGVzPjxwZXJpb2RpY2FsPjxmdWxsLXRpdGxlPkpvdXJuYWwgb2YgVGhl
+cm1hbCBCaW9sb2d5PC9mdWxsLXRpdGxlPjxhYmJyLTE+Si4gVGhlcm0uIEJpb2wuPC9hYmJyLTE+
+PC9wZXJpb2RpY2FsPjxhbHQtcGVyaW9kaWNhbD48ZnVsbC10aXRsZT5KIFRoZXJtIEJpb2w8L2Z1
+bGwtdGl0bGU+PC9hbHQtcGVyaW9kaWNhbD48cGFnZXM+MTM24oCTMTQ1PC9wYWdlcz48dm9sdW1l
+Pjg0PC92b2x1bWU+PGtleXdvcmRzPjxrZXl3b3JkPnRlbXBlcmF0dXJlPC9rZXl3b3JkPjxrZXl3
+b3JkPmltbXVuaXR5PC9rZXl3b3JkPjxrZXl3b3JkPmNoaWxvIHN1cHByZXNzYWxpczwva2V5d29y
+ZD48a2V5d29yZD5nZW5lIGV4cHJlc3Npb248L2tleXdvcmQ+PGtleXdvcmQ+ZW50b21vcGF0aG9n
+ZW48L2tleXdvcmQ+PGtleXdvcmQ+Z2FsbGVyaWEtbWVsbG9uZWxsYSBsYXJ2YWU8L2tleXdvcmQ+
+PGtleXdvcmQ+aGVhdC1zaG9jayBhZmZlY3RzPC9rZXl3b3JkPjxrZXl3b3JkPmVudG9tb3BhdGhv
+Z2VuaWMgZnVuZ3VzPC9rZXl3b3JkPjxrZXl3b3JkPmFudGltaWNyb2JpYWwgcGVwdGlkZXM8L2tl
+eXdvcmQ+PGtleXdvcmQ+ZGlzZWFzZSByZXNpc3RhbmNlPC9rZXl3b3JkPjxrZXl3b3JkPnRlbXBl
+cmF0dXJlIHN0cmVzczwva2V5d29yZD48a2V5d29yZD5sb2N1c3RhLW1pZ3JhdG9yaWE8L2tleXdv
+cmQ+PGtleXdvcmQ+aW5zZWN0PC9rZXl3b3JkPjxrZXl3b3JkPmV4cHJlc3Npb248L2tleXdvcmQ+
+PGtleXdvcmQ+aW5mZWN0aW9uPC9rZXl3b3JkPjwva2V5d29yZHM+PGRhdGVzPjx5ZWFyPjIwMTk8
+L3llYXI+PHB1Yi1kYXRlcz48ZGF0ZT5BdWc8L2RhdGU+PC9wdWItZGF0ZXM+PC9kYXRlcz48aXNi
+bj4wMzA2LTQ1NjU8L2lzYm4+PGFjY2Vzc2lvbi1udW0+V09TOjAwMDQ4NjEwNzQwMDAxNjwvYWNj
+ZXNzaW9uLW51bT48dXJscz48cmVsYXRlZC11cmxzPjx1cmw+Jmx0O0dvIHRvIElTSSZndDs6Ly9X
+T1M6MDAwNDg2MTA3NDAwMDE2PC91cmw+PC9yZWxhdGVkLXVybHM+PC91cmxzPjxlbGVjdHJvbmlj
+LXJlc291cmNlLW51bT4xMC4xMDE2L2ouanRoZXJiaW8uMjAxOS4wNy4wMDY8L2VsZWN0cm9uaWMt
+cmVzb3VyY2UtbnVtPjxsYW5ndWFnZT5FbmdsaXNoPC9sYW5ndWFnZT48L3JlY29yZD48L0NpdGU+
+PC9FbmROb3RlPgB=
+</w:fldData>
+        </w:fldChar>
+      </w:r>
+      <w:r>
+        <w:rPr>
+          <w:rFonts w:ascii="Times New Roman" w:eastAsia="SimSun" w:hAnsi="Times New Roman" w:cs="Times New Roman"/>
+          <w:kern w:val="0"/>
+          <w:lang w:bidi="en-US"/>
+        </w:rPr>
+        <w:instrText xml:space="preserve"> ADDIN EN.CITE.DATA </w:instrText>
+      </w:r>
+      <w:r>
+        <w:rPr>
+          <w:rFonts w:ascii="Times New Roman" w:eastAsia="SimSun" w:hAnsi="Times New Roman" w:cs="Times New Roman"/>
+          <w:kern w:val="0"/>
+          <w:lang w:bidi="en-US"/>
+        </w:rPr>
+      </w:r>
+      <w:r>
+        <w:rPr>
+          <w:rFonts w:ascii="Times New Roman" w:eastAsia="SimSun" w:hAnsi="Times New Roman" w:cs="Times New Roman"/>
+          <w:kern w:val="0"/>
+          <w:lang w:bidi="en-US"/>
+        </w:rPr>
+        <w:fldChar w:fldCharType="end"/>
+      </w:r>
+      <w:r>
+        <w:rPr>
+          <w:rFonts w:ascii="Times New Roman" w:eastAsia="SimSun" w:hAnsi="Times New Roman" w:cs="Times New Roman"/>
+          <w:kern w:val="0"/>
+          <w:lang w:bidi="en-US"/>
+        </w:rPr>
+        <w:fldChar w:fldCharType="separate"/>
+      </w:r>
+      <w:r>
+        <w:rPr>
+          <w:rFonts w:ascii="Times New Roman" w:eastAsia="SimSun" w:hAnsi="Times New Roman" w:cs="Times New Roman"/>
+          <w:noProof/>
+          <w:kern w:val="0"/>
+          <w:lang w:bidi="en-US"/>
+        </w:rPr>
+        <w:t>(Wojda &amp; Taszłow, 2013, Shamakhi et al., 2019)</w:t>
+      </w:r>
+      <w:r>
+        <w:rPr>
+          <w:rFonts w:ascii="Times New Roman" w:eastAsia="SimSun" w:hAnsi="Times New Roman" w:cs="Times New Roman"/>
+          <w:kern w:val="0"/>
+          <w:lang w:bidi="en-US"/>
+        </w:rPr>
+        <w:fldChar w:fldCharType="end"/>
+      </w:r>
+      <w:r>
+        <w:rPr>
+          <w:rFonts w:ascii="Times New Roman" w:eastAsia="SimSun" w:hAnsi="Times New Roman" w:cs="Times New Roman"/>
+          <w:kern w:val="0"/>
+          <w:lang w:bidi="en-US"/>
+        </w:rPr>
+        <w:t>.</w:t>
+      </w:r>
+      <w:r>
+        <w:rPr>
+          <w:rFonts w:ascii="Times New Roman" w:eastAsia="SimSun" w:hAnsi="Times New Roman" w:cs="Times New Roman"/>
+          <w:kern w:val="0"/>
+          <w:lang w:bidi="en-US"/>
+        </w:rPr>
+        <w:t xml:space="preserve"> However,</w:t>
+      </w:r>
+      <w:r>
+        <w:rPr>
+          <w:rFonts w:ascii="Times New Roman" w:eastAsia="SimSun" w:hAnsi="Times New Roman" w:cs="Times New Roman"/>
+          <w:kern w:val="0"/>
+          <w:lang w:bidi="en-US"/>
+        </w:rPr>
+        <w:t xml:space="preserve"> </w:t>
+      </w:r>
+      <w:r>
+        <w:rPr>
+          <w:rFonts w:ascii="Times New Roman" w:eastAsia="SimSun" w:hAnsi="Times New Roman" w:cs="Times New Roman"/>
+          <w:kern w:val="0"/>
+          <w:lang w:bidi="en-US"/>
+        </w:rPr>
+        <w:t xml:space="preserve">research on insect </w:t>
+      </w:r>
+      <w:r>
+        <w:rPr>
+          <w:rFonts w:ascii="Times New Roman" w:eastAsia="SimSun" w:hAnsi="Times New Roman" w:cs="Times New Roman"/>
+          <w:kern w:val="0"/>
+          <w:lang w:bidi="en-US"/>
+        </w:rPr>
+        <w:t>immunity</w:t>
+      </w:r>
+      <w:r>
+        <w:rPr>
+          <w:rFonts w:ascii="Times New Roman" w:eastAsia="SimSun" w:hAnsi="Times New Roman" w:cs="Times New Roman"/>
+          <w:kern w:val="0"/>
+          <w:lang w:bidi="en-US"/>
+        </w:rPr>
+        <w:t xml:space="preserve"> has largely focused on response to </w:t>
+      </w:r>
+      <w:r>
+        <w:rPr>
+          <w:rFonts w:ascii="Times New Roman" w:eastAsia="SimSun" w:hAnsi="Times New Roman" w:cs="Times New Roman"/>
+          <w:kern w:val="0"/>
+          <w:lang w:bidi="en-US"/>
+        </w:rPr>
+        <w:t xml:space="preserve">acute </w:t>
+      </w:r>
+      <w:r>
+        <w:rPr>
+          <w:rFonts w:ascii="Times New Roman" w:eastAsia="SimSun" w:hAnsi="Times New Roman" w:cs="Times New Roman"/>
+          <w:kern w:val="0"/>
+          <w:lang w:bidi="en-US"/>
+        </w:rPr>
+        <w:t xml:space="preserve">thermal changes, such as heat-shock experiments, </w:t>
+      </w:r>
+      <w:r>
+        <w:rPr>
+          <w:rFonts w:ascii="Times New Roman" w:eastAsia="SimSun" w:hAnsi="Times New Roman" w:cs="Times New Roman"/>
+          <w:kern w:val="0"/>
+          <w:lang w:bidi="en-US"/>
+        </w:rPr>
+        <w:t>leaving the long-term effect</w:t>
+      </w:r>
+      <w:r>
+        <w:rPr>
+          <w:rFonts w:ascii="Times New Roman" w:eastAsia="SimSun" w:hAnsi="Times New Roman" w:cs="Times New Roman"/>
+          <w:kern w:val="0"/>
+          <w:lang w:bidi="en-US"/>
+        </w:rPr>
+        <w:t>s</w:t>
+      </w:r>
+      <w:r>
+        <w:rPr>
+          <w:rFonts w:ascii="Times New Roman" w:eastAsia="SimSun" w:hAnsi="Times New Roman" w:cs="Times New Roman"/>
+          <w:kern w:val="0"/>
+          <w:lang w:bidi="en-US"/>
+        </w:rPr>
+        <w:t xml:space="preserve"> of temperature</w:t>
+      </w:r>
+      <w:r>
+        <w:rPr>
+          <w:rFonts w:ascii="Times New Roman" w:eastAsia="SimSun" w:hAnsi="Times New Roman" w:cs="Times New Roman"/>
+          <w:kern w:val="0"/>
+          <w:lang w:bidi="en-US"/>
+        </w:rPr>
+        <w:t xml:space="preserve"> </w:t>
+      </w:r>
+      <w:r>
+        <w:rPr>
+          <w:rFonts w:ascii="Times New Roman" w:eastAsia="SimSun" w:hAnsi="Times New Roman" w:cs="Times New Roman"/>
+          <w:kern w:val="0"/>
+          <w:lang w:bidi="en-US"/>
+        </w:rPr>
+        <w:t>unclear</w:t>
+      </w:r>
+      <w:r>
+        <w:rPr>
+          <w:rFonts w:ascii="Times New Roman" w:eastAsia="SimSun" w:hAnsi="Times New Roman" w:cs="Times New Roman"/>
+          <w:kern w:val="0"/>
+          <w:lang w:bidi="en-US"/>
+        </w:rPr>
+        <w:t xml:space="preserve"> </w:t>
+      </w:r>
+      <w:r>
+        <w:rPr>
+          <w:rFonts w:ascii="Times New Roman" w:eastAsia="SimSun" w:hAnsi="Times New Roman" w:cs="Times New Roman"/>
+          <w:kern w:val="0"/>
+          <w:lang w:bidi="en-US"/>
+        </w:rPr>
+        <w:fldChar w:fldCharType="begin">
+          <w:fldData xml:space="preserve">PEVuZE5vdGU+PENpdGU+PEF1dGhvcj5MaTwvQXV0aG9yPjxZZWFyPjIwMjU8L1llYXI+PFJlY051
+bT4xMTk0NjwvUmVjTnVtPjxEaXNwbGF5VGV4dD4oTGkgZXQgYWwuLCAyMDI1KTwvRGlzcGxheVRl
+eHQ+PHJlY29yZD48cmVjLW51bWJlcj4xMTk0NjwvcmVjLW51bWJlcj48Zm9yZWlnbi1rZXlzPjxr
+ZXkgYXBwPSJFTiIgZGItaWQ9IjBmNWU5MDJ3OTV2YTJ0ZXdyZHI1dzB0Y3hmenJhZjVmdjB3dyIg
+dGltZXN0YW1wPSIxNzkwODIwNjk1Ij4xMTk0Njwva2V5PjwvZm9yZWlnbi1rZXlzPjxyZWYtdHlw
+ZSBuYW1lPSJKb3VybmFsIEFydGljbGUiPjE3PC9yZWYtdHlwZT48Y29udHJpYnV0b3JzPjxhdXRo
+b3JzPjxhdXRob3I+TGksIEouIFAuPC9hdXRob3I+PGF1dGhvcj5XYW5nLCBYLiBULjwvYXV0aG9y
+PjxhdXRob3I+R3VvLCBSLjwvYXV0aG9yPjxhdXRob3I+TGksIFouIEsuPC9hdXRob3I+PGF1dGhv
+cj5MdiwgSC48L2F1dGhvcj48YXV0aG9yPldhbmcsIFkuIFAuPC9hdXRob3I+PC9hdXRob3JzPjwv
+Y29udHJpYnV0b3JzPjxhdXRoLWFkZHJlc3M+WmhlamlhbmcgQWdyICZhbXA7IEZvcmVzdHJ5IFVu
+aXYsIENvdW50cnkgQ29sbCBGb3Jlc3RyeSAmYW1wOyBCaW90ZWNobm9sLCBMaW5hbiwgWmhlamlh
+bmcsIFBlb3BsZXMgUiBDaGluYSYjeEQ7QW5qaSBIeW5vYml1cyBOYXRsIE5hdCBSZXNlcnZlIE1h
+bmFnZW1lbnQgQ3RyLCBDb25zZXJ2YXQgJmFtcDsgVXRpbGl6YXQgU2VjdCwgSHV6aG91LCBQZW9w
+bGVzIFIgQ2hpbmEmI3hEO0FkbSBaaGVqaWFuZyBRaW5nbGlhbmdmZW5nIE5hdGwgTmF0IFJlc2Vy
+dmUsIFNjaSBNb25pdG9yaW5nIE9mZiwgSGFuZ3pob3UsIFBlb3BsZXMgUiBDaGluYSYjeEQ7SHV6
+aG91IFVuaXYsIENvbGwgTGlmZSBTY2ksIEh1emhvdSwgUGVvcGxlcyBSIENoaW5hPC9hdXRoLWFk
+ZHJlc3M+PHRpdGxlcz48dGl0bGU+UmVzZWFyY2ggcHJvZ3Jlc3MgYW5kIHRyZW5kcyBvZiBpbnNl
+Y3QgaGlnaC10ZW1wZXJhdHVyZSBzdHJlc3M6IGluc2lnaHRzIGZyb20gYmlibGlvbWV0cmljIGFu
+YWx5c2lzPC90aXRsZT48c2Vjb25kYXJ5LXRpdGxlPkZyb250aWVycyBpbiBJbnNlY3QgU2NpZW5j
+ZTwvc2Vjb25kYXJ5LXRpdGxlPjxhbHQtdGl0bGU+RnJvbnQgSW5zZWN0IFNjaTwvYWx0LXRpdGxl
+PjwvdGl0bGVzPjxwZXJpb2RpY2FsPjxmdWxsLXRpdGxlPkZyb250aWVycyBpbiBJbnNlY3QgU2Np
+ZW5jZTwvZnVsbC10aXRsZT48YWJici0xPkZyb250IEluc2VjdCBTY2k8L2FiYnItMT48L3Blcmlv
+ZGljYWw+PGFsdC1wZXJpb2RpY2FsPjxmdWxsLXRpdGxlPkZyb250aWVycyBpbiBJbnNlY3QgU2Np
+ZW5jZTwvZnVsbC10aXRsZT48YWJici0xPkZyb250IEluc2VjdCBTY2k8L2FiYnItMT48L2FsdC1w
+ZXJpb2RpY2FsPjxwYWdlcz4xNjI1MTU1PC9wYWdlcz48dm9sdW1lPjU8L3ZvbHVtZT48a2V5d29y
+ZHM+PGtleXdvcmQ+YmlibGlvbWV0cmljczwva2V5d29yZD48a2V5d29yZD5nbG9iYWwgd2FybWlu
+Zzwva2V5d29yZD48a2V5d29yZD5pbnNlY3Q8L2tleXdvcmQ+PGtleXdvcmQ+Y2xpbWF0ZSBjaGFu
+Z2U8L2tleXdvcmQ+PGtleXdvcmQ+aG90IHNwb3RzIGFuZCBmcm9udGllcnM8L2tleXdvcmQ+PGtl
+eXdvcmQ+aGVhdC1zaG9jayBwcm90ZWluczwva2V5d29yZD48a2V5d29yZD4yIHdpbmctbW9ycGhz
+PC9rZXl3b3JkPjxrZXl3b3JkPnRoZXJtb3JlZ3VsYXRpb248L2tleXdvcmQ+PGtleXdvcmQ+ZXZv
+bHV0aW9uYXJ5PC9rZXl3b3JkPjxrZXl3b3JkPmFkYXB0YXRpb248L2tleXdvcmQ+PGtleXdvcmQ+
+ZHJvc29waGlsYTwva2V5d29yZD48a2V5d29yZD5yZXNwb25zZXM8L2tleXdvcmQ+PGtleXdvcmQ+
+d2F2ZXM8L2tleXdvcmQ+PGtleXdvcmQ+Z2VuZTwva2V5d29yZD48L2tleXdvcmRzPjxkYXRlcz48
+eWVhcj4yMDI1PC95ZWFyPjxwdWItZGF0ZXM+PGRhdGU+SnVsIDMwPC9kYXRlPjwvcHViLWRhdGVz
+PjwvZGF0ZXM+PGFjY2Vzc2lvbi1udW0+V09TOjAwMTU0ODM3MTgwMDAwMTwvYWNjZXNzaW9uLW51
+bT48dXJscz48cmVsYXRlZC11cmxzPjx1cmw+Jmx0O0dvIHRvIElTSSZndDs6Ly9XT1M6MDAxNTQ4
+MzcxODAwMDAxPC91cmw+PC9yZWxhdGVkLXVybHM+PC91cmxzPjxlbGVjdHJvbmljLXJlc291cmNl
+LW51bT4xMC4zMzg5L2ZpbnNjLjIwMjUuMTYyNTE1NTwvZWxlY3Ryb25pYy1yZXNvdXJjZS1udW0+
+PGxhbmd1YWdlPkVuZ2xpc2g8L2xhbmd1YWdlPjwvcmVjb3JkPjwvQ2l0ZT48L0VuZE5vdGU+
+</w:fldData>
+        </w:fldChar>
+      </w:r>
+      <w:r>
+        <w:rPr>
+          <w:rFonts w:ascii="Times New Roman" w:eastAsia="SimSun" w:hAnsi="Times New Roman" w:cs="Times New Roman"/>
+          <w:kern w:val="0"/>
+          <w:lang w:bidi="en-US"/>
+        </w:rPr>
+        <w:instrText xml:space="preserve"> ADDIN EN.CITE </w:instrText>
+      </w:r>
+      <w:r>
+        <w:rPr>
+          <w:rFonts w:ascii="Times New Roman" w:eastAsia="SimSun" w:hAnsi="Times New Roman" w:cs="Times New Roman"/>
+          <w:kern w:val="0"/>
+          <w:lang w:bidi="en-US"/>
+        </w:rPr>
+        <w:fldChar w:fldCharType="begin">
+          <w:fldData xml:space="preserve">PEVuZE5vdGU+PENpdGU+PEF1dGhvcj5MaTwvQXV0aG9yPjxZZWFyPjIwMjU8L1llYXI+PFJlY051
+bT4xMTk0NjwvUmVjTnVtPjxEaXNwbGF5VGV4dD4oTGkgZXQgYWwuLCAyMDI1KTwvRGlzcGxheVRl
+eHQ+PHJlY29yZD48cmVjLW51bWJlcj4xMTk0NjwvcmVjLW51bWJlcj48Zm9yZWlnbi1rZXlzPjxr
+ZXkgYXBwPSJFTiIgZGItaWQ9IjBmNWU5MDJ3OTV2YTJ0ZXdyZHI1dzB0Y3hmenJhZjVmdjB3dyIg
+dGltZXN0YW1wPSIxNzkwODIwNjk1Ij4xMTk0Njwva2V5PjwvZm9yZWlnbi1rZXlzPjxyZWYtdHlw
+ZSBuYW1lPSJKb3VybmFsIEFydGljbGUiPjE3PC9yZWYtdHlwZT48Y29udHJpYnV0b3JzPjxhdXRo
+b3JzPjxhdXRob3I+TGksIEouIFAuPC9hdXRob3I+PGF1dGhvcj5XYW5nLCBYLiBULjwvYXV0aG9y
+PjxhdXRob3I+R3VvLCBSLjwvYXV0aG9yPjxhdXRob3I+TGksIFouIEsuPC9hdXRob3I+PGF1dGhv
+cj5MdiwgSC48L2F1dGhvcj48YXV0aG9yPldhbmcsIFkuIFAuPC9hdXRob3I+PC9hdXRob3JzPjwv
+Y29udHJpYnV0b3JzPjxhdXRoLWFkZHJlc3M+WmhlamlhbmcgQWdyICZhbXA7IEZvcmVzdHJ5IFVu
+aXYsIENvdW50cnkgQ29sbCBGb3Jlc3RyeSAmYW1wOyBCaW90ZWNobm9sLCBMaW5hbiwgWmhlamlh
+bmcsIFBlb3BsZXMgUiBDaGluYSYjeEQ7QW5qaSBIeW5vYml1cyBOYXRsIE5hdCBSZXNlcnZlIE1h
+bmFnZW1lbnQgQ3RyLCBDb25zZXJ2YXQgJmFtcDsgVXRpbGl6YXQgU2VjdCwgSHV6aG91LCBQZW9w
+bGVzIFIgQ2hpbmEmI3hEO0FkbSBaaGVqaWFuZyBRaW5nbGlhbmdmZW5nIE5hdGwgTmF0IFJlc2Vy
+dmUsIFNjaSBNb25pdG9yaW5nIE9mZiwgSGFuZ3pob3UsIFBlb3BsZXMgUiBDaGluYSYjeEQ7SHV6
+aG91IFVuaXYsIENvbGwgTGlmZSBTY2ksIEh1emhvdSwgUGVvcGxlcyBSIENoaW5hPC9hdXRoLWFk
+ZHJlc3M+PHRpdGxlcz48dGl0bGU+UmVzZWFyY2ggcHJvZ3Jlc3MgYW5kIHRyZW5kcyBvZiBpbnNl
+Y3QgaGlnaC10ZW1wZXJhdHVyZSBzdHJlc3M6IGluc2lnaHRzIGZyb20gYmlibGlvbWV0cmljIGFu
+YWx5c2lzPC90aXRsZT48c2Vjb25kYXJ5LXRpdGxlPkZyb250aWVycyBpbiBJbnNlY3QgU2NpZW5j
+ZTwvc2Vjb25kYXJ5LXRpdGxlPjxhbHQtdGl0bGU+RnJvbnQgSW5zZWN0IFNjaTwvYWx0LXRpdGxl
+PjwvdGl0bGVzPjxwZXJpb2RpY2FsPjxmdWxsLXRpdGxlPkZyb250aWVycyBpbiBJbnNlY3QgU2Np
+ZW5jZTwvZnVsbC10aXRsZT48YWJici0xPkZyb250IEluc2VjdCBTY2k8L2FiYnItMT48L3Blcmlv
+ZGljYWw+PGFsdC1wZXJpb2RpY2FsPjxmdWxsLXRpdGxlPkZyb250aWVycyBpbiBJbnNlY3QgU2Np
+ZW5jZTwvZnVsbC10aXRsZT48YWJici0xPkZyb250IEluc2VjdCBTY2k8L2FiYnItMT48L2FsdC1w
+ZXJpb2RpY2FsPjxwYWdlcz4xNjI1MTU1PC9wYWdlcz48dm9sdW1lPjU8L3ZvbHVtZT48a2V5d29y
+ZHM+PGtleXdvcmQ+YmlibGlvbWV0cmljczwva2V5d29yZD48a2V5d29yZD5nbG9iYWwgd2FybWlu
+Zzwva2V5d29yZD48a2V5d29yZD5pbnNlY3Q8L2tleXdvcmQ+PGtleXdvcmQ+Y2xpbWF0ZSBjaGFu
+Z2U8L2tleXdvcmQ+PGtleXdvcmQ+aG90IHNwb3RzIGFuZCBmcm9udGllcnM8L2tleXdvcmQ+PGtl
+eXdvcmQ+aGVhdC1zaG9jayBwcm90ZWluczwva2V5d29yZD48a2V5d29yZD4yIHdpbmctbW9ycGhz
+PC9rZXl3b3JkPjxrZXl3b3JkPnRoZXJtb3JlZ3VsYXRpb248L2tleXdvcmQ+PGtleXdvcmQ+ZXZv
+bHV0aW9uYXJ5PC9rZXl3b3JkPjxrZXl3b3JkPmFkYXB0YXRpb248L2tleXdvcmQ+PGtleXdvcmQ+
+ZHJvc29waGlsYTwva2V5d29yZD48a2V5d29yZD5yZXNwb25zZXM8L2tleXdvcmQ+PGtleXdvcmQ+
+d2F2ZXM8L2tleXdvcmQ+PGtleXdvcmQ+Z2VuZTwva2V5d29yZD48L2tleXdvcmRzPjxkYXRlcz48
+eWVhcj4yMDI1PC95ZWFyPjxwdWItZGF0ZXM+PGRhdGU+SnVsIDMwPC9kYXRlPjwvcHViLWRhdGVz
+PjwvZGF0ZXM+PGFjY2Vzc2lvbi1udW0+V09TOjAwMTU0ODM3MTgwMDAwMTwvYWNjZXNzaW9uLW51
+bT48dXJscz48cmVsYXRlZC11cmxzPjx1cmw+Jmx0O0dvIHRvIElTSSZndDs6Ly9XT1M6MDAxNTQ4
+MzcxODAwMDAxPC91cmw+PC9yZWxhdGVkLXVybHM+PC91cmxzPjxlbGVjdHJvbmljLXJlc291cmNl
+LW51bT4xMC4zMzg5L2ZpbnNjLjIwMjUuMTYyNTE1NTwvZWxlY3Ryb25pYy1yZXNvdXJjZS1udW0+
+PGxhbmd1YWdlPkVuZ2xpc2g8L2xhbmd1YWdlPjwvcmVjb3JkPjwvQ2l0ZT48L0VuZE5vdGU+
+</w:fldData>
+        </w:fldChar>
+      </w:r>
+      <w:r>
+        <w:rPr>
+          <w:rFonts w:ascii="Times New Roman" w:eastAsia="SimSun" w:hAnsi="Times New Roman" w:cs="Times New Roman"/>
+          <w:kern w:val="0"/>
+          <w:lang w:bidi="en-US"/>
+        </w:rPr>
+        <w:instrText xml:space="preserve"> ADDIN EN.CITE.DATA </w:instrText>
+      </w:r>
+      <w:r>
+        <w:rPr>
+          <w:rFonts w:ascii="Times New Roman" w:eastAsia="SimSun" w:hAnsi="Times New Roman" w:cs="Times New Roman"/>
+          <w:kern w:val="0"/>
+          <w:lang w:bidi="en-US"/>
+        </w:rPr>
+      </w:r>
+      <w:r>
+        <w:rPr>
+          <w:rFonts w:ascii="Times New Roman" w:eastAsia="SimSun" w:hAnsi="Times New Roman" w:cs="Times New Roman"/>
+          <w:kern w:val="0"/>
+          <w:lang w:bidi="en-US"/>
+        </w:rPr>
+        <w:fldChar w:fldCharType="end"/>
+      </w:r>
+      <w:r>
+        <w:rPr>
+          <w:rFonts w:ascii="Times New Roman" w:eastAsia="SimSun" w:hAnsi="Times New Roman" w:cs="Times New Roman"/>
+          <w:kern w:val="0"/>
+          <w:lang w:bidi="en-US"/>
+        </w:rPr>
+        <w:fldChar w:fldCharType="separate"/>
+      </w:r>
+      <w:r>
+        <w:rPr>
+          <w:rFonts w:ascii="Times New Roman" w:eastAsia="SimSun" w:hAnsi="Times New Roman" w:cs="Times New Roman"/>
+          <w:noProof/>
+          <w:kern w:val="0"/>
+          <w:lang w:bidi="en-US"/>
+        </w:rPr>
+        <w:t>(Li et al., 2025)</w:t>
+      </w:r>
+      <w:r>
+        <w:rPr>
+          <w:rFonts w:ascii="Times New Roman" w:eastAsia="SimSun" w:hAnsi="Times New Roman" w:cs="Times New Roman"/>
+          <w:kern w:val="0"/>
+          <w:lang w:bidi="en-US"/>
+        </w:rPr>
+        <w:fldChar w:fldCharType="end"/>
+      </w:r>
+      <w:r>
+        <w:rPr>
+          <w:rFonts w:ascii="Times New Roman" w:eastAsia="SimSun" w:hAnsi="Times New Roman" w:cs="Times New Roman"/>
+          <w:kern w:val="0"/>
+          <w:lang w:bidi="en-US"/>
+        </w:rPr>
+        <w:t xml:space="preserve">. </w:t>
+      </w:r>
+      <w:r>
+        <w:rPr>
+          <w:rFonts w:ascii="Times New Roman" w:eastAsia="SimSun" w:hAnsi="Times New Roman" w:cs="Times New Roman"/>
+          <w:kern w:val="0"/>
+          <w:lang w:bidi="en-US"/>
+        </w:rPr>
+        <w:t>In</w:t>
+      </w:r>
+      <w:r>
+        <w:rPr>
+          <w:rFonts w:ascii="Times New Roman" w:eastAsia="SimSun" w:hAnsi="Times New Roman" w:cs="Times New Roman"/>
+          <w:kern w:val="0"/>
+          <w:lang w:bidi="en-US"/>
+        </w:rPr>
+        <w:t xml:space="preserve"> </w:t>
+      </w:r>
+      <w:r>
+        <w:rPr>
+          <w:rFonts w:ascii="Times New Roman" w:eastAsia="SimSun" w:hAnsi="Times New Roman" w:cs="Times New Roman"/>
+          <w:kern w:val="0"/>
+          <w:lang w:bidi="en-US"/>
+        </w:rPr>
+        <w:t>in</w:t>
+      </w:r>
+      <w:r>
+        <w:rPr>
+          <w:rFonts w:ascii="Times New Roman" w:eastAsia="SimSun" w:hAnsi="Times New Roman" w:cs="Times New Roman"/>
+          <w:kern w:val="0"/>
+          <w:lang w:bidi="en-US"/>
+        </w:rPr>
+        <w:t xml:space="preserve">sects </w:t>
+      </w:r>
+      <w:r>
+        <w:rPr>
+          <w:rFonts w:ascii="Times New Roman" w:eastAsia="SimSun" w:hAnsi="Times New Roman" w:cs="Times New Roman"/>
+          <w:kern w:val="0"/>
+          <w:lang w:bidi="en-US"/>
+        </w:rPr>
+        <w:t xml:space="preserve">reared at elevated temperatures throughout development, </w:t>
+      </w:r>
+      <w:r>
+        <w:rPr>
+          <w:rFonts w:ascii="Times New Roman" w:eastAsia="SimSun" w:hAnsi="Times New Roman" w:cs="Times New Roman"/>
+          <w:kern w:val="0"/>
+          <w:lang w:bidi="en-US"/>
+        </w:rPr>
         <w:t>both</w:t>
       </w:r>
       <w:r>
@@ -3107,97 +3801,95 @@
           <w:kern w:val="0"/>
           <w:lang w:bidi="en-US"/>
         </w:rPr>
+        <w:t xml:space="preserve"> increase</w:t>
+      </w:r>
+      <w:r>
+        <w:rPr>
+          <w:rFonts w:ascii="Times New Roman" w:eastAsia="SimSun" w:hAnsi="Times New Roman" w:cs="Times New Roman"/>
+          <w:kern w:val="0"/>
+          <w:lang w:bidi="en-US"/>
+        </w:rPr>
+        <w:t>s</w:t>
+      </w:r>
+      <w:r>
+        <w:rPr>
+          <w:rFonts w:ascii="Times New Roman" w:eastAsia="SimSun" w:hAnsi="Times New Roman" w:cs="Times New Roman"/>
+          <w:kern w:val="0"/>
+          <w:lang w:bidi="en-US"/>
+        </w:rPr>
+        <w:t xml:space="preserve"> and decrease</w:t>
+      </w:r>
+      <w:r>
+        <w:rPr>
+          <w:rFonts w:ascii="Times New Roman" w:eastAsia="SimSun" w:hAnsi="Times New Roman" w:cs="Times New Roman"/>
+          <w:kern w:val="0"/>
+          <w:lang w:bidi="en-US"/>
+        </w:rPr>
+        <w:t>s</w:t>
+      </w:r>
+      <w:r>
+        <w:rPr>
+          <w:rFonts w:ascii="Times New Roman" w:eastAsia="SimSun" w:hAnsi="Times New Roman" w:cs="Times New Roman"/>
+          <w:kern w:val="0"/>
+          <w:lang w:bidi="en-US"/>
+        </w:rPr>
+        <w:t xml:space="preserve"> in </w:t>
+      </w:r>
+      <w:r>
+        <w:rPr>
+          <w:rFonts w:ascii="Times New Roman" w:eastAsia="SimSun" w:hAnsi="Times New Roman" w:cs="Times New Roman"/>
+          <w:kern w:val="0"/>
+          <w:lang w:bidi="en-US"/>
+        </w:rPr>
+        <w:t>immune response</w:t>
+      </w:r>
+      <w:r>
+        <w:rPr>
+          <w:rFonts w:ascii="Times New Roman" w:eastAsia="SimSun" w:hAnsi="Times New Roman" w:cs="Times New Roman"/>
+          <w:kern w:val="0"/>
+          <w:lang w:bidi="en-US"/>
+        </w:rPr>
+        <w:t xml:space="preserve"> (e.g.,</w:t>
+      </w:r>
+      <w:r>
+        <w:rPr>
+          <w:rFonts w:ascii="Times New Roman" w:eastAsia="SimSun" w:hAnsi="Times New Roman" w:cs="Times New Roman"/>
+          <w:kern w:val="0"/>
+          <w:lang w:bidi="en-US"/>
+        </w:rPr>
+        <w:t xml:space="preserve"> PO activity) ha</w:t>
+      </w:r>
+      <w:r>
+        <w:rPr>
+          <w:rFonts w:ascii="Times New Roman" w:eastAsia="SimSun" w:hAnsi="Times New Roman" w:cs="Times New Roman"/>
+          <w:kern w:val="0"/>
+          <w:lang w:bidi="en-US"/>
+        </w:rPr>
+        <w:t>ve</w:t>
+      </w:r>
+      <w:r>
+        <w:rPr>
+          <w:rFonts w:ascii="Times New Roman" w:eastAsia="SimSun" w:hAnsi="Times New Roman" w:cs="Times New Roman"/>
+          <w:kern w:val="0"/>
+          <w:lang w:bidi="en-US"/>
+        </w:rPr>
+        <w:t xml:space="preserve"> been </w:t>
+      </w:r>
+      <w:r>
+        <w:rPr>
+          <w:rFonts w:ascii="Times New Roman" w:eastAsia="SimSun" w:hAnsi="Times New Roman" w:cs="Times New Roman"/>
+          <w:kern w:val="0"/>
+          <w:lang w:bidi="en-US"/>
+        </w:rPr>
+        <w:t>reported</w:t>
+      </w:r>
+      <w:r>
+        <w:rPr>
+          <w:rFonts w:ascii="Times New Roman" w:eastAsia="SimSun" w:hAnsi="Times New Roman" w:cs="Times New Roman"/>
+          <w:kern w:val="0"/>
+          <w:lang w:bidi="en-US"/>
+        </w:rPr>
         <w:t xml:space="preserve"> </w:t>
-      </w:r>
-      <w:r>
-        <w:rPr>
-          <w:rFonts w:ascii="Times New Roman" w:eastAsia="SimSun" w:hAnsi="Times New Roman" w:cs="Times New Roman"/>
-          <w:kern w:val="0"/>
-          <w:lang w:bidi="en-US"/>
-        </w:rPr>
-        <w:t xml:space="preserve">immunity competence, including </w:t>
-      </w:r>
-      <w:r>
-        <w:rPr>
-          <w:rFonts w:ascii="Times New Roman" w:eastAsia="SimSun" w:hAnsi="Times New Roman" w:cs="Times New Roman"/>
-          <w:kern w:val="0"/>
-          <w:lang w:bidi="en-US"/>
-        </w:rPr>
-        <w:t>cellular immunity (e.g., hemocytes counts</w:t>
-      </w:r>
-      <w:r>
-        <w:rPr>
-          <w:rFonts w:ascii="Times New Roman" w:eastAsia="SimSun" w:hAnsi="Times New Roman" w:cs="Times New Roman"/>
-          <w:kern w:val="0"/>
-          <w:lang w:bidi="en-US"/>
-        </w:rPr>
-        <w:t xml:space="preserve">) </w:t>
-      </w:r>
-      <w:r>
-        <w:rPr>
-          <w:rFonts w:ascii="Times New Roman" w:eastAsia="SimSun" w:hAnsi="Times New Roman" w:cs="Times New Roman"/>
-          <w:kern w:val="0"/>
-          <w:lang w:bidi="en-US"/>
-        </w:rPr>
-        <w:t xml:space="preserve">and humoral immunity </w:t>
-      </w:r>
-      <w:r>
-        <w:rPr>
-          <w:rFonts w:ascii="Times New Roman" w:eastAsia="SimSun" w:hAnsi="Times New Roman" w:cs="Times New Roman"/>
-          <w:kern w:val="0"/>
-          <w:lang w:bidi="en-US"/>
-        </w:rPr>
-        <w:t xml:space="preserve">(e.g., phenoloxidase activity) (reviews: </w:t>
-      </w:r>
-      <w:r>
-        <w:rPr>
-          <w:rFonts w:ascii="Times New Roman" w:eastAsia="SimSun" w:hAnsi="Times New Roman" w:cs="Times New Roman"/>
-          <w:kern w:val="0"/>
-          <w:highlight w:val="yellow"/>
-          <w:lang w:bidi="en-US"/>
-        </w:rPr>
-        <w:t>Ma et al. 2021?</w:t>
-      </w:r>
-      <w:r>
-        <w:rPr>
-          <w:rFonts w:ascii="Times New Roman" w:eastAsia="SimSun" w:hAnsi="Times New Roman" w:cs="Times New Roman"/>
-          <w:kern w:val="0"/>
-          <w:highlight w:val="yellow"/>
-          <w:lang w:bidi="en-US"/>
-        </w:rPr>
-        <w:t>).</w:t>
-      </w:r>
-      <w:r>
-        <w:rPr>
-          <w:rFonts w:ascii="Times New Roman" w:eastAsia="SimSun" w:hAnsi="Times New Roman" w:cs="Times New Roman"/>
-          <w:kern w:val="0"/>
-          <w:lang w:bidi="en-US"/>
-        </w:rPr>
-        <w:t xml:space="preserve"> However, most of the evidence come from adult experiments that impose a short-term thermal stress (cold or heat shock)</w:t>
-      </w:r>
-      <w:r>
-        <w:rPr>
-          <w:rFonts w:ascii="Times New Roman" w:eastAsia="SimSun" w:hAnsi="Times New Roman" w:cs="Times New Roman"/>
-          <w:kern w:val="0"/>
-          <w:lang w:bidi="en-US"/>
-        </w:rPr>
-        <w:t>, without accounting for the accumulated cost of immune activation.</w:t>
-      </w:r>
-      <w:r>
-        <w:rPr>
-          <w:rFonts w:ascii="Times New Roman" w:eastAsia="SimSun" w:hAnsi="Times New Roman" w:cs="Times New Roman"/>
-          <w:kern w:val="0"/>
-          <w:lang w:bidi="en-US"/>
-        </w:rPr>
-        <w:t xml:space="preserve"> Of few studies</w:t>
-      </w:r>
-      <w:r>
-        <w:rPr>
-          <w:rFonts w:ascii="Times New Roman" w:eastAsia="SimSun" w:hAnsi="Times New Roman" w:cs="Times New Roman"/>
-          <w:kern w:val="0"/>
-          <w:lang w:bidi="en-US"/>
-        </w:rPr>
-        <w:t xml:space="preserve"> that maniuplate long-term rearing temperatures, an increase and a decrease in phenoloxidase activity has both been reported at elevated temperatures. </w:t>
       </w:r>
       <w:r>
         <w:rPr>
@@ -3390,6 +4082,13 @@
           <w:kern w:val="0"/>
           <w:lang w:bidi="en-US"/>
         </w:rPr>
+      </w:r>
+      <w:r>
+        <w:rPr>
+          <w:rFonts w:ascii="Times New Roman" w:eastAsia="SimSun" w:hAnsi="Times New Roman" w:cs="Times New Roman"/>
+          <w:kern w:val="0"/>
+          <w:lang w:bidi="en-US"/>
+        </w:rPr>
         <w:fldChar w:fldCharType="separate"/>
       </w:r>
       <w:r>
@@ -3415,29 +4114,99 @@
           <w:kern w:val="0"/>
           <w:lang w:bidi="en-US"/>
         </w:rPr>
-        <w:t xml:space="preserve">. On the other hand, </w:t>
-      </w:r>
+        <w:t>.</w:t>
+      </w:r>
+      <w:r>
+        <w:rPr>
+          <w:rFonts w:ascii="Times New Roman" w:eastAsia="SimSun" w:hAnsi="Times New Roman" w:cs="Times New Roman"/>
+          <w:kern w:val="0"/>
+          <w:lang w:bidi="en-US"/>
+        </w:rPr>
+        <w:t xml:space="preserve"> </w:t>
+      </w:r>
+      <w:r>
+        <w:rPr>
+          <w:rFonts w:ascii="Times New Roman" w:eastAsia="SimSun" w:hAnsi="Times New Roman" w:cs="Times New Roman"/>
+          <w:kern w:val="0"/>
+          <w:lang w:bidi="en-US"/>
+        </w:rPr>
+        <w:t>Likewise, e</w:t>
+      </w:r>
+      <w:r>
+        <w:rPr>
+          <w:rFonts w:ascii="Times New Roman" w:eastAsia="SimSun" w:hAnsi="Times New Roman" w:cs="Times New Roman"/>
+          <w:kern w:val="0"/>
+          <w:lang w:bidi="en-US"/>
+        </w:rPr>
+        <w:t xml:space="preserve">vidence for parental effects is mixed, with </w:t>
+      </w:r>
+      <w:r>
+        <w:rPr>
+          <w:rFonts w:ascii="Times New Roman" w:eastAsia="SimSun" w:hAnsi="Times New Roman" w:cs="Times New Roman"/>
+          <w:kern w:val="0"/>
+          <w:lang w:bidi="en-US"/>
+        </w:rPr>
+        <w:t xml:space="preserve">no clear </w:t>
+      </w:r>
+      <w:bookmarkStart w:id="1" w:name="OLE_LINK1"/>
       <w:r>
         <w:rPr>
           <w:rFonts w:ascii="Times New Roman" w:eastAsia="SimSun" w:hAnsi="Times New Roman" w:cs="Times New Roman"/>
           <w:lang w:val="en-US"/>
         </w:rPr>
-        <w:t>p</w:t>
+        <w:t xml:space="preserve">consensus about </w:t>
       </w:r>
       <w:r>
         <w:rPr>
           <w:rFonts w:ascii="Times New Roman" w:eastAsia="SimSun" w:hAnsi="Times New Roman" w:cs="Times New Roman"/>
           <w:lang w:val="en-US"/>
         </w:rPr>
-        <w:t xml:space="preserve">arental effects are increasing seen as a key source of variation in immune response. For instance, </w:t>
-      </w:r>
-      <w:r>
-        <w:rPr>
-          <w:rFonts w:ascii="Times New Roman" w:eastAsia="SimSun" w:hAnsi="Times New Roman" w:cs="Times New Roman"/>
-          <w:kern w:val="0"/>
-          <w:lang w:bidi="en-US"/>
-        </w:rPr>
-        <w:t xml:space="preserve">elevated maternal temperatures in the water flea </w:t>
+        <w:t>their</w:t>
+      </w:r>
+      <w:r>
+        <w:rPr>
+          <w:rFonts w:ascii="Times New Roman" w:eastAsia="SimSun" w:hAnsi="Times New Roman" w:cs="Times New Roman"/>
+          <w:lang w:val="en-US"/>
+        </w:rPr>
+        <w:t xml:space="preserve"> direction</w:t>
+      </w:r>
+      <w:r>
+        <w:rPr>
+          <w:rFonts w:ascii="Times New Roman" w:eastAsia="SimSun" w:hAnsi="Times New Roman" w:cs="Times New Roman"/>
+          <w:lang w:val="en-US"/>
+        </w:rPr>
+        <w:t xml:space="preserve"> and magnitude</w:t>
+      </w:r>
+      <w:r>
+        <w:rPr>
+          <w:rFonts w:ascii="Times New Roman" w:eastAsia="SimSun" w:hAnsi="Times New Roman" w:cs="Times New Roman"/>
+          <w:lang w:val="en-US"/>
+        </w:rPr>
+        <w:t xml:space="preserve">. </w:t>
+      </w:r>
+      <w:bookmarkEnd w:id="1"/>
+      <w:r>
+        <w:rPr>
+          <w:rFonts w:ascii="Times New Roman" w:eastAsia="SimSun" w:hAnsi="Times New Roman" w:cs="Times New Roman"/>
+          <w:lang w:val="en-US"/>
+        </w:rPr>
+        <w:t xml:space="preserve">For instance, </w:t>
+      </w:r>
+      <w:r>
+        <w:rPr>
+          <w:rFonts w:ascii="Times New Roman" w:eastAsia="SimSun" w:hAnsi="Times New Roman" w:cs="Times New Roman"/>
+          <w:kern w:val="0"/>
+          <w:lang w:bidi="en-US"/>
+        </w:rPr>
+        <w:t xml:space="preserve">elevated maternal temperatures enhance offspring resistance against pathogens </w:t>
+      </w:r>
+      <w:r>
+        <w:rPr>
+          <w:rFonts w:ascii="Times New Roman" w:eastAsia="SimSun" w:hAnsi="Times New Roman" w:cs="Times New Roman"/>
+          <w:kern w:val="0"/>
+          <w:lang w:bidi="en-US"/>
+        </w:rPr>
+        <w:t xml:space="preserve">in the water flea </w:t>
       </w:r>
       <w:r>
         <w:rPr>
@@ -3447,15 +4216,15 @@
           <w:kern w:val="0"/>
           <w:lang w:bidi="en-US"/>
         </w:rPr>
-        <w:t xml:space="preserve">Daphnia magna </w:t>
-      </w:r>
-      <w:r>
-        <w:rPr>
-          <w:rFonts w:ascii="Times New Roman" w:eastAsia="SimSun" w:hAnsi="Times New Roman" w:cs="Times New Roman"/>
-          <w:kern w:val="0"/>
-          <w:lang w:bidi="en-US"/>
-        </w:rPr>
-        <w:t xml:space="preserve">enhance offspring resistance against pathogens </w:t>
+        <w:t>Daphnia magna</w:t>
+      </w:r>
+      <w:r>
+        <w:rPr>
+          <w:rFonts w:ascii="Times New Roman" w:eastAsia="SimSun" w:hAnsi="Times New Roman" w:cs="Times New Roman"/>
+          <w:kern w:val="0"/>
+          <w:lang w:bidi="en-US"/>
+        </w:rPr>
+        <w:t xml:space="preserve"> </w:t>
       </w:r>
       <w:r>
         <w:rPr>
@@ -3512,15 +4281,242 @@
           <w:kern w:val="0"/>
           <w:lang w:bidi="en-US"/>
         </w:rPr>
-        <w:t xml:space="preserve"> Despite this, </w:t>
-      </w:r>
-      <w:r>
-        <w:rPr>
-          <w:rFonts w:ascii="Times New Roman" w:eastAsia="SimSun" w:hAnsi="Times New Roman" w:cs="Times New Roman"/>
-          <w:kern w:val="0"/>
-          <w:lang w:bidi="en-US"/>
-        </w:rPr>
-        <w:t xml:space="preserve">most studies have tested the effects of either developmental </w:t>
+        <w:t xml:space="preserve"> </w:t>
+      </w:r>
+      <w:r>
+        <w:rPr>
+          <w:rFonts w:ascii="Times New Roman" w:eastAsia="SimSun" w:hAnsi="Times New Roman" w:cs="Times New Roman"/>
+          <w:kern w:val="0"/>
+          <w:lang w:bidi="en-US"/>
+        </w:rPr>
+        <w:t xml:space="preserve">Yet </w:t>
+      </w:r>
+      <w:r>
+        <w:rPr>
+          <w:rFonts w:ascii="Times New Roman" w:eastAsia="SimSun" w:hAnsi="Times New Roman" w:cs="Times New Roman"/>
+        </w:rPr>
+        <w:t xml:space="preserve">parental </w:t>
+      </w:r>
+      <w:r>
+        <w:rPr>
+          <w:rFonts w:ascii="Times New Roman" w:eastAsia="SimSun" w:hAnsi="Times New Roman" w:cs="Times New Roman"/>
+        </w:rPr>
+        <w:t>exposure to higher temperatures does not always benefit offspring.</w:t>
+      </w:r>
+      <w:r>
+        <w:rPr>
+          <w:rFonts w:ascii="Times New Roman" w:eastAsia="SimSun" w:hAnsi="Times New Roman" w:cs="Times New Roman"/>
+        </w:rPr>
+        <w:t xml:space="preserve"> </w:t>
+      </w:r>
+      <w:r>
+        <w:rPr>
+          <w:rFonts w:ascii="Times New Roman" w:eastAsia="SimSun" w:hAnsi="Times New Roman" w:cs="Times New Roman"/>
+        </w:rPr>
+        <w:t>E</w:t>
+      </w:r>
+      <w:r>
+        <w:rPr>
+          <w:rFonts w:ascii="Times New Roman" w:eastAsia="SimSun" w:hAnsi="Times New Roman" w:cs="Times New Roman"/>
+        </w:rPr>
+        <w:t xml:space="preserve">levated temperatures often increase oxidative stress and the costs of somatic maintenance in ectotherms </w:t>
+      </w:r>
+      <w:r>
+        <w:rPr>
+          <w:rFonts w:ascii="Times New Roman" w:eastAsia="SimSun" w:hAnsi="Times New Roman" w:cs="Times New Roman"/>
+        </w:rPr>
+        <w:fldChar w:fldCharType="begin"/>
+      </w:r>
+      <w:r>
+        <w:rPr>
+          <w:rFonts w:ascii="Times New Roman" w:eastAsia="SimSun" w:hAnsi="Times New Roman" w:cs="Times New Roman"/>
+        </w:rPr>
+        <w:instrText xml:space="preserve"> ADDIN EN.CITE &lt;EndNote&gt;&lt;Cite&gt;&lt;Author&gt;Singh&lt;/Author&gt;&lt;Year&gt;2025&lt;/Year&gt;&lt;RecNum&gt;11889&lt;/RecNum&gt;&lt;DisplayText&gt;(Singh et al., 2025)&lt;/DisplayText&gt;&lt;record&gt;&lt;rec-number&gt;11889&lt;/rec-number&gt;&lt;foreign-keys&gt;&lt;key app="EN" db-id="0f5e902w95va2tewrdr5w0tcxfzraf5fv0ww" timestamp="1786182279"&gt;11889&lt;/key&gt;&lt;/foreign-keys&gt;&lt;ref-type name="Journal Article"&gt;17&lt;/ref-type&gt;&lt;contributors&gt;&lt;authors&gt;&lt;author&gt;Singh, M.&lt;/author&gt;&lt;author&gt;Saini, V. P.&lt;/author&gt;&lt;author&gt;Meena, L. L. &lt;/author&gt;&lt;/authors&gt;&lt;/contributors&gt;&lt;titles&gt;&lt;title&gt;&lt;style face="normal" font="default" size="100%"&gt;Heat stress induces oxidative stress and weakens the immune system in catfish &lt;/style&gt;&lt;style face="italic" font="default" size="100%"&gt;Clarias magur&lt;/style&gt;&lt;style face="normal" font="default" size="100%"&gt;: Evidence from physiological, histological, and transcriptomic analyses.&lt;/style&gt;&lt;/title&gt;&lt;secondary-title&gt;Fish &amp;amp; Shellfish Immunology&lt;/secondary-title&gt;&lt;/titles&gt;&lt;periodical&gt;&lt;full-title&gt;Fish &amp;amp; Shellfish Immunology&lt;/full-title&gt;&lt;abbr-1&gt;Fish Shellfish Immun&lt;/abbr-1&gt;&lt;/periodical&gt;&lt;pages&gt;110294&lt;/pages&gt;&lt;volume&gt;161&lt;/volume&gt;&lt;dates&gt;&lt;year&gt;2025&lt;/year&gt;&lt;/dates&gt;&lt;urls&gt;&lt;/urls&gt;&lt;/record&gt;&lt;/Cite&gt;&lt;/EndNote&gt;</w:instrText>
+      </w:r>
+      <w:r>
+        <w:rPr>
+          <w:rFonts w:ascii="Times New Roman" w:eastAsia="SimSun" w:hAnsi="Times New Roman" w:cs="Times New Roman"/>
+        </w:rPr>
+        <w:fldChar w:fldCharType="separate"/>
+      </w:r>
+      <w:r>
+        <w:rPr>
+          <w:rFonts w:ascii="Times New Roman" w:eastAsia="SimSun" w:hAnsi="Times New Roman" w:cs="Times New Roman"/>
+          <w:noProof/>
+        </w:rPr>
+        <w:t>(Singh et al., 2025)</w:t>
+      </w:r>
+      <w:r>
+        <w:rPr>
+          <w:rFonts w:ascii="Times New Roman" w:eastAsia="SimSun" w:hAnsi="Times New Roman" w:cs="Times New Roman"/>
+        </w:rPr>
+        <w:fldChar w:fldCharType="end"/>
+      </w:r>
+      <w:r>
+        <w:rPr>
+          <w:rFonts w:ascii="Times New Roman" w:eastAsia="SimSun" w:hAnsi="Times New Roman" w:cs="Times New Roman"/>
+        </w:rPr>
+        <w:t xml:space="preserve">, and in some species, parents at elevated temperatures reduce reproductive effort and produce offspring in poor condition </w:t>
+      </w:r>
+      <w:r>
+        <w:rPr>
+          <w:rFonts w:ascii="Times New Roman" w:eastAsia="SimSun" w:hAnsi="Times New Roman" w:cs="Times New Roman"/>
+        </w:rPr>
+        <w:fldChar w:fldCharType="begin"/>
+      </w:r>
+      <w:r>
+        <w:rPr>
+          <w:rFonts w:ascii="Times New Roman" w:eastAsia="SimSun" w:hAnsi="Times New Roman" w:cs="Times New Roman"/>
+        </w:rPr>
+        <w:instrText xml:space="preserve"> ADDIN EN.CITE &lt;EndNote&gt;&lt;Cite&gt;&lt;Author&gt;Chung&lt;/Author&gt;&lt;Year&gt;2026&lt;/Year&gt;&lt;RecNum&gt;11745&lt;/RecNum&gt;&lt;DisplayText&gt;(Chung et al., 2026, Spinks et al., 2022)&lt;/DisplayText&gt;&lt;record&gt;&lt;rec-number&gt;11745&lt;/rec-number&gt;&lt;foreign-keys&gt;&lt;key app="EN" db-id="0f5e902w95va2tewrdr5w0tcxfzraf5fv0ww" timestamp="1770613246"&gt;11745&lt;/key&gt;&lt;/foreign-keys&gt;&lt;ref-type name="Journal Article"&gt;17&lt;/ref-type&gt;&lt;contributors&gt;&lt;authors&gt;&lt;author&gt;Chung, M. H. J.&lt;/author&gt;&lt;author&gt;Zang, C.&lt;/author&gt;&lt;author&gt;Moura-Campos, D.&lt;/author&gt;&lt;author&gt;Jennions, M. D.&lt;/author&gt;&lt;author&gt;Head, M. L.&lt;/author&gt;&lt;/authors&gt;&lt;/contributors&gt;&lt;titles&gt;&lt;title&gt;Does early-life food shortage alter female life history at elevated temperatures?&lt;/title&gt;&lt;secondary-title&gt;American Naturalist&lt;/secondary-title&gt;&lt;alt-title&gt;Am Nat&lt;/alt-title&gt;&lt;/titles&gt;&lt;periodical&gt;&lt;full-title&gt;American Naturalist&lt;/full-title&gt;&lt;abbr-1&gt;Am Nat&lt;/abbr-1&gt;&lt;abbr-2&gt;Am. Nat.&lt;/abbr-2&gt;&lt;/periodical&gt;&lt;alt-periodical&gt;&lt;full-title&gt;American Naturalist&lt;/full-title&gt;&lt;abbr-1&gt;Am Nat&lt;/abbr-1&gt;&lt;abbr-2&gt;Am. Nat.&lt;/abbr-2&gt;&lt;/alt-periodical&gt;&lt;volume&gt;accepted&lt;/volume&gt;&lt;dates&gt;&lt;year&gt;2026&lt;/year&gt;&lt;/dates&gt;&lt;urls&gt;&lt;/urls&gt;&lt;/record&gt;&lt;/Cite&gt;&lt;Cite&gt;&lt;Author&gt;Spinks&lt;/Author&gt;&lt;Year&gt;2022&lt;/Year&gt;&lt;RecNum&gt;11894&lt;/RecNum&gt;&lt;record&gt;&lt;rec-number&gt;11894&lt;/rec-number&gt;&lt;foreign-keys&gt;&lt;key app="EN" db-id="0f5e902w95va2tewrdr5w0tcxfzraf5fv0ww" timestamp="1786183194"&gt;11894&lt;/key&gt;&lt;/foreign-keys&gt;&lt;ref-type name="Journal Article"&gt;17&lt;/ref-type&gt;&lt;contributors&gt;&lt;authors&gt;&lt;author&gt;Spinks, R. K.&lt;/author&gt;&lt;author&gt;Donelson, J. M.&lt;/author&gt;&lt;author&gt;Bonzi, L. C.&lt;/author&gt;&lt;author&gt;Ravasi, T.&lt;/author&gt;&lt;author&gt;Munday, P. L.&lt;/author&gt;&lt;/authors&gt;&lt;/contributors&gt;&lt;titles&gt;&lt;title&gt;Parents exposed to warming produce offspring lower in weight and condition.&lt;/title&gt;&lt;secondary-title&gt;Ecology and Evolution&lt;/secondary-title&gt;&lt;/titles&gt;&lt;periodical&gt;&lt;full-title&gt;Ecology and Evolution&lt;/full-title&gt;&lt;abbr-1&gt;Ecol Evol&lt;/abbr-1&gt;&lt;/periodical&gt;&lt;pages&gt;e9044&lt;/pages&gt;&lt;volume&gt;12&lt;/volume&gt;&lt;dates&gt;&lt;year&gt;2022&lt;/year&gt;&lt;/dates&gt;&lt;urls&gt;&lt;/urls&gt;&lt;/record&gt;&lt;/Cite&gt;&lt;/EndNote&gt;</w:instrText>
+      </w:r>
+      <w:r>
+        <w:rPr>
+          <w:rFonts w:ascii="Times New Roman" w:eastAsia="SimSun" w:hAnsi="Times New Roman" w:cs="Times New Roman"/>
+        </w:rPr>
+        <w:fldChar w:fldCharType="separate"/>
+      </w:r>
+      <w:r>
+        <w:rPr>
+          <w:rFonts w:ascii="Times New Roman" w:eastAsia="SimSun" w:hAnsi="Times New Roman" w:cs="Times New Roman"/>
+          <w:noProof/>
+        </w:rPr>
+        <w:t>(Chung et al., 2026, Spinks et al., 2022)</w:t>
+      </w:r>
+      <w:r>
+        <w:rPr>
+          <w:rFonts w:ascii="Times New Roman" w:eastAsia="SimSun" w:hAnsi="Times New Roman" w:cs="Times New Roman"/>
+        </w:rPr>
+        <w:fldChar w:fldCharType="end"/>
+      </w:r>
+      <w:r>
+        <w:rPr>
+          <w:rFonts w:ascii="Times New Roman" w:eastAsia="SimSun" w:hAnsi="Times New Roman" w:cs="Times New Roman"/>
+        </w:rPr>
+        <w:t xml:space="preserve">. In </w:t>
+      </w:r>
+      <w:r>
+        <w:rPr>
+          <w:rFonts w:ascii="Times New Roman" w:eastAsia="SimSun" w:hAnsi="Times New Roman" w:cs="Times New Roman"/>
+        </w:rPr>
+        <w:t>these</w:t>
+      </w:r>
+      <w:r>
+        <w:rPr>
+          <w:rFonts w:ascii="Times New Roman" w:eastAsia="SimSun" w:hAnsi="Times New Roman" w:cs="Times New Roman"/>
+        </w:rPr>
+        <w:t xml:space="preserve"> cases, parental effects may act through condition transfer, whereby parents under </w:t>
+      </w:r>
+      <w:r>
+        <w:rPr>
+          <w:rFonts w:ascii="Times New Roman" w:eastAsia="SimSun" w:hAnsi="Times New Roman" w:cs="Times New Roman"/>
+        </w:rPr>
+        <w:t>stressful</w:t>
+      </w:r>
+      <w:r>
+        <w:rPr>
+          <w:rFonts w:ascii="Times New Roman" w:eastAsia="SimSun" w:hAnsi="Times New Roman" w:cs="Times New Roman"/>
+        </w:rPr>
+        <w:t xml:space="preserve"> environments are in poor condition and produce offspring of lower quality </w:t>
+      </w:r>
+      <w:r>
+        <w:rPr>
+          <w:rFonts w:ascii="Times New Roman" w:eastAsia="SimSun" w:hAnsi="Times New Roman" w:cs="Times New Roman"/>
+        </w:rPr>
+        <w:fldChar w:fldCharType="begin"/>
+      </w:r>
+      <w:r>
+        <w:rPr>
+          <w:rFonts w:ascii="Times New Roman" w:eastAsia="SimSun" w:hAnsi="Times New Roman" w:cs="Times New Roman"/>
+        </w:rPr>
+        <w:instrText xml:space="preserve"> ADDIN EN.CITE &lt;EndNote&gt;&lt;Cite&gt;&lt;Author&gt;Bonduriansky&lt;/Author&gt;&lt;Year&gt;2018&lt;/Year&gt;&lt;RecNum&gt;11893&lt;/RecNum&gt;&lt;DisplayText&gt;(Bonduriansky &amp;amp; Crean, 2018)&lt;/DisplayText&gt;&lt;record&gt;&lt;rec-number&gt;11893&lt;/rec-number&gt;&lt;foreign-keys&gt;&lt;key app="EN" db-id="0f5e902w95va2tewrdr5w0tcxfzraf5fv0ww" timestamp="1786182947"&gt;11893&lt;/key&gt;&lt;/foreign-keys&gt;&lt;ref-type name="Journal Article"&gt;17&lt;/ref-type&gt;&lt;contributors&gt;&lt;authors&gt;&lt;author&gt;Bonduriansky, R.&lt;/author&gt;&lt;author&gt;Crean, A. J.&lt;/author&gt;&lt;/authors&gt;&lt;/contributors&gt;&lt;titles&gt;&lt;title&gt;What are parental cond</w:instrText>
+      </w:r>
+      <w:r>
+        <w:rPr>
+          <w:rFonts w:ascii="Times New Roman" w:eastAsia="SimSun" w:hAnsi="Times New Roman" w:cs="Times New Roman" w:hint="eastAsia"/>
+        </w:rPr>
+        <w:instrText>ition</w:instrText>
+      </w:r>
+      <w:r>
+        <w:rPr>
+          <w:rFonts w:ascii="Times New Roman" w:eastAsia="SimSun" w:hAnsi="Times New Roman" w:cs="Times New Roman" w:hint="eastAsia"/>
+        </w:rPr>
+        <w:instrText>‐</w:instrText>
+      </w:r>
+      <w:r>
+        <w:rPr>
+          <w:rFonts w:ascii="Times New Roman" w:eastAsia="SimSun" w:hAnsi="Times New Roman" w:cs="Times New Roman" w:hint="eastAsia"/>
+        </w:rPr>
+        <w:instrText>transfer effects and how can they be detected?&lt;/title&gt;&lt;secondary-title&gt;Methods in Ecology and Evolution&lt;/secondary-title&gt;&lt;/titles&gt;&lt;periodical&gt;&lt;full-title&gt;Methods in Ecology and Evolution&lt;/full-title&gt;&lt;abbr-1&gt;Methods Ecol Evol&lt;/abbr-1&gt;&lt;/periodical&gt;&lt;pa</w:instrText>
+      </w:r>
+      <w:r>
+        <w:rPr>
+          <w:rFonts w:ascii="Times New Roman" w:eastAsia="SimSun" w:hAnsi="Times New Roman" w:cs="Times New Roman"/>
+        </w:rPr>
+        <w:instrText>ges&gt;450–456&lt;/pages&gt;&lt;volume&gt;9&lt;/volume&gt;&lt;number&gt;3&lt;/number&gt;&lt;dates&gt;&lt;year&gt;2018&lt;/year&gt;&lt;/dates&gt;&lt;urls&gt;&lt;/urls&gt;&lt;/record&gt;&lt;/Cite&gt;&lt;/EndNote&gt;</w:instrText>
+      </w:r>
+      <w:r>
+        <w:rPr>
+          <w:rFonts w:ascii="Times New Roman" w:eastAsia="SimSun" w:hAnsi="Times New Roman" w:cs="Times New Roman"/>
+        </w:rPr>
+        <w:fldChar w:fldCharType="separate"/>
+      </w:r>
+      <w:r>
+        <w:rPr>
+          <w:rFonts w:ascii="Times New Roman" w:eastAsia="SimSun" w:hAnsi="Times New Roman" w:cs="Times New Roman"/>
+          <w:noProof/>
+        </w:rPr>
+        <w:t>(Bonduriansky &amp; Crean, 2018)</w:t>
+      </w:r>
+      <w:r>
+        <w:rPr>
+          <w:rFonts w:ascii="Times New Roman" w:eastAsia="SimSun" w:hAnsi="Times New Roman" w:cs="Times New Roman"/>
+        </w:rPr>
+        <w:fldChar w:fldCharType="end"/>
+      </w:r>
+      <w:r>
+        <w:rPr>
+          <w:rFonts w:ascii="Times New Roman" w:eastAsia="SimSun" w:hAnsi="Times New Roman" w:cs="Times New Roman"/>
+        </w:rPr>
+        <w:t>.</w:t>
+      </w:r>
+      <w:r>
+        <w:rPr>
+          <w:rFonts w:ascii="Times New Roman" w:eastAsia="SimSun" w:hAnsi="Times New Roman" w:cs="Times New Roman"/>
+        </w:rPr>
+        <w:t xml:space="preserve"> </w:t>
+      </w:r>
+      <w:r>
+        <w:rPr>
+          <w:rFonts w:ascii="Times New Roman" w:eastAsia="SimSun" w:hAnsi="Times New Roman" w:cs="Times New Roman"/>
+          <w:kern w:val="0"/>
+          <w:lang w:bidi="en-US"/>
+        </w:rPr>
+        <w:t xml:space="preserve">To date, </w:t>
+      </w:r>
+      <w:r>
+        <w:rPr>
+          <w:rFonts w:ascii="Times New Roman" w:eastAsia="SimSun" w:hAnsi="Times New Roman" w:cs="Times New Roman"/>
+          <w:kern w:val="0"/>
+          <w:lang w:bidi="en-US"/>
+        </w:rPr>
+        <w:t xml:space="preserve">most studies have </w:t>
+      </w:r>
+      <w:r>
+        <w:rPr>
+          <w:rFonts w:ascii="Times New Roman" w:eastAsia="SimSun" w:hAnsi="Times New Roman" w:cs="Times New Roman"/>
+          <w:kern w:val="0"/>
+          <w:lang w:bidi="en-US"/>
+        </w:rPr>
+        <w:t>manipulated either</w:t>
+      </w:r>
+      <w:r>
+        <w:rPr>
+          <w:rFonts w:ascii="Times New Roman" w:eastAsia="SimSun" w:hAnsi="Times New Roman" w:cs="Times New Roman"/>
+          <w:kern w:val="0"/>
+          <w:lang w:bidi="en-US"/>
+        </w:rPr>
+        <w:t xml:space="preserve"> parental </w:t>
       </w:r>
       <w:r>
         <w:rPr>
@@ -3538,24 +4534,47 @@
           <w:kern w:val="0"/>
           <w:lang w:bidi="en-US"/>
         </w:rPr>
-        <w:t xml:space="preserve"> parental temperature, providing little insight into their relative or combined effects on the immune system.</w:t>
-      </w:r>
-      <w:r>
-        <w:rPr>
-          <w:rFonts w:ascii="Times New Roman" w:eastAsia="SimSun" w:hAnsi="Times New Roman" w:cs="Times New Roman"/>
-          <w:kern w:val="0"/>
-          <w:lang w:bidi="en-US"/>
-        </w:rPr>
-        <w:t xml:space="preserve"> </w:t>
+        <w:t xml:space="preserve"> offspring </w:t>
+      </w:r>
+      <w:r>
+        <w:rPr>
+          <w:rFonts w:ascii="Times New Roman" w:eastAsia="SimSun" w:hAnsi="Times New Roman" w:cs="Times New Roman"/>
+          <w:kern w:val="0"/>
+          <w:lang w:bidi="en-US"/>
+        </w:rPr>
+        <w:t>temperature</w:t>
+      </w:r>
+      <w:r>
+        <w:rPr>
+          <w:rFonts w:ascii="Times New Roman" w:eastAsia="SimSun" w:hAnsi="Times New Roman" w:cs="Times New Roman"/>
+          <w:kern w:val="0"/>
+          <w:lang w:bidi="en-US"/>
+        </w:rPr>
+        <w:t xml:space="preserve"> alone</w:t>
+      </w:r>
+      <w:r>
+        <w:rPr>
+          <w:rFonts w:ascii="Times New Roman" w:eastAsia="SimSun" w:hAnsi="Times New Roman" w:cs="Times New Roman"/>
+          <w:kern w:val="0"/>
+          <w:lang w:bidi="en-US"/>
+        </w:rPr>
+        <w:t xml:space="preserve">, providing little insight into their relative or combined effects on </w:t>
+      </w:r>
+      <w:r>
+        <w:rPr>
+          <w:rFonts w:ascii="Times New Roman" w:eastAsia="SimSun" w:hAnsi="Times New Roman" w:cs="Times New Roman"/>
+          <w:kern w:val="0"/>
+          <w:lang w:bidi="en-US"/>
+        </w:rPr>
+        <w:t>insect immunity.</w:t>
       </w:r>
     </w:p>
     <w:p>
       <w:pPr>
         <w:spacing w:after="0" w:line="240" w:lineRule="auto"/>
-        <w:rPr>
-          <w:rFonts w:ascii="Times New Roman" w:eastAsia="SimSun" w:hAnsi="Times New Roman" w:cs="Times New Roman"/>
-          <w:kern w:val="0"/>
-          <w:lang w:val="en-US" w:bidi="en-US"/>
+        <w:outlineLvl w:val="2"/>
+        <w:rPr>
+          <w:rFonts w:ascii="Times New Roman" w:eastAsia="SimSun" w:hAnsi="Times New Roman" w:cs="Times New Roman"/>
         </w:rPr>
       </w:pPr>
     </w:p>
@@ -3564,35 +4583,306 @@
         <w:spacing w:after="0" w:line="240" w:lineRule="auto"/>
         <w:rPr>
           <w:rFonts w:ascii="Times New Roman" w:eastAsia="SimSun" w:hAnsi="Times New Roman" w:cs="Times New Roman"/>
+          <w:lang w:val="en-US" w:eastAsia="zh-CN"/>
         </w:rPr>
       </w:pPr>
-      <w:bookmarkStart w:id="1" w:name="OLE_LINK1"/>
+      <w:r>
+        <w:rPr>
+          <w:rFonts w:ascii="Times New Roman" w:eastAsia="SimSun" w:hAnsi="Times New Roman" w:cs="Times New Roman"/>
+        </w:rPr>
+        <w:t>A</w:t>
+      </w:r>
+      <w:r>
+        <w:rPr>
+          <w:rFonts w:ascii="Times New Roman" w:eastAsia="SimSun" w:hAnsi="Times New Roman" w:cs="Times New Roman"/>
+        </w:rPr>
+        <w:t>nother</w:t>
+      </w:r>
+      <w:r>
+        <w:rPr>
+          <w:rFonts w:ascii="Times New Roman" w:eastAsia="SimSun" w:hAnsi="Times New Roman" w:cs="Times New Roman"/>
+        </w:rPr>
+        <w:t xml:space="preserve"> </w:t>
+      </w:r>
+      <w:r>
+        <w:rPr>
+          <w:rFonts w:ascii="Times New Roman" w:eastAsia="SimSun" w:hAnsi="Times New Roman" w:cs="Times New Roman"/>
+        </w:rPr>
+        <w:t xml:space="preserve">key </w:t>
+      </w:r>
+      <w:r>
+        <w:rPr>
+          <w:rFonts w:ascii="Times New Roman" w:eastAsia="SimSun" w:hAnsi="Times New Roman" w:cs="Times New Roman"/>
+        </w:rPr>
+        <w:t xml:space="preserve">unknown is whether maternal and paternal environments </w:t>
+      </w:r>
+      <w:r>
+        <w:rPr>
+          <w:rFonts w:ascii="Times New Roman" w:eastAsia="SimSun" w:hAnsi="Times New Roman" w:cs="Times New Roman"/>
+        </w:rPr>
+        <w:t xml:space="preserve">contribute </w:t>
+      </w:r>
+      <w:r>
+        <w:rPr>
+          <w:rFonts w:ascii="Times New Roman" w:eastAsia="SimSun" w:hAnsi="Times New Roman" w:cs="Times New Roman"/>
+        </w:rPr>
+        <w:t>similarly</w:t>
+      </w:r>
+      <w:r>
+        <w:rPr>
+          <w:rFonts w:ascii="Times New Roman" w:eastAsia="SimSun" w:hAnsi="Times New Roman" w:cs="Times New Roman"/>
+        </w:rPr>
+        <w:t xml:space="preserve"> to parental effects</w:t>
+      </w:r>
+      <w:r>
+        <w:rPr>
+          <w:rFonts w:ascii="Times New Roman" w:eastAsia="SimSun" w:hAnsi="Times New Roman" w:cs="Times New Roman"/>
+        </w:rPr>
+        <w:t xml:space="preserve">. </w:t>
+      </w:r>
+      <w:r>
+        <w:rPr>
+          <w:rFonts w:ascii="Times New Roman" w:eastAsia="SimSun" w:hAnsi="Times New Roman" w:cs="Times New Roman"/>
+          <w:lang w:val="en-US" w:eastAsia="zh-CN"/>
+        </w:rPr>
+        <w:t>M</w:t>
+      </w:r>
+      <w:r>
+        <w:rPr>
+          <w:rFonts w:ascii="Times New Roman" w:eastAsia="SimSun" w:hAnsi="Times New Roman" w:cs="Times New Roman" w:hint="eastAsia"/>
+          <w:lang w:val="en-US" w:eastAsia="zh-CN"/>
+        </w:rPr>
+        <w:t xml:space="preserve">aternal </w:t>
+      </w:r>
+      <w:r>
+        <w:rPr>
+          <w:rFonts w:ascii="Times New Roman" w:eastAsia="SimSun" w:hAnsi="Times New Roman" w:cs="Times New Roman"/>
+          <w:lang w:val="en-US" w:eastAsia="zh-CN"/>
+        </w:rPr>
+        <w:t>environments</w:t>
+      </w:r>
+      <w:r>
+        <w:rPr>
+          <w:rFonts w:ascii="Times New Roman" w:eastAsia="SimSun" w:hAnsi="Times New Roman" w:cs="Times New Roman" w:hint="eastAsia"/>
+          <w:lang w:val="en-US" w:eastAsia="zh-CN"/>
+        </w:rPr>
+        <w:t xml:space="preserve"> are </w:t>
+      </w:r>
+      <w:r>
+        <w:rPr>
+          <w:rFonts w:ascii="Times New Roman" w:eastAsia="SimSun" w:hAnsi="Times New Roman" w:cs="Times New Roman"/>
+          <w:lang w:val="en-US" w:eastAsia="zh-CN"/>
+        </w:rPr>
+        <w:t>typically</w:t>
+      </w:r>
+      <w:r>
+        <w:rPr>
+          <w:rFonts w:ascii="Times New Roman" w:eastAsia="SimSun" w:hAnsi="Times New Roman" w:cs="Times New Roman" w:hint="eastAsia"/>
+          <w:lang w:val="en-US" w:eastAsia="zh-CN"/>
+        </w:rPr>
+        <w:t xml:space="preserve"> considered to have</w:t>
+      </w:r>
+      <w:r>
+        <w:rPr>
+          <w:rFonts w:ascii="Times New Roman" w:eastAsia="SimSun" w:hAnsi="Times New Roman" w:cs="Times New Roman"/>
+          <w:lang w:val="en-US" w:eastAsia="zh-CN"/>
+        </w:rPr>
+        <w:t xml:space="preserve"> </w:t>
+      </w:r>
+      <w:r>
+        <w:rPr>
+          <w:rFonts w:ascii="Times New Roman" w:eastAsia="SimSun" w:hAnsi="Times New Roman" w:cs="Times New Roman"/>
+          <w:lang w:val="en-US" w:eastAsia="zh-CN"/>
+        </w:rPr>
+        <w:t xml:space="preserve">a </w:t>
+      </w:r>
+      <w:r>
+        <w:rPr>
+          <w:rFonts w:ascii="Times New Roman" w:eastAsia="SimSun" w:hAnsi="Times New Roman" w:cs="Times New Roman" w:hint="eastAsia"/>
+          <w:lang w:val="en-US" w:eastAsia="zh-CN"/>
+        </w:rPr>
+        <w:t xml:space="preserve">stronger influence than paternal </w:t>
+      </w:r>
+      <w:r>
+        <w:rPr>
+          <w:rFonts w:ascii="Times New Roman" w:eastAsia="SimSun" w:hAnsi="Times New Roman" w:cs="Times New Roman"/>
+          <w:lang w:val="en-US" w:eastAsia="zh-CN"/>
+        </w:rPr>
+        <w:t>environments</w:t>
+      </w:r>
+      <w:r>
+        <w:rPr>
+          <w:rFonts w:ascii="Times New Roman" w:eastAsia="SimSun" w:hAnsi="Times New Roman" w:cs="Times New Roman" w:hint="eastAsia"/>
+          <w:lang w:val="en-US" w:eastAsia="zh-CN"/>
+        </w:rPr>
+        <w:t xml:space="preserve"> </w:t>
+      </w:r>
+      <w:r>
+        <w:rPr>
+          <w:rFonts w:ascii="Times New Roman" w:eastAsia="SimSun" w:hAnsi="Times New Roman" w:cs="Times New Roman"/>
+        </w:rPr>
+        <w:t>because</w:t>
+      </w:r>
+      <w:r>
+        <w:rPr>
+          <w:rFonts w:ascii="Times New Roman" w:eastAsia="SimSun" w:hAnsi="Times New Roman" w:cs="Times New Roman" w:hint="eastAsia"/>
+        </w:rPr>
+        <w:t xml:space="preserve"> </w:t>
+      </w:r>
+      <w:r>
+        <w:rPr>
+          <w:rFonts w:ascii="Times New Roman" w:eastAsia="SimSun" w:hAnsi="Times New Roman" w:cs="Times New Roman"/>
+        </w:rPr>
+        <w:t>females</w:t>
+      </w:r>
+      <w:r>
+        <w:rPr>
+          <w:rFonts w:ascii="Times New Roman" w:eastAsia="SimSun" w:hAnsi="Times New Roman" w:cs="Times New Roman" w:hint="eastAsia"/>
+        </w:rPr>
+        <w:t xml:space="preserve"> </w:t>
+      </w:r>
+      <w:r>
+        <w:rPr>
+          <w:rFonts w:ascii="Times New Roman" w:eastAsia="SimSun" w:hAnsi="Times New Roman" w:cs="Times New Roman"/>
+        </w:rPr>
+        <w:t>are more commonly the sex that provides embryonic provisioning and</w:t>
+      </w:r>
+      <w:r>
+        <w:rPr>
+          <w:rFonts w:ascii="Times New Roman" w:eastAsia="SimSun" w:hAnsi="Times New Roman" w:cs="Times New Roman"/>
+        </w:rPr>
+        <w:t xml:space="preserve"> </w:t>
+      </w:r>
+      <w:r>
+        <w:rPr>
+          <w:rFonts w:ascii="Times New Roman" w:eastAsia="SimSun" w:hAnsi="Times New Roman" w:cs="Times New Roman"/>
+        </w:rPr>
+        <w:t>transmit</w:t>
+      </w:r>
+      <w:r>
+        <w:rPr>
+          <w:rFonts w:ascii="Times New Roman" w:eastAsia="SimSun" w:hAnsi="Times New Roman" w:cs="Times New Roman"/>
+        </w:rPr>
+        <w:t>s</w:t>
+      </w:r>
+      <w:r>
+        <w:rPr>
+          <w:rFonts w:ascii="Times New Roman" w:eastAsia="SimSun" w:hAnsi="Times New Roman" w:cs="Times New Roman"/>
+        </w:rPr>
+        <w:t xml:space="preserve"> mitochondria to their offspring </w:t>
+      </w:r>
+      <w:r>
+        <w:rPr>
+          <w:rFonts w:ascii="Times New Roman" w:eastAsia="SimSun" w:hAnsi="Times New Roman" w:cs="Times New Roman"/>
+        </w:rPr>
+        <w:fldChar w:fldCharType="begin"/>
+      </w:r>
+      <w:r>
+        <w:rPr>
+          <w:rFonts w:ascii="Times New Roman" w:eastAsia="SimSun" w:hAnsi="Times New Roman" w:cs="Times New Roman"/>
+        </w:rPr>
+        <w:instrText xml:space="preserve"> ADDIN EN.CITE &lt;EndNote&gt;&lt;Cite&gt;&lt;Author&gt;Marshall&lt;/Author&gt;&lt;Year&gt;2007&lt;/Year&gt;&lt;RecNum&gt;717&lt;/RecNum&gt;&lt;DisplayText&gt;(Marshall &amp;amp; Uller, 2007)&lt;/DisplayText&gt;&lt;record&gt;&lt;rec-number&gt;717&lt;/rec-number&gt;&lt;foreign-keys&gt;&lt;key app="EN" db-id="0f5e902w95va2tewrdr5w0tcxfzraf5fv0ww" timestamp="1707349194"&gt;717&lt;/key&gt;&lt;/foreign-keys&gt;&lt;ref-type name="Journal Article"&gt;17&lt;/ref-type&gt;&lt;contributors&gt;&lt;authors&gt;&lt;author&gt;Marshall, D. J.&lt;/author&gt;&lt;author&gt;Uller, T.&lt;/author&gt;&lt;/authors&gt;&lt;/contributors&gt;&lt;auth-address&gt;Univ Queensland, Sch Integrat Biol, Brisbane, Qld 4072, Australia&amp;#xD;Univ Wollongong, Sch Biol Sci, Wollongong, NSW 2500, Australia&lt;/auth-address&gt;&lt;titles&gt;&lt;title&gt;When is a maternal effect adaptive?&lt;/title&gt;&lt;secondary-title&gt;Oikos&lt;/secondary-title&gt;&lt;alt-title&gt;Oikos&lt;/alt-title&gt;&lt;/titles&gt;&lt;periodical&gt;&lt;full-title&gt;Oikos&lt;/full-title&gt;&lt;abbr-1&gt;Oikos&lt;/abbr-1&gt;&lt;/periodical&gt;&lt;alt-periodical&gt;&lt;full-title&gt;Oikos&lt;/full-title&gt;&lt;abbr-1&gt;Oikos&lt;/abbr-1&gt;&lt;/alt-periodical&gt;&lt;pages&gt;1957–1963&lt;/pages&gt;&lt;volume&gt;116&lt;/volume&gt;&lt;number&gt;12&lt;/number&gt;&lt;keywords&gt;&lt;keyword&gt;egg size plasticity&lt;/keyword&gt;&lt;keyword&gt;propagule size&lt;/keyword&gt;&lt;keyword&gt;dispersal polymorphism&lt;/keyword&gt;&lt;keyword&gt;parental investment&lt;/keyword&gt;&lt;keyword&gt;hatching asynchrony&lt;/keyword&gt;&lt;keyword&gt;offspring survival&lt;/keyword&gt;&lt;keyword&gt;sibling larvae&lt;/keyword&gt;&lt;keyword&gt;host choice&lt;/keyword&gt;&lt;keyword&gt;seed-beetle&lt;/keyword&gt;&lt;keyword&gt;consequences&lt;/keyword&gt;&lt;/keywords&gt;&lt;dates&gt;&lt;year&gt;2007&lt;/year&gt;&lt;pub-dates&gt;&lt;date&gt;Dec&lt;/date&gt;&lt;/pub-dates&gt;&lt;/dates&gt;&lt;isbn&gt;0030-1299&lt;/isbn&gt;&lt;accession-num&gt;WOS:000251205500003&lt;/accession-num&gt;&lt;urls&gt;&lt;related-urls&gt;&lt;url&gt;&amp;lt;Go to ISI&amp;gt;://WOS:000251205500003&lt;/url&gt;&lt;/related-urls&gt;&lt;/urls&gt;&lt;electronic-resource-num&gt;10.1111/j.2007.0030-1299.16203.x&lt;/electronic-resource-num&gt;&lt;language&gt;English&lt;/language&gt;&lt;/record&gt;&lt;/Cite&gt;&lt;/EndNote&gt;</w:instrText>
+      </w:r>
+      <w:r>
+        <w:rPr>
+          <w:rFonts w:ascii="Times New Roman" w:eastAsia="SimSun" w:hAnsi="Times New Roman" w:cs="Times New Roman"/>
+        </w:rPr>
+        <w:fldChar w:fldCharType="separate"/>
+      </w:r>
+      <w:r>
+        <w:rPr>
+          <w:rFonts w:ascii="Times New Roman" w:eastAsia="SimSun" w:hAnsi="Times New Roman" w:cs="Times New Roman"/>
+          <w:noProof/>
+        </w:rPr>
+        <w:t>(Marshall &amp; Uller, 2007)</w:t>
+      </w:r>
+      <w:r>
+        <w:rPr>
+          <w:rFonts w:ascii="Times New Roman" w:eastAsia="SimSun" w:hAnsi="Times New Roman" w:cs="Times New Roman"/>
+        </w:rPr>
+        <w:fldChar w:fldCharType="end"/>
+      </w:r>
+      <w:r>
+        <w:rPr>
+          <w:rFonts w:ascii="Times New Roman" w:eastAsia="SimSun" w:hAnsi="Times New Roman" w:cs="Times New Roman"/>
+        </w:rPr>
+        <w:t>.</w:t>
+      </w:r>
+      <w:r>
+        <w:rPr>
+          <w:rFonts w:ascii="Times New Roman" w:eastAsia="SimSun" w:hAnsi="Times New Roman" w:cs="Times New Roman"/>
+          <w:lang w:val="en-US" w:eastAsia="zh-CN"/>
+        </w:rPr>
+        <w:t xml:space="preserve"> </w:t>
+      </w:r>
+      <w:r>
+        <w:rPr>
+          <w:rFonts w:ascii="Times New Roman" w:eastAsia="SimSun" w:hAnsi="Times New Roman" w:cs="Times New Roman"/>
+          <w:lang w:val="en-US" w:eastAsia="zh-CN"/>
+        </w:rPr>
+        <w:t>Nevertheless</w:t>
+      </w:r>
+      <w:r>
+        <w:rPr>
+          <w:rFonts w:ascii="Times New Roman" w:eastAsia="SimSun" w:hAnsi="Times New Roman" w:cs="Times New Roman"/>
+          <w:lang w:val="en-US" w:eastAsia="zh-CN"/>
+        </w:rPr>
+        <w:t xml:space="preserve">, </w:t>
+      </w:r>
       <w:r>
         <w:rPr>
           <w:rFonts w:ascii="Times New Roman" w:eastAsia="SimSun" w:hAnsi="Times New Roman" w:cs="Times New Roman"/>
           <w:lang w:val="en-US"/>
         </w:rPr>
-        <w:t>Current evidences for</w:t>
+        <w:t xml:space="preserve">paternal effects </w:t>
       </w:r>
       <w:r>
         <w:rPr>
           <w:rFonts w:ascii="Times New Roman" w:eastAsia="SimSun" w:hAnsi="Times New Roman" w:cs="Times New Roman"/>
           <w:lang w:val="en-US"/>
         </w:rPr>
+        <w:t xml:space="preserve">are </w:t>
+      </w:r>
+      <w:r>
+        <w:rPr>
+          <w:rFonts w:ascii="Times New Roman" w:eastAsia="SimSun" w:hAnsi="Times New Roman" w:cs="Times New Roman"/>
+          <w:lang w:val="en-US"/>
+        </w:rPr>
+        <w:t>increasingly</w:t>
+      </w:r>
+      <w:r>
+        <w:rPr>
+          <w:rFonts w:ascii="Times New Roman" w:eastAsia="SimSun" w:hAnsi="Times New Roman" w:cs="Times New Roman"/>
+          <w:lang w:val="en-US"/>
+        </w:rPr>
         <w:t xml:space="preserve"> </w:t>
       </w:r>
       <w:r>
         <w:rPr>
-          <w:rFonts w:ascii="Times New Roman" w:eastAsia="SimSun" w:hAnsi="Times New Roman" w:cs="Times New Roman"/>
+          <w:rFonts w:ascii="Times New Roman" w:eastAsia="SimSun" w:hAnsi="Times New Roman" w:cs="Times New Roman" w:hint="eastAsia"/>
           <w:lang w:val="en-US"/>
         </w:rPr>
-        <w:t>the</w:t>
+        <w:t>seen</w:t>
       </w:r>
       <w:r>
         <w:rPr>
           <w:rFonts w:ascii="Times New Roman" w:eastAsia="SimSun" w:hAnsi="Times New Roman" w:cs="Times New Roman"/>
           <w:lang w:val="en-US"/>
         </w:rPr>
+        <w:t xml:space="preserve"> as an important pathway </w:t>
+      </w:r>
+      <w:r>
+        <w:rPr>
+          <w:rFonts w:ascii="Times New Roman" w:eastAsia="SimSun" w:hAnsi="Times New Roman" w:cs="Times New Roman"/>
+          <w:lang w:val="en-US"/>
+        </w:rPr>
+        <w:t>shaping</w:t>
+      </w:r>
+      <w:r>
+        <w:rPr>
+          <w:rFonts w:ascii="Times New Roman" w:eastAsia="SimSun" w:hAnsi="Times New Roman" w:cs="Times New Roman"/>
+          <w:lang w:val="en-US"/>
+        </w:rPr>
         <w:t xml:space="preserve"> </w:t>
       </w:r>
       <w:r>
@@ -3600,150 +4890,705 @@
           <w:rFonts w:ascii="Times New Roman" w:eastAsia="SimSun" w:hAnsi="Times New Roman" w:cs="Times New Roman"/>
           <w:lang w:val="en-US"/>
         </w:rPr>
-        <w:t>parental effects</w:t>
+        <w:t xml:space="preserve">offspring traits, </w:t>
       </w:r>
       <w:r>
         <w:rPr>
           <w:rFonts w:ascii="Times New Roman" w:eastAsia="SimSun" w:hAnsi="Times New Roman" w:cs="Times New Roman"/>
           <w:lang w:val="en-US"/>
         </w:rPr>
+        <w:t>such as via</w:t>
+      </w:r>
+      <w:r>
+        <w:rPr>
+          <w:rFonts w:ascii="Times New Roman" w:eastAsia="SimSun" w:hAnsi="Times New Roman" w:cs="Times New Roman"/>
+          <w:lang w:val="en-US"/>
+        </w:rPr>
+        <w:t xml:space="preserve"> epigenetic factors carried by sperm </w:t>
+      </w:r>
+      <w:r>
+        <w:rPr>
+          <w:rFonts w:ascii="Times New Roman" w:eastAsia="SimSun" w:hAnsi="Times New Roman" w:cs="Times New Roman"/>
+          <w:lang w:val="en-US"/>
+        </w:rPr>
+        <w:fldChar w:fldCharType="begin">
+          <w:fldData xml:space="preserve">PEVuZE5vdGU+PENpdGU+PEF1dGhvcj5DcmVhbjwvQXV0aG9yPjxZZWFyPjIwMTQ8L1llYXI+PFJl
+Y051bT4xMTk0NzwvUmVjTnVtPjxEaXNwbGF5VGV4dD4oQ3JlYW4gJmFtcDsgQm9uZHVyaWFuc2t5
+LCAyMDE0KTwvRGlzcGxheVRleHQ+PHJlY29yZD48cmVjLW51bWJlcj4xMTk0NzwvcmVjLW51bWJl
+cj48Zm9yZWlnbi1rZXlzPjxrZXkgYXBwPSJFTiIgZGItaWQ9IjBmNWU5MDJ3OTV2YTJ0ZXdyZHI1
+dzB0Y3hmenJhZjVmdjB3dyIgdGltZXN0YW1wPSIxNzkwODM2NDExIj4xMTk0Nzwva2V5PjwvZm9y
+ZWlnbi1rZXlzPjxyZWYtdHlwZSBuYW1lPSJKb3VybmFsIEFydGljbGUiPjE3PC9yZWYtdHlwZT48
+Y29udHJpYnV0b3JzPjxhdXRob3JzPjxhdXRob3I+Q3JlYW4sIEEuIEouPC9hdXRob3I+PGF1dGhv
+cj5Cb25kdXJpYW5za3ksIFIuPC9hdXRob3I+PC9hdXRob3JzPjwvY29udHJpYnV0b3JzPjxhdXRo
+LWFkZHJlc3M+VW5pdiBOZXcgUyBXYWxlcywgRXZvbHV0ICZhbXA7IEVjb2wgUmVzIEN0ciwgU3lk
+bmV5LCBOU1cgMjA1MiwgQXVzdHJhbGlhJiN4RDtVbml2IE5ldyBTIFdhbGVzLCBTY2ggQmlvbCBF
+YXJ0aCAmYW1wOyBFbnZpcm9ubSBTY2ksIFN5ZG5leSwgTlNXIDIwNTIsIEF1c3RyYWxpYTwvYXV0
+aC1hZGRyZXNzPjx0aXRsZXM+PHRpdGxlPldoYXQgaXMgYSBwYXRlcm5hbCBlZmZlY3Q/PC90aXRs
+ZT48c2Vjb25kYXJ5LXRpdGxlPlRyZW5kcyBpbiBFY29sb2d5ICZhbXA7IEV2b2x1dGlvbjwvc2Vj
+b25kYXJ5LXRpdGxlPjxhbHQtdGl0bGU+VHJlbmRzIEVjb2wgRXZvbDwvYWx0LXRpdGxlPjwvdGl0
+bGVzPjxwZXJpb2RpY2FsPjxmdWxsLXRpdGxlPlRyZW5kcyBpbiBFY29sb2d5ICZhbXA7IEV2b2x1
+dGlvbjwvZnVsbC10aXRsZT48YWJici0xPlRyZW5kcyBFY29sIEV2b2w8L2FiYnItMT48L3Blcmlv
+ZGljYWw+PGFsdC1wZXJpb2RpY2FsPjxmdWxsLXRpdGxlPlRyZW5kcyBpbiBFY29sb2d5ICZhbXA7
+IEV2b2x1dGlvbjwvZnVsbC10aXRsZT48YWJici0xPlRyZW5kcyBFY29sIEV2b2w8L2FiYnItMT48
+L2FsdC1wZXJpb2RpY2FsPjxwYWdlcz41NTTigJM1NTk8L3BhZ2VzPjx2b2x1bWU+Mjk8L3ZvbHVt
+ZT48bnVtYmVyPjEwPC9udW1iZXI+PGtleXdvcmRzPjxrZXl3b3JkPm1hdGVybmFsIGVmZmVjdHM8
+L2tleXdvcmQ+PGtleXdvcmQ+cGF0ZXJuYWwgZWZmZWN0czwva2V5d29yZD48a2V5d29yZD5wYXJl
+bnRhbCBlZmZlY3RzPC9rZXl3b3JkPjxrZXl3b3JkPm5vbmdlbmV0aWMgaW5oZXJpdGFuY2U8L2tl
+eXdvcmQ+PGtleXdvcmQ+ZGlmZmVyZW50aWFsIGFsbG9jYXRpb248L2tleXdvcmQ+PGtleXdvcmQ+
+c2V4dWFsIHNlbGVjdGlvbjwva2V5d29yZD48a2V5d29yZD5ub25nZW5ldGljIGluaGVyaXRhbmNl
+PC9rZXl3b3JkPjxrZXl3b3JkPm9mZnNwcmluZyBwZXJmb3JtYW5jZTwva2V5d29yZD48a2V5d29y
+ZD5ldm9sdXRpb25hcnkgY29uc2VxdWVuY2VzPC9rZXl3b3JkPjxrZXl3b3JkPmRpZmZlcmVudGlh
+bC1hbGxvY2F0aW9uPC9rZXl3b3JkPjxrZXl3b3JkPmVwaWdlbmV0aWMgaW5oZXJpdGFuY2U8L2tl
+eXdvcmQ+PGtleXdvcmQ+ZmVtYWxlIHByZWZlcmVuY2U8L2tleXdvcmQ+PGtleXdvcmQ+cGFyZW50
+YWwgcXVhbGl0eTwva2V5d29yZD48a2V5d29yZD5nb2xkZW4taGFtc3Rlcjwva2V5d29yZD48a2V5
+d29yZD5saWZlLWhpc3Rvcnk8L2tleXdvcmQ+PC9rZXl3b3Jkcz48ZGF0ZXM+PHllYXI+MjAxNDwv
+eWVhcj48cHViLWRhdGVzPjxkYXRlPk9jdDwvZGF0ZT48L3B1Yi1kYXRlcz48L2RhdGVzPjxpc2Ju
+PjAxNjktNTM0NzwvaXNibj48YWNjZXNzaW9uLW51bT5XT1M6MDAwMzQyODg0MTAwMDA0PC9hY2Nl
+c3Npb24tbnVtPjx1cmxzPjxyZWxhdGVkLXVybHM+PHVybD4mbHQ7R28gdG8gSVNJJmd0OzovL1dP
+UzowMDAzNDI4ODQxMDAwMDQ8L3VybD48L3JlbGF0ZWQtdXJscz48L3VybHM+PGVsZWN0cm9uaWMt
+cmVzb3VyY2UtbnVtPjEwLjEwMTYvai50cmVlLjIwMTQuMDcuMDA5PC9lbGVjdHJvbmljLXJlc291
+cmNlLW51bT48bGFuZ3VhZ2U+RW5nbGlzaDwvbGFuZ3VhZ2U+PC9yZWNvcmQ+PC9DaXRlPjwvRW5k
+Tm90ZT4A
+</w:fldData>
+        </w:fldChar>
+      </w:r>
+      <w:r>
+        <w:rPr>
+          <w:rFonts w:ascii="Times New Roman" w:eastAsia="SimSun" w:hAnsi="Times New Roman" w:cs="Times New Roman"/>
+          <w:lang w:val="en-US"/>
+        </w:rPr>
+        <w:instrText xml:space="preserve"> ADDIN EN.CITE </w:instrText>
+      </w:r>
+      <w:r>
+        <w:rPr>
+          <w:rFonts w:ascii="Times New Roman" w:eastAsia="SimSun" w:hAnsi="Times New Roman" w:cs="Times New Roman"/>
+          <w:lang w:val="en-US"/>
+        </w:rPr>
+        <w:fldChar w:fldCharType="begin">
+          <w:fldData xml:space="preserve">PEVuZE5vdGU+PENpdGU+PEF1dGhvcj5DcmVhbjwvQXV0aG9yPjxZZWFyPjIwMTQ8L1llYXI+PFJl
+Y051bT4xMTk0NzwvUmVjTnVtPjxEaXNwbGF5VGV4dD4oQ3JlYW4gJmFtcDsgQm9uZHVyaWFuc2t5
+LCAyMDE0KTwvRGlzcGxheVRleHQ+PHJlY29yZD48cmVjLW51bWJlcj4xMTk0NzwvcmVjLW51bWJl
+cj48Zm9yZWlnbi1rZXlzPjxrZXkgYXBwPSJFTiIgZGItaWQ9IjBmNWU5MDJ3OTV2YTJ0ZXdyZHI1
+dzB0Y3hmenJhZjVmdjB3dyIgdGltZXN0YW1wPSIxNzkwODM2NDExIj4xMTk0Nzwva2V5PjwvZm9y
+ZWlnbi1rZXlzPjxyZWYtdHlwZSBuYW1lPSJKb3VybmFsIEFydGljbGUiPjE3PC9yZWYtdHlwZT48
+Y29udHJpYnV0b3JzPjxhdXRob3JzPjxhdXRob3I+Q3JlYW4sIEEuIEouPC9hdXRob3I+PGF1dGhv
+cj5Cb25kdXJpYW5za3ksIFIuPC9hdXRob3I+PC9hdXRob3JzPjwvY29udHJpYnV0b3JzPjxhdXRo
+LWFkZHJlc3M+VW5pdiBOZXcgUyBXYWxlcywgRXZvbHV0ICZhbXA7IEVjb2wgUmVzIEN0ciwgU3lk
+bmV5LCBOU1cgMjA1MiwgQXVzdHJhbGlhJiN4RDtVbml2IE5ldyBTIFdhbGVzLCBTY2ggQmlvbCBF
+YXJ0aCAmYW1wOyBFbnZpcm9ubSBTY2ksIFN5ZG5leSwgTlNXIDIwNTIsIEF1c3RyYWxpYTwvYXV0
+aC1hZGRyZXNzPjx0aXRsZXM+PHRpdGxlPldoYXQgaXMgYSBwYXRlcm5hbCBlZmZlY3Q/PC90aXRs
+ZT48c2Vjb25kYXJ5LXRpdGxlPlRyZW5kcyBpbiBFY29sb2d5ICZhbXA7IEV2b2x1dGlvbjwvc2Vj
+b25kYXJ5LXRpdGxlPjxhbHQtdGl0bGU+VHJlbmRzIEVjb2wgRXZvbDwvYWx0LXRpdGxlPjwvdGl0
+bGVzPjxwZXJpb2RpY2FsPjxmdWxsLXRpdGxlPlRyZW5kcyBpbiBFY29sb2d5ICZhbXA7IEV2b2x1
+dGlvbjwvZnVsbC10aXRsZT48YWJici0xPlRyZW5kcyBFY29sIEV2b2w8L2FiYnItMT48L3Blcmlv
+ZGljYWw+PGFsdC1wZXJpb2RpY2FsPjxmdWxsLXRpdGxlPlRyZW5kcyBpbiBFY29sb2d5ICZhbXA7
+IEV2b2x1dGlvbjwvZnVsbC10aXRsZT48YWJici0xPlRyZW5kcyBFY29sIEV2b2w8L2FiYnItMT48
+L2FsdC1wZXJpb2RpY2FsPjxwYWdlcz41NTTigJM1NTk8L3BhZ2VzPjx2b2x1bWU+Mjk8L3ZvbHVt
+ZT48bnVtYmVyPjEwPC9udW1iZXI+PGtleXdvcmRzPjxrZXl3b3JkPm1hdGVybmFsIGVmZmVjdHM8
+L2tleXdvcmQ+PGtleXdvcmQ+cGF0ZXJuYWwgZWZmZWN0czwva2V5d29yZD48a2V5d29yZD5wYXJl
+bnRhbCBlZmZlY3RzPC9rZXl3b3JkPjxrZXl3b3JkPm5vbmdlbmV0aWMgaW5oZXJpdGFuY2U8L2tl
+eXdvcmQ+PGtleXdvcmQ+ZGlmZmVyZW50aWFsIGFsbG9jYXRpb248L2tleXdvcmQ+PGtleXdvcmQ+
+c2V4dWFsIHNlbGVjdGlvbjwva2V5d29yZD48a2V5d29yZD5ub25nZW5ldGljIGluaGVyaXRhbmNl
+PC9rZXl3b3JkPjxrZXl3b3JkPm9mZnNwcmluZyBwZXJmb3JtYW5jZTwva2V5d29yZD48a2V5d29y
+ZD5ldm9sdXRpb25hcnkgY29uc2VxdWVuY2VzPC9rZXl3b3JkPjxrZXl3b3JkPmRpZmZlcmVudGlh
+bC1hbGxvY2F0aW9uPC9rZXl3b3JkPjxrZXl3b3JkPmVwaWdlbmV0aWMgaW5oZXJpdGFuY2U8L2tl
+eXdvcmQ+PGtleXdvcmQ+ZmVtYWxlIHByZWZlcmVuY2U8L2tleXdvcmQ+PGtleXdvcmQ+cGFyZW50
+YWwgcXVhbGl0eTwva2V5d29yZD48a2V5d29yZD5nb2xkZW4taGFtc3Rlcjwva2V5d29yZD48a2V5
+d29yZD5saWZlLWhpc3Rvcnk8L2tleXdvcmQ+PC9rZXl3b3Jkcz48ZGF0ZXM+PHllYXI+MjAxNDwv
+eWVhcj48cHViLWRhdGVzPjxkYXRlPk9jdDwvZGF0ZT48L3B1Yi1kYXRlcz48L2RhdGVzPjxpc2Ju
+PjAxNjktNTM0NzwvaXNibj48YWNjZXNzaW9uLW51bT5XT1M6MDAwMzQyODg0MTAwMDA0PC9hY2Nl
+c3Npb24tbnVtPjx1cmxzPjxyZWxhdGVkLXVybHM+PHVybD4mbHQ7R28gdG8gSVNJJmd0OzovL1dP
+UzowMDAzNDI4ODQxMDAwMDQ8L3VybD48L3JlbGF0ZWQtdXJscz48L3VybHM+PGVsZWN0cm9uaWMt
+cmVzb3VyY2UtbnVtPjEwLjEwMTYvai50cmVlLjIwMTQuMDcuMDA5PC9lbGVjdHJvbmljLXJlc291
+cmNlLW51bT48bGFuZ3VhZ2U+RW5nbGlzaDwvbGFuZ3VhZ2U+PC9yZWNvcmQ+PC9DaXRlPjwvRW5k
+Tm90ZT4A
+</w:fldData>
+        </w:fldChar>
+      </w:r>
+      <w:r>
+        <w:rPr>
+          <w:rFonts w:ascii="Times New Roman" w:eastAsia="SimSun" w:hAnsi="Times New Roman" w:cs="Times New Roman"/>
+          <w:lang w:val="en-US"/>
+        </w:rPr>
+        <w:instrText xml:space="preserve"> ADDIN EN.CITE.DATA </w:instrText>
+      </w:r>
+      <w:r>
+        <w:rPr>
+          <w:rFonts w:ascii="Times New Roman" w:eastAsia="SimSun" w:hAnsi="Times New Roman" w:cs="Times New Roman"/>
+          <w:lang w:val="en-US"/>
+        </w:rPr>
+      </w:r>
+      <w:r>
+        <w:rPr>
+          <w:rFonts w:ascii="Times New Roman" w:eastAsia="SimSun" w:hAnsi="Times New Roman" w:cs="Times New Roman"/>
+          <w:lang w:val="en-US"/>
+        </w:rPr>
+        <w:fldChar w:fldCharType="end"/>
+      </w:r>
+      <w:r>
+        <w:rPr>
+          <w:rFonts w:ascii="Times New Roman" w:eastAsia="SimSun" w:hAnsi="Times New Roman" w:cs="Times New Roman"/>
+          <w:lang w:val="en-US"/>
+        </w:rPr>
+        <w:fldChar w:fldCharType="separate"/>
+      </w:r>
+      <w:r>
+        <w:rPr>
+          <w:rFonts w:ascii="Times New Roman" w:eastAsia="SimSun" w:hAnsi="Times New Roman" w:cs="Times New Roman"/>
+          <w:noProof/>
+          <w:lang w:val="en-US"/>
+        </w:rPr>
+        <w:t>(Crean &amp; Bonduriansky, 2014)</w:t>
+      </w:r>
+      <w:r>
+        <w:rPr>
+          <w:rFonts w:ascii="Times New Roman" w:eastAsia="SimSun" w:hAnsi="Times New Roman" w:cs="Times New Roman"/>
+          <w:lang w:val="en-US"/>
+        </w:rPr>
+        <w:fldChar w:fldCharType="end"/>
+      </w:r>
+      <w:r>
+        <w:rPr>
+          <w:rFonts w:ascii="Times New Roman" w:eastAsia="SimSun" w:hAnsi="Times New Roman" w:cs="Times New Roman"/>
+          <w:lang w:val="en-US"/>
+        </w:rPr>
+        <w:t>.</w:t>
+      </w:r>
+      <w:r>
+        <w:rPr>
+          <w:rFonts w:ascii="Times New Roman" w:eastAsia="SimSun" w:hAnsi="Times New Roman" w:cs="Times New Roman"/>
+          <w:lang w:val="en-US" w:eastAsia="zh-CN"/>
+        </w:rPr>
         <w:t xml:space="preserve"> </w:t>
       </w:r>
       <w:r>
         <w:rPr>
           <w:rFonts w:ascii="Times New Roman" w:eastAsia="SimSun" w:hAnsi="Times New Roman" w:cs="Times New Roman"/>
-          <w:lang w:val="en-US"/>
-        </w:rPr>
-        <w:t>is</w:t>
-      </w:r>
-      <w:r>
-        <w:rPr>
-          <w:rFonts w:ascii="Times New Roman" w:eastAsia="SimSun" w:hAnsi="Times New Roman" w:cs="Times New Roman"/>
-          <w:lang w:val="en-US"/>
-        </w:rPr>
-        <w:t xml:space="preserve"> mixed, with no clear consensus about its direction</w:t>
-      </w:r>
-      <w:r>
-        <w:rPr>
-          <w:rFonts w:ascii="Times New Roman" w:eastAsia="SimSun" w:hAnsi="Times New Roman" w:cs="Times New Roman"/>
-          <w:lang w:val="en-US"/>
+          <w:lang w:val="en-US" w:eastAsia="zh-CN"/>
+        </w:rPr>
+        <w:t xml:space="preserve">Beyond </w:t>
+      </w:r>
+      <w:r>
+        <w:rPr>
+          <w:rFonts w:ascii="Times New Roman" w:eastAsia="SimSun" w:hAnsi="Times New Roman" w:cs="Times New Roman"/>
+          <w:lang w:val="en-US" w:eastAsia="zh-CN"/>
+        </w:rPr>
+        <w:t>parental</w:t>
+      </w:r>
+      <w:r>
+        <w:rPr>
+          <w:rFonts w:ascii="Times New Roman" w:eastAsia="SimSun" w:hAnsi="Times New Roman" w:cs="Times New Roman"/>
+          <w:lang w:val="en-US" w:eastAsia="zh-CN"/>
+        </w:rPr>
+        <w:t xml:space="preserve"> sex, offspring sex </w:t>
+      </w:r>
+      <w:r>
+        <w:rPr>
+          <w:rFonts w:ascii="Times New Roman" w:eastAsia="SimSun" w:hAnsi="Times New Roman" w:cs="Times New Roman"/>
+          <w:lang w:val="en-US" w:eastAsia="zh-CN"/>
+        </w:rPr>
+        <w:t>can</w:t>
+      </w:r>
+      <w:r>
+        <w:rPr>
+          <w:rFonts w:ascii="Times New Roman" w:eastAsia="SimSun" w:hAnsi="Times New Roman" w:cs="Times New Roman"/>
+          <w:lang w:val="en-US" w:eastAsia="zh-CN"/>
+        </w:rPr>
+        <w:t xml:space="preserve"> also matter</w:t>
+      </w:r>
+      <w:r>
+        <w:rPr>
+          <w:rFonts w:ascii="Times New Roman" w:eastAsia="SimSun" w:hAnsi="Times New Roman" w:cs="Times New Roman"/>
+          <w:lang w:val="en-US" w:eastAsia="zh-CN"/>
+        </w:rPr>
+        <w:t>.</w:t>
+      </w:r>
+      <w:r>
+        <w:rPr>
+          <w:rFonts w:ascii="Times New Roman" w:eastAsia="SimSun" w:hAnsi="Times New Roman" w:cs="Times New Roman"/>
+          <w:lang w:val="en-US" w:eastAsia="zh-CN"/>
+        </w:rPr>
+        <w:t xml:space="preserve"> </w:t>
+      </w:r>
+      <w:r>
+        <w:rPr>
+          <w:rFonts w:ascii="Times New Roman" w:eastAsia="SimSun" w:hAnsi="Times New Roman" w:cs="Times New Roman"/>
+          <w:lang w:val="en-US" w:eastAsia="zh-CN"/>
+        </w:rPr>
+        <w:t>D</w:t>
+      </w:r>
+      <w:r>
+        <w:rPr>
+          <w:rFonts w:ascii="Times New Roman" w:eastAsia="SimSun" w:hAnsi="Times New Roman" w:cs="Times New Roman"/>
+          <w:lang w:val="en-US" w:eastAsia="zh-CN"/>
+        </w:rPr>
+        <w:t xml:space="preserve">aughters and sons often respond differently to the same environmental </w:t>
+      </w:r>
+      <w:r>
+        <w:rPr>
+          <w:rFonts w:ascii="Times New Roman" w:eastAsia="SimSun" w:hAnsi="Times New Roman" w:cs="Times New Roman"/>
+          <w:lang w:val="en-US" w:eastAsia="zh-CN"/>
+        </w:rPr>
+        <w:t>change</w:t>
+      </w:r>
+      <w:r>
+        <w:rPr>
+          <w:rFonts w:ascii="Times New Roman" w:eastAsia="SimSun" w:hAnsi="Times New Roman" w:cs="Times New Roman"/>
+          <w:lang w:val="en-US" w:eastAsia="zh-CN"/>
         </w:rPr>
         <w:t xml:space="preserve">. </w:t>
       </w:r>
-      <w:bookmarkEnd w:id="1"/>
-      <w:r>
-        <w:rPr>
-          <w:rFonts w:ascii="Times New Roman" w:eastAsia="SimSun" w:hAnsi="Times New Roman" w:cs="Times New Roman"/>
-        </w:rPr>
-        <w:t xml:space="preserve">On </w:t>
-      </w:r>
-      <w:r>
-        <w:rPr>
-          <w:rFonts w:ascii="Times New Roman" w:eastAsia="SimSun" w:hAnsi="Times New Roman" w:cs="Times New Roman"/>
-        </w:rPr>
-        <w:t xml:space="preserve">the </w:t>
-      </w:r>
-      <w:r>
-        <w:rPr>
-          <w:rFonts w:ascii="Times New Roman" w:eastAsia="SimSun" w:hAnsi="Times New Roman" w:cs="Times New Roman"/>
-        </w:rPr>
-        <w:t>one hand</w:t>
-      </w:r>
-      <w:r>
-        <w:rPr>
-          <w:rFonts w:ascii="Times New Roman" w:eastAsia="SimSun" w:hAnsi="Times New Roman" w:cs="Times New Roman"/>
-        </w:rPr>
-        <w:t>,</w:t>
+      <w:r>
+        <w:rPr>
+          <w:rFonts w:ascii="Times New Roman" w:eastAsia="SimSun" w:hAnsi="Times New Roman" w:cs="Times New Roman"/>
+        </w:rPr>
+        <w:t xml:space="preserve">Females </w:t>
+      </w:r>
+      <w:r>
+        <w:rPr>
+          <w:rFonts w:ascii="Times New Roman" w:eastAsia="SimSun" w:hAnsi="Times New Roman" w:cs="Times New Roman"/>
+        </w:rPr>
+        <w:t>tend to</w:t>
+      </w:r>
+      <w:r>
+        <w:rPr>
+          <w:rFonts w:ascii="Times New Roman" w:eastAsia="SimSun" w:hAnsi="Times New Roman" w:cs="Times New Roman"/>
+        </w:rPr>
+        <w:t xml:space="preserve"> heavily invest in somatic maintenance and survival because their </w:t>
+      </w:r>
+      <w:r>
+        <w:rPr>
+          <w:rFonts w:ascii="Times New Roman" w:eastAsia="SimSun" w:hAnsi="Times New Roman" w:cs="Times New Roman"/>
+        </w:rPr>
+        <w:t xml:space="preserve">fecundity </w:t>
+      </w:r>
+      <w:r>
+        <w:rPr>
+          <w:rFonts w:ascii="Times New Roman" w:eastAsia="SimSun" w:hAnsi="Times New Roman" w:cs="Times New Roman"/>
+        </w:rPr>
+        <w:t xml:space="preserve">is closely linked to body condition </w:t>
+      </w:r>
+      <w:r>
+        <w:rPr>
+          <w:rFonts w:ascii="Times New Roman" w:eastAsia="SimSun" w:hAnsi="Times New Roman" w:cs="Times New Roman"/>
+        </w:rPr>
+        <w:fldChar w:fldCharType="begin"/>
+      </w:r>
+      <w:r>
+        <w:rPr>
+          <w:rFonts w:ascii="Times New Roman" w:eastAsia="SimSun" w:hAnsi="Times New Roman" w:cs="Times New Roman"/>
+        </w:rPr>
+        <w:instrText xml:space="preserve"> ADDIN EN.CITE &lt;EndNote&gt;&lt;Cite&gt;&lt;Author&gt;Maklakov&lt;/Author&gt;&lt;Year&gt;2013&lt;/Year&gt;&lt;RecNum&gt;11910&lt;/RecNum&gt;&lt;DisplayText&gt;(Maklakov &amp;amp; Lummaa, 2013)&lt;/DisplayText&gt;&lt;record&gt;&lt;rec-number&gt;11910&lt;/rec-number&gt;&lt;foreign-keys&gt;&lt;key app="EN" db-id="0f5e902w95va2tewrdr5w0tcxfzraf5fv0ww" timestamp="1786199449"&gt;11910&lt;/key&gt;&lt;/foreign-keys&gt;&lt;ref-type name="Journal Article"&gt;17&lt;/ref-type&gt;&lt;contributors&gt;&lt;authors&gt;&lt;author&gt;Maklakov, A. A.&lt;/author&gt;&lt;author&gt;Lummaa, V. &lt;/author&gt;&lt;/authors&gt;&lt;/contributors&gt;&lt;titles&gt;&lt;title&gt;Evolution of sex differences in lifespan and aging: causes and constraints&lt;/title&gt;&lt;secondary-title&gt;BioEssays&lt;/secondary-title&gt;&lt;/titles&gt;&lt;periodical&gt;&lt;full-title&gt;BIOESSAYS&lt;/full-title&gt;&lt;/periodical&gt;&lt;pages&gt;717–724&lt;/pages&gt;&lt;volume&gt;35&lt;/volume&gt;&lt;number&gt;8&lt;/number&gt;&lt;dates&gt;&lt;year&gt;2013&lt;/year&gt;&lt;/dates&gt;&lt;urls&gt;&lt;/urls&gt;&lt;/record&gt;&lt;/Cite&gt;&lt;/EndNote&gt;</w:instrText>
+      </w:r>
+      <w:r>
+        <w:rPr>
+          <w:rFonts w:ascii="Times New Roman" w:eastAsia="SimSun" w:hAnsi="Times New Roman" w:cs="Times New Roman"/>
+        </w:rPr>
+        <w:fldChar w:fldCharType="separate"/>
+      </w:r>
+      <w:r>
+        <w:rPr>
+          <w:rFonts w:ascii="Times New Roman" w:eastAsia="SimSun" w:hAnsi="Times New Roman" w:cs="Times New Roman"/>
+          <w:noProof/>
+        </w:rPr>
+        <w:t>(Maklakov &amp; Lummaa, 2013)</w:t>
+      </w:r>
+      <w:r>
+        <w:rPr>
+          <w:rFonts w:ascii="Times New Roman" w:eastAsia="SimSun" w:hAnsi="Times New Roman" w:cs="Times New Roman"/>
+        </w:rPr>
+        <w:fldChar w:fldCharType="end"/>
+      </w:r>
+      <w:r>
+        <w:rPr>
+          <w:rFonts w:ascii="Times New Roman" w:eastAsia="SimSun" w:hAnsi="Times New Roman" w:cs="Times New Roman"/>
+        </w:rPr>
+        <w:t xml:space="preserve">. In contrast, male reproductive success </w:t>
       </w:r>
       <w:r>
         <w:rPr>
           <w:rFonts w:ascii="Times New Roman" w:eastAsia="SimSun" w:hAnsi="Times New Roman" w:cs="Times New Roman" w:hint="eastAsia"/>
         </w:rPr>
+        <w:t xml:space="preserve">usually </w:t>
+      </w:r>
+      <w:r>
+        <w:rPr>
+          <w:rFonts w:ascii="Times New Roman" w:eastAsia="SimSun" w:hAnsi="Times New Roman" w:cs="Times New Roman"/>
+        </w:rPr>
+        <w:t>depends on investment in sexually selected traits</w:t>
+      </w:r>
+      <w:r>
+        <w:rPr>
+          <w:rFonts w:ascii="Times New Roman" w:eastAsia="SimSun" w:hAnsi="Times New Roman" w:cs="Times New Roman"/>
+        </w:rPr>
+        <w:t xml:space="preserve">, such as extravagant ornaments or weapons, which can be immunosuppressive </w:t>
+      </w:r>
+      <w:r>
+        <w:rPr>
+          <w:rFonts w:ascii="Times New Roman" w:eastAsia="SimSun" w:hAnsi="Times New Roman" w:cs="Times New Roman"/>
+        </w:rPr>
+        <w:t xml:space="preserve">and redirect resources away from somatic maintenance </w:t>
+      </w:r>
+      <w:r>
+        <w:rPr>
+          <w:rFonts w:ascii="Times New Roman" w:eastAsia="SimSun" w:hAnsi="Times New Roman" w:cs="Times New Roman"/>
+          <w:lang w:eastAsia="zh-CN"/>
+        </w:rPr>
+        <w:fldChar w:fldCharType="begin"/>
+      </w:r>
+      <w:r>
+        <w:rPr>
+          <w:rFonts w:ascii="Times New Roman" w:eastAsia="SimSun" w:hAnsi="Times New Roman" w:cs="Times New Roman"/>
+          <w:lang w:eastAsia="zh-CN"/>
+        </w:rPr>
+        <w:instrText xml:space="preserve"> ADDIN EN.CITE &lt;EndNote&gt;&lt;Cite&gt;&lt;Author&gt;Chung&lt;/Author&gt;&lt;Year&gt;2024&lt;/Year&gt;&lt;RecNum&gt;910&lt;/RecNum&gt;&lt;DisplayText&gt;(Chung et al., 2024)&lt;/DisplayText&gt;&lt;record&gt;&lt;rec-number&gt;910&lt;/rec-number&gt;&lt;foreign-keys&gt;&lt;key app="EN" db-id="0f5e902w95va2tewrdr5w0tcxfzraf5fv0ww" timestamp="1720507195"&gt;910&lt;/key&gt;&lt;/foreign-keys&gt;&lt;ref-type name="Journal Article"&gt;17&lt;/ref-type&gt;&lt;contributors&gt;&lt;authors&gt;&lt;author&gt;Chung, M. H. J.&lt;/author&gt;&lt;author&gt;Fox, R. J.&lt;/author&gt;&lt;author&gt;Jennions, M. D.&lt;/author&gt;&lt;/authors&gt;&lt;/contributors&gt;&lt;auth-address&gt;Australian Natl Univ, Res Sch Biol, Div Ecol &amp;amp; Evolut, Canberra, Australia&amp;#xD;Stellenbosch Univ, Stellenbosch Inst Adv Study STIAS, Wallenberg Res Ctr, Stellenbosch, South Africa&lt;/auth-address&gt;&lt;titles&gt;&lt;title&gt;Male allocation to ejaculation and mating effort imposes different life history trade-offs&lt;/title&gt;&lt;secondary-title&gt;PLoS Biology&lt;/secondary-title&gt;&lt;alt-title&gt;PLoS Biol&lt;/alt-title&gt;&lt;/titles&gt;&lt;periodical&gt;&lt;full-title&gt;Plos Biology&lt;/full-title&gt;&lt;abbr-1&gt;Plos Biol&lt;/abbr-1&gt;&lt;/periodical&gt;&lt;alt-periodical&gt;&lt;full-title&gt;Plos Biology&lt;/full-title&gt;&lt;abbr-1&gt;Plos Biol&lt;/abbr-1&gt;&lt;/alt-periodical&gt;&lt;pages&gt;e3002519&lt;/pages&gt;&lt;volume&gt;22&lt;/volume&gt;&lt;number&gt;5&lt;/number&gt;&lt;keywords&gt;&lt;keyword&gt;sperm competition games&lt;/keyword&gt;&lt;keyword&gt;sexual selection&lt;/keyword&gt;&lt;keyword&gt;costs&lt;/keyword&gt;&lt;keyword&gt;evolution&lt;/keyword&gt;&lt;keyword&gt;success&lt;/keyword&gt;&lt;keyword&gt;reproduction&lt;/keyword&gt;&lt;keyword&gt;patterns&lt;/keyword&gt;&lt;keyword&gt;behavior&lt;/keyword&gt;&lt;keyword&gt;quality&lt;/keyword&gt;&lt;keyword&gt;traits&lt;/keyword&gt;&lt;/keywords&gt;&lt;dates&gt;&lt;year&gt;2024&lt;/year&gt;&lt;pub-dates&gt;&lt;date&gt;May&lt;/date&gt;&lt;/pub-dates&gt;&lt;/dates&gt;&lt;isbn&gt;1544-9173&lt;/isbn&gt;&lt;accession-num&gt;WOS:001231137700001&lt;/accession-num&gt;&lt;urls&gt;&lt;related-urls&gt;&lt;url&gt;&amp;lt;Go to ISI&amp;gt;://WOS:001231137700001&lt;/url&gt;&lt;/related-urls&gt;&lt;/urls&gt;&lt;electronic-resource-num&gt;10.1371/journal.pbio.3002519&lt;/electronic-resource-num&gt;&lt;language&gt;English&lt;/language&gt;&lt;/record&gt;&lt;/Cite&gt;&lt;/EndNote&gt;</w:instrText>
+      </w:r>
+      <w:r>
+        <w:rPr>
+          <w:rFonts w:ascii="Times New Roman" w:eastAsia="SimSun" w:hAnsi="Times New Roman" w:cs="Times New Roman"/>
+          <w:lang w:eastAsia="zh-CN"/>
+        </w:rPr>
+        <w:fldChar w:fldCharType="separate"/>
+      </w:r>
+      <w:r>
+        <w:rPr>
+          <w:rFonts w:ascii="Times New Roman" w:eastAsia="SimSun" w:hAnsi="Times New Roman" w:cs="Times New Roman"/>
+          <w:noProof/>
+          <w:lang w:eastAsia="zh-CN"/>
+        </w:rPr>
+        <w:t>(Chung et al., 2024)</w:t>
+      </w:r>
+      <w:r>
+        <w:rPr>
+          <w:rFonts w:ascii="Times New Roman" w:eastAsia="SimSun" w:hAnsi="Times New Roman" w:cs="Times New Roman"/>
+          <w:lang w:eastAsia="zh-CN"/>
+        </w:rPr>
+        <w:fldChar w:fldCharType="end"/>
+      </w:r>
+      <w:r>
+        <w:rPr>
+          <w:rFonts w:ascii="Times New Roman" w:eastAsia="SimSun" w:hAnsi="Times New Roman" w:cs="Times New Roman"/>
+          <w:lang w:eastAsia="zh-CN"/>
+        </w:rPr>
+        <w:t xml:space="preserve">. </w:t>
+      </w:r>
+      <w:r>
+        <w:rPr>
+          <w:rFonts w:ascii="Times New Roman" w:eastAsia="SimSun" w:hAnsi="Times New Roman" w:cs="Times New Roman"/>
+          <w:lang w:eastAsia="zh-CN"/>
+        </w:rPr>
+        <w:t xml:space="preserve">As a result, </w:t>
+      </w:r>
+      <w:r>
+        <w:rPr>
+          <w:rFonts w:ascii="Times New Roman" w:eastAsia="SimSun" w:hAnsi="Times New Roman" w:cs="Times New Roman"/>
+        </w:rPr>
+        <w:t>m</w:t>
+      </w:r>
+      <w:r>
+        <w:rPr>
+          <w:rFonts w:ascii="Times New Roman" w:eastAsia="SimSun" w:hAnsi="Times New Roman" w:cs="Times New Roman"/>
+        </w:rPr>
+        <w:t>ales ar</w:t>
+      </w:r>
+      <w:r>
+        <w:rPr>
+          <w:rFonts w:ascii="Times New Roman" w:eastAsia="SimSun" w:hAnsi="Times New Roman" w:cs="Times New Roman"/>
+        </w:rPr>
+        <w:t xml:space="preserve">e </w:t>
+      </w:r>
+      <w:r>
+        <w:rPr>
+          <w:rFonts w:ascii="Times New Roman" w:eastAsia="SimSun" w:hAnsi="Times New Roman" w:cs="Times New Roman"/>
+        </w:rPr>
+        <w:t xml:space="preserve">often </w:t>
+      </w:r>
+      <w:r>
+        <w:rPr>
+          <w:rFonts w:ascii="Times New Roman" w:eastAsia="SimSun" w:hAnsi="Times New Roman" w:cs="Times New Roman"/>
+        </w:rPr>
+        <w:t xml:space="preserve">more </w:t>
+      </w:r>
+      <w:r>
+        <w:rPr>
+          <w:rFonts w:ascii="Times New Roman" w:eastAsia="SimSun" w:hAnsi="Times New Roman" w:cs="Times New Roman"/>
+        </w:rPr>
+        <w:t>susceptible</w:t>
+      </w:r>
+      <w:r>
+        <w:rPr>
+          <w:rFonts w:ascii="Times New Roman" w:eastAsia="SimSun" w:hAnsi="Times New Roman" w:cs="Times New Roman"/>
+        </w:rPr>
         <w:t xml:space="preserve"> </w:t>
       </w:r>
       <w:r>
         <w:rPr>
           <w:rFonts w:ascii="Times New Roman" w:eastAsia="SimSun" w:hAnsi="Times New Roman" w:cs="Times New Roman"/>
         </w:rPr>
-        <w:t xml:space="preserve">anticipatory parental effects occur when </w:t>
-      </w:r>
-      <w:r>
-        <w:rPr>
-          <w:rFonts w:ascii="Times New Roman" w:eastAsia="SimSun" w:hAnsi="Times New Roman" w:cs="Times New Roman"/>
-        </w:rPr>
-        <w:t>parents</w:t>
-      </w:r>
-      <w:r>
-        <w:rPr>
-          <w:rFonts w:ascii="Times New Roman" w:eastAsia="SimSun" w:hAnsi="Times New Roman" w:cs="Times New Roman"/>
-        </w:rPr>
-        <w:t xml:space="preserve"> </w:t>
-      </w:r>
-      <w:r>
-        <w:rPr>
-          <w:rFonts w:ascii="Times New Roman" w:eastAsia="SimSun" w:hAnsi="Times New Roman" w:cs="Times New Roman"/>
-        </w:rPr>
-        <w:t xml:space="preserve">transfer information about </w:t>
-      </w:r>
-      <w:r>
-        <w:rPr>
-          <w:rFonts w:ascii="Times New Roman" w:eastAsia="SimSun" w:hAnsi="Times New Roman" w:cs="Times New Roman" w:hint="eastAsia"/>
-        </w:rPr>
-        <w:t>their</w:t>
-      </w:r>
-      <w:r>
-        <w:rPr>
-          <w:rFonts w:ascii="Times New Roman" w:eastAsia="SimSun" w:hAnsi="Times New Roman" w:cs="Times New Roman"/>
-        </w:rPr>
-        <w:t xml:space="preserve"> environment to their offspring</w:t>
-      </w:r>
-      <w:r>
-        <w:rPr>
-          <w:rFonts w:ascii="Times New Roman" w:eastAsia="SimSun" w:hAnsi="Times New Roman" w:cs="Times New Roman" w:hint="eastAsia"/>
-        </w:rPr>
-        <w:t>,</w:t>
-      </w:r>
-      <w:r>
-        <w:rPr>
-          <w:rFonts w:ascii="Times New Roman" w:eastAsia="SimSun" w:hAnsi="Times New Roman" w:cs="Times New Roman"/>
-        </w:rPr>
-        <w:t xml:space="preserve"> th</w:t>
-      </w:r>
-      <w:r>
-        <w:rPr>
-          <w:rFonts w:ascii="Times New Roman" w:eastAsia="SimSun" w:hAnsi="Times New Roman" w:cs="Times New Roman"/>
-        </w:rPr>
-        <w:t>ereby</w:t>
-      </w:r>
-      <w:r>
-        <w:rPr>
-          <w:rFonts w:ascii="Times New Roman" w:eastAsia="SimSun" w:hAnsi="Times New Roman" w:cs="Times New Roman"/>
-        </w:rPr>
-        <w:t xml:space="preserve"> preparing </w:t>
-      </w:r>
-      <w:r>
-        <w:rPr>
-          <w:rFonts w:ascii="Times New Roman" w:eastAsia="SimSun" w:hAnsi="Times New Roman" w:cs="Times New Roman" w:hint="eastAsia"/>
-        </w:rPr>
-        <w:t>offspring</w:t>
-      </w:r>
-      <w:r>
-        <w:rPr>
-          <w:rFonts w:ascii="Times New Roman" w:eastAsia="SimSun" w:hAnsi="Times New Roman" w:cs="Times New Roman"/>
-        </w:rPr>
-        <w:t xml:space="preserve"> to better cope with anticipated conditions </w:t>
-      </w:r>
-      <w:r>
-        <w:rPr>
-          <w:rFonts w:ascii="Times New Roman" w:eastAsia="SimSun" w:hAnsi="Times New Roman" w:cs="Times New Roman"/>
-        </w:rPr>
-        <w:fldChar w:fldCharType="begin"/>
-      </w:r>
-      <w:r>
-        <w:rPr>
-          <w:rFonts w:ascii="Times New Roman" w:eastAsia="SimSun" w:hAnsi="Times New Roman" w:cs="Times New Roman"/>
-        </w:rPr>
-        <w:instrText xml:space="preserve"> ADDIN EN.CITE &lt;EndNote&gt;&lt;Cite&gt;&lt;Author&gt;Burgess&lt;/Author&gt;&lt;Year&gt;2014&lt;/Year&gt;&lt;RecNum&gt;11890&lt;/RecNum&gt;&lt;DisplayText&gt;(Burgess &amp;amp; Marshall, 2014)&lt;/DisplayText&gt;&lt;record&gt;&lt;rec-number&gt;11890&lt;/rec-number&gt;&lt;foreign-keys&gt;&lt;key app="EN" db-id="0f5e902w95va2tewrdr5w0tcxfzraf5fv0ww" timestamp="1786182466"&gt;11890&lt;/key&gt;&lt;/foreign-keys&gt;&lt;ref-type name="Journal Article"&gt;17&lt;/ref-type&gt;&lt;contributors&gt;&lt;authors&gt;&lt;author&gt;Burgess, S. C.&lt;/author&gt;&lt;author&gt;Marshall, D. J. &lt;/author&gt;&lt;/authors&gt;&lt;/contributors&gt;&lt;titles&gt;&lt;title&gt;Adaptive parental effects: The importance of estimating environmental predictability and offspring fitness appropriately&lt;/title&gt;&lt;secondary-title&gt;Oikos&lt;/secondary-title&gt;&lt;/titles&gt;&lt;periodical&gt;&lt;full-title&gt;Oikos&lt;/full-title&gt;&lt;abbr-1&gt;Oikos&lt;/abbr-1&gt;&lt;/periodical&gt;&lt;pages&gt;769–776&lt;/pages&gt;&lt;volume&gt;123&lt;/volume&gt;&lt;number&gt;7&lt;/number&gt;&lt;dates&gt;&lt;year&gt;2014&lt;/year&gt;&lt;/dates&gt;&lt;urls&gt;&lt;/urls&gt;&lt;/record&gt;&lt;/Cite&gt;&lt;/EndNote&gt;</w:instrText>
+        <w:t xml:space="preserve">than females </w:t>
+      </w:r>
+      <w:r>
+        <w:rPr>
+          <w:rFonts w:ascii="Times New Roman" w:eastAsia="SimSun" w:hAnsi="Times New Roman" w:cs="Times New Roman"/>
+        </w:rPr>
+        <w:t xml:space="preserve">to </w:t>
+      </w:r>
+      <w:r>
+        <w:rPr>
+          <w:rFonts w:ascii="Times New Roman" w:eastAsia="SimSun" w:hAnsi="Times New Roman" w:cs="Times New Roman"/>
+        </w:rPr>
+        <w:t>environmental challenges</w:t>
+      </w:r>
+      <w:r>
+        <w:rPr>
+          <w:rFonts w:ascii="Times New Roman" w:eastAsia="SimSun" w:hAnsi="Times New Roman" w:cs="Times New Roman"/>
+        </w:rPr>
+        <w:t xml:space="preserve">, including </w:t>
+      </w:r>
+      <w:r>
+        <w:rPr>
+          <w:rFonts w:ascii="Times New Roman" w:eastAsia="SimSun" w:hAnsi="Times New Roman" w:cs="Times New Roman"/>
+        </w:rPr>
+        <w:t>pathogen infection</w:t>
+      </w:r>
+      <w:r>
+        <w:rPr>
+          <w:rFonts w:ascii="Times New Roman" w:eastAsia="SimSun" w:hAnsi="Times New Roman" w:cs="Times New Roman"/>
+        </w:rPr>
+        <w:t xml:space="preserve"> and elevated temperatures </w:t>
+      </w:r>
+      <w:r>
+        <w:rPr>
+          <w:rFonts w:ascii="Times New Roman" w:eastAsia="SimSun" w:hAnsi="Times New Roman" w:cs="Times New Roman"/>
+        </w:rPr>
+        <w:fldChar w:fldCharType="begin">
+          <w:fldData xml:space="preserve">PEVuZE5vdGU+PENpdGU+PEF1dGhvcj5Jb3NzYTwvQXV0aG9yPjxZZWFyPjIwMTk8L1llYXI+PFJl
+Y051bT42NjE8L1JlY051bT48RGlzcGxheVRleHQ+KElvc3NhLCAyMDE5LCBNYXV2YWlzLUphcnZp
+cywgMjAyNCwgS2xlaW4sIDIwMDApPC9EaXNwbGF5VGV4dD48cmVjb3JkPjxyZWMtbnVtYmVyPjY2
+MTwvcmVjLW51bWJlcj48Zm9yZWlnbi1rZXlzPjxrZXkgYXBwPSJFTiIgZGItaWQ9IjBmNWU5MDJ3
+OTV2YTJ0ZXdyZHI1dzB0Y3hmenJhZjVmdjB3dyIgdGltZXN0YW1wPSIxNzA1MTk0OTA5Ij42NjE8
+L2tleT48L2ZvcmVpZ24ta2V5cz48cmVmLXR5cGUgbmFtZT0iSm91cm5hbCBBcnRpY2xlIj4xNzwv
+cmVmLXR5cGU+PGNvbnRyaWJ1dG9ycz48YXV0aG9ycz48YXV0aG9yPklvc3NhLCBHLjwvYXV0aG9y
+PjwvYXV0aG9ycz48L2NvbnRyaWJ1dG9ycz48YXV0aC1hZGRyZXNzPlVuaXYgTGluY29sbiwgU2No
+IExpZmUgU2NpLCBKb3NlcGggQmFua3MgTGFicywgTGluY29sbiBMTjYgN1RTLCBFbmdsYW5kPC9h
+dXRoLWFkZHJlc3M+PHRpdGxlcz48dGl0bGU+U2V4LXNwZWNpZmljIGRpZmZlcmVuY2VzIGluIHRo
+ZXJtYWwgZmVydGlsaXR5IGxpbWl0czwvdGl0bGU+PHNlY29uZGFyeS10aXRsZT5UcmVuZHMgaW4g
+RWNvbG9neSAmYW1wOyBFdm9sdXRpb248L3NlY29uZGFyeS10aXRsZT48YWx0LXRpdGxlPlRyZW5k
+cyBFY29sIEV2b2w8L2FsdC10aXRsZT48L3RpdGxlcz48cGVyaW9kaWNhbD48ZnVsbC10aXRsZT5U
+cmVuZHMgaW4gRWNvbG9neSAmYW1wOyBFdm9sdXRpb248L2Z1bGwtdGl0bGU+PGFiYnItMT5UcmVu
+ZHMgRWNvbCBFdm9sPC9hYmJyLTE+PC9wZXJpb2RpY2FsPjxhbHQtcGVyaW9kaWNhbD48ZnVsbC10
+aXRsZT5UcmVuZHMgaW4gRWNvbG9neSAmYW1wOyBFdm9sdXRpb248L2Z1bGwtdGl0bGU+PGFiYnIt
+MT5UcmVuZHMgRWNvbCBFdm9sPC9hYmJyLTE+PC9hbHQtcGVyaW9kaWNhbD48cGFnZXM+NDkw4oCT
+NDkyPC9wYWdlcz48dm9sdW1lPjM0PC92b2x1bWU+PG51bWJlcj42PC9udW1iZXI+PGtleXdvcmRz
+PjxrZXl3b3JkPnRlbXBlcmF0dXJlIHN0cmVzczwva2V5d29yZD48a2V5d29yZD5tYWxlLXN0ZXJp
+bGl0eTwva2V5d29yZD48a2V5d29yZD5oZWF0LXN0cmVzczwva2V5d29yZD48a2V5d29yZD5kcm9z
+b3BoaWxhPC9rZXl3b3JkPjxrZXl3b3JkPnJlcHJvZHVjdGlvbjwva2V5d29yZD48L2tleXdvcmRz
+PjxkYXRlcz48eWVhcj4yMDE5PC95ZWFyPjxwdWItZGF0ZXM+PGRhdGU+SnVuPC9kYXRlPjwvcHVi
+LWRhdGVzPjwvZGF0ZXM+PGlzYm4+MDE2OS01MzQ3PC9pc2JuPjxhY2Nlc3Npb24tbnVtPldPUzow
+MDA0NzE3NTEzMDAwMDM8L2FjY2Vzc2lvbi1udW0+PHVybHM+PHJlbGF0ZWQtdXJscz48dXJsPiZs
+dDtHbyB0byBJU0kmZ3Q7Oi8vV09TOjAwMDQ3MTc1MTMwMDAwMzwvdXJsPjwvcmVsYXRlZC11cmxz
+PjwvdXJscz48ZWxlY3Ryb25pYy1yZXNvdXJjZS1udW0+MTAuMTAxNi9qLnRyZWUuMjAxOS4wMi4w
+MTY8L2VsZWN0cm9uaWMtcmVzb3VyY2UtbnVtPjxsYW5ndWFnZT5FbmdsaXNoPC9sYW5ndWFnZT48
+L3JlY29yZD48L0NpdGU+PENpdGU+PEF1dGhvcj5NYXV2YWlzLUphcnZpczwvQXV0aG9yPjxZZWFy
+PjIwMjQ8L1llYXI+PFJlY051bT42NDQ8L1JlY051bT48cmVjb3JkPjxyZWMtbnVtYmVyPjY0NDwv
+cmVjLW51bWJlcj48Zm9yZWlnbi1rZXlzPjxrZXkgYXBwPSJFTiIgZGItaWQ9IjBmNWU5MDJ3OTV2
+YTJ0ZXdyZHI1dzB0Y3hmenJhZjVmdjB3dyIgdGltZXN0YW1wPSIxNzA0NzUxNjMzIj42NDQ8L2tl
+eT48L2ZvcmVpZ24ta2V5cz48cmVmLXR5cGUgbmFtZT0iSm91cm5hbCBBcnRpY2xlIj4xNzwvcmVm
+LXR5cGU+PGNvbnRyaWJ1dG9ycz48YXV0aG9ycz48YXV0aG9yPk1hdXZhaXMtSmFydmlzLCBGLjwv
+YXV0aG9yPjwvYXV0aG9ycz48L2NvbnRyaWJ1dG9ycz48YXV0aC1hZGRyZXNzPlR1bGFuZSBVbml2
+LCBTY2ggTWVkLCBKb2huIFcgRGVtaW5nIERlcHQgTWVkLCBTZWN0IEVuZG9jcmlub2wgJmFtcDsg
+TWV0YWIsIE5ldyBPcmxlYW5zLCBMQSA3MDExMiBVU0EmI3hEO1R1bGFuZSBDdHIgRXhjZWxsZW5j
+ZSBTZXggQmFzZWQgQmlvbCAmYW1wOyBNZWQsIE5ldyBPcmxlYW5zLCBMQSA3MDExMiBVU0EmI3hE
+O1NvdXRoZWFzdCBMb3Vpc2lhbmEgVmV0IEhsdGggQ2FyZSBTeXN0LCBFbmRvY3JpbmUgU2Vydiwg
+TmV3IE9ybGVhbnMsIExBIDcwMTE5IFVTQTwvYXV0aC1hZGRyZXNzPjx0aXRsZXM+PHRpdGxlPlNl
+eCBkaWZmZXJlbmNlcyBpbiBlbmVyZ3kgbWV0YWJvbGlzbTogbmF0dXJhbCBzZWxlY3Rpb24sIG1l
+Y2hhbmlzbXMgYW5kIGNvbnNlcXVlbmNlczwvdGl0bGU+PHNlY29uZGFyeS10aXRsZT5OYXR1cmUg
+UmV2aWV3cyBOZXBocm9sb2d5PC9zZWNvbmRhcnktdGl0bGU+PGFsdC10aXRsZT5OYXQgUmV2IE5l
+cGhyb2w8L2FsdC10aXRsZT48L3RpdGxlcz48cGVyaW9kaWNhbD48ZnVsbC10aXRsZT5OYXR1cmUg
+UmV2aWV3cyBOZXBocm9sb2d5PC9mdWxsLXRpdGxlPjxhYmJyLTE+TmF0IFJldiBOZXBocm9sPC9h
+YmJyLTE+PC9wZXJpb2RpY2FsPjxhbHQtcGVyaW9kaWNhbD48ZnVsbC10aXRsZT5OYXR1cmUgUmV2
+aWV3cyBOZXBocm9sb2d5PC9mdWxsLXRpdGxlPjxhYmJyLTE+TmF0IFJldiBOZXBocm9sPC9hYmJy
+LTE+PC9hbHQtcGVyaW9kaWNhbD48cGFnZXM+NTbigJM2OTwvcGFnZXM+PHZvbHVtZT4yMDwvdm9s
+dW1lPjxudW1iZXI+MTwvbnVtYmVyPjxrZXl3b3Jkcz48a2V5d29yZD5mYXR0eS1hY2lkLW1ldGFi
+b2xpc208L2tleXdvcmQ+PGtleXdvcmQ+YnJvd24gYWRpcG9zZS10aXNzdWU8L2tleXdvcmQ+PGtl
+eXdvcmQ+aW1wYWlyZWQgZ2x1Y29zZS10b2xlcmFuY2U8L2tleXdvcmQ+PGtleXdvcmQ+bGlwaWQt
+bWV0YWJvbGlzbTwva2V5d29yZD48a2V5d29yZD5ib2R5LWNvbXBvc2l0aW9uPC9rZXl3b3JkPjxr
+ZXl3b3JkPmluc3VsaW4tcmVzaXN0YW5jZTwva2V5d29yZD48a2V5d29yZD5nZW5kZXItZGlmZmVy
+ZW5jZXM8L2tleXdvcmQ+PGtleXdvcmQ+Z2VuZS1leHByZXNzaW9uPC9rZXl3b3JkPjxrZXl3b3Jk
+PmVzdHJvZ2VuIHN1bGZvdHJhbnNmZXJhc2U8L2tleXdvcmQ+PGtleXdvcmQ+bWl0b2Nob25kcmlh
+bC1mdW5jdGlvbjwva2V5d29yZD48L2tleXdvcmRzPjxkYXRlcz48eWVhcj4yMDI0PC95ZWFyPjxw
+dWItZGF0ZXM+PGRhdGU+Tm92IDM8L2RhdGU+PC9wdWItZGF0ZXM+PC9kYXRlcz48aXNibj4xNzU5
+LTUwNjE8L2lzYm4+PGFjY2Vzc2lvbi1udW0+V09TOjAwMTA5MjkwMjUwMDAwMTwvYWNjZXNzaW9u
+LW51bT48dXJscz48cmVsYXRlZC11cmxzPjx1cmw+Jmx0O0dvIHRvIElTSSZndDs6Ly9XT1M6MDAx
+MDkyOTAyNTAwMDAxPC91cmw+PC9yZWxhdGVkLXVybHM+PC91cmxzPjxlbGVjdHJvbmljLXJlc291
+cmNlLW51bT4xMC4xMDM4L3M0MTU4MS0wMjMtMDA3ODEtMjwvZWxlY3Ryb25pYy1yZXNvdXJjZS1u
+dW0+PGxhbmd1YWdlPkVuZ2xpc2g8L2xhbmd1YWdlPjwvcmVjb3JkPjwvQ2l0ZT48Q2l0ZT48QXV0
+aG9yPktsZWluPC9BdXRob3I+PFllYXI+MjAwMDwvWWVhcj48UmVjTnVtPjExOTQ4PC9SZWNOdW0+
+PHJlY29yZD48cmVjLW51bWJlcj4xMTk0ODwvcmVjLW51bWJlcj48Zm9yZWlnbi1rZXlzPjxrZXkg
+YXBwPSJFTiIgZGItaWQ9IjBmNWU5MDJ3OTV2YTJ0ZXdyZHI1dzB0Y3hmenJhZjVmdjB3dyIgdGlt
+ZXN0YW1wPSIxNzkwODM2OTUyIj4xMTk0ODwva2V5PjwvZm9yZWlnbi1rZXlzPjxyZWYtdHlwZSBu
+YW1lPSJKb3VybmFsIEFydGljbGUiPjE3PC9yZWYtdHlwZT48Y29udHJpYnV0b3JzPjxhdXRob3Jz
+PjxhdXRob3I+S2xlaW4sIFMuIEwuPC9hdXRob3I+PC9hdXRob3JzPjwvY29udHJpYnV0b3JzPjxh
+dXRoLWFkZHJlc3M+Sm9obnMgSG9wa2lucyBVbml2LCBTY2ggSHlnICZhbXA7IFB1YmwgSGx0aCwg
+RGVwdCBNb2wgTWljcm9iaW9sICZhbXA7IEltbXVub2wsIEJhbHRpbW9yZSwgTUQgMjEyMDUgVVNB
+PC9hdXRoLWFkZHJlc3M+PHRpdGxlcz48dGl0bGU+VGhlIGVmZmVjdHMgb2YgaG9ybW9uZXMgb24g
+c2V4IGRpZmZlcmVuY2VzIGluIGluZmVjdGlvbjogZnJvbSBnZW5lcyB0byBiZWhhdmlvcjwvdGl0
+bGU+PHNlY29uZGFyeS10aXRsZT5OZXVyb3NjaWVuY2UgYW5kIEJpb2JlaGF2aW9yYWwgUmV2aWV3
+czwvc2Vjb25kYXJ5LXRpdGxlPjxhbHQtdGl0bGU+TmV1cm9zY2kgQmlvYmVoYXYgUjwvYWx0LXRp
+dGxlPjwvdGl0bGVzPjxwZXJpb2RpY2FsPjxmdWxsLXRpdGxlPk5ldXJvc2NpZW5jZSBhbmQgQmlv
+YmVoYXZpb3JhbCBSZXZpZXdzPC9mdWxsLXRpdGxlPjxhYmJyLTE+TmV1cm9zY2kgQmlvYmVoYXYg
+UjwvYWJici0xPjwvcGVyaW9kaWNhbD48YWx0LXBlcmlvZGljYWw+PGZ1bGwtdGl0bGU+TmV1cm9z
+Y2llbmNlIGFuZCBCaW9iZWhhdmlvcmFsIFJldmlld3M8L2Z1bGwtdGl0bGU+PGFiYnItMT5OZXVy
+b3NjaSBCaW9iZWhhdiBSPC9hYmJyLTE+PC9hbHQtcGVyaW9kaWNhbD48cGFnZXM+NjI34oCTNjM4
+PC9wYWdlcz48dm9sdW1lPjI0PC92b2x1bWU+PG51bWJlcj42PC9udW1iZXI+PGtleXdvcmRzPjxr
+ZXl3b3JkPmFuZHJvZ2Vuczwva2V5d29yZD48a2V5d29yZD5iYWN0ZXJpYTwva2V5d29yZD48a2V5
+d29yZD5kaXNlYXNlPC9rZXl3b3JkPjxrZXl3b3JkPmVzdHJvZ2Vuczwva2V5d29yZD48a2V5d29y
+ZD5mZW1hbGU8L2tleXdvcmQ+PGtleXdvcmQ+aW1tdW5pdHk8L2tleXdvcmQ+PGtleXdvcmQ+bWFs
+ZTwva2V5d29yZD48a2V5d29yZD5wYXJhc2l0ZTwva2V5d29yZD48a2V5d29yZD50ZXN0b3N0ZXJv
+bmU8L2tleXdvcmQ+PGtleXdvcmQ+dmlydXM8L2tleXdvcmQ+PGtleXdvcmQ+cmVkIGp1bmdsZSBm
+b3dsPC9rZXl3b3JkPjxrZXl3b3JkPmVzdHJvZ2VuLXJlY2VwdG9yczwva2V5d29yZD48a2V5d29y
+ZD5ob3N0LXJlc2lzdGFuY2U8L2tleXdvcmQ+PGtleXdvcmQ+aW1tdW5lIGZ1bmN0aW9uPC9rZXl3
+b3JkPjxrZXl3b3JkPmluZHVjZWQgYXBvcHRvc2lzPC9rZXl3b3JkPjxrZXl3b3JkPmZlbWFsZSBt
+aWNlPC9rZXl3b3JkPjxrZXl3b3JkPnBhcmFzaXRpYyBpbmZlY3Rpb248L2tleXdvcmQ+PGtleXdv
+cmQ+aGVsbWludGggaW5mZWN0aW9uczwva2V5d29yZD48a2V5d29yZD5zY2hpc3Rvc29tYS1tYW5z
+b25pPC9rZXl3b3JkPjxrZXl3b3JkPnN0ZXJvaWQtaG9ybW9uZXM8L2tleXdvcmQ+PC9rZXl3b3Jk
+cz48ZGF0ZXM+PHllYXI+MjAwMDwveWVhcj48cHViLWRhdGVzPjxkYXRlPkF1ZzwvZGF0ZT48L3B1
+Yi1kYXRlcz48L2RhdGVzPjxpc2JuPjAxNDktNzYzNDwvaXNibj48YWNjZXNzaW9uLW51bT5XT1M6
+MDAwMDg4OTU2NDAwMDAzPC9hY2Nlc3Npb24tbnVtPjx1cmxzPjxyZWxhdGVkLXVybHM+PHVybD4m
+bHQ7R28gdG8gSVNJJmd0OzovL1dPUzowMDAwODg5NTY0MDAwMDM8L3VybD48L3JlbGF0ZWQtdXJs
+cz48L3VybHM+PGVsZWN0cm9uaWMtcmVzb3VyY2UtbnVtPjEwLjEwMTYvUzAxNDktNzYzNCgwMCkw
+MDAyNy0wPC9lbGVjdHJvbmljLXJlc291cmNlLW51bT48bGFuZ3VhZ2U+RW5nbGlzaDwvbGFuZ3Vh
+Z2U+PC9yZWNvcmQ+PC9DaXRlPjwvRW5kTm90ZT4A
+</w:fldData>
+        </w:fldChar>
+      </w:r>
+      <w:r>
+        <w:rPr>
+          <w:rFonts w:ascii="Times New Roman" w:eastAsia="SimSun" w:hAnsi="Times New Roman" w:cs="Times New Roman"/>
+        </w:rPr>
+        <w:instrText xml:space="preserve"> ADDIN EN.CITE </w:instrText>
+      </w:r>
+      <w:r>
+        <w:rPr>
+          <w:rFonts w:ascii="Times New Roman" w:eastAsia="SimSun" w:hAnsi="Times New Roman" w:cs="Times New Roman"/>
+        </w:rPr>
+        <w:fldChar w:fldCharType="begin">
+          <w:fldData xml:space="preserve">PEVuZE5vdGU+PENpdGU+PEF1dGhvcj5Jb3NzYTwvQXV0aG9yPjxZZWFyPjIwMTk8L1llYXI+PFJl
+Y051bT42NjE8L1JlY051bT48RGlzcGxheVRleHQ+KElvc3NhLCAyMDE5LCBNYXV2YWlzLUphcnZp
+cywgMjAyNCwgS2xlaW4sIDIwMDApPC9EaXNwbGF5VGV4dD48cmVjb3JkPjxyZWMtbnVtYmVyPjY2
+MTwvcmVjLW51bWJlcj48Zm9yZWlnbi1rZXlzPjxrZXkgYXBwPSJFTiIgZGItaWQ9IjBmNWU5MDJ3
+OTV2YTJ0ZXdyZHI1dzB0Y3hmenJhZjVmdjB3dyIgdGltZXN0YW1wPSIxNzA1MTk0OTA5Ij42NjE8
+L2tleT48L2ZvcmVpZ24ta2V5cz48cmVmLXR5cGUgbmFtZT0iSm91cm5hbCBBcnRpY2xlIj4xNzwv
+cmVmLXR5cGU+PGNvbnRyaWJ1dG9ycz48YXV0aG9ycz48YXV0aG9yPklvc3NhLCBHLjwvYXV0aG9y
+PjwvYXV0aG9ycz48L2NvbnRyaWJ1dG9ycz48YXV0aC1hZGRyZXNzPlVuaXYgTGluY29sbiwgU2No
+IExpZmUgU2NpLCBKb3NlcGggQmFua3MgTGFicywgTGluY29sbiBMTjYgN1RTLCBFbmdsYW5kPC9h
+dXRoLWFkZHJlc3M+PHRpdGxlcz48dGl0bGU+U2V4LXNwZWNpZmljIGRpZmZlcmVuY2VzIGluIHRo
+ZXJtYWwgZmVydGlsaXR5IGxpbWl0czwvdGl0bGU+PHNlY29uZGFyeS10aXRsZT5UcmVuZHMgaW4g
+RWNvbG9neSAmYW1wOyBFdm9sdXRpb248L3NlY29uZGFyeS10aXRsZT48YWx0LXRpdGxlPlRyZW5k
+cyBFY29sIEV2b2w8L2FsdC10aXRsZT48L3RpdGxlcz48cGVyaW9kaWNhbD48ZnVsbC10aXRsZT5U
+cmVuZHMgaW4gRWNvbG9neSAmYW1wOyBFdm9sdXRpb248L2Z1bGwtdGl0bGU+PGFiYnItMT5UcmVu
+ZHMgRWNvbCBFdm9sPC9hYmJyLTE+PC9wZXJpb2RpY2FsPjxhbHQtcGVyaW9kaWNhbD48ZnVsbC10
+aXRsZT5UcmVuZHMgaW4gRWNvbG9neSAmYW1wOyBFdm9sdXRpb248L2Z1bGwtdGl0bGU+PGFiYnIt
+MT5UcmVuZHMgRWNvbCBFdm9sPC9hYmJyLTE+PC9hbHQtcGVyaW9kaWNhbD48cGFnZXM+NDkw4oCT
+NDkyPC9wYWdlcz48dm9sdW1lPjM0PC92b2x1bWU+PG51bWJlcj42PC9udW1iZXI+PGtleXdvcmRz
+PjxrZXl3b3JkPnRlbXBlcmF0dXJlIHN0cmVzczwva2V5d29yZD48a2V5d29yZD5tYWxlLXN0ZXJp
+bGl0eTwva2V5d29yZD48a2V5d29yZD5oZWF0LXN0cmVzczwva2V5d29yZD48a2V5d29yZD5kcm9z
+b3BoaWxhPC9rZXl3b3JkPjxrZXl3b3JkPnJlcHJvZHVjdGlvbjwva2V5d29yZD48L2tleXdvcmRz
+PjxkYXRlcz48eWVhcj4yMDE5PC95ZWFyPjxwdWItZGF0ZXM+PGRhdGU+SnVuPC9kYXRlPjwvcHVi
+LWRhdGVzPjwvZGF0ZXM+PGlzYm4+MDE2OS01MzQ3PC9pc2JuPjxhY2Nlc3Npb24tbnVtPldPUzow
+MDA0NzE3NTEzMDAwMDM8L2FjY2Vzc2lvbi1udW0+PHVybHM+PHJlbGF0ZWQtdXJscz48dXJsPiZs
+dDtHbyB0byBJU0kmZ3Q7Oi8vV09TOjAwMDQ3MTc1MTMwMDAwMzwvdXJsPjwvcmVsYXRlZC11cmxz
+PjwvdXJscz48ZWxlY3Ryb25pYy1yZXNvdXJjZS1udW0+MTAuMTAxNi9qLnRyZWUuMjAxOS4wMi4w
+MTY8L2VsZWN0cm9uaWMtcmVzb3VyY2UtbnVtPjxsYW5ndWFnZT5FbmdsaXNoPC9sYW5ndWFnZT48
+L3JlY29yZD48L0NpdGU+PENpdGU+PEF1dGhvcj5NYXV2YWlzLUphcnZpczwvQXV0aG9yPjxZZWFy
+PjIwMjQ8L1llYXI+PFJlY051bT42NDQ8L1JlY051bT48cmVjb3JkPjxyZWMtbnVtYmVyPjY0NDwv
+cmVjLW51bWJlcj48Zm9yZWlnbi1rZXlzPjxrZXkgYXBwPSJFTiIgZGItaWQ9IjBmNWU5MDJ3OTV2
+YTJ0ZXdyZHI1dzB0Y3hmenJhZjVmdjB3dyIgdGltZXN0YW1wPSIxNzA0NzUxNjMzIj42NDQ8L2tl
+eT48L2ZvcmVpZ24ta2V5cz48cmVmLXR5cGUgbmFtZT0iSm91cm5hbCBBcnRpY2xlIj4xNzwvcmVm
+LXR5cGU+PGNvbnRyaWJ1dG9ycz48YXV0aG9ycz48YXV0aG9yPk1hdXZhaXMtSmFydmlzLCBGLjwv
+YXV0aG9yPjwvYXV0aG9ycz48L2NvbnRyaWJ1dG9ycz48YXV0aC1hZGRyZXNzPlR1bGFuZSBVbml2
+LCBTY2ggTWVkLCBKb2huIFcgRGVtaW5nIERlcHQgTWVkLCBTZWN0IEVuZG9jcmlub2wgJmFtcDsg
+TWV0YWIsIE5ldyBPcmxlYW5zLCBMQSA3MDExMiBVU0EmI3hEO1R1bGFuZSBDdHIgRXhjZWxsZW5j
+ZSBTZXggQmFzZWQgQmlvbCAmYW1wOyBNZWQsIE5ldyBPcmxlYW5zLCBMQSA3MDExMiBVU0EmI3hE
+O1NvdXRoZWFzdCBMb3Vpc2lhbmEgVmV0IEhsdGggQ2FyZSBTeXN0LCBFbmRvY3JpbmUgU2Vydiwg
+TmV3IE9ybGVhbnMsIExBIDcwMTE5IFVTQTwvYXV0aC1hZGRyZXNzPjx0aXRsZXM+PHRpdGxlPlNl
+eCBkaWZmZXJlbmNlcyBpbiBlbmVyZ3kgbWV0YWJvbGlzbTogbmF0dXJhbCBzZWxlY3Rpb24sIG1l
+Y2hhbmlzbXMgYW5kIGNvbnNlcXVlbmNlczwvdGl0bGU+PHNlY29uZGFyeS10aXRsZT5OYXR1cmUg
+UmV2aWV3cyBOZXBocm9sb2d5PC9zZWNvbmRhcnktdGl0bGU+PGFsdC10aXRsZT5OYXQgUmV2IE5l
+cGhyb2w8L2FsdC10aXRsZT48L3RpdGxlcz48cGVyaW9kaWNhbD48ZnVsbC10aXRsZT5OYXR1cmUg
+UmV2aWV3cyBOZXBocm9sb2d5PC9mdWxsLXRpdGxlPjxhYmJyLTE+TmF0IFJldiBOZXBocm9sPC9h
+YmJyLTE+PC9wZXJpb2RpY2FsPjxhbHQtcGVyaW9kaWNhbD48ZnVsbC10aXRsZT5OYXR1cmUgUmV2
+aWV3cyBOZXBocm9sb2d5PC9mdWxsLXRpdGxlPjxhYmJyLTE+TmF0IFJldiBOZXBocm9sPC9hYmJy
+LTE+PC9hbHQtcGVyaW9kaWNhbD48cGFnZXM+NTbigJM2OTwvcGFnZXM+PHZvbHVtZT4yMDwvdm9s
+dW1lPjxudW1iZXI+MTwvbnVtYmVyPjxrZXl3b3Jkcz48a2V5d29yZD5mYXR0eS1hY2lkLW1ldGFi
+b2xpc208L2tleXdvcmQ+PGtleXdvcmQ+YnJvd24gYWRpcG9zZS10aXNzdWU8L2tleXdvcmQ+PGtl
+eXdvcmQ+aW1wYWlyZWQgZ2x1Y29zZS10b2xlcmFuY2U8L2tleXdvcmQ+PGtleXdvcmQ+bGlwaWQt
+bWV0YWJvbGlzbTwva2V5d29yZD48a2V5d29yZD5ib2R5LWNvbXBvc2l0aW9uPC9rZXl3b3JkPjxr
+ZXl3b3JkPmluc3VsaW4tcmVzaXN0YW5jZTwva2V5d29yZD48a2V5d29yZD5nZW5kZXItZGlmZmVy
+ZW5jZXM8L2tleXdvcmQ+PGtleXdvcmQ+Z2VuZS1leHByZXNzaW9uPC9rZXl3b3JkPjxrZXl3b3Jk
+PmVzdHJvZ2VuIHN1bGZvdHJhbnNmZXJhc2U8L2tleXdvcmQ+PGtleXdvcmQ+bWl0b2Nob25kcmlh
+bC1mdW5jdGlvbjwva2V5d29yZD48L2tleXdvcmRzPjxkYXRlcz48eWVhcj4yMDI0PC95ZWFyPjxw
+dWItZGF0ZXM+PGRhdGU+Tm92IDM8L2RhdGU+PC9wdWItZGF0ZXM+PC9kYXRlcz48aXNibj4xNzU5
+LTUwNjE8L2lzYm4+PGFjY2Vzc2lvbi1udW0+V09TOjAwMTA5MjkwMjUwMDAwMTwvYWNjZXNzaW9u
+LW51bT48dXJscz48cmVsYXRlZC11cmxzPjx1cmw+Jmx0O0dvIHRvIElTSSZndDs6Ly9XT1M6MDAx
+MDkyOTAyNTAwMDAxPC91cmw+PC9yZWxhdGVkLXVybHM+PC91cmxzPjxlbGVjdHJvbmljLXJlc291
+cmNlLW51bT4xMC4xMDM4L3M0MTU4MS0wMjMtMDA3ODEtMjwvZWxlY3Ryb25pYy1yZXNvdXJjZS1u
+dW0+PGxhbmd1YWdlPkVuZ2xpc2g8L2xhbmd1YWdlPjwvcmVjb3JkPjwvQ2l0ZT48Q2l0ZT48QXV0
+aG9yPktsZWluPC9BdXRob3I+PFllYXI+MjAwMDwvWWVhcj48UmVjTnVtPjExOTQ4PC9SZWNOdW0+
+PHJlY29yZD48cmVjLW51bWJlcj4xMTk0ODwvcmVjLW51bWJlcj48Zm9yZWlnbi1rZXlzPjxrZXkg
+YXBwPSJFTiIgZGItaWQ9IjBmNWU5MDJ3OTV2YTJ0ZXdyZHI1dzB0Y3hmenJhZjVmdjB3dyIgdGlt
+ZXN0YW1wPSIxNzkwODM2OTUyIj4xMTk0ODwva2V5PjwvZm9yZWlnbi1rZXlzPjxyZWYtdHlwZSBu
+YW1lPSJKb3VybmFsIEFydGljbGUiPjE3PC9yZWYtdHlwZT48Y29udHJpYnV0b3JzPjxhdXRob3Jz
+PjxhdXRob3I+S2xlaW4sIFMuIEwuPC9hdXRob3I+PC9hdXRob3JzPjwvY29udHJpYnV0b3JzPjxh
+dXRoLWFkZHJlc3M+Sm9obnMgSG9wa2lucyBVbml2LCBTY2ggSHlnICZhbXA7IFB1YmwgSGx0aCwg
+RGVwdCBNb2wgTWljcm9iaW9sICZhbXA7IEltbXVub2wsIEJhbHRpbW9yZSwgTUQgMjEyMDUgVVNB
+PC9hdXRoLWFkZHJlc3M+PHRpdGxlcz48dGl0bGU+VGhlIGVmZmVjdHMgb2YgaG9ybW9uZXMgb24g
+c2V4IGRpZmZlcmVuY2VzIGluIGluZmVjdGlvbjogZnJvbSBnZW5lcyB0byBiZWhhdmlvcjwvdGl0
+bGU+PHNlY29uZGFyeS10aXRsZT5OZXVyb3NjaWVuY2UgYW5kIEJpb2JlaGF2aW9yYWwgUmV2aWV3
+czwvc2Vjb25kYXJ5LXRpdGxlPjxhbHQtdGl0bGU+TmV1cm9zY2kgQmlvYmVoYXYgUjwvYWx0LXRp
+dGxlPjwvdGl0bGVzPjxwZXJpb2RpY2FsPjxmdWxsLXRpdGxlPk5ldXJvc2NpZW5jZSBhbmQgQmlv
+YmVoYXZpb3JhbCBSZXZpZXdzPC9mdWxsLXRpdGxlPjxhYmJyLTE+TmV1cm9zY2kgQmlvYmVoYXYg
+UjwvYWJici0xPjwvcGVyaW9kaWNhbD48YWx0LXBlcmlvZGljYWw+PGZ1bGwtdGl0bGU+TmV1cm9z
+Y2llbmNlIGFuZCBCaW9iZWhhdmlvcmFsIFJldmlld3M8L2Z1bGwtdGl0bGU+PGFiYnItMT5OZXVy
+b3NjaSBCaW9iZWhhdiBSPC9hYmJyLTE+PC9hbHQtcGVyaW9kaWNhbD48cGFnZXM+NjI34oCTNjM4
+PC9wYWdlcz48dm9sdW1lPjI0PC92b2x1bWU+PG51bWJlcj42PC9udW1iZXI+PGtleXdvcmRzPjxr
+ZXl3b3JkPmFuZHJvZ2Vuczwva2V5d29yZD48a2V5d29yZD5iYWN0ZXJpYTwva2V5d29yZD48a2V5
+d29yZD5kaXNlYXNlPC9rZXl3b3JkPjxrZXl3b3JkPmVzdHJvZ2Vuczwva2V5d29yZD48a2V5d29y
+ZD5mZW1hbGU8L2tleXdvcmQ+PGtleXdvcmQ+aW1tdW5pdHk8L2tleXdvcmQ+PGtleXdvcmQ+bWFs
+ZTwva2V5d29yZD48a2V5d29yZD5wYXJhc2l0ZTwva2V5d29yZD48a2V5d29yZD50ZXN0b3N0ZXJv
+bmU8L2tleXdvcmQ+PGtleXdvcmQ+dmlydXM8L2tleXdvcmQ+PGtleXdvcmQ+cmVkIGp1bmdsZSBm
+b3dsPC9rZXl3b3JkPjxrZXl3b3JkPmVzdHJvZ2VuLXJlY2VwdG9yczwva2V5d29yZD48a2V5d29y
+ZD5ob3N0LXJlc2lzdGFuY2U8L2tleXdvcmQ+PGtleXdvcmQ+aW1tdW5lIGZ1bmN0aW9uPC9rZXl3
+b3JkPjxrZXl3b3JkPmluZHVjZWQgYXBvcHRvc2lzPC9rZXl3b3JkPjxrZXl3b3JkPmZlbWFsZSBt
+aWNlPC9rZXl3b3JkPjxrZXl3b3JkPnBhcmFzaXRpYyBpbmZlY3Rpb248L2tleXdvcmQ+PGtleXdv
+cmQ+aGVsbWludGggaW5mZWN0aW9uczwva2V5d29yZD48a2V5d29yZD5zY2hpc3Rvc29tYS1tYW5z
+b25pPC9rZXl3b3JkPjxrZXl3b3JkPnN0ZXJvaWQtaG9ybW9uZXM8L2tleXdvcmQ+PC9rZXl3b3Jk
+cz48ZGF0ZXM+PHllYXI+MjAwMDwveWVhcj48cHViLWRhdGVzPjxkYXRlPkF1ZzwvZGF0ZT48L3B1
+Yi1kYXRlcz48L2RhdGVzPjxpc2JuPjAxNDktNzYzNDwvaXNibj48YWNjZXNzaW9uLW51bT5XT1M6
+MDAwMDg4OTU2NDAwMDAzPC9hY2Nlc3Npb24tbnVtPjx1cmxzPjxyZWxhdGVkLXVybHM+PHVybD4m
+bHQ7R28gdG8gSVNJJmd0OzovL1dPUzowMDAwODg5NTY0MDAwMDM8L3VybD48L3JlbGF0ZWQtdXJs
+cz48L3VybHM+PGVsZWN0cm9uaWMtcmVzb3VyY2UtbnVtPjEwLjEwMTYvUzAxNDktNzYzNCgwMCkw
+MDAyNy0wPC9lbGVjdHJvbmljLXJlc291cmNlLW51bT48bGFuZ3VhZ2U+RW5nbGlzaDwvbGFuZ3Vh
+Z2U+PC9yZWNvcmQ+PC9DaXRlPjwvRW5kTm90ZT4A
+</w:fldData>
+        </w:fldChar>
+      </w:r>
+      <w:r>
+        <w:rPr>
+          <w:rFonts w:ascii="Times New Roman" w:eastAsia="SimSun" w:hAnsi="Times New Roman" w:cs="Times New Roman"/>
+        </w:rPr>
+        <w:instrText xml:space="preserve"> ADDIN EN.CITE.DATA </w:instrText>
+      </w:r>
+      <w:r>
+        <w:rPr>
+          <w:rFonts w:ascii="Times New Roman" w:eastAsia="SimSun" w:hAnsi="Times New Roman" w:cs="Times New Roman"/>
+        </w:rPr>
+      </w:r>
+      <w:r>
+        <w:rPr>
+          <w:rFonts w:ascii="Times New Roman" w:eastAsia="SimSun" w:hAnsi="Times New Roman" w:cs="Times New Roman"/>
+        </w:rPr>
+        <w:fldChar w:fldCharType="end"/>
       </w:r>
       <w:r>
         <w:rPr>
@@ -3756,7 +5601,7 @@
           <w:rFonts w:ascii="Times New Roman" w:eastAsia="SimSun" w:hAnsi="Times New Roman" w:cs="Times New Roman"/>
           <w:noProof/>
         </w:rPr>
-        <w:t>(Burgess &amp; Marshall, 2014)</w:t>
+        <w:t>(Iossa, 2019, Mauvais-Jarvis, 2024, Klein, 2000)</w:t>
       </w:r>
       <w:r>
         <w:rPr>
@@ -3768,294 +5613,13 @@
         <w:rPr>
           <w:rFonts w:ascii="Times New Roman" w:eastAsia="SimSun" w:hAnsi="Times New Roman" w:cs="Times New Roman"/>
         </w:rPr>
-        <w:t>.</w:t>
-      </w:r>
-      <w:r>
-        <w:rPr>
-          <w:rFonts w:ascii="Times New Roman" w:eastAsia="SimSun" w:hAnsi="Times New Roman" w:cs="Times New Roman"/>
-        </w:rPr>
-        <w:t xml:space="preserve"> On the other hand</w:t>
-      </w:r>
-      <w:r>
-        <w:rPr>
-          <w:rFonts w:ascii="Times New Roman" w:eastAsia="SimSun" w:hAnsi="Times New Roman" w:cs="Times New Roman"/>
-        </w:rPr>
-        <w:t>, parent</w:t>
-      </w:r>
-      <w:r>
-        <w:rPr>
-          <w:rFonts w:ascii="Times New Roman" w:eastAsia="SimSun" w:hAnsi="Times New Roman" w:cs="Times New Roman"/>
-        </w:rPr>
-        <w:t xml:space="preserve">al effects </w:t>
-      </w:r>
-      <w:r>
-        <w:rPr>
-          <w:rFonts w:ascii="Times New Roman" w:eastAsia="SimSun" w:hAnsi="Times New Roman" w:cs="Times New Roman"/>
-        </w:rPr>
-        <w:t xml:space="preserve">do not always enhance offspring </w:t>
-      </w:r>
-      <w:r>
-        <w:rPr>
-          <w:rFonts w:ascii="Times New Roman" w:eastAsia="SimSun" w:hAnsi="Times New Roman" w:cs="Times New Roman"/>
-        </w:rPr>
-        <w:t>performance</w:t>
-      </w:r>
-      <w:r>
-        <w:rPr>
-          <w:rFonts w:ascii="Times New Roman" w:eastAsia="SimSun" w:hAnsi="Times New Roman" w:cs="Times New Roman"/>
-        </w:rPr>
         <w:t xml:space="preserve">. </w:t>
       </w:r>
       <w:r>
         <w:rPr>
           <w:rFonts w:ascii="Times New Roman" w:eastAsia="SimSun" w:hAnsi="Times New Roman" w:cs="Times New Roman"/>
         </w:rPr>
-        <w:t>For example, e</w:t>
-      </w:r>
-      <w:r>
-        <w:rPr>
-          <w:rFonts w:ascii="Times New Roman" w:eastAsia="SimSun" w:hAnsi="Times New Roman" w:cs="Times New Roman"/>
-        </w:rPr>
-        <w:t xml:space="preserve">levated temperatures </w:t>
-      </w:r>
-      <w:r>
-        <w:rPr>
-          <w:rFonts w:ascii="Times New Roman" w:eastAsia="SimSun" w:hAnsi="Times New Roman" w:cs="Times New Roman"/>
-        </w:rPr>
-        <w:t>often</w:t>
-      </w:r>
-      <w:r>
-        <w:rPr>
-          <w:rFonts w:ascii="Times New Roman" w:eastAsia="SimSun" w:hAnsi="Times New Roman" w:cs="Times New Roman"/>
-        </w:rPr>
-        <w:t xml:space="preserve"> </w:t>
-      </w:r>
-      <w:r>
-        <w:rPr>
-          <w:rFonts w:ascii="Times New Roman" w:eastAsia="SimSun" w:hAnsi="Times New Roman" w:cs="Times New Roman"/>
-        </w:rPr>
-        <w:t xml:space="preserve">increase oxidative stress and </w:t>
-      </w:r>
-      <w:r>
-        <w:rPr>
-          <w:rFonts w:ascii="Times New Roman" w:eastAsia="SimSun" w:hAnsi="Times New Roman" w:cs="Times New Roman"/>
-        </w:rPr>
-        <w:t xml:space="preserve">the </w:t>
-      </w:r>
-      <w:r>
-        <w:rPr>
-          <w:rFonts w:ascii="Times New Roman" w:eastAsia="SimSun" w:hAnsi="Times New Roman" w:cs="Times New Roman"/>
-        </w:rPr>
-        <w:t xml:space="preserve">costs of </w:t>
-      </w:r>
-      <w:r>
-        <w:rPr>
-          <w:rFonts w:ascii="Times New Roman" w:eastAsia="SimSun" w:hAnsi="Times New Roman" w:cs="Times New Roman"/>
-        </w:rPr>
-        <w:t>somatic</w:t>
-      </w:r>
-      <w:r>
-        <w:rPr>
-          <w:rFonts w:ascii="Times New Roman" w:eastAsia="SimSun" w:hAnsi="Times New Roman" w:cs="Times New Roman"/>
-        </w:rPr>
-        <w:t xml:space="preserve"> </w:t>
-      </w:r>
-      <w:r>
-        <w:rPr>
-          <w:rFonts w:ascii="Times New Roman" w:eastAsia="SimSun" w:hAnsi="Times New Roman" w:cs="Times New Roman"/>
-        </w:rPr>
-        <w:t>maintenance</w:t>
-      </w:r>
-      <w:r>
-        <w:rPr>
-          <w:rFonts w:ascii="Times New Roman" w:eastAsia="SimSun" w:hAnsi="Times New Roman" w:cs="Times New Roman"/>
-        </w:rPr>
-        <w:t xml:space="preserve"> in ectotherms </w:t>
-      </w:r>
-      <w:r>
-        <w:rPr>
-          <w:rFonts w:ascii="Times New Roman" w:eastAsia="SimSun" w:hAnsi="Times New Roman" w:cs="Times New Roman"/>
-        </w:rPr>
-        <w:fldChar w:fldCharType="begin"/>
-      </w:r>
-      <w:r>
-        <w:rPr>
-          <w:rFonts w:ascii="Times New Roman" w:eastAsia="SimSun" w:hAnsi="Times New Roman" w:cs="Times New Roman"/>
-        </w:rPr>
-        <w:instrText xml:space="preserve"> ADDIN EN.CITE &lt;EndNote&gt;&lt;Cite&gt;&lt;Author&gt;Singh&lt;/Author&gt;&lt;Year&gt;2025&lt;/Year&gt;&lt;RecNum&gt;11889&lt;/RecNum&gt;&lt;DisplayText&gt;(Singh et al., 2025)&lt;/DisplayText&gt;&lt;record&gt;&lt;rec-number&gt;11889&lt;/rec-number&gt;&lt;foreign-keys&gt;&lt;key app="EN" db-id="0f5e902w95va2tewrdr5w0tcxfzraf5fv0ww" timestamp="1786182279"&gt;11889&lt;/key&gt;&lt;/foreign-keys&gt;&lt;ref-type name="Journal Article"&gt;17&lt;/ref-type&gt;&lt;contributors&gt;&lt;authors&gt;&lt;author&gt;Singh, M.&lt;/author&gt;&lt;author&gt;Saini, V. P.&lt;/author&gt;&lt;author&gt;Meena, L. L. &lt;/author&gt;&lt;/authors&gt;&lt;/contributors&gt;&lt;titles&gt;&lt;title&gt;&lt;style face="normal" font="default" size="100%"&gt;Heat stress induces oxidative stress and weakens the immune system in catfish &lt;/style&gt;&lt;style face="italic" font="default" size="100%"&gt;Clarias magur&lt;/style&gt;&lt;style face="normal" font="default" size="100%"&gt;: Evidence from physiological, histological, and transcriptomic analyses.&lt;/style&gt;&lt;/title&gt;&lt;secondary-title&gt;Fish &amp;amp; Shellfish Immunology&lt;/secondary-title&gt;&lt;/titles&gt;&lt;periodical&gt;&lt;full-title&gt;Fish &amp;amp; Shellfish Immunology&lt;/full-title&gt;&lt;abbr-1&gt;Fish Shellfish Immun&lt;/abbr-1&gt;&lt;/periodical&gt;&lt;pages&gt;110294&lt;/pages&gt;&lt;volume&gt;161&lt;/volume&gt;&lt;dates&gt;&lt;year&gt;2025&lt;/year&gt;&lt;/dates&gt;&lt;urls&gt;&lt;/urls&gt;&lt;/record&gt;&lt;/Cite&gt;&lt;/EndNote&gt;</w:instrText>
-      </w:r>
-      <w:r>
-        <w:rPr>
-          <w:rFonts w:ascii="Times New Roman" w:eastAsia="SimSun" w:hAnsi="Times New Roman" w:cs="Times New Roman"/>
-        </w:rPr>
-        <w:fldChar w:fldCharType="separate"/>
-      </w:r>
-      <w:r>
-        <w:rPr>
-          <w:rFonts w:ascii="Times New Roman" w:eastAsia="SimSun" w:hAnsi="Times New Roman" w:cs="Times New Roman"/>
-          <w:noProof/>
-        </w:rPr>
-        <w:t xml:space="preserve">(Singh et </w:t>
-      </w:r>
-      <w:r>
-        <w:rPr>
-          <w:rFonts w:ascii="Times New Roman" w:eastAsia="SimSun" w:hAnsi="Times New Roman" w:cs="Times New Roman"/>
-          <w:noProof/>
-        </w:rPr>
-        <w:lastRenderedPageBreak/>
-        <w:t>al., 2025)</w:t>
-      </w:r>
-      <w:r>
-        <w:rPr>
-          <w:rFonts w:ascii="Times New Roman" w:eastAsia="SimSun" w:hAnsi="Times New Roman" w:cs="Times New Roman"/>
-        </w:rPr>
-        <w:fldChar w:fldCharType="end"/>
-      </w:r>
-      <w:r>
-        <w:rPr>
-          <w:rFonts w:ascii="Times New Roman" w:eastAsia="SimSun" w:hAnsi="Times New Roman" w:cs="Times New Roman"/>
-        </w:rPr>
-        <w:t>, and</w:t>
-      </w:r>
-      <w:r>
-        <w:rPr>
-          <w:rFonts w:ascii="Times New Roman" w:eastAsia="SimSun" w:hAnsi="Times New Roman" w:cs="Times New Roman"/>
-        </w:rPr>
-        <w:t xml:space="preserve"> in some species,</w:t>
-      </w:r>
-      <w:r>
-        <w:rPr>
-          <w:rFonts w:ascii="Times New Roman" w:eastAsia="SimSun" w:hAnsi="Times New Roman" w:cs="Times New Roman"/>
-        </w:rPr>
-        <w:t xml:space="preserve"> </w:t>
-      </w:r>
-      <w:r>
-        <w:rPr>
-          <w:rFonts w:ascii="Times New Roman" w:eastAsia="SimSun" w:hAnsi="Times New Roman" w:cs="Times New Roman"/>
-        </w:rPr>
-        <w:t xml:space="preserve">parents </w:t>
-      </w:r>
-      <w:r>
-        <w:rPr>
-          <w:rFonts w:ascii="Times New Roman" w:eastAsia="SimSun" w:hAnsi="Times New Roman" w:cs="Times New Roman"/>
-        </w:rPr>
-        <w:t xml:space="preserve">at elevated temperatures </w:t>
-      </w:r>
-      <w:r>
-        <w:rPr>
-          <w:rFonts w:ascii="Times New Roman" w:eastAsia="SimSun" w:hAnsi="Times New Roman" w:cs="Times New Roman"/>
-        </w:rPr>
-        <w:t>reduce reproductive effort and produce offspring in poor condition</w:t>
-      </w:r>
-      <w:r>
-        <w:rPr>
-          <w:rFonts w:ascii="Times New Roman" w:eastAsia="SimSun" w:hAnsi="Times New Roman" w:cs="Times New Roman"/>
-        </w:rPr>
-        <w:t xml:space="preserve"> </w:t>
-      </w:r>
-      <w:r>
-        <w:rPr>
-          <w:rFonts w:ascii="Times New Roman" w:eastAsia="SimSun" w:hAnsi="Times New Roman" w:cs="Times New Roman"/>
-        </w:rPr>
-        <w:fldChar w:fldCharType="begin"/>
-      </w:r>
-      <w:r>
-        <w:rPr>
-          <w:rFonts w:ascii="Times New Roman" w:eastAsia="SimSun" w:hAnsi="Times New Roman" w:cs="Times New Roman"/>
-        </w:rPr>
-        <w:instrText xml:space="preserve"> ADDIN EN.CITE &lt;EndNote&gt;&lt;Cite&gt;&lt;Author&gt;Chung&lt;/Author&gt;&lt;Year&gt;2026&lt;/Year&gt;&lt;RecNum&gt;11745&lt;/RecNum&gt;&lt;DisplayText&gt;(Chung et al., 2026, Spinks et al., 2022)&lt;/DisplayText&gt;&lt;record&gt;&lt;rec-number&gt;11745&lt;/rec-number&gt;&lt;foreign-keys&gt;&lt;key app="EN" db-id="0f5e902w95va2tewrdr5w0tcxfzraf5fv0ww" timestamp="1770613246"&gt;11745&lt;/key&gt;&lt;/foreign-keys&gt;&lt;ref-type name="Journal Article"&gt;17&lt;/ref-type&gt;&lt;contributors&gt;&lt;authors&gt;&lt;author&gt;Chung, M. H. J.&lt;/author&gt;&lt;author&gt;Zang, C.&lt;/author&gt;&lt;author&gt;Moura-Campos, D.&lt;/author&gt;&lt;author&gt;Jennions, M. D.&lt;/author&gt;&lt;author&gt;Head, M. L.&lt;/author&gt;&lt;/authors&gt;&lt;/contributors&gt;&lt;titles&gt;&lt;title&gt;Does early-life food shortage alter female life history at elevated temperatures?&lt;/title&gt;&lt;secondary-title&gt;American Naturalist&lt;/secondary-title&gt;&lt;alt-title&gt;Am Nat&lt;/alt-title&gt;&lt;/titles&gt;&lt;periodical&gt;&lt;full-title&gt;American Naturalist&lt;/full-title&gt;&lt;abbr-1&gt;Am Nat&lt;/abbr-1&gt;&lt;abbr-2&gt;Am. Nat.&lt;/abbr-2&gt;&lt;/periodical&gt;&lt;alt-periodical&gt;&lt;full-title&gt;American Naturalist&lt;/full-title&gt;&lt;abbr-1&gt;Am Nat&lt;/abbr-1&gt;&lt;abbr-2&gt;Am. Nat.&lt;/abbr-2&gt;&lt;/alt-periodical&gt;&lt;volume&gt;accepted&lt;/volume&gt;&lt;dates&gt;&lt;year&gt;2026&lt;/year&gt;&lt;/dates&gt;&lt;urls&gt;&lt;/urls&gt;&lt;/record&gt;&lt;/Cite&gt;&lt;Cite&gt;&lt;Author&gt;Spinks&lt;/Author&gt;&lt;Year&gt;2022&lt;/Year&gt;&lt;RecNum&gt;11894&lt;/RecNum&gt;&lt;record&gt;&lt;rec-number&gt;11894&lt;/rec-number&gt;&lt;foreign-keys&gt;&lt;key app="EN" db-id="0f5e902w95va2tewrdr5w0tcxfzraf5fv0ww" timestamp="1786183194"&gt;11894&lt;/key&gt;&lt;/foreign-keys&gt;&lt;ref-type name="Journal Article"&gt;17&lt;/ref-type&gt;&lt;contributors&gt;&lt;authors&gt;&lt;author&gt;Spinks, R. K.&lt;/author&gt;&lt;author&gt;Donelson, J. M.&lt;/author&gt;&lt;author&gt;Bonzi, L. C.&lt;/author&gt;&lt;author&gt;Ravasi, T.&lt;/author&gt;&lt;author&gt;Munday, P. L.&lt;/author&gt;&lt;/authors&gt;&lt;/contributors&gt;&lt;titles&gt;&lt;title&gt;Parents exposed to warming produce offspring lower in weight and condition.&lt;/title&gt;&lt;secondary-title&gt;Ecology and Evolution&lt;/secondary-title&gt;&lt;/titles&gt;&lt;periodical&gt;&lt;full-title&gt;Ecology and Evolution&lt;/full-title&gt;&lt;abbr-1&gt;Ecol Evol&lt;/abbr-1&gt;&lt;/periodical&gt;&lt;pages&gt;e9044&lt;/pages&gt;&lt;volume&gt;12&lt;/volume&gt;&lt;dates&gt;&lt;year&gt;2022&lt;/year&gt;&lt;/dates&gt;&lt;urls&gt;&lt;/urls&gt;&lt;/record&gt;&lt;/Cite&gt;&lt;/EndNote&gt;</w:instrText>
-      </w:r>
-      <w:r>
-        <w:rPr>
-          <w:rFonts w:ascii="Times New Roman" w:eastAsia="SimSun" w:hAnsi="Times New Roman" w:cs="Times New Roman"/>
-        </w:rPr>
-        <w:fldChar w:fldCharType="separate"/>
-      </w:r>
-      <w:r>
-        <w:rPr>
-          <w:rFonts w:ascii="Times New Roman" w:eastAsia="SimSun" w:hAnsi="Times New Roman" w:cs="Times New Roman"/>
-          <w:noProof/>
-        </w:rPr>
-        <w:t>(Chung et al., 2026, Spinks et al., 2022)</w:t>
-      </w:r>
-      <w:r>
-        <w:rPr>
-          <w:rFonts w:ascii="Times New Roman" w:eastAsia="SimSun" w:hAnsi="Times New Roman" w:cs="Times New Roman"/>
-        </w:rPr>
-        <w:fldChar w:fldCharType="end"/>
-      </w:r>
-      <w:r>
-        <w:rPr>
-          <w:rFonts w:ascii="Times New Roman" w:eastAsia="SimSun" w:hAnsi="Times New Roman" w:cs="Times New Roman"/>
-        </w:rPr>
-        <w:t>.</w:t>
-      </w:r>
-      <w:r>
-        <w:rPr>
-          <w:rFonts w:ascii="Times New Roman" w:eastAsia="SimSun" w:hAnsi="Times New Roman" w:cs="Times New Roman"/>
-        </w:rPr>
-        <w:t xml:space="preserve"> In these cases, parental effects may act through condition transfer, whereby parents under stressful environments are in poor condition and produce offspring of lower quality </w:t>
-      </w:r>
-      <w:r>
-        <w:rPr>
-          <w:rFonts w:ascii="Times New Roman" w:eastAsia="SimSun" w:hAnsi="Times New Roman" w:cs="Times New Roman"/>
-        </w:rPr>
-        <w:fldChar w:fldCharType="begin"/>
-      </w:r>
-      <w:r>
-        <w:rPr>
-          <w:rFonts w:ascii="Times New Roman" w:eastAsia="SimSun" w:hAnsi="Times New Roman" w:cs="Times New Roman"/>
-        </w:rPr>
-        <w:instrText xml:space="preserve"> ADDIN EN.CITE &lt;EndNote&gt;&lt;Cite&gt;&lt;Author&gt;Bonduriansky&lt;/Author&gt;&lt;Year&gt;2018&lt;/Year&gt;&lt;RecNum&gt;11893&lt;/RecNum&gt;&lt;DisplayText&gt;(Bonduriansky &amp;amp; Crean, 2018)&lt;/DisplayText&gt;&lt;record&gt;&lt;rec-number&gt;11893&lt;/rec-number&gt;&lt;foreign-keys&gt;&lt;key app="EN" db-id="0f5e902w95va2tewrdr5w0tcxfzraf5fv0ww" timestamp="1786182947"&gt;11893&lt;/key&gt;&lt;/foreign-keys&gt;&lt;ref-type name="Journal Article"&gt;17&lt;/ref-type&gt;&lt;contributors&gt;&lt;authors&gt;&lt;author&gt;Bonduriansky, R.&lt;/author&gt;&lt;author&gt;Crean, A. J.&lt;/author&gt;&lt;/authors&gt;&lt;/contributors&gt;&lt;titles&gt;&lt;title&gt;What are parental cond</w:instrText>
-      </w:r>
-      <w:r>
-        <w:rPr>
-          <w:rFonts w:ascii="Times New Roman" w:eastAsia="SimSun" w:hAnsi="Times New Roman" w:cs="Times New Roman" w:hint="eastAsia"/>
-        </w:rPr>
-        <w:instrText>ition</w:instrText>
-      </w:r>
-      <w:r>
-        <w:rPr>
-          <w:rFonts w:ascii="Times New Roman" w:eastAsia="SimSun" w:hAnsi="Times New Roman" w:cs="Times New Roman" w:hint="eastAsia"/>
-        </w:rPr>
-        <w:instrText>‐</w:instrText>
-      </w:r>
-      <w:r>
-        <w:rPr>
-          <w:rFonts w:ascii="Times New Roman" w:eastAsia="SimSun" w:hAnsi="Times New Roman" w:cs="Times New Roman" w:hint="eastAsia"/>
-        </w:rPr>
-        <w:instrText>transfer effects and how can they be detected?&lt;/title&gt;&lt;secondary-title&gt;Methods in Ecology and Evolution&lt;/secondary-title&gt;&lt;/titles&gt;&lt;periodical&gt;&lt;full-title&gt;Methods in Ecology and Evolution&lt;/full-title&gt;&lt;abbr-1&gt;Methods Ecol Evol&lt;/abbr-1&gt;&lt;/periodical&gt;&lt;pa</w:instrText>
-      </w:r>
-      <w:r>
-        <w:rPr>
-          <w:rFonts w:ascii="Times New Roman" w:eastAsia="SimSun" w:hAnsi="Times New Roman" w:cs="Times New Roman"/>
-        </w:rPr>
-        <w:instrText>ges&gt;450–456&lt;/pages&gt;&lt;volume&gt;9&lt;/volume&gt;&lt;number&gt;3&lt;/number&gt;&lt;dates&gt;&lt;year&gt;2018&lt;/year&gt;&lt;/dates&gt;&lt;urls&gt;&lt;/urls&gt;&lt;/record&gt;&lt;/Cite&gt;&lt;/EndNote&gt;</w:instrText>
-      </w:r>
-      <w:r>
-        <w:rPr>
-          <w:rFonts w:ascii="Times New Roman" w:eastAsia="SimSun" w:hAnsi="Times New Roman" w:cs="Times New Roman"/>
-        </w:rPr>
-        <w:fldChar w:fldCharType="separate"/>
-      </w:r>
-      <w:r>
-        <w:rPr>
-          <w:rFonts w:ascii="Times New Roman" w:eastAsia="SimSun" w:hAnsi="Times New Roman" w:cs="Times New Roman"/>
-          <w:noProof/>
-        </w:rPr>
-        <w:t>(Bonduriansky &amp; Crean, 2018)</w:t>
-      </w:r>
-      <w:r>
-        <w:rPr>
-          <w:rFonts w:ascii="Times New Roman" w:eastAsia="SimSun" w:hAnsi="Times New Roman" w:cs="Times New Roman"/>
-        </w:rPr>
-        <w:fldChar w:fldCharType="end"/>
-      </w:r>
-      <w:r>
-        <w:rPr>
-          <w:rFonts w:ascii="Times New Roman" w:eastAsia="SimSun" w:hAnsi="Times New Roman" w:cs="Times New Roman"/>
-        </w:rPr>
-        <w:t>.</w:t>
+        <w:t>However, whether parental and offspring developmental temperatures affect sons and daughters differently has been poorly explored.</w:t>
       </w:r>
     </w:p>
     <w:p>
@@ -4063,6 +5627,8 @@
         <w:spacing w:after="0" w:line="240" w:lineRule="auto"/>
         <w:rPr>
           <w:rFonts w:ascii="Times New Roman" w:eastAsia="SimSun" w:hAnsi="Times New Roman" w:cs="Times New Roman"/>
+          <w:kern w:val="0"/>
+          <w:lang w:bidi="en-US"/>
         </w:rPr>
       </w:pPr>
     </w:p>
@@ -4078,486 +5644,132 @@
       <w:r>
         <w:rPr>
           <w:rFonts w:ascii="Times New Roman" w:eastAsia="SimSun" w:hAnsi="Times New Roman" w:cs="Times New Roman"/>
-        </w:rPr>
-        <w:t>A</w:t>
-      </w:r>
-      <w:r>
-        <w:rPr>
-          <w:rFonts w:ascii="Times New Roman" w:eastAsia="SimSun" w:hAnsi="Times New Roman" w:cs="Times New Roman"/>
-        </w:rPr>
-        <w:t>nother</w:t>
-      </w:r>
-      <w:r>
-        <w:rPr>
-          <w:rFonts w:ascii="Times New Roman" w:eastAsia="SimSun" w:hAnsi="Times New Roman" w:cs="Times New Roman"/>
-        </w:rPr>
-        <w:t xml:space="preserve"> </w:t>
-      </w:r>
-      <w:r>
-        <w:rPr>
-          <w:rFonts w:ascii="Times New Roman" w:eastAsia="SimSun" w:hAnsi="Times New Roman" w:cs="Times New Roman"/>
-        </w:rPr>
-        <w:t xml:space="preserve">key unknown </w:t>
-      </w:r>
-      <w:r>
-        <w:rPr>
-          <w:rFonts w:ascii="Times New Roman" w:eastAsia="SimSun" w:hAnsi="Times New Roman" w:cs="Times New Roman"/>
-        </w:rPr>
-        <w:t>in</w:t>
-      </w:r>
-      <w:r>
-        <w:rPr>
-          <w:rFonts w:ascii="Times New Roman" w:eastAsia="SimSun" w:hAnsi="Times New Roman" w:cs="Times New Roman"/>
-        </w:rPr>
-        <w:t xml:space="preserve"> parental effect</w:t>
-      </w:r>
-      <w:r>
-        <w:rPr>
-          <w:rFonts w:ascii="Times New Roman" w:eastAsia="SimSun" w:hAnsi="Times New Roman" w:cs="Times New Roman"/>
-        </w:rPr>
-        <w:t>s</w:t>
-      </w:r>
-      <w:r>
-        <w:rPr>
-          <w:rFonts w:ascii="Times New Roman" w:eastAsia="SimSun" w:hAnsi="Times New Roman" w:cs="Times New Roman"/>
-        </w:rPr>
-        <w:t xml:space="preserve"> </w:t>
-      </w:r>
-      <w:r>
-        <w:rPr>
-          <w:rFonts w:ascii="Times New Roman" w:eastAsia="SimSun" w:hAnsi="Times New Roman" w:cs="Times New Roman"/>
-        </w:rPr>
-        <w:t xml:space="preserve">is whether maternal and paternal environments </w:t>
-      </w:r>
-      <w:r>
-        <w:rPr>
-          <w:rFonts w:ascii="Times New Roman" w:eastAsia="SimSun" w:hAnsi="Times New Roman" w:cs="Times New Roman"/>
-        </w:rPr>
-        <w:t xml:space="preserve">contribute </w:t>
-      </w:r>
-      <w:r>
-        <w:rPr>
-          <w:rFonts w:ascii="Times New Roman" w:eastAsia="SimSun" w:hAnsi="Times New Roman" w:cs="Times New Roman"/>
-        </w:rPr>
-        <w:t>similarly</w:t>
-      </w:r>
-      <w:r>
-        <w:rPr>
-          <w:rFonts w:ascii="Times New Roman" w:eastAsia="SimSun" w:hAnsi="Times New Roman" w:cs="Times New Roman"/>
-        </w:rPr>
-        <w:t xml:space="preserve">. </w:t>
-      </w:r>
-      <w:r>
-        <w:rPr>
-          <w:rFonts w:ascii="Times New Roman" w:eastAsia="SimSun" w:hAnsi="Times New Roman" w:cs="Times New Roman"/>
-          <w:lang w:val="en-US" w:eastAsia="zh-CN"/>
-        </w:rPr>
-        <w:t>M</w:t>
+          <w:kern w:val="0"/>
+          <w:lang w:bidi="en-US"/>
+        </w:rPr>
+        <w:t xml:space="preserve">Here, </w:t>
       </w:r>
       <w:r>
         <w:rPr>
           <w:rFonts w:ascii="Times New Roman" w:eastAsia="SimSun" w:hAnsi="Times New Roman" w:cs="Times New Roman" w:hint="eastAsia"/>
-          <w:lang w:val="en-US" w:eastAsia="zh-CN"/>
-        </w:rPr>
-        <w:t xml:space="preserve">aternal </w:t>
-      </w:r>
-      <w:r>
-        <w:rPr>
-          <w:rFonts w:ascii="Times New Roman" w:eastAsia="SimSun" w:hAnsi="Times New Roman" w:cs="Times New Roman"/>
-          <w:lang w:val="en-US" w:eastAsia="zh-CN"/>
-        </w:rPr>
-        <w:t>environments</w:t>
-      </w:r>
-      <w:r>
-        <w:rPr>
-          <w:rFonts w:ascii="Times New Roman" w:eastAsia="SimSun" w:hAnsi="Times New Roman" w:cs="Times New Roman" w:hint="eastAsia"/>
-          <w:lang w:val="en-US" w:eastAsia="zh-CN"/>
-        </w:rPr>
-        <w:t xml:space="preserve"> are </w:t>
-      </w:r>
-      <w:r>
-        <w:rPr>
-          <w:rFonts w:ascii="Times New Roman" w:eastAsia="SimSun" w:hAnsi="Times New Roman" w:cs="Times New Roman"/>
-          <w:lang w:val="en-US" w:eastAsia="zh-CN"/>
-        </w:rPr>
-        <w:t>typically</w:t>
-      </w:r>
-      <w:r>
-        <w:rPr>
-          <w:rFonts w:ascii="Times New Roman" w:eastAsia="SimSun" w:hAnsi="Times New Roman" w:cs="Times New Roman" w:hint="eastAsia"/>
-          <w:lang w:val="en-US" w:eastAsia="zh-CN"/>
-        </w:rPr>
-        <w:t xml:space="preserve"> considered to have</w:t>
-      </w:r>
-      <w:r>
-        <w:rPr>
-          <w:rFonts w:ascii="Times New Roman" w:eastAsia="SimSun" w:hAnsi="Times New Roman" w:cs="Times New Roman"/>
-          <w:lang w:val="en-US" w:eastAsia="zh-CN"/>
-        </w:rPr>
-        <w:t xml:space="preserve"> </w:t>
-      </w:r>
-      <w:r>
-        <w:rPr>
-          <w:rFonts w:ascii="Times New Roman" w:eastAsia="SimSun" w:hAnsi="Times New Roman" w:cs="Times New Roman"/>
-          <w:lang w:val="en-US" w:eastAsia="zh-CN"/>
-        </w:rPr>
-        <w:t xml:space="preserve">a </w:t>
-      </w:r>
-      <w:r>
-        <w:rPr>
-          <w:rFonts w:ascii="Times New Roman" w:eastAsia="SimSun" w:hAnsi="Times New Roman" w:cs="Times New Roman" w:hint="eastAsia"/>
-          <w:lang w:val="en-US" w:eastAsia="zh-CN"/>
-        </w:rPr>
-        <w:t xml:space="preserve">stronger influence than paternal </w:t>
-      </w:r>
-      <w:r>
-        <w:rPr>
-          <w:rFonts w:ascii="Times New Roman" w:eastAsia="SimSun" w:hAnsi="Times New Roman" w:cs="Times New Roman"/>
-          <w:lang w:val="en-US" w:eastAsia="zh-CN"/>
-        </w:rPr>
-        <w:t>environments</w:t>
-      </w:r>
-      <w:r>
-        <w:rPr>
-          <w:rFonts w:ascii="Times New Roman" w:eastAsia="SimSun" w:hAnsi="Times New Roman" w:cs="Times New Roman" w:hint="eastAsia"/>
-          <w:lang w:val="en-US" w:eastAsia="zh-CN"/>
-        </w:rPr>
-        <w:t xml:space="preserve"> </w:t>
-      </w:r>
-      <w:r>
-        <w:rPr>
-          <w:rFonts w:ascii="Times New Roman" w:eastAsia="SimSun" w:hAnsi="Times New Roman" w:cs="Times New Roman"/>
-        </w:rPr>
-        <w:t>because</w:t>
-      </w:r>
-      <w:r>
-        <w:rPr>
-          <w:rFonts w:ascii="Times New Roman" w:eastAsia="SimSun" w:hAnsi="Times New Roman" w:cs="Times New Roman" w:hint="eastAsia"/>
-        </w:rPr>
-        <w:t xml:space="preserve"> </w:t>
-      </w:r>
-      <w:r>
-        <w:rPr>
-          <w:rFonts w:ascii="Times New Roman" w:eastAsia="SimSun" w:hAnsi="Times New Roman" w:cs="Times New Roman"/>
-        </w:rPr>
-        <w:t>females</w:t>
-      </w:r>
-      <w:r>
-        <w:rPr>
-          <w:rFonts w:ascii="Times New Roman" w:eastAsia="SimSun" w:hAnsi="Times New Roman" w:cs="Times New Roman" w:hint="eastAsia"/>
-        </w:rPr>
-        <w:t xml:space="preserve"> </w:t>
-      </w:r>
-      <w:r>
-        <w:rPr>
-          <w:rFonts w:ascii="Times New Roman" w:eastAsia="SimSun" w:hAnsi="Times New Roman" w:cs="Times New Roman"/>
-        </w:rPr>
-        <w:t xml:space="preserve">are more commonly the sex that provides embryonic provisioning and </w:t>
-      </w:r>
-      <w:r>
-        <w:rPr>
-          <w:rFonts w:ascii="Times New Roman" w:eastAsia="SimSun" w:hAnsi="Times New Roman" w:cs="Times New Roman"/>
-        </w:rPr>
-        <w:t xml:space="preserve">they </w:t>
-      </w:r>
-      <w:r>
-        <w:rPr>
-          <w:rFonts w:ascii="Times New Roman" w:eastAsia="SimSun" w:hAnsi="Times New Roman" w:cs="Times New Roman"/>
-        </w:rPr>
-        <w:t xml:space="preserve">transmit mitochondria to their offspring </w:t>
-      </w:r>
-      <w:r>
-        <w:rPr>
-          <w:rFonts w:ascii="Times New Roman" w:eastAsia="SimSun" w:hAnsi="Times New Roman" w:cs="Times New Roman"/>
-        </w:rPr>
-        <w:fldChar w:fldCharType="begin"/>
-      </w:r>
-      <w:r>
-        <w:rPr>
-          <w:rFonts w:ascii="Times New Roman" w:eastAsia="SimSun" w:hAnsi="Times New Roman" w:cs="Times New Roman"/>
-        </w:rPr>
-        <w:instrText xml:space="preserve"> ADDIN EN.CITE &lt;EndNote&gt;&lt;Cite&gt;&lt;Author&gt;Marshall&lt;/Author&gt;&lt;Year&gt;2007&lt;/Year&gt;&lt;RecNum&gt;717&lt;/RecNum&gt;&lt;DisplayText&gt;(Marshall &amp;amp; Uller, 2007)&lt;/DisplayText&gt;&lt;record&gt;&lt;rec-number&gt;717&lt;/rec-number&gt;&lt;foreign-keys&gt;&lt;key app="EN" db-id="0f5e902w95va2tewrdr5w0tcxfzraf5fv0ww" timestamp="1707349194"&gt;717&lt;/key&gt;&lt;/foreign-keys&gt;&lt;ref-type name="Journal Article"&gt;17&lt;/ref-type&gt;&lt;contributors&gt;&lt;authors&gt;&lt;author&gt;Marshall, D. J.&lt;/author&gt;&lt;author&gt;Uller, T.&lt;/author&gt;&lt;/authors&gt;&lt;/contributors&gt;&lt;auth-address&gt;Univ Queensland, Sch Integrat Biol, Brisbane, Qld 4072, Australia&amp;#xD;Univ Wollongong, Sch Biol Sci, Wollongong, NSW 2500, Australia&lt;/auth-address&gt;&lt;titles&gt;&lt;title&gt;When is a maternal effect adaptive?&lt;/title&gt;&lt;secondary-title&gt;Oikos&lt;/secondary-title&gt;&lt;alt-title&gt;Oikos&lt;/alt-title&gt;&lt;/titles&gt;&lt;periodical&gt;&lt;full-title&gt;Oikos&lt;/full-title&gt;&lt;abbr-1&gt;Oikos&lt;/abbr-1&gt;&lt;/periodical&gt;&lt;alt-periodical&gt;&lt;full-title&gt;Oikos&lt;/full-title&gt;&lt;abbr-1&gt;Oikos&lt;/abbr-1&gt;&lt;/alt-periodical&gt;&lt;pages&gt;1957–1963&lt;/pages&gt;&lt;volume&gt;116&lt;/volume&gt;&lt;number&gt;12&lt;/number&gt;&lt;keywords&gt;&lt;keyword&gt;egg size plasticity&lt;/keyword&gt;&lt;keyword&gt;propagule size&lt;/keyword&gt;&lt;keyword&gt;dispersal polymorphism&lt;/keyword&gt;&lt;keyword&gt;parental investment&lt;/keyword&gt;&lt;keyword&gt;hatching asynchrony&lt;/keyword&gt;&lt;keyword&gt;offspring survival&lt;/keyword&gt;&lt;keyword&gt;sibling larvae&lt;/keyword&gt;&lt;keyword&gt;host choice&lt;/keyword&gt;&lt;keyword&gt;seed-beetle&lt;/keyword&gt;&lt;keyword&gt;consequences&lt;/keyword&gt;&lt;/keywords&gt;&lt;dates&gt;&lt;year&gt;2007&lt;/year&gt;&lt;pub-dates&gt;&lt;date&gt;Dec&lt;/date&gt;&lt;/pub-dates&gt;&lt;/dates&gt;&lt;isbn&gt;0030-1299&lt;/isbn&gt;&lt;accession-num&gt;WOS:000251205500003&lt;/accession-num&gt;&lt;urls&gt;&lt;related-urls&gt;&lt;url&gt;&amp;lt;Go to ISI&amp;gt;://WOS:000251205500003&lt;/url&gt;&lt;/related-urls&gt;&lt;/urls&gt;&lt;electronic-resource-num&gt;10.1111/j.2007.0030-1299.16203.x&lt;/electronic-resource-num&gt;&lt;language&gt;English&lt;/language&gt;&lt;/record&gt;&lt;/Cite&gt;&lt;/EndNote&gt;</w:instrText>
-      </w:r>
-      <w:r>
-        <w:rPr>
-          <w:rFonts w:ascii="Times New Roman" w:eastAsia="SimSun" w:hAnsi="Times New Roman" w:cs="Times New Roman"/>
-        </w:rPr>
-        <w:fldChar w:fldCharType="separate"/>
-      </w:r>
-      <w:r>
-        <w:rPr>
-          <w:rFonts w:ascii="Times New Roman" w:eastAsia="SimSun" w:hAnsi="Times New Roman" w:cs="Times New Roman"/>
-          <w:noProof/>
-        </w:rPr>
-        <w:t>(Marshall &amp; Uller, 2007)</w:t>
-      </w:r>
-      <w:r>
-        <w:rPr>
-          <w:rFonts w:ascii="Times New Roman" w:eastAsia="SimSun" w:hAnsi="Times New Roman" w:cs="Times New Roman"/>
-        </w:rPr>
-        <w:fldChar w:fldCharType="end"/>
-      </w:r>
-      <w:r>
-        <w:rPr>
-          <w:rFonts w:ascii="Times New Roman" w:eastAsia="SimSun" w:hAnsi="Times New Roman" w:cs="Times New Roman"/>
-        </w:rPr>
-        <w:t>.</w:t>
-      </w:r>
-      <w:r>
-        <w:rPr>
-          <w:rFonts w:ascii="Times New Roman" w:eastAsia="SimSun" w:hAnsi="Times New Roman" w:cs="Times New Roman"/>
-          <w:lang w:val="en-US" w:eastAsia="zh-CN"/>
-        </w:rPr>
-        <w:t xml:space="preserve"> </w:t>
-      </w:r>
-      <w:r>
-        <w:rPr>
-          <w:rFonts w:ascii="Times New Roman" w:eastAsia="SimSun" w:hAnsi="Times New Roman" w:cs="Times New Roman"/>
-          <w:lang w:val="en-US" w:eastAsia="zh-CN"/>
-        </w:rPr>
-        <w:t>Nevertheless</w:t>
-      </w:r>
-      <w:r>
-        <w:rPr>
-          <w:rFonts w:ascii="Times New Roman" w:eastAsia="SimSun" w:hAnsi="Times New Roman" w:cs="Times New Roman"/>
-          <w:lang w:val="en-US" w:eastAsia="zh-CN"/>
-        </w:rPr>
-        <w:t xml:space="preserve">, </w:t>
-      </w:r>
-      <w:r>
-        <w:rPr>
-          <w:rFonts w:ascii="Times New Roman" w:eastAsia="SimSun" w:hAnsi="Times New Roman" w:cs="Times New Roman"/>
-          <w:lang w:val="en-US"/>
-        </w:rPr>
-        <w:t>paternal</w:t>
-      </w:r>
-      <w:r>
-        <w:rPr>
-          <w:rFonts w:ascii="Times New Roman" w:eastAsia="SimSun" w:hAnsi="Times New Roman" w:cs="Times New Roman"/>
-          <w:lang w:val="en-US"/>
-        </w:rPr>
-        <w:t xml:space="preserve"> effect</w:t>
-      </w:r>
-      <w:r>
-        <w:rPr>
-          <w:rFonts w:ascii="Times New Roman" w:eastAsia="SimSun" w:hAnsi="Times New Roman" w:cs="Times New Roman"/>
-          <w:lang w:val="en-US"/>
-        </w:rPr>
-        <w:t xml:space="preserve">s </w:t>
-      </w:r>
-      <w:r>
-        <w:rPr>
-          <w:rFonts w:ascii="Times New Roman" w:eastAsia="SimSun" w:hAnsi="Times New Roman" w:cs="Times New Roman"/>
-          <w:lang w:val="en-US"/>
-        </w:rPr>
-        <w:t>are now</w:t>
-      </w:r>
-      <w:r>
-        <w:rPr>
-          <w:rFonts w:ascii="Times New Roman" w:eastAsia="SimSun" w:hAnsi="Times New Roman" w:cs="Times New Roman"/>
-          <w:lang w:val="en-US"/>
-        </w:rPr>
-        <w:t xml:space="preserve"> </w:t>
-      </w:r>
-      <w:r>
-        <w:rPr>
-          <w:rFonts w:ascii="Times New Roman" w:eastAsia="SimSun" w:hAnsi="Times New Roman" w:cs="Times New Roman" w:hint="eastAsia"/>
-          <w:lang w:val="en-US"/>
-        </w:rPr>
-        <w:t>seen</w:t>
-      </w:r>
-      <w:r>
-        <w:rPr>
-          <w:rFonts w:ascii="Times New Roman" w:eastAsia="SimSun" w:hAnsi="Times New Roman" w:cs="Times New Roman"/>
-          <w:lang w:val="en-US"/>
-        </w:rPr>
-        <w:t xml:space="preserve"> as an important pathway </w:t>
-      </w:r>
-      <w:r>
-        <w:rPr>
-          <w:rFonts w:ascii="Times New Roman" w:eastAsia="SimSun" w:hAnsi="Times New Roman" w:cs="Times New Roman"/>
-          <w:lang w:val="en-US"/>
-        </w:rPr>
-        <w:t>shaping</w:t>
-      </w:r>
-      <w:r>
-        <w:rPr>
-          <w:rFonts w:ascii="Times New Roman" w:eastAsia="SimSun" w:hAnsi="Times New Roman" w:cs="Times New Roman"/>
-          <w:lang w:val="en-US"/>
-        </w:rPr>
-        <w:t xml:space="preserve"> </w:t>
-      </w:r>
-      <w:r>
-        <w:rPr>
-          <w:rFonts w:ascii="Times New Roman" w:eastAsia="SimSun" w:hAnsi="Times New Roman" w:cs="Times New Roman"/>
-          <w:lang w:val="en-US"/>
-        </w:rPr>
-        <w:t>offspring traits, via mechanisms such as XX and XX</w:t>
-      </w:r>
-      <w:r>
-        <w:rPr>
-          <w:rFonts w:ascii="Times New Roman" w:eastAsia="SimSun" w:hAnsi="Times New Roman" w:cs="Times New Roman" w:hint="eastAsia"/>
-          <w:lang w:val="en-US"/>
-        </w:rPr>
-        <w:t xml:space="preserve">, </w:t>
-      </w:r>
-      <w:r>
-        <w:rPr>
-          <w:rFonts w:ascii="Times New Roman" w:eastAsia="SimSun" w:hAnsi="Times New Roman" w:cs="Times New Roman"/>
-          <w:lang w:val="en-US"/>
-        </w:rPr>
-        <w:t xml:space="preserve"> </w:t>
-      </w:r>
-      <w:r>
-        <w:rPr>
-          <w:rFonts w:ascii="Times New Roman" w:eastAsia="SimSun" w:hAnsi="Times New Roman" w:cs="Times New Roman"/>
-          <w:lang w:val="en-US"/>
-        </w:rPr>
-        <w:t>(</w:t>
-      </w:r>
-      <w:r>
-        <w:rPr>
-          <w:rFonts w:ascii="Times New Roman" w:eastAsia="SimSun" w:hAnsi="Times New Roman" w:cs="Times New Roman"/>
-          <w:highlight w:val="yellow"/>
-          <w:lang w:val="en-US"/>
-        </w:rPr>
-        <w:t>REFERENCE</w:t>
-      </w:r>
-      <w:r>
-        <w:rPr>
-          <w:rFonts w:ascii="Times New Roman" w:eastAsia="SimSun" w:hAnsi="Times New Roman" w:cs="Times New Roman"/>
-          <w:lang w:val="en-US"/>
-        </w:rPr>
-        <w:t>).</w:t>
-      </w:r>
-      <w:r>
-        <w:rPr>
-          <w:rFonts w:ascii="Times New Roman" w:eastAsia="SimSun" w:hAnsi="Times New Roman" w:cs="Times New Roman"/>
-          <w:lang w:val="en-US" w:eastAsia="zh-CN"/>
-        </w:rPr>
-        <w:t xml:space="preserve"> </w:t>
-      </w:r>
-      <w:r>
-        <w:rPr>
-          <w:rFonts w:ascii="Times New Roman" w:eastAsia="SimSun" w:hAnsi="Times New Roman" w:cs="Times New Roman"/>
-          <w:lang w:val="en-US" w:eastAsia="zh-CN"/>
-        </w:rPr>
-        <w:t xml:space="preserve">Furthermore, </w:t>
-      </w:r>
-      <w:r>
-        <w:rPr>
-          <w:rFonts w:ascii="Times New Roman" w:eastAsia="SimSun" w:hAnsi="Times New Roman" w:cs="Times New Roman"/>
-          <w:kern w:val="0"/>
-          <w:lang w:bidi="en-US"/>
-        </w:rPr>
-        <w:t xml:space="preserve">a recent study suggests that maternal and paternal environments affect different aspects of offspring performance </w:t>
-      </w:r>
-      <w:r>
-        <w:rPr>
-          <w:rFonts w:ascii="Times New Roman" w:eastAsia="SimSun" w:hAnsi="Times New Roman" w:cs="Times New Roman"/>
-          <w:kern w:val="0"/>
-          <w:lang w:bidi="en-US"/>
-        </w:rPr>
-        <w:fldChar w:fldCharType="begin"/>
-      </w:r>
-      <w:r>
-        <w:rPr>
-          <w:rFonts w:ascii="Times New Roman" w:eastAsia="SimSun" w:hAnsi="Times New Roman" w:cs="Times New Roman"/>
-          <w:kern w:val="0"/>
-          <w:lang w:bidi="en-US"/>
-        </w:rPr>
-        <w:instrText xml:space="preserve"> ADDIN EN.CITE &lt;EndNote&gt;&lt;Cite&gt;&lt;Author&gt;Bonzi&lt;/Author&gt;&lt;Year&gt;2025&lt;/Year&gt;&lt;RecNum&gt;11909&lt;/RecNum&gt;&lt;DisplayText&gt;(Bonzi et al., 2025)&lt;/DisplayText&gt;&lt;record&gt;&lt;rec-number&gt;11909&lt;/rec-number&gt;&lt;foreign-keys&gt;&lt;key app="EN" db-id="0f5e902w95va2tewrdr5w0tcxfzraf5fv0ww" timestamp="1786198673"&gt;11909&lt;/key&gt;&lt;/foreign-keys&gt;&lt;ref-type name="Journal Article"&gt;17&lt;/ref-type&gt;&lt;contributors&gt;&lt;authors&gt;&lt;author&gt;Bonzi, L. C.&lt;/author&gt;&lt;author&gt;Donelson, J. M.&lt;/author&gt;&lt;author&gt;Spinks, R. K.&lt;/author&gt;&lt;author&gt;Munday, P. L.&lt;/author&gt;&lt;author&gt;Ravasi, T.&lt;/author&gt;&lt;author&gt;Schunter, C.&lt;/author&gt;&lt;/authors&gt;&lt;/contributors&gt;&lt;titles&gt;&lt;title&gt;Matching maternal and paternal experiences underpin molecular thermal acclimation&lt;/title&gt;&lt;secondary-title&gt;Molecular Ecology&lt;/secondary-title&gt;&lt;/titles&gt;&lt;periodical&gt;&lt;full-title&gt;Molecular Ecology&lt;/full-title&gt;&lt;abbr-1&gt;Mol Ecol&lt;/abbr-1&gt;&lt;/periodical&gt;&lt;pages&gt;e17328&lt;/pages&gt;&lt;volume&gt;34&lt;/volume&gt;&lt;dates&gt;&lt;year&gt;2025&lt;/year&gt;&lt;/dates&gt;&lt;urls&gt;&lt;/urls&gt;&lt;/record&gt;&lt;/Cite&gt;&lt;/EndNote&gt;</w:instrText>
-      </w:r>
-      <w:r>
-        <w:rPr>
-          <w:rFonts w:ascii="Times New Roman" w:eastAsia="SimSun" w:hAnsi="Times New Roman" w:cs="Times New Roman"/>
-          <w:kern w:val="0"/>
-          <w:lang w:bidi="en-US"/>
-        </w:rPr>
-        <w:fldChar w:fldCharType="separate"/>
-      </w:r>
-      <w:r>
-        <w:rPr>
-          <w:rFonts w:ascii="Times New Roman" w:eastAsia="SimSun" w:hAnsi="Times New Roman" w:cs="Times New Roman"/>
-          <w:noProof/>
-          <w:kern w:val="0"/>
-          <w:lang w:bidi="en-US"/>
-        </w:rPr>
-        <w:t>(Bonzi et al., 2025)</w:t>
-      </w:r>
-      <w:r>
-        <w:rPr>
-          <w:rFonts w:ascii="Times New Roman" w:eastAsia="SimSun" w:hAnsi="Times New Roman" w:cs="Times New Roman"/>
-          <w:kern w:val="0"/>
-          <w:lang w:bidi="en-US"/>
-        </w:rPr>
-        <w:fldChar w:fldCharType="end"/>
-      </w:r>
-      <w:r>
-        <w:rPr>
-          <w:rFonts w:ascii="Times New Roman" w:eastAsia="SimSun" w:hAnsi="Times New Roman" w:cs="Times New Roman"/>
-          <w:kern w:val="0"/>
-          <w:lang w:bidi="en-US"/>
-        </w:rPr>
-        <w:t>.</w:t>
-      </w:r>
-      <w:r>
-        <w:rPr>
-          <w:rFonts w:ascii="Times New Roman" w:eastAsia="SimSun" w:hAnsi="Times New Roman" w:cs="Times New Roman" w:hint="eastAsia"/>
-          <w:kern w:val="0"/>
-          <w:lang w:bidi="en-US"/>
-        </w:rPr>
-        <w:t xml:space="preserve"> </w:t>
-      </w:r>
-      <w:r>
-        <w:rPr>
-          <w:rFonts w:ascii="Times New Roman" w:eastAsia="SimSun" w:hAnsi="Times New Roman" w:cs="Times New Roman"/>
-          <w:kern w:val="0"/>
-          <w:lang w:bidi="en-US"/>
-        </w:rPr>
-        <w:t>I</w:t>
-      </w:r>
-      <w:r>
-        <w:rPr>
-          <w:rFonts w:ascii="Times New Roman" w:eastAsia="SimSun" w:hAnsi="Times New Roman" w:cs="Times New Roman" w:hint="eastAsia"/>
-          <w:kern w:val="0"/>
-          <w:lang w:bidi="en-US"/>
-        </w:rPr>
-        <w:t>n</w:t>
-      </w:r>
-      <w:r>
-        <w:rPr>
-          <w:rFonts w:ascii="Times New Roman" w:eastAsia="SimSun" w:hAnsi="Times New Roman" w:cs="Times New Roman"/>
-          <w:kern w:val="0"/>
-          <w:lang w:bidi="en-US"/>
-        </w:rPr>
-        <w:t xml:space="preserve"> the fish</w:t>
-      </w:r>
-      <w:r>
-        <w:rPr>
-          <w:rFonts w:ascii="Times New Roman" w:eastAsia="SimSun" w:hAnsi="Times New Roman" w:cs="Times New Roman" w:hint="eastAsia"/>
-          <w:kern w:val="0"/>
-          <w:lang w:bidi="en-US"/>
-        </w:rPr>
-        <w:t xml:space="preserve"> </w:t>
-      </w:r>
-      <w:r>
-        <w:rPr>
-          <w:rFonts w:ascii="Times New Roman" w:eastAsia="SimSun" w:hAnsi="Times New Roman" w:cs="Times New Roman" w:hint="eastAsia"/>
+          <w:kern w:val="0"/>
+          <w:lang w:bidi="en-US"/>
+        </w:rPr>
+        <w:t>we</w:t>
+      </w:r>
+      <w:r>
+        <w:rPr>
+          <w:rFonts w:ascii="Times New Roman" w:eastAsia="SimSun" w:hAnsi="Times New Roman" w:cs="Times New Roman"/>
+          <w:kern w:val="0"/>
+          <w:lang w:bidi="en-US"/>
+        </w:rPr>
+        <w:t xml:space="preserve"> used the seed beetle </w:t>
+      </w:r>
+      <w:r>
+        <w:rPr>
+          <w:rFonts w:ascii="Times New Roman" w:eastAsia="SimSun" w:hAnsi="Times New Roman" w:cs="Times New Roman"/>
           <w:i/>
           <w:iCs/>
           <w:kern w:val="0"/>
           <w:lang w:bidi="en-US"/>
         </w:rPr>
-        <w:t>Acanthochromis polyacanthus</w:t>
-      </w:r>
-      <w:r>
-        <w:rPr>
-          <w:rFonts w:ascii="Times New Roman" w:eastAsia="SimSun" w:hAnsi="Times New Roman" w:cs="Times New Roman"/>
-          <w:kern w:val="0"/>
-          <w:lang w:bidi="en-US"/>
-        </w:rPr>
-        <w:t xml:space="preserve">, </w:t>
+        <w:t>Callosobruchus maculatus</w:t>
+      </w:r>
+      <w:r>
+        <w:rPr>
+          <w:rFonts w:ascii="Times New Roman" w:eastAsia="SimSun" w:hAnsi="Times New Roman" w:cs="Times New Roman"/>
+          <w:kern w:val="0"/>
+          <w:lang w:bidi="en-US"/>
+        </w:rPr>
+        <w:t xml:space="preserve"> to test how maternal, paternal and </w:t>
+      </w:r>
+      <w:r>
+        <w:rPr>
+          <w:rFonts w:ascii="Times New Roman" w:eastAsia="SimSun" w:hAnsi="Times New Roman" w:cs="Times New Roman"/>
+          <w:kern w:val="0"/>
+          <w:lang w:bidi="en-US"/>
+        </w:rPr>
+        <w:t xml:space="preserve">offspring </w:t>
+      </w:r>
+      <w:r>
+        <w:rPr>
+          <w:rFonts w:ascii="Times New Roman" w:eastAsia="SimSun" w:hAnsi="Times New Roman" w:cs="Times New Roman"/>
+          <w:kern w:val="0"/>
+          <w:lang w:bidi="en-US"/>
+        </w:rPr>
+        <w:t xml:space="preserve">developmental temperatures </w:t>
+      </w:r>
+      <w:r>
+        <w:rPr>
+          <w:rFonts w:ascii="Times New Roman" w:eastAsia="SimSun" w:hAnsi="Times New Roman" w:cs="Times New Roman"/>
+          <w:kern w:val="0"/>
+          <w:lang w:bidi="en-US"/>
+        </w:rPr>
+        <w:t>(</w:t>
+      </w:r>
+      <w:r>
+        <w:rPr>
+          <w:rFonts w:ascii="Times New Roman" w:eastAsia="SimSun" w:hAnsi="Times New Roman" w:cs="Times New Roman"/>
+        </w:rPr>
+        <w:t>25</w:t>
+      </w:r>
+      <w:r>
+        <w:rPr>
+          <w:rFonts w:ascii="Times New Roman" w:eastAsia="SimSun" w:hAnsi="Times New Roman" w:cs="Times New Roman"/>
+        </w:rPr>
+        <w:t>°C</w:t>
+      </w:r>
+      <w:r>
+        <w:rPr>
+          <w:rFonts w:ascii="Times New Roman" w:eastAsia="SimSun" w:hAnsi="Times New Roman" w:cs="Times New Roman"/>
+        </w:rPr>
+        <w:t xml:space="preserve"> vs</w:t>
+      </w:r>
+      <w:r>
+        <w:rPr>
+          <w:rFonts w:ascii="Times New Roman" w:eastAsia="SimSun" w:hAnsi="Times New Roman" w:cs="Times New Roman"/>
+        </w:rPr>
+        <w:t xml:space="preserve"> 31°C)</w:t>
+      </w:r>
+      <w:r>
+        <w:rPr>
+          <w:rFonts w:ascii="Times New Roman" w:eastAsia="SimSun" w:hAnsi="Times New Roman" w:cs="Times New Roman"/>
+          <w:kern w:val="0"/>
+          <w:lang w:bidi="en-US"/>
+        </w:rPr>
+        <w:t xml:space="preserve"> </w:t>
+      </w:r>
+      <w:r>
+        <w:rPr>
+          <w:rFonts w:ascii="Times New Roman" w:eastAsia="SimSun" w:hAnsi="Times New Roman" w:cs="Times New Roman"/>
+          <w:kern w:val="0"/>
+          <w:lang w:bidi="en-US"/>
+        </w:rPr>
+        <w:t xml:space="preserve">affect </w:t>
+      </w:r>
+      <w:r>
+        <w:rPr>
+          <w:rFonts w:ascii="Times New Roman" w:eastAsia="SimSun" w:hAnsi="Times New Roman" w:cs="Times New Roman"/>
+          <w:kern w:val="0"/>
+          <w:lang w:bidi="en-US"/>
+        </w:rPr>
+        <w:t>immunity</w:t>
+      </w:r>
+      <w:r>
+        <w:rPr>
+          <w:rFonts w:ascii="Times New Roman" w:eastAsia="SimSun" w:hAnsi="Times New Roman" w:cs="Times New Roman"/>
+          <w:kern w:val="0"/>
+          <w:lang w:bidi="en-US"/>
+        </w:rPr>
+        <w:t xml:space="preserve"> in sons and daughters</w:t>
+      </w:r>
+      <w:r>
+        <w:rPr>
+          <w:rFonts w:ascii="Times New Roman" w:eastAsia="SimSun" w:hAnsi="Times New Roman" w:cs="Times New Roman"/>
+          <w:kern w:val="0"/>
+          <w:lang w:bidi="en-US"/>
+        </w:rPr>
+        <w:t>.</w:t>
       </w:r>
       <w:r>
         <w:rPr>
@@ -4565,191 +5777,71 @@
           <w:kern w:val="0"/>
           <w:lang w:bidi="en-US"/>
         </w:rPr>
-        <w:t>maternal temperature m</w:t>
-      </w:r>
-      <w:r>
-        <w:rPr>
-          <w:rFonts w:ascii="Times New Roman" w:eastAsia="SimSun" w:hAnsi="Times New Roman" w:cs="Times New Roman" w:hint="eastAsia"/>
-          <w:kern w:val="0"/>
-          <w:lang w:bidi="en-US"/>
-        </w:rPr>
-        <w:t xml:space="preserve">odified </w:t>
-      </w:r>
-      <w:r>
-        <w:rPr>
-          <w:rFonts w:ascii="Times New Roman" w:eastAsia="SimSun" w:hAnsi="Times New Roman" w:cs="Times New Roman"/>
-          <w:kern w:val="0"/>
-          <w:lang w:bidi="en-US"/>
-        </w:rPr>
-        <w:t xml:space="preserve">the </w:t>
-      </w:r>
-      <w:r>
-        <w:rPr>
-          <w:rFonts w:ascii="Times New Roman" w:eastAsia="SimSun" w:hAnsi="Times New Roman" w:cs="Times New Roman" w:hint="eastAsia"/>
-          <w:kern w:val="0"/>
-          <w:lang w:bidi="en-US"/>
-        </w:rPr>
-        <w:t xml:space="preserve">expression </w:t>
-      </w:r>
-      <w:r>
-        <w:rPr>
-          <w:rFonts w:ascii="Times New Roman" w:eastAsia="SimSun" w:hAnsi="Times New Roman" w:cs="Times New Roman"/>
-          <w:kern w:val="0"/>
-          <w:lang w:bidi="en-US"/>
-        </w:rPr>
-        <w:t>of</w:t>
-      </w:r>
-      <w:r>
-        <w:rPr>
-          <w:rFonts w:ascii="Times New Roman" w:eastAsia="SimSun" w:hAnsi="Times New Roman" w:cs="Times New Roman" w:hint="eastAsia"/>
-          <w:kern w:val="0"/>
-          <w:lang w:bidi="en-US"/>
-        </w:rPr>
-        <w:t xml:space="preserve"> lipid transport and metabolism</w:t>
-      </w:r>
-      <w:r>
-        <w:rPr>
-          <w:rFonts w:ascii="Times New Roman" w:eastAsia="SimSun" w:hAnsi="Times New Roman" w:cs="Times New Roman"/>
-          <w:kern w:val="0"/>
-          <w:lang w:bidi="en-US"/>
-        </w:rPr>
-        <w:t xml:space="preserve"> genes in</w:t>
-      </w:r>
-      <w:r>
-        <w:rPr>
-          <w:rFonts w:ascii="Times New Roman" w:eastAsia="SimSun" w:hAnsi="Times New Roman" w:cs="Times New Roman" w:hint="eastAsia"/>
-          <w:kern w:val="0"/>
-          <w:lang w:bidi="en-US"/>
-        </w:rPr>
         <w:t xml:space="preserve"> </w:t>
       </w:r>
       <w:r>
         <w:rPr>
-          <w:rFonts w:ascii="Times New Roman" w:eastAsia="SimSun" w:hAnsi="Times New Roman" w:cs="Times New Roman" w:hint="eastAsia"/>
-          <w:kern w:val="0"/>
-          <w:lang w:bidi="en-US"/>
-        </w:rPr>
-        <w:t xml:space="preserve">offspring, whereas paternal temperature </w:t>
-      </w:r>
-      <w:r>
-        <w:rPr>
-          <w:rFonts w:ascii="Times New Roman" w:eastAsia="SimSun" w:hAnsi="Times New Roman" w:cs="Times New Roman"/>
-          <w:kern w:val="0"/>
-          <w:lang w:bidi="en-US"/>
-        </w:rPr>
-        <w:t>altered</w:t>
-      </w:r>
-      <w:r>
-        <w:rPr>
-          <w:rFonts w:ascii="Times New Roman" w:eastAsia="SimSun" w:hAnsi="Times New Roman" w:cs="Times New Roman" w:hint="eastAsia"/>
-          <w:kern w:val="0"/>
-          <w:lang w:bidi="en-US"/>
-        </w:rPr>
-        <w:t xml:space="preserve"> epigenetic stress responses and DNA repair pathways.</w:t>
-      </w:r>
-      <w:r>
-        <w:rPr>
-          <w:rFonts w:ascii="Times New Roman" w:eastAsia="SimSun" w:hAnsi="Times New Roman" w:cs="Times New Roman"/>
-          <w:kern w:val="0"/>
-          <w:lang w:bidi="en-US"/>
-        </w:rPr>
-        <w:t xml:space="preserve"> Offspring </w:t>
-      </w:r>
-      <w:r>
-        <w:rPr>
-          <w:rFonts w:ascii="Times New Roman" w:eastAsia="SimSun" w:hAnsi="Times New Roman" w:cs="Times New Roman"/>
-          <w:kern w:val="0"/>
-          <w:lang w:bidi="en-US"/>
-        </w:rPr>
-        <w:t>perform</w:t>
-      </w:r>
-      <w:r>
-        <w:rPr>
-          <w:rFonts w:ascii="Times New Roman" w:eastAsia="SimSun" w:hAnsi="Times New Roman" w:cs="Times New Roman"/>
-          <w:kern w:val="0"/>
-          <w:lang w:bidi="en-US"/>
-        </w:rPr>
-        <w:t>ed</w:t>
-      </w:r>
-      <w:r>
-        <w:rPr>
-          <w:rFonts w:ascii="Times New Roman" w:eastAsia="SimSun" w:hAnsi="Times New Roman" w:cs="Times New Roman"/>
-          <w:kern w:val="0"/>
-          <w:lang w:bidi="en-US"/>
-        </w:rPr>
-        <w:t xml:space="preserve"> better when both parents </w:t>
-      </w:r>
-      <w:r>
-        <w:rPr>
-          <w:rFonts w:ascii="Times New Roman" w:eastAsia="SimSun" w:hAnsi="Times New Roman" w:cs="Times New Roman"/>
-          <w:kern w:val="0"/>
-          <w:lang w:bidi="en-US"/>
-        </w:rPr>
-        <w:t xml:space="preserve">had experienced </w:t>
-      </w:r>
-      <w:r>
-        <w:rPr>
-          <w:rFonts w:ascii="Times New Roman" w:eastAsia="SimSun" w:hAnsi="Times New Roman" w:cs="Times New Roman"/>
-          <w:kern w:val="0"/>
-          <w:lang w:bidi="en-US"/>
-        </w:rPr>
-        <w:t xml:space="preserve">the same temperature, because </w:t>
-      </w:r>
-      <w:r>
-        <w:rPr>
-          <w:rFonts w:ascii="Times New Roman" w:eastAsia="SimSun" w:hAnsi="Times New Roman" w:cs="Times New Roman"/>
-          <w:kern w:val="0"/>
-          <w:lang w:bidi="en-US"/>
-        </w:rPr>
-        <w:t xml:space="preserve">the </w:t>
-      </w:r>
-      <w:r>
-        <w:rPr>
-          <w:rFonts w:ascii="Times New Roman" w:eastAsia="SimSun" w:hAnsi="Times New Roman" w:cs="Times New Roman"/>
-          <w:kern w:val="0"/>
-          <w:lang w:bidi="en-US"/>
-        </w:rPr>
-        <w:t xml:space="preserve">energy demands </w:t>
-      </w:r>
-      <w:r>
-        <w:rPr>
-          <w:rFonts w:ascii="Times New Roman" w:eastAsia="SimSun" w:hAnsi="Times New Roman" w:cs="Times New Roman"/>
-          <w:kern w:val="0"/>
-          <w:lang w:bidi="en-US"/>
-        </w:rPr>
-        <w:t>shaped</w:t>
-      </w:r>
-      <w:r>
-        <w:rPr>
-          <w:rFonts w:ascii="Times New Roman" w:eastAsia="SimSun" w:hAnsi="Times New Roman" w:cs="Times New Roman"/>
-          <w:kern w:val="0"/>
-          <w:lang w:bidi="en-US"/>
-        </w:rPr>
-        <w:t xml:space="preserve"> by </w:t>
-      </w:r>
-      <w:r>
-        <w:rPr>
-          <w:rFonts w:ascii="Times New Roman" w:eastAsia="SimSun" w:hAnsi="Times New Roman" w:cs="Times New Roman"/>
-          <w:kern w:val="0"/>
-          <w:lang w:bidi="en-US"/>
-        </w:rPr>
-        <w:t xml:space="preserve">the </w:t>
-      </w:r>
-      <w:r>
-        <w:rPr>
-          <w:rFonts w:ascii="Times New Roman" w:eastAsia="SimSun" w:hAnsi="Times New Roman" w:cs="Times New Roman"/>
-          <w:kern w:val="0"/>
-          <w:lang w:bidi="en-US"/>
-        </w:rPr>
-        <w:t>maternal environment match</w:t>
-      </w:r>
-      <w:r>
-        <w:rPr>
-          <w:rFonts w:ascii="Times New Roman" w:eastAsia="SimSun" w:hAnsi="Times New Roman" w:cs="Times New Roman"/>
-          <w:kern w:val="0"/>
-          <w:lang w:bidi="en-US"/>
-        </w:rPr>
-        <w:t>ed</w:t>
+          <w:rFonts w:ascii="Times New Roman" w:eastAsia="SimSun" w:hAnsi="Times New Roman" w:cs="Times New Roman"/>
+          <w:kern w:val="0"/>
+          <w:lang w:bidi="en-US"/>
+        </w:rPr>
+        <w:t>E</w:t>
+      </w:r>
+      <w:r>
+        <w:rPr>
+          <w:rFonts w:ascii="Times New Roman" w:eastAsia="SimSun" w:hAnsi="Times New Roman" w:cs="Times New Roman"/>
+          <w:kern w:val="0"/>
+          <w:lang w:bidi="en-US"/>
+        </w:rPr>
+        <w:t xml:space="preserve">levated developmental temperatures </w:t>
+      </w:r>
+      <w:r>
+        <w:rPr>
+          <w:rFonts w:ascii="Times New Roman" w:eastAsia="SimSun" w:hAnsi="Times New Roman" w:cs="Times New Roman"/>
+          <w:kern w:val="0"/>
+          <w:lang w:bidi="en-US"/>
+        </w:rPr>
+        <w:t>have been shown to result in</w:t>
+      </w:r>
+      <w:r>
+        <w:rPr>
+          <w:rFonts w:ascii="Times New Roman" w:eastAsia="SimSun" w:hAnsi="Times New Roman" w:cs="Times New Roman"/>
+          <w:kern w:val="0"/>
+          <w:lang w:bidi="en-US"/>
+        </w:rPr>
+        <w:t xml:space="preserve"> accelerated development, </w:t>
+      </w:r>
+      <w:r>
+        <w:rPr>
+          <w:rFonts w:ascii="Times New Roman" w:eastAsia="SimSun" w:hAnsi="Times New Roman" w:cs="Times New Roman"/>
+          <w:kern w:val="0"/>
+          <w:lang w:bidi="en-US"/>
+        </w:rPr>
+        <w:t xml:space="preserve">smaller </w:t>
+      </w:r>
+      <w:r>
+        <w:rPr>
+          <w:rFonts w:ascii="Times New Roman" w:eastAsia="SimSun" w:hAnsi="Times New Roman" w:cs="Times New Roman"/>
+          <w:kern w:val="0"/>
+          <w:lang w:bidi="en-US"/>
+        </w:rPr>
+        <w:t xml:space="preserve">adult </w:t>
+      </w:r>
+      <w:r>
+        <w:rPr>
+          <w:rFonts w:ascii="Times New Roman" w:eastAsia="SimSun" w:hAnsi="Times New Roman" w:cs="Times New Roman"/>
+          <w:kern w:val="0"/>
+          <w:lang w:bidi="en-US"/>
+        </w:rPr>
+        <w:t>size</w:t>
+      </w:r>
+      <w:r>
+        <w:rPr>
+          <w:rFonts w:ascii="Times New Roman" w:eastAsia="SimSun" w:hAnsi="Times New Roman" w:cs="Times New Roman"/>
+          <w:kern w:val="0"/>
+          <w:lang w:bidi="en-US"/>
+        </w:rPr>
+        <w:t xml:space="preserve"> and shorter lifespans</w:t>
       </w:r>
       <w:r>
         <w:rPr>
@@ -4765,581 +5857,204 @@
           <w:kern w:val="0"/>
           <w:lang w:bidi="en-US"/>
         </w:rPr>
-        <w:t xml:space="preserve">the </w:t>
-      </w:r>
-      <w:r>
-        <w:rPr>
-          <w:rFonts w:ascii="Times New Roman" w:eastAsia="SimSun" w:hAnsi="Times New Roman" w:cs="Times New Roman"/>
-          <w:kern w:val="0"/>
-          <w:lang w:bidi="en-US"/>
-        </w:rPr>
-        <w:t xml:space="preserve">repair mechanisms </w:t>
-      </w:r>
-      <w:r>
-        <w:rPr>
-          <w:rFonts w:ascii="Times New Roman" w:eastAsia="SimSun" w:hAnsi="Times New Roman" w:cs="Times New Roman"/>
-          <w:kern w:val="0"/>
-          <w:lang w:bidi="en-US"/>
-        </w:rPr>
-        <w:t>shaped</w:t>
-      </w:r>
-      <w:r>
-        <w:rPr>
-          <w:rFonts w:ascii="Times New Roman" w:eastAsia="SimSun" w:hAnsi="Times New Roman" w:cs="Times New Roman"/>
-          <w:kern w:val="0"/>
-          <w:lang w:bidi="en-US"/>
-        </w:rPr>
-        <w:t xml:space="preserve"> by </w:t>
-      </w:r>
-      <w:r>
-        <w:rPr>
-          <w:rFonts w:ascii="Times New Roman" w:eastAsia="SimSun" w:hAnsi="Times New Roman" w:cs="Times New Roman"/>
-          <w:kern w:val="0"/>
-          <w:lang w:bidi="en-US"/>
-        </w:rPr>
-        <w:t xml:space="preserve">the </w:t>
-      </w:r>
-      <w:r>
-        <w:rPr>
-          <w:rFonts w:ascii="Times New Roman" w:eastAsia="SimSun" w:hAnsi="Times New Roman" w:cs="Times New Roman"/>
-          <w:kern w:val="0"/>
-          <w:lang w:bidi="en-US"/>
-        </w:rPr>
-        <w:t xml:space="preserve">paternal environment </w:t>
-      </w:r>
-      <w:r>
-        <w:rPr>
-          <w:rFonts w:ascii="Times New Roman" w:eastAsia="SimSun" w:hAnsi="Times New Roman" w:cs="Times New Roman"/>
-          <w:kern w:val="0"/>
-          <w:lang w:bidi="en-US"/>
-        </w:rPr>
-        <w:fldChar w:fldCharType="begin"/>
-      </w:r>
-      <w:r>
-        <w:rPr>
-          <w:rFonts w:ascii="Times New Roman" w:eastAsia="SimSun" w:hAnsi="Times New Roman" w:cs="Times New Roman"/>
-          <w:kern w:val="0"/>
-          <w:lang w:bidi="en-US"/>
-        </w:rPr>
-        <w:instrText xml:space="preserve"> ADDIN EN.CITE &lt;EndNote&gt;&lt;Cite&gt;&lt;Author&gt;Bonzi&lt;/Author&gt;&lt;Year&gt;2025&lt;/Year&gt;&lt;RecNum&gt;11909&lt;/RecNum&gt;&lt;DisplayText&gt;(Bonzi et al., 2025)&lt;/DisplayText&gt;&lt;record&gt;&lt;rec-number&gt;11909&lt;/rec-number&gt;&lt;foreign-keys&gt;&lt;key app="EN" db-id="0f5e902w95va2tewrdr5w0tcxfzraf5fv0ww" timestamp="1786198673"&gt;11909&lt;/key&gt;&lt;/foreign-keys&gt;&lt;ref-type name="Journal Article"&gt;17&lt;/ref-type&gt;&lt;contributors&gt;&lt;authors&gt;&lt;author&gt;Bonzi, L. C.&lt;/author&gt;&lt;author&gt;Donelson, J. M.&lt;/author&gt;&lt;author&gt;Spinks, R. K.&lt;/author&gt;&lt;author&gt;Munday, P. L.&lt;/author&gt;&lt;author&gt;Ravasi, T.&lt;/author&gt;&lt;author&gt;Schunter, C.&lt;/author&gt;&lt;/authors&gt;&lt;/contributors&gt;&lt;titles&gt;&lt;title&gt;Matching maternal and paternal experiences underpin molecular thermal acclimation&lt;/title&gt;&lt;secondary-title&gt;Molecular Ecology&lt;/secondary-title&gt;&lt;/titles&gt;&lt;periodical&gt;&lt;full-title&gt;Molecular Ecology&lt;/full-title&gt;&lt;abbr-1&gt;Mol Ecol&lt;/abbr-1&gt;&lt;/periodical&gt;&lt;pages&gt;e17328&lt;/pages&gt;&lt;volume&gt;34&lt;/volume&gt;&lt;dates&gt;&lt;year&gt;2025&lt;/year&gt;&lt;/dates&gt;&lt;urls&gt;&lt;/urls&gt;&lt;/record&gt;&lt;/Cite&gt;&lt;/EndNote&gt;</w:instrText>
-      </w:r>
-      <w:r>
-        <w:rPr>
-          <w:rFonts w:ascii="Times New Roman" w:eastAsia="SimSun" w:hAnsi="Times New Roman" w:cs="Times New Roman"/>
-          <w:kern w:val="0"/>
-          <w:lang w:bidi="en-US"/>
-        </w:rPr>
-        <w:fldChar w:fldCharType="separate"/>
-      </w:r>
-      <w:r>
-        <w:rPr>
-          <w:rFonts w:ascii="Times New Roman" w:eastAsia="SimSun" w:hAnsi="Times New Roman" w:cs="Times New Roman"/>
-          <w:noProof/>
-          <w:kern w:val="0"/>
-          <w:lang w:bidi="en-US"/>
-        </w:rPr>
-        <w:t>(Bonzi et al., 2025)</w:t>
-      </w:r>
-      <w:r>
-        <w:rPr>
-          <w:rFonts w:ascii="Times New Roman" w:eastAsia="SimSun" w:hAnsi="Times New Roman" w:cs="Times New Roman"/>
-          <w:kern w:val="0"/>
-          <w:lang w:bidi="en-US"/>
-        </w:rPr>
-        <w:fldChar w:fldCharType="end"/>
-      </w:r>
-      <w:r>
-        <w:rPr>
-          <w:rFonts w:ascii="Times New Roman" w:eastAsia="SimSun" w:hAnsi="Times New Roman" w:cs="Times New Roman"/>
-          <w:kern w:val="0"/>
-          <w:lang w:bidi="en-US"/>
-        </w:rPr>
-        <w:t xml:space="preserve">. </w:t>
-      </w:r>
-      <w:r>
-        <w:rPr>
-          <w:rFonts w:ascii="Times New Roman" w:eastAsia="SimSun" w:hAnsi="Times New Roman" w:cs="Times New Roman"/>
-          <w:kern w:val="0"/>
-          <w:lang w:bidi="en-US"/>
-        </w:rPr>
-        <w:t>As such, the benefits of environmental matching may occur not only between parents and offspring, but also between mothers and fathers. Experiments are needed to understand the relative roles of maternal and paternal effects in shaping offspring immunity.</w:t>
-      </w:r>
-    </w:p>
-    <w:p>
-      <w:pPr>
-        <w:spacing w:after="0" w:line="240" w:lineRule="auto"/>
-        <w:rPr>
-          <w:rFonts w:ascii="Times New Roman" w:eastAsia="SimSun" w:hAnsi="Times New Roman" w:cs="Times New Roman"/>
-          <w:lang w:eastAsia="zh-CN"/>
-        </w:rPr>
-      </w:pPr>
-    </w:p>
-    <w:p>
-      <w:pPr>
-        <w:spacing w:after="0" w:line="240" w:lineRule="auto"/>
-        <w:rPr>
-          <w:rFonts w:ascii="Times New Roman" w:eastAsia="SimSun" w:hAnsi="Times New Roman" w:cs="Times New Roman"/>
-          <w:lang w:val="en-US" w:eastAsia="zh-CN"/>
-        </w:rPr>
-      </w:pPr>
-      <w:r>
-        <w:rPr>
-          <w:rFonts w:ascii="Times New Roman" w:eastAsia="SimSun" w:hAnsi="Times New Roman" w:cs="Times New Roman"/>
-          <w:lang w:val="en-US" w:eastAsia="zh-CN"/>
-        </w:rPr>
-        <w:t xml:space="preserve">Beyond paternal sex, offspring sex may also matter, as </w:t>
-      </w:r>
-      <w:r>
-        <w:rPr>
-          <w:rFonts w:ascii="Times New Roman" w:eastAsia="SimSun" w:hAnsi="Times New Roman" w:cs="Times New Roman"/>
-          <w:lang w:val="en-US" w:eastAsia="zh-CN"/>
-        </w:rPr>
-        <w:t>daughte</w:t>
-      </w:r>
-      <w:r>
-        <w:rPr>
-          <w:rFonts w:ascii="Times New Roman" w:eastAsia="SimSun" w:hAnsi="Times New Roman" w:cs="Times New Roman"/>
-          <w:lang w:val="en-US" w:eastAsia="zh-CN"/>
-        </w:rPr>
-        <w:t>rs and sons often</w:t>
-      </w:r>
-      <w:r>
-        <w:rPr>
-          <w:rFonts w:ascii="Times New Roman" w:eastAsia="SimSun" w:hAnsi="Times New Roman" w:cs="Times New Roman"/>
-          <w:lang w:val="en-US" w:eastAsia="zh-CN"/>
-        </w:rPr>
-        <w:t xml:space="preserve"> respond differently to the same environmental change. </w:t>
-      </w:r>
-      <w:r>
-        <w:rPr>
-          <w:rFonts w:ascii="Times New Roman" w:eastAsia="SimSun" w:hAnsi="Times New Roman" w:cs="Times New Roman"/>
-        </w:rPr>
-        <w:t>Females</w:t>
-      </w:r>
-      <w:r>
-        <w:rPr>
-          <w:rFonts w:ascii="Times New Roman" w:eastAsia="SimSun" w:hAnsi="Times New Roman" w:cs="Times New Roman"/>
+        <w:t xml:space="preserve">in </w:t>
+      </w:r>
+      <w:r>
+        <w:rPr>
+          <w:rFonts w:ascii="Times New Roman" w:eastAsia="SimSun" w:hAnsi="Times New Roman" w:cs="Times New Roman"/>
+          <w:i/>
+          <w:iCs/>
+          <w:kern w:val="0"/>
+          <w:lang w:bidi="en-US"/>
+        </w:rPr>
+        <w:t>C</w:t>
+      </w:r>
+      <w:r>
+        <w:rPr>
+          <w:rFonts w:ascii="Times New Roman" w:eastAsia="SimSun" w:hAnsi="Times New Roman" w:cs="Times New Roman"/>
+          <w:i/>
+          <w:iCs/>
+          <w:kern w:val="0"/>
+          <w:lang w:bidi="en-US"/>
+        </w:rPr>
+        <w:t>.</w:t>
+      </w:r>
+      <w:r>
+        <w:rPr>
+          <w:rFonts w:ascii="Times New Roman" w:eastAsia="SimSun" w:hAnsi="Times New Roman" w:cs="Times New Roman"/>
+          <w:i/>
+          <w:iCs/>
+          <w:kern w:val="0"/>
+          <w:lang w:bidi="en-US"/>
+        </w:rPr>
+        <w:t xml:space="preserve"> maculatus</w:t>
+      </w:r>
+      <w:r>
+        <w:rPr>
+          <w:rFonts w:ascii="Times New Roman" w:eastAsia="SimSun" w:hAnsi="Times New Roman" w:cs="Times New Roman"/>
+          <w:kern w:val="0"/>
+          <w:lang w:bidi="en-US"/>
         </w:rPr>
         <w:t xml:space="preserve"> </w:t>
       </w:r>
       <w:r>
         <w:rPr>
           <w:rFonts w:ascii="Times New Roman" w:eastAsia="SimSun" w:hAnsi="Times New Roman" w:cs="Times New Roman"/>
-        </w:rPr>
-        <w:t xml:space="preserve">often </w:t>
-      </w:r>
-      <w:r>
-        <w:rPr>
-          <w:rFonts w:ascii="Times New Roman" w:eastAsia="SimSun" w:hAnsi="Times New Roman" w:cs="Times New Roman"/>
-        </w:rPr>
-        <w:t>heavily invest in somatic maintenance and survival because their reproductive success (e.g., fecundity) is closely linked to body condition</w:t>
-      </w:r>
-      <w:r>
-        <w:rPr>
-          <w:rFonts w:ascii="Times New Roman" w:eastAsia="SimSun" w:hAnsi="Times New Roman" w:cs="Times New Roman"/>
-        </w:rPr>
-        <w:t xml:space="preserve"> </w:t>
-      </w:r>
-      <w:r>
-        <w:rPr>
-          <w:rFonts w:ascii="Times New Roman" w:eastAsia="SimSun" w:hAnsi="Times New Roman" w:cs="Times New Roman"/>
-        </w:rPr>
-        <w:fldChar w:fldCharType="begin"/>
-      </w:r>
-      <w:r>
-        <w:rPr>
-          <w:rFonts w:ascii="Times New Roman" w:eastAsia="SimSun" w:hAnsi="Times New Roman" w:cs="Times New Roman"/>
-        </w:rPr>
-        <w:instrText xml:space="preserve"> ADDIN EN.CITE &lt;EndNote&gt;&lt;Cite&gt;&lt;Author&gt;Maklakov&lt;/Author&gt;&lt;Year&gt;2013&lt;/Year&gt;&lt;RecNum&gt;11910&lt;/RecNum&gt;&lt;DisplayText&gt;(Maklakov &amp;amp; Lummaa, 2013)&lt;/DisplayText&gt;&lt;record&gt;&lt;rec-number&gt;11910&lt;/rec-number&gt;&lt;foreign-keys&gt;&lt;key app="EN" db-id="0f5e902w95va2tewrdr5w0tcxfzraf5fv0ww" timestamp="1786199449"&gt;11910&lt;/key&gt;&lt;/foreign-keys&gt;&lt;ref-type name="Journal Article"&gt;17&lt;/ref-type&gt;&lt;contributors&gt;&lt;authors&gt;&lt;author&gt;Maklakov, A. A.&lt;/author&gt;&lt;author&gt;Lummaa, V. &lt;/author&gt;&lt;/authors&gt;&lt;/contributors&gt;&lt;titles&gt;&lt;title&gt;Evolution of sex differences in lifespan and aging: causes and constraints&lt;/title&gt;&lt;secondary-title&gt;BioEssays&lt;/secondary-title&gt;&lt;/titles&gt;&lt;periodical&gt;&lt;full-title&gt;BIOESSAYS&lt;/full-title&gt;&lt;/periodical&gt;&lt;pages&gt;717–724&lt;/pages&gt;&lt;volume&gt;35&lt;/volume&gt;&lt;number&gt;8&lt;/number&gt;&lt;dates&gt;&lt;year&gt;2013&lt;/year&gt;&lt;/dates&gt;&lt;urls&gt;&lt;/urls&gt;&lt;/record&gt;&lt;/Cite&gt;&lt;/EndNote&gt;</w:instrText>
-      </w:r>
-      <w:r>
-        <w:rPr>
-          <w:rFonts w:ascii="Times New Roman" w:eastAsia="SimSun" w:hAnsi="Times New Roman" w:cs="Times New Roman"/>
-        </w:rPr>
-        <w:fldChar w:fldCharType="separate"/>
-      </w:r>
-      <w:r>
-        <w:rPr>
-          <w:rFonts w:ascii="Times New Roman" w:eastAsia="SimSun" w:hAnsi="Times New Roman" w:cs="Times New Roman"/>
-          <w:noProof/>
-        </w:rPr>
-        <w:t>(Maklakov &amp; Lummaa, 2013)</w:t>
-      </w:r>
-      <w:r>
-        <w:rPr>
-          <w:rFonts w:ascii="Times New Roman" w:eastAsia="SimSun" w:hAnsi="Times New Roman" w:cs="Times New Roman"/>
-        </w:rPr>
-        <w:fldChar w:fldCharType="end"/>
-      </w:r>
-      <w:r>
-        <w:rPr>
-          <w:rFonts w:ascii="Times New Roman" w:eastAsia="SimSun" w:hAnsi="Times New Roman" w:cs="Times New Roman"/>
-        </w:rPr>
-        <w:t>. I</w:t>
-      </w:r>
-      <w:r>
-        <w:rPr>
-          <w:rFonts w:ascii="Times New Roman" w:eastAsia="SimSun" w:hAnsi="Times New Roman" w:cs="Times New Roman"/>
-        </w:rPr>
-        <w:t xml:space="preserve">n contrast, </w:t>
-      </w:r>
-      <w:r>
-        <w:rPr>
-          <w:rFonts w:ascii="Times New Roman" w:eastAsia="SimSun" w:hAnsi="Times New Roman" w:cs="Times New Roman"/>
-        </w:rPr>
-        <w:t>male</w:t>
-      </w:r>
-      <w:r>
-        <w:rPr>
-          <w:rFonts w:ascii="Times New Roman" w:eastAsia="SimSun" w:hAnsi="Times New Roman" w:cs="Times New Roman"/>
-        </w:rPr>
-        <w:t xml:space="preserve"> reproductive success </w:t>
-      </w:r>
-      <w:r>
-        <w:rPr>
-          <w:rFonts w:ascii="Times New Roman" w:eastAsia="SimSun" w:hAnsi="Times New Roman" w:cs="Times New Roman" w:hint="eastAsia"/>
-        </w:rPr>
-        <w:t xml:space="preserve">usually </w:t>
-      </w:r>
-      <w:r>
-        <w:rPr>
-          <w:rFonts w:ascii="Times New Roman" w:eastAsia="SimSun" w:hAnsi="Times New Roman" w:cs="Times New Roman"/>
-        </w:rPr>
-        <w:t xml:space="preserve">depends on investment in sexually selected traits (e.g., courtship displays and weapons), </w:t>
-      </w:r>
-      <w:r>
-        <w:rPr>
-          <w:rFonts w:ascii="Times New Roman" w:eastAsia="SimSun" w:hAnsi="Times New Roman" w:cs="Times New Roman"/>
-        </w:rPr>
-        <w:t xml:space="preserve">sometimes </w:t>
-      </w:r>
-      <w:r>
-        <w:rPr>
-          <w:rFonts w:ascii="Times New Roman" w:eastAsia="SimSun" w:hAnsi="Times New Roman" w:cs="Times New Roman"/>
-        </w:rPr>
-        <w:t xml:space="preserve">at the expense of somatic maintenance and survival </w:t>
-      </w:r>
-      <w:r>
-        <w:rPr>
-          <w:rFonts w:ascii="Times New Roman" w:eastAsia="SimSun" w:hAnsi="Times New Roman" w:cs="Times New Roman"/>
-          <w:lang w:eastAsia="zh-CN"/>
-        </w:rPr>
-        <w:fldChar w:fldCharType="begin"/>
-      </w:r>
-      <w:r>
-        <w:rPr>
-          <w:rFonts w:ascii="Times New Roman" w:eastAsia="SimSun" w:hAnsi="Times New Roman" w:cs="Times New Roman"/>
-          <w:lang w:eastAsia="zh-CN"/>
-        </w:rPr>
-        <w:instrText xml:space="preserve"> ADDIN EN.CITE &lt;EndNote&gt;&lt;Cite&gt;&lt;Author&gt;Janicke&lt;/Author&gt;&lt;Year&gt;2016&lt;/Year&gt;&lt;RecNum&gt;821&lt;/RecNum&gt;&lt;DisplayText&gt;(Janicke et al., 2016)&lt;/DisplayText&gt;&lt;record&gt;&lt;rec-number&gt;821&lt;/rec-number&gt;&lt;foreign-keys&gt;&lt;key app="EN" db-id="0f5e902w95va2tewrdr5w0tcxfzraf5fv0ww" timestamp="1716360119"&gt;821&lt;/key&gt;&lt;/foreign-keys&gt;&lt;ref-type name="Journal Article"&gt;17&lt;/ref-type&gt;&lt;contributors&gt;&lt;authors&gt;&lt;author&gt;Janicke, T.&lt;/author&gt;&lt;author&gt;Häderer, I. K.&lt;/author&gt;&lt;author&gt;Lajeunesse, M. J.&lt;/author&gt;&lt;author&gt;Anthes, N.&lt;/author&gt;&lt;/authors&gt;&lt;/contributors&gt;&lt;auth-address&gt;Univ Montpellier 3, Ecole Prat Hautes Etud, Univ Montpellier, Ctr Ecol Fonct &amp;amp; Evolut,UMR 5175,CNRS, 1919 Route Mende, F-34293 Montpellier 05, France&amp;#xD;Univ Tubingen, Inst Evolut &amp;amp; Ecol, Anim Evolutionary Ecol Grp, Morgenstelle 28, D-72076 Tubingen, Germany&amp;#xD;Univ S Florida, Dept Integrat Biol, Tampa, FL 33620 USA&lt;/auth-address&gt;&lt;titles&gt;&lt;title&gt;Darwinian sex roles confirmed across the animal kingdom&lt;/title&gt;&lt;secondary-title&gt;Science Advances&lt;/secondary-title&gt;&lt;alt-title&gt;Sci Adv&lt;/alt-title&gt;&lt;/titles&gt;&lt;periodical&gt;&lt;full-title&gt;Science Advances&lt;/full-title&gt;&lt;abbr-1&gt;Sci Adv&lt;/abbr-1&gt;&lt;/periodical&gt;&lt;alt-periodical&gt;&lt;full-title&gt;Science Advances&lt;/full-title&gt;&lt;abbr-1&gt;Sci Adv&lt;/abbr-1&gt;&lt;/alt-periodical&gt;&lt;pages&gt;e1500983&lt;/pages&gt;&lt;volume&gt;2&lt;/volume&gt;&lt;number&gt;2&lt;/number&gt;&lt;keywords&gt;&lt;keyword&gt;lifetime mating success&lt;/keyword&gt;&lt;keyword&gt;individual reproductive success&lt;/keyword&gt;&lt;keyword&gt;mate choice&lt;/keyword&gt;&lt;keyword&gt;bateman gradients&lt;/keyword&gt;&lt;keyword&gt;parental care&lt;/keyword&gt;&lt;keyword&gt;extra-pair&lt;/keyword&gt;&lt;keyword&gt;divergence times&lt;/keyword&gt;&lt;keyword&gt;size dimorphism&lt;/keyword&gt;&lt;keyword&gt;atlantic salmon&lt;/keyword&gt;&lt;keyword&gt;tetraopes-tetraophthalmus&lt;/keyword&gt;&lt;/keywords&gt;&lt;dates&gt;&lt;year&gt;2016&lt;/year&gt;&lt;pub-dates&gt;&lt;date&gt;Feb&lt;/date&gt;&lt;/pub-dates&gt;&lt;/dates&gt;&lt;isbn&gt;2375-2548&lt;/isbn&gt;&lt;accession-num&gt;WOS:000378715900012&lt;/accession-num&gt;&lt;urls&gt;&lt;related-urls&gt;&lt;url&gt;&amp;lt;Go to ISI&amp;gt;://WOS:000378715900012&lt;/url&gt;&lt;/related-urls&gt;&lt;/urls&gt;&lt;electronic-resource-num&gt;10.1126/sciadv.1500983&lt;/electronic-resource-num&gt;&lt;language&gt;English&lt;/language&gt;&lt;/record&gt;&lt;/Cite&gt;&lt;/EndNote&gt;</w:instrText>
-      </w:r>
-      <w:r>
-        <w:rPr>
-          <w:rFonts w:ascii="Times New Roman" w:eastAsia="SimSun" w:hAnsi="Times New Roman" w:cs="Times New Roman"/>
-          <w:lang w:eastAsia="zh-CN"/>
-        </w:rPr>
-        <w:fldChar w:fldCharType="separate"/>
-      </w:r>
-      <w:r>
-        <w:rPr>
-          <w:rFonts w:ascii="Times New Roman" w:eastAsia="SimSun" w:hAnsi="Times New Roman" w:cs="Times New Roman"/>
-          <w:noProof/>
-          <w:lang w:eastAsia="zh-CN"/>
-        </w:rPr>
-        <w:t>(Janicke et al., 2016)</w:t>
-      </w:r>
-      <w:r>
-        <w:rPr>
-          <w:rFonts w:ascii="Times New Roman" w:eastAsia="SimSun" w:hAnsi="Times New Roman" w:cs="Times New Roman"/>
-          <w:lang w:eastAsia="zh-CN"/>
-        </w:rPr>
-        <w:fldChar w:fldCharType="end"/>
-      </w:r>
-      <w:r>
-        <w:rPr>
-          <w:rFonts w:ascii="Times New Roman" w:eastAsia="SimSun" w:hAnsi="Times New Roman" w:cs="Times New Roman"/>
-          <w:lang w:eastAsia="zh-CN"/>
-        </w:rPr>
-        <w:t xml:space="preserve">. </w:t>
-      </w:r>
-      <w:r>
-        <w:rPr>
-          <w:rFonts w:ascii="Times New Roman" w:eastAsia="SimSun" w:hAnsi="Times New Roman" w:cs="Times New Roman"/>
-        </w:rPr>
-        <w:t>Compared to females</w:t>
-      </w:r>
-      <w:r>
-        <w:rPr>
-          <w:rFonts w:ascii="Times New Roman" w:eastAsia="SimSun" w:hAnsi="Times New Roman" w:cs="Times New Roman"/>
-        </w:rPr>
-        <w:t>, males ar</w:t>
-      </w:r>
-      <w:r>
-        <w:rPr>
-          <w:rFonts w:ascii="Times New Roman" w:eastAsia="SimSun" w:hAnsi="Times New Roman" w:cs="Times New Roman"/>
-        </w:rPr>
-        <w:t>e often</w:t>
-      </w:r>
-      <w:r>
-        <w:rPr>
-          <w:rFonts w:ascii="Times New Roman" w:eastAsia="SimSun" w:hAnsi="Times New Roman" w:cs="Times New Roman"/>
-        </w:rPr>
-        <w:t xml:space="preserve"> assumed to be </w:t>
-      </w:r>
-      <w:r>
-        <w:rPr>
-          <w:rFonts w:ascii="Times New Roman" w:eastAsia="SimSun" w:hAnsi="Times New Roman" w:cs="Times New Roman"/>
-        </w:rPr>
-        <w:t xml:space="preserve">more </w:t>
-      </w:r>
-      <w:r>
-        <w:rPr>
-          <w:rFonts w:ascii="Times New Roman" w:eastAsia="SimSun" w:hAnsi="Times New Roman" w:cs="Times New Roman"/>
-        </w:rPr>
-        <w:t>vulnerable</w:t>
-      </w:r>
-      <w:r>
-        <w:rPr>
-          <w:rFonts w:ascii="Times New Roman" w:eastAsia="SimSun" w:hAnsi="Times New Roman" w:cs="Times New Roman"/>
-        </w:rPr>
-        <w:t xml:space="preserve"> to environmental change</w:t>
-      </w:r>
-      <w:r>
-        <w:rPr>
-          <w:rFonts w:ascii="Times New Roman" w:eastAsia="SimSun" w:hAnsi="Times New Roman" w:cs="Times New Roman"/>
-        </w:rPr>
-        <w:t>,</w:t>
-      </w:r>
-      <w:r>
-        <w:rPr>
-          <w:rFonts w:ascii="Times New Roman" w:eastAsia="SimSun" w:hAnsi="Times New Roman" w:cs="Times New Roman"/>
-        </w:rPr>
-        <w:t xml:space="preserve"> </w:t>
-      </w:r>
-      <w:r>
-        <w:rPr>
-          <w:rFonts w:ascii="Times New Roman" w:eastAsia="SimSun" w:hAnsi="Times New Roman" w:cs="Times New Roman"/>
-        </w:rPr>
-        <w:t>including</w:t>
-      </w:r>
-      <w:r>
-        <w:rPr>
-          <w:rFonts w:ascii="Times New Roman" w:eastAsia="SimSun" w:hAnsi="Times New Roman" w:cs="Times New Roman"/>
-        </w:rPr>
-        <w:t xml:space="preserve"> </w:t>
-      </w:r>
-      <w:r>
-        <w:rPr>
-          <w:rFonts w:ascii="Times New Roman" w:eastAsia="SimSun" w:hAnsi="Times New Roman" w:cs="Times New Roman"/>
-        </w:rPr>
-        <w:t xml:space="preserve">pathogen </w:t>
-      </w:r>
-      <w:r>
-        <w:rPr>
-          <w:rFonts w:ascii="Times New Roman" w:eastAsia="SimSun" w:hAnsi="Times New Roman" w:cs="Times New Roman"/>
-        </w:rPr>
-        <w:t>in</w:t>
-      </w:r>
-      <w:r>
-        <w:rPr>
-          <w:rFonts w:ascii="Times New Roman" w:eastAsia="SimSun" w:hAnsi="Times New Roman" w:cs="Times New Roman"/>
-        </w:rPr>
-        <w:t>fection (</w:t>
-      </w:r>
-      <w:r>
-        <w:rPr>
-          <w:rFonts w:ascii="Times New Roman" w:eastAsia="SimSun" w:hAnsi="Times New Roman" w:cs="Times New Roman"/>
-          <w:highlight w:val="yellow"/>
-        </w:rPr>
-        <w:t>REFERECE</w:t>
-      </w:r>
-      <w:r>
-        <w:rPr>
-          <w:rFonts w:ascii="Times New Roman" w:eastAsia="SimSun" w:hAnsi="Times New Roman" w:cs="Times New Roman"/>
-        </w:rPr>
-        <w:t>)</w:t>
-      </w:r>
-      <w:r>
-        <w:rPr>
-          <w:rFonts w:ascii="Times New Roman" w:eastAsia="SimSun" w:hAnsi="Times New Roman" w:cs="Times New Roman"/>
-        </w:rPr>
-        <w:t xml:space="preserve"> and </w:t>
-      </w:r>
-      <w:r>
-        <w:rPr>
-          <w:rFonts w:ascii="Times New Roman" w:eastAsia="SimSun" w:hAnsi="Times New Roman" w:cs="Times New Roman"/>
-        </w:rPr>
-        <w:t xml:space="preserve">elevated temperatures </w:t>
-      </w:r>
-      <w:r>
-        <w:rPr>
-          <w:rFonts w:ascii="Times New Roman" w:eastAsia="SimSun" w:hAnsi="Times New Roman" w:cs="Times New Roman"/>
+          <w:kern w:val="0"/>
+          <w:lang w:bidi="en-US"/>
         </w:rPr>
         <w:fldChar w:fldCharType="begin">
-          <w:fldData xml:space="preserve">PEVuZE5vdGU+PENpdGU+PEF1dGhvcj5Jb3NzYTwvQXV0aG9yPjxZZWFyPjIwMTk8L1llYXI+PFJl
-Y051bT42NjE8L1JlY051bT48RGlzcGxheVRleHQ+KElvc3NhLCAyMDE5LCBNYXV2YWlzLUphcnZp
-cywgMjAyNCk8L0Rpc3BsYXlUZXh0PjxyZWNvcmQ+PHJlYy1udW1iZXI+NjYxPC9yZWMtbnVtYmVy
-Pjxmb3JlaWduLWtleXM+PGtleSBhcHA9IkVOIiBkYi1pZD0iMGY1ZTkwMnc5NXZhMnRld3JkcjV3
-MHRjeGZ6cmFmNWZ2MHd3IiB0aW1lc3RhbXA9IjE3MDUxOTQ5MDkiPjY2MTwva2V5PjwvZm9yZWln
-bi1rZXlzPjxyZWYtdHlwZSBuYW1lPSJKb3VybmFsIEFydGljbGUiPjE3PC9yZWYtdHlwZT48Y29u
-dHJpYnV0b3JzPjxhdXRob3JzPjxhdXRob3I+SW9zc2EsIEcuPC9hdXRob3I+PC9hdXRob3JzPjwv
-Y29udHJpYnV0b3JzPjxhdXRoLWFkZHJlc3M+VW5pdiBMaW5jb2xuLCBTY2ggTGlmZSBTY2ksIEpv
-c2VwaCBCYW5rcyBMYWJzLCBMaW5jb2xuIExONiA3VFMsIEVuZ2xhbmQ8L2F1dGgtYWRkcmVzcz48
-dGl0bGVzPjx0aXRsZT5TZXgtc3BlY2lmaWMgZGlmZmVyZW5jZXMgaW4gdGhlcm1hbCBmZXJ0aWxp
-dHkgbGltaXRzPC90aXRsZT48c2Vjb25kYXJ5LXRpdGxlPlRyZW5kcyBpbiBFY29sb2d5ICZhbXA7
-IEV2b2x1dGlvbjwvc2Vjb25kYXJ5LXRpdGxlPjxhbHQtdGl0bGU+VHJlbmRzIEVjb2wgRXZvbDwv
-YWx0LXRpdGxlPjwvdGl0bGVzPjxwZXJpb2RpY2FsPjxmdWxsLXRpdGxlPlRyZW5kcyBpbiBFY29s
-b2d5ICZhbXA7IEV2b2x1dGlvbjwvZnVsbC10aXRsZT48YWJici0xPlRyZW5kcyBFY29sIEV2b2w8
-L2FiYnItMT48L3BlcmlvZGljYWw+PGFsdC1wZXJpb2RpY2FsPjxmdWxsLXRpdGxlPlRyZW5kcyBp
-biBFY29sb2d5ICZhbXA7IEV2b2x1dGlvbjwvZnVsbC10aXRsZT48YWJici0xPlRyZW5kcyBFY29s
-IEV2b2w8L2FiYnItMT48L2FsdC1wZXJpb2RpY2FsPjxwYWdlcz40OTDigJM0OTI8L3BhZ2VzPjx2
-b2x1bWU+MzQ8L3ZvbHVtZT48bnVtYmVyPjY8L251bWJlcj48a2V5d29yZHM+PGtleXdvcmQ+dGVt
-cGVyYXR1cmUgc3RyZXNzPC9rZXl3b3JkPjxrZXl3b3JkPm1hbGUtc3RlcmlsaXR5PC9rZXl3b3Jk
-PjxrZXl3b3JkPmhlYXQtc3RyZXNzPC9rZXl3b3JkPjxrZXl3b3JkPmRyb3NvcGhpbGE8L2tleXdv
-cmQ+PGtleXdvcmQ+cmVwcm9kdWN0aW9uPC9rZXl3b3JkPjwva2V5d29yZHM+PGRhdGVzPjx5ZWFy
-PjIwMTk8L3llYXI+PHB1Yi1kYXRlcz48ZGF0ZT5KdW48L2RhdGU+PC9wdWItZGF0ZXM+PC9kYXRl
-cz48aXNibj4wMTY5LTUzNDc8L2lzYm4+PGFjY2Vzc2lvbi1udW0+V09TOjAwMDQ3MTc1MTMwMDAw
-MzwvYWNjZXNzaW9uLW51bT48dXJscz48cmVsYXRlZC11cmxzPjx1cmw+Jmx0O0dvIHRvIElTSSZn
-dDs6Ly9XT1M6MDAwNDcxNzUxMzAwMDAzPC91cmw+PC9yZWxhdGVkLXVybHM+PC91cmxzPjxlbGVj
-dHJvbmljLXJlc291cmNlLW51bT4xMC4xMDE2L2oudHJlZS4yMDE5LjAyLjAxNjwvZWxlY3Ryb25p
-Yy1yZXNvdXJjZS1udW0+PGxhbmd1YWdlPkVuZ2xpc2g8L2xhbmd1YWdlPjwvcmVjb3JkPjwvQ2l0
-ZT48Q2l0ZT48QXV0aG9yPk1hdXZhaXMtSmFydmlzPC9BdXRob3I+PFllYXI+MjAyNDwvWWVhcj48
-UmVjTnVtPjY0NDwvUmVjTnVtPjxyZWNvcmQ+PHJlYy1udW1iZXI+NjQ0PC9yZWMtbnVtYmVyPjxm
-b3JlaWduLWtleXM+PGtleSBhcHA9IkVOIiBkYi1pZD0iMGY1ZTkwMnc5NXZhMnRld3JkcjV3MHRj
-eGZ6cmFmNWZ2MHd3IiB0aW1lc3RhbXA9IjE3MDQ3NTE2MzMiPjY0NDwva2V5PjwvZm9yZWlnbi1r
-ZXlzPjxyZWYtdHlwZSBuYW1lPSJKb3VybmFsIEFydGljbGUiPjE3PC9yZWYtdHlwZT48Y29udHJp
-YnV0b3JzPjxhdXRob3JzPjxhdXRob3I+TWF1dmFpcy1KYXJ2aXMsIEYuPC9hdXRob3I+PC9hdXRo
-b3JzPjwvY29udHJpYnV0b3JzPjxhdXRoLWFkZHJlc3M+VHVsYW5lIFVuaXYsIFNjaCBNZWQsIEpv
-aG4gVyBEZW1pbmcgRGVwdCBNZWQsIFNlY3QgRW5kb2NyaW5vbCAmYW1wOyBNZXRhYiwgTmV3IE9y
-bGVhbnMsIExBIDcwMTEyIFVTQSYjeEQ7VHVsYW5lIEN0ciBFeGNlbGxlbmNlIFNleCBCYXNlZCBC
-aW9sICZhbXA7IE1lZCwgTmV3IE9ybGVhbnMsIExBIDcwMTEyIFVTQSYjeEQ7U291dGhlYXN0IExv
-dWlzaWFuYSBWZXQgSGx0aCBDYXJlIFN5c3QsIEVuZG9jcmluZSBTZXJ2LCBOZXcgT3JsZWFucywg
-TEEgNzAxMTkgVVNBPC9hdXRoLWFkZHJlc3M+PHRpdGxlcz48dGl0bGU+U2V4IGRpZmZlcmVuY2Vz
-IGluIGVuZXJneSBtZXRhYm9saXNtOiBuYXR1cmFsIHNlbGVjdGlvbiwgbWVjaGFuaXNtcyBhbmQg
-Y29uc2VxdWVuY2VzPC90aXRsZT48c2Vjb25kYXJ5LXRpdGxlPk5hdHVyZSBSZXZpZXdzIE5lcGhy
-b2xvZ3k8L3NlY29uZGFyeS10aXRsZT48YWx0LXRpdGxlPk5hdCBSZXYgTmVwaHJvbDwvYWx0LXRp
-dGxlPjwvdGl0bGVzPjxwZXJpb2RpY2FsPjxmdWxsLXRpdGxlPk5hdHVyZSBSZXZpZXdzIE5lcGhy
-b2xvZ3k8L2Z1bGwtdGl0bGU+PGFiYnItMT5OYXQgUmV2IE5lcGhyb2w8L2FiYnItMT48L3Blcmlv
-ZGljYWw+PGFsdC1wZXJpb2RpY2FsPjxmdWxsLXRpdGxlPk5hdHVyZSBSZXZpZXdzIE5lcGhyb2xv
-Z3k8L2Z1bGwtdGl0bGU+PGFiYnItMT5OYXQgUmV2IE5lcGhyb2w8L2FiYnItMT48L2FsdC1wZXJp
-b2RpY2FsPjxwYWdlcz41NuKAkzY5PC9wYWdlcz48dm9sdW1lPjIwPC92b2x1bWU+PG51bWJlcj4x
-PC9udW1iZXI+PGtleXdvcmRzPjxrZXl3b3JkPmZhdHR5LWFjaWQtbWV0YWJvbGlzbTwva2V5d29y
-ZD48a2V5d29yZD5icm93biBhZGlwb3NlLXRpc3N1ZTwva2V5d29yZD48a2V5d29yZD5pbXBhaXJl
-ZCBnbHVjb3NlLXRvbGVyYW5jZTwva2V5d29yZD48a2V5d29yZD5saXBpZC1tZXRhYm9saXNtPC9r
-ZXl3b3JkPjxrZXl3b3JkPmJvZHktY29tcG9zaXRpb248L2tleXdvcmQ+PGtleXdvcmQ+aW5zdWxp
-bi1yZXNpc3RhbmNlPC9rZXl3b3JkPjxrZXl3b3JkPmdlbmRlci1kaWZmZXJlbmNlczwva2V5d29y
-ZD48a2V5d29yZD5nZW5lLWV4cHJlc3Npb248L2tleXdvcmQ+PGtleXdvcmQ+ZXN0cm9nZW4gc3Vs
-Zm90cmFuc2ZlcmFzZTwva2V5d29yZD48a2V5d29yZD5taXRvY2hvbmRyaWFsLWZ1bmN0aW9uPC9r
-ZXl3b3JkPjwva2V5d29yZHM+PGRhdGVzPjx5ZWFyPjIwMjQ8L3llYXI+PHB1Yi1kYXRlcz48ZGF0
-ZT5Ob3YgMzwvZGF0ZT48L3B1Yi1kYXRlcz48L2RhdGVzPjxpc2JuPjE3NTktNTA2MTwvaXNibj48
-YWNjZXNzaW9uLW51bT5XT1M6MDAxMDkyOTAyNTAwMDAxPC9hY2Nlc3Npb24tbnVtPjx1cmxzPjxy
-ZWxhdGVkLXVybHM+PHVybD4mbHQ7R28gdG8gSVNJJmd0OzovL1dPUzowMDEwOTI5MDI1MDAwMDE8
-L3VybD48L3JlbGF0ZWQtdXJscz48L3VybHM+PGVsZWN0cm9uaWMtcmVzb3VyY2UtbnVtPjEwLjEw
-MzgvczQxNTgxLTAyMy0wMDc4MS0yPC9lbGVjdHJvbmljLXJlc291cmNlLW51bT48bGFuZ3VhZ2U+
-RW5nbGlzaDwvbGFuZ3VhZ2U+PC9yZWNvcmQ+PC9DaXRlPjwvRW5kTm90ZT5=
+          <w:fldData xml:space="preserve">PEVuZE5vdGU+PENpdGU+PEF1dGhvcj5WYXN1ZGV2YTwvQXV0aG9yPjxZZWFyPjIwMTQ8L1llYXI+
+PFJlY051bT40ODc8L1JlY051bT48RGlzcGxheVRleHQ+KFZhc3VkZXZhIGV0IGFsLiwgMjAxNCwg
+VmFzdWRldmEsIDIwMjMpPC9EaXNwbGF5VGV4dD48cmVjb3JkPjxyZWMtbnVtYmVyPjQ4NzwvcmVj
+LW51bWJlcj48Zm9yZWlnbi1rZXlzPjxrZXkgYXBwPSJFTiIgZGItaWQ9IjBmNWU5MDJ3OTV2YTJ0
+ZXdyZHI1dzB0Y3hmenJhZjVmdjB3dyIgdGltZXN0YW1wPSIxNjk2MzgxOTAzIj40ODc8L2tleT48
+L2ZvcmVpZ24ta2V5cz48cmVmLXR5cGUgbmFtZT0iSm91cm5hbCBBcnRpY2xlIj4xNzwvcmVmLXR5
+cGU+PGNvbnRyaWJ1dG9ycz48YXV0aG9ycz48YXV0aG9yPlZhc3VkZXZhLCBSLjwvYXV0aG9yPjxh
+dXRob3I+RGVlbWluZywgRC4gQy48L2F1dGhvcj48YXV0aG9yPkVhZHksIFAuIEUuPC9hdXRob3I+
+PC9hdXRob3JzPjwvY29udHJpYnV0b3JzPjxhdXRoLWFkZHJlc3M+TGluY29sbiBVbml2LCBTY2gg
+TGlmZSBTY2ksIExpbmNvbG4gTE42IDdUUywgRW5nbGFuZDwvYXV0aC1hZGRyZXNzPjx0aXRsZXM+
+PHRpdGxlPjxzdHlsZSBmYWNlPSJub3JtYWwiIGZvbnQ9ImRlZmF1bHQiIHNpemU9IjEwMCUiPkRl
+dmVsb3BtZW50YWwgdGVtcGVyYXR1cmUgYWZmZWN0cyB0aGUgZXhwcmVzc2lvbiBvZiBlamFjdWxh
+dG9yeSB0cmFpdHMgYW5kIHRoZSBvdXRjb21lIG9mIHNwZXJtIGNvbXBldGl0aW9uIGluIDwvc3R5
+bGU+PHN0eWxlIGZhY2U9Iml0YWxpYyIgZm9udD0iZGVmYXVsdCIgc2l6ZT0iMTAwJSI+Q2FsbG9z
+b2JydWNodXMgbWFjdWxhdHVzPC9zdHlsZT48L3RpdGxlPjxzZWNvbmRhcnktdGl0bGU+Sm91cm5h
+bCBvZiBFdm9sdXRpb25hcnkgQmlvbG9neTwvc2Vjb25kYXJ5LXRpdGxlPjxhbHQtdGl0bGU+SiBF
+dm9sdXRpb24gQmlvbDwvYWx0LXRpdGxlPjwvdGl0bGVzPjxwZXJpb2RpY2FsPjxmdWxsLXRpdGxl
+PkpvdXJuYWwgb2YgRXZvbHV0aW9uYXJ5IEJpb2xvZ3k8L2Z1bGwtdGl0bGU+PGFiYnItMT5KIEV2
+b2x1dGlvbiBCaW9sPC9hYmJyLTE+PC9wZXJpb2RpY2FsPjxhbHQtcGVyaW9kaWNhbD48ZnVsbC10
+aXRsZT5Kb3VybmFsIG9mIEV2b2x1dGlvbmFyeSBCaW9sb2d5PC9mdWxsLXRpdGxlPjxhYmJyLTE+
+SiBFdm9sdXRpb24gQmlvbDwvYWJici0xPjwvYWx0LXBlcmlvZGljYWw+PHBhZ2VzPjE4MTHigJMx
+ODE4PC9wYWdlcz48dm9sdW1lPjI3PC92b2x1bWU+PG51bWJlcj45PC9udW1iZXI+PGtleXdvcmRz
+PjxrZXl3b3JkPm9udG9nZW55PC9rZXl3b3JkPjxrZXl3b3JkPnBoZW5vdHlwaWMgcGxhc3RpY2l0
+eTwva2V5d29yZD48a2V5d29yZD5wcmltYXJ5IHJlcHJvZHVjdGl2ZSB0cmFpdHM8L2tleXdvcmQ+
+PGtleXdvcmQ+cmVhY3Rpb24gbm9ybTwva2V5d29yZD48a2V5d29yZD5zZXh1YWwgc2VsZWN0aW9u
+PC9rZXl3b3JkPjxrZXl3b3JkPnBvc3Rjb3B1bGF0b3J5IHNleHVhbCBzZWxlY3Rpb248L2tleXdv
+cmQ+PGtleXdvcmQ+bGVuZ3RoIHZhcmlhdGlvbjwva2V5d29yZD48a2V5d29yZD5zaXplPC9rZXl3
+b3JkPjxrZXl3b3JkPmV2b2x1dGlvbjwva2V5d29yZD48a2V5d29yZD5jb2xlb3B0ZXJhPC9rZXl3
+b3JkPjxrZXl3b3JkPmJydWNoaWRhZTwva2V5d29yZD48a2V5d29yZD5wbGFzdGljaXR5PC9rZXl3
+b3JkPjxrZXl3b3JkPmJlZXRsZTwva2V5d29yZD48a2V5d29yZD5jb2V2b2x1dGlvbjwva2V5d29y
+ZD48a2V5d29yZD5lbnZpcm9ubWVudDwva2V5d29yZD48L2tleXdvcmRzPjxkYXRlcz48eWVhcj4y
+MDE0PC95ZWFyPjxwdWItZGF0ZXM+PGRhdGU+U2VwPC9kYXRlPjwvcHViLWRhdGVzPjwvZGF0ZXM+
+PGlzYm4+MTAxMC0wNjF4PC9pc2JuPjxhY2Nlc3Npb24tbnVtPldPUzowMDAzNDE1NzczMDAwMDU8
+L2FjY2Vzc2lvbi1udW0+PHVybHM+PHJlbGF0ZWQtdXJscz48dXJsPiZsdDtHbyB0byBJU0kmZ3Q7
+Oi8vV09TOjAwMDM0MTU3NzMwMDAwNTwvdXJsPjwvcmVsYXRlZC11cmxzPjwvdXJscz48ZWxlY3Ry
+b25pYy1yZXNvdXJjZS1udW0+MTAuMTExMS9qZWIuMTI0MzE8L2VsZWN0cm9uaWMtcmVzb3VyY2Ut
+bnVtPjxsYW5ndWFnZT5FbmdsaXNoPC9sYW5ndWFnZT48L3JlY29yZD48L0NpdGU+PENpdGU+PEF1
+dGhvcj5WYXN1ZGV2YTwvQXV0aG9yPjxZZWFyPjIwMjM8L1llYXI+PFJlY051bT4xMTk1MDwvUmVj
+TnVtPjxyZWNvcmQ+PHJlYy1udW1iZXI+MTE5NTA8L3JlYy1udW1iZXI+PGZvcmVpZ24ta2V5cz48
+a2V5IGFwcD0iRU4iIGRiLWlkPSIwZjVlOTAydzk1dmEydGV3cmRyNXcwdGN4ZnpyYWY1ZnYwd3ci
+IHRpbWVzdGFtcD0iMTc5MDgzNzgwMSI+MTE5NTA8L2tleT48L2ZvcmVpZ24ta2V5cz48cmVmLXR5
+cGUgbmFtZT0iSm91cm5hbCBBcnRpY2xlIj4xNzwvcmVmLXR5cGU+PGNvbnRyaWJ1dG9ycz48YXV0
+aG9ycz48YXV0aG9yPlZhc3VkZXZhLCBSLjwvYXV0aG9yPjwvYXV0aG9ycz48L2NvbnRyaWJ1dG9y
+cz48dGl0bGVzPjx0aXRsZT5FeHBlcmltZW50YWwgZXZpZGVuY2UgZm9yIHN0cm9uZ2VyIGltcGFj
+dHMgb2YgbGFydmFsIGJ1dCBub3QgYWR1bHQgcmVhcmluZyB0ZW1wZXJhdHVyZSBvbiBmZW1hbGUg
+ZmVydGlsaXR5IGFuZCBsaWZlc3BhbiBpbiBhIHNlZWQgYmVldGxlPC90aXRsZT48c2Vjb25kYXJ5
+LXRpdGxlPkV2b2x1dGlvbmFyeSBFY29sb2d5PC9zZWNvbmRhcnktdGl0bGU+PC90aXRsZXM+PHBl
+cmlvZGljYWw+PGZ1bGwtdGl0bGU+RXZvbHV0aW9uYXJ5IEVjb2xvZ3k8L2Z1bGwtdGl0bGU+PGFi
+YnItMT5Fdm9sIEVjb2w8L2FiYnItMT48L3BlcmlvZGljYWw+PHBhZ2VzPjU0NeKAkzU2NzwvcGFn
+ZXM+PHZvbHVtZT4zNzwvdm9sdW1lPjxudW1iZXI+MzwvbnVtYmVyPjxkYXRlcz48eWVhcj4yMDIz
+PC95ZWFyPjwvZGF0ZXM+PHVybHM+PC91cmxzPjwvcmVjb3JkPjwvQ2l0ZT48L0VuZE5vdGU+
 </w:fldData>
         </w:fldChar>
       </w:r>
       <w:r>
         <w:rPr>
           <w:rFonts w:ascii="Times New Roman" w:eastAsia="SimSun" w:hAnsi="Times New Roman" w:cs="Times New Roman"/>
+          <w:kern w:val="0"/>
+          <w:lang w:bidi="en-US"/>
         </w:rPr>
         <w:instrText xml:space="preserve"> ADDIN EN.CITE </w:instrText>
       </w:r>
       <w:r>
         <w:rPr>
           <w:rFonts w:ascii="Times New Roman" w:eastAsia="SimSun" w:hAnsi="Times New Roman" w:cs="Times New Roman"/>
+          <w:kern w:val="0"/>
+          <w:lang w:bidi="en-US"/>
         </w:rPr>
         <w:fldChar w:fldCharType="begin">
-          <w:fldData xml:space="preserve">PEVuZE5vdGU+PENpdGU+PEF1dGhvcj5Jb3NzYTwvQXV0aG9yPjxZZWFyPjIwMTk8L1llYXI+PFJl
-Y051bT42NjE8L1JlY051bT48RGlzcGxheVRleHQ+KElvc3NhLCAyMDE5LCBNYXV2YWlzLUphcnZp
-cywgMjAyNCk8L0Rpc3BsYXlUZXh0PjxyZWNvcmQ+PHJlYy1udW1iZXI+NjYxPC9yZWMtbnVtYmVy
-Pjxmb3JlaWduLWtleXM+PGtleSBhcHA9IkVOIiBkYi1pZD0iMGY1ZTkwMnc5NXZhMnRld3JkcjV3
-MHRjeGZ6cmFmNWZ2MHd3IiB0aW1lc3RhbXA9IjE3MDUxOTQ5MDkiPjY2MTwva2V5PjwvZm9yZWln
-bi1rZXlzPjxyZWYtdHlwZSBuYW1lPSJKb3VybmFsIEFydGljbGUiPjE3PC9yZWYtdHlwZT48Y29u
-dHJpYnV0b3JzPjxhdXRob3JzPjxhdXRob3I+SW9zc2EsIEcuPC9hdXRob3I+PC9hdXRob3JzPjwv
-Y29udHJpYnV0b3JzPjxhdXRoLWFkZHJlc3M+VW5pdiBMaW5jb2xuLCBTY2ggTGlmZSBTY2ksIEpv
-c2VwaCBCYW5rcyBMYWJzLCBMaW5jb2xuIExONiA3VFMsIEVuZ2xhbmQ8L2F1dGgtYWRkcmVzcz48
-dGl0bGVzPjx0aXRsZT5TZXgtc3BlY2lmaWMgZGlmZmVyZW5jZXMgaW4gdGhlcm1hbCBmZXJ0aWxp
-dHkgbGltaXRzPC90aXRsZT48c2Vjb25kYXJ5LXRpdGxlPlRyZW5kcyBpbiBFY29sb2d5ICZhbXA7
-IEV2b2x1dGlvbjwvc2Vjb25kYXJ5LXRpdGxlPjxhbHQtdGl0bGU+VHJlbmRzIEVjb2wgRXZvbDwv
-YWx0LXRpdGxlPjwvdGl0bGVzPjxwZXJpb2RpY2FsPjxmdWxsLXRpdGxlPlRyZW5kcyBpbiBFY29s
-b2d5ICZhbXA7IEV2b2x1dGlvbjwvZnVsbC10aXRsZT48YWJici0xPlRyZW5kcyBFY29sIEV2b2w8
-L2FiYnItMT48L3BlcmlvZGljYWw+PGFsdC1wZXJpb2RpY2FsPjxmdWxsLXRpdGxlPlRyZW5kcyBp
-biBFY29sb2d5ICZhbXA7IEV2b2x1dGlvbjwvZnVsbC10aXRsZT48YWJici0xPlRyZW5kcyBFY29s
-IEV2b2w8L2FiYnItMT48L2FsdC1wZXJpb2RpY2FsPjxwYWdlcz40OTDigJM0OTI8L3BhZ2VzPjx2
-b2x1bWU+MzQ8L3ZvbHVtZT48bnVtYmVyPjY8L251bWJlcj48a2V5d29yZHM+PGtleXdvcmQ+dGVt
-cGVyYXR1cmUgc3RyZXNzPC9rZXl3b3JkPjxrZXl3b3JkPm1hbGUtc3RlcmlsaXR5PC9rZXl3b3Jk
-PjxrZXl3b3JkPmhlYXQtc3RyZXNzPC9rZXl3b3JkPjxrZXl3b3JkPmRyb3NvcGhpbGE8L2tleXdv
-cmQ+PGtleXdvcmQ+cmVwcm9kdWN0aW9uPC9rZXl3b3JkPjwva2V5d29yZHM+PGRhdGVzPjx5ZWFy
-PjIwMTk8L3llYXI+PHB1Yi1kYXRlcz48ZGF0ZT5KdW48L2RhdGU+PC9wdWItZGF0ZXM+PC9kYXRl
-cz48aXNibj4wMTY5LTUzNDc8L2lzYm4+PGFjY2Vzc2lvbi1udW0+V09TOjAwMDQ3MTc1MTMwMDAw
-MzwvYWNjZXNzaW9uLW51bT48dXJscz48cmVsYXRlZC11cmxzPjx1cmw+Jmx0O0dvIHRvIElTSSZn
-dDs6Ly9XT1M6MDAwNDcxNzUxMzAwMDAzPC91cmw+PC9yZWxhdGVkLXVybHM+PC91cmxzPjxlbGVj
-dHJvbmljLXJlc291cmNlLW51bT4xMC4xMDE2L2oudHJlZS4yMDE5LjAyLjAxNjwvZWxlY3Ryb25p
-Yy1yZXNvdXJjZS1udW0+PGxhbmd1YWdlPkVuZ2xpc2g8L2xhbmd1YWdlPjwvcmVjb3JkPjwvQ2l0
-ZT48Q2l0ZT48QXV0aG9yPk1hdXZhaXMtSmFydmlzPC9BdXRob3I+PFllYXI+MjAyNDwvWWVhcj48
-UmVjTnVtPjY0NDwvUmVjTnVtPjxyZWNvcmQ+PHJlYy1udW1iZXI+NjQ0PC9yZWMtbnVtYmVyPjxm
-b3JlaWduLWtleXM+PGtleSBhcHA9IkVOIiBkYi1pZD0iMGY1ZTkwMnc5NXZhMnRld3JkcjV3MHRj
-eGZ6cmFmNWZ2MHd3IiB0aW1lc3RhbXA9IjE3MDQ3NTE2MzMiPjY0NDwva2V5PjwvZm9yZWlnbi1r
-ZXlzPjxyZWYtdHlwZSBuYW1lPSJKb3VybmFsIEFydGljbGUiPjE3PC9yZWYtdHlwZT48Y29udHJp
-YnV0b3JzPjxhdXRob3JzPjxhdXRob3I+TWF1dmFpcy1KYXJ2aXMsIEYuPC9hdXRob3I+PC9hdXRo
-b3JzPjwvY29udHJpYnV0b3JzPjxhdXRoLWFkZHJlc3M+VHVsYW5lIFVuaXYsIFNjaCBNZWQsIEpv
-aG4gVyBEZW1pbmcgRGVwdCBNZWQsIFNlY3QgRW5kb2NyaW5vbCAmYW1wOyBNZXRhYiwgTmV3IE9y
-bGVhbnMsIExBIDcwMTEyIFVTQSYjeEQ7VHVsYW5lIEN0ciBFeGNlbGxlbmNlIFNleCBCYXNlZCBC
-aW9sICZhbXA7IE1lZCwgTmV3IE9ybGVhbnMsIExBIDcwMTEyIFVTQSYjeEQ7U291dGhlYXN0IExv
-dWlzaWFuYSBWZXQgSGx0aCBDYXJlIFN5c3QsIEVuZG9jcmluZSBTZXJ2LCBOZXcgT3JsZWFucywg
-TEEgNzAxMTkgVVNBPC9hdXRoLWFkZHJlc3M+PHRpdGxlcz48dGl0bGU+U2V4IGRpZmZlcmVuY2Vz
-IGluIGVuZXJneSBtZXRhYm9saXNtOiBuYXR1cmFsIHNlbGVjdGlvbiwgbWVjaGFuaXNtcyBhbmQg
-Y29uc2VxdWVuY2VzPC90aXRsZT48c2Vjb25kYXJ5LXRpdGxlPk5hdHVyZSBSZXZpZXdzIE5lcGhy
-b2xvZ3k8L3NlY29uZGFyeS10aXRsZT48YWx0LXRpdGxlPk5hdCBSZXYgTmVwaHJvbDwvYWx0LXRp
-dGxlPjwvdGl0bGVzPjxwZXJpb2RpY2FsPjxmdWxsLXRpdGxlPk5hdHVyZSBSZXZpZXdzIE5lcGhy
-b2xvZ3k8L2Z1bGwtdGl0bGU+PGFiYnItMT5OYXQgUmV2IE5lcGhyb2w8L2FiYnItMT48L3Blcmlv
-ZGljYWw+PGFsdC1wZXJpb2RpY2FsPjxmdWxsLXRpdGxlPk5hdHVyZSBSZXZpZXdzIE5lcGhyb2xv
-Z3k8L2Z1bGwtdGl0bGU+PGFiYnItMT5OYXQgUmV2IE5lcGhyb2w8L2FiYnItMT48L2FsdC1wZXJp
-b2RpY2FsPjxwYWdlcz41NuKAkzY5PC9wYWdlcz48dm9sdW1lPjIwPC92b2x1bWU+PG51bWJlcj4x
-PC9udW1iZXI+PGtleXdvcmRzPjxrZXl3b3JkPmZhdHR5LWFjaWQtbWV0YWJvbGlzbTwva2V5d29y
-ZD48a2V5d29yZD5icm93biBhZGlwb3NlLXRpc3N1ZTwva2V5d29yZD48a2V5d29yZD5pbXBhaXJl
-ZCBnbHVjb3NlLXRvbGVyYW5jZTwva2V5d29yZD48a2V5d29yZD5saXBpZC1tZXRhYm9saXNtPC9r
-ZXl3b3JkPjxrZXl3b3JkPmJvZHktY29tcG9zaXRpb248L2tleXdvcmQ+PGtleXdvcmQ+aW5zdWxp
-bi1yZXNpc3RhbmNlPC9rZXl3b3JkPjxrZXl3b3JkPmdlbmRlci1kaWZmZXJlbmNlczwva2V5d29y
-ZD48a2V5d29yZD5nZW5lLWV4cHJlc3Npb248L2tleXdvcmQ+PGtleXdvcmQ+ZXN0cm9nZW4gc3Vs
-Zm90cmFuc2ZlcmFzZTwva2V5d29yZD48a2V5d29yZD5taXRvY2hvbmRyaWFsLWZ1bmN0aW9uPC9r
-ZXl3b3JkPjwva2V5d29yZHM+PGRhdGVzPjx5ZWFyPjIwMjQ8L3llYXI+PHB1Yi1kYXRlcz48ZGF0
-ZT5Ob3YgMzwvZGF0ZT48L3B1Yi1kYXRlcz48L2RhdGVzPjxpc2JuPjE3NTktNTA2MTwvaXNibj48
-YWNjZXNzaW9uLW51bT5XT1M6MDAxMDkyOTAyNTAwMDAxPC9hY2Nlc3Npb24tbnVtPjx1cmxzPjxy
-ZWxhdGVkLXVybHM+PHVybD4mbHQ7R28gdG8gSVNJJmd0OzovL1dPUzowMDEwOTI5MDI1MDAwMDE8
-L3VybD48L3JlbGF0ZWQtdXJscz48L3VybHM+PGVsZWN0cm9uaWMtcmVzb3VyY2UtbnVtPjEwLjEw
-MzgvczQxNTgxLTAyMy0wMDc4MS0yPC9lbGVjdHJvbmljLXJlc291cmNlLW51bT48bGFuZ3VhZ2U+
-RW5nbGlzaDwvbGFuZ3VhZ2U+PC9yZWNvcmQ+PC9DaXRlPjwvRW5kTm90ZT5=
+          <w:fldData xml:space="preserve">PEVuZE5vdGU+PENpdGU+PEF1dGhvcj5WYXN1ZGV2YTwvQXV0aG9yPjxZZWFyPjIwMTQ8L1llYXI+
+PFJlY051bT40ODc8L1JlY051bT48RGlzcGxheVRleHQ+KFZhc3VkZXZhIGV0IGFsLiwgMjAxNCwg
+VmFzdWRldmEsIDIwMjMpPC9EaXNwbGF5VGV4dD48cmVjb3JkPjxyZWMtbnVtYmVyPjQ4NzwvcmVj
+LW51bWJlcj48Zm9yZWlnbi1rZXlzPjxrZXkgYXBwPSJFTiIgZGItaWQ9IjBmNWU5MDJ3OTV2YTJ0
+ZXdyZHI1dzB0Y3hmenJhZjVmdjB3dyIgdGltZXN0YW1wPSIxNjk2MzgxOTAzIj40ODc8L2tleT48
+L2ZvcmVpZ24ta2V5cz48cmVmLXR5cGUgbmFtZT0iSm91cm5hbCBBcnRpY2xlIj4xNzwvcmVmLXR5
+cGU+PGNvbnRyaWJ1dG9ycz48YXV0aG9ycz48YXV0aG9yPlZhc3VkZXZhLCBSLjwvYXV0aG9yPjxh
+dXRob3I+RGVlbWluZywgRC4gQy48L2F1dGhvcj48YXV0aG9yPkVhZHksIFAuIEUuPC9hdXRob3I+
+PC9hdXRob3JzPjwvY29udHJpYnV0b3JzPjxhdXRoLWFkZHJlc3M+TGluY29sbiBVbml2LCBTY2gg
+TGlmZSBTY2ksIExpbmNvbG4gTE42IDdUUywgRW5nbGFuZDwvYXV0aC1hZGRyZXNzPjx0aXRsZXM+
+PHRpdGxlPjxzdHlsZSBmYWNlPSJub3JtYWwiIGZvbnQ9ImRlZmF1bHQiIHNpemU9IjEwMCUiPkRl
+dmVsb3BtZW50YWwgdGVtcGVyYXR1cmUgYWZmZWN0cyB0aGUgZXhwcmVzc2lvbiBvZiBlamFjdWxh
+dG9yeSB0cmFpdHMgYW5kIHRoZSBvdXRjb21lIG9mIHNwZXJtIGNvbXBldGl0aW9uIGluIDwvc3R5
+bGU+PHN0eWxlIGZhY2U9Iml0YWxpYyIgZm9udD0iZGVmYXVsdCIgc2l6ZT0iMTAwJSI+Q2FsbG9z
+b2JydWNodXMgbWFjdWxhdHVzPC9zdHlsZT48L3RpdGxlPjxzZWNvbmRhcnktdGl0bGU+Sm91cm5h
+bCBvZiBFdm9sdXRpb25hcnkgQmlvbG9neTwvc2Vjb25kYXJ5LXRpdGxlPjxhbHQtdGl0bGU+SiBF
+dm9sdXRpb24gQmlvbDwvYWx0LXRpdGxlPjwvdGl0bGVzPjxwZXJpb2RpY2FsPjxmdWxsLXRpdGxl
+PkpvdXJuYWwgb2YgRXZvbHV0aW9uYXJ5IEJpb2xvZ3k8L2Z1bGwtdGl0bGU+PGFiYnItMT5KIEV2
+b2x1dGlvbiBCaW9sPC9hYmJyLTE+PC9wZXJpb2RpY2FsPjxhbHQtcGVyaW9kaWNhbD48ZnVsbC10
+aXRsZT5Kb3VybmFsIG9mIEV2b2x1dGlvbmFyeSBCaW9sb2d5PC9mdWxsLXRpdGxlPjxhYmJyLTE+
+SiBFdm9sdXRpb24gQmlvbDwvYWJici0xPjwvYWx0LXBlcmlvZGljYWw+PHBhZ2VzPjE4MTHigJMx
+ODE4PC9wYWdlcz48dm9sdW1lPjI3PC92b2x1bWU+PG51bWJlcj45PC9udW1iZXI+PGtleXdvcmRz
+PjxrZXl3b3JkPm9udG9nZW55PC9rZXl3b3JkPjxrZXl3b3JkPnBoZW5vdHlwaWMgcGxhc3RpY2l0
+eTwva2V5d29yZD48a2V5d29yZD5wcmltYXJ5IHJlcHJvZHVjdGl2ZSB0cmFpdHM8L2tleXdvcmQ+
+PGtleXdvcmQ+cmVhY3Rpb24gbm9ybTwva2V5d29yZD48a2V5d29yZD5zZXh1YWwgc2VsZWN0aW9u
+PC9rZXl3b3JkPjxrZXl3b3JkPnBvc3Rjb3B1bGF0b3J5IHNleHVhbCBzZWxlY3Rpb248L2tleXdv
+cmQ+PGtleXdvcmQ+bGVuZ3RoIHZhcmlhdGlvbjwva2V5d29yZD48a2V5d29yZD5zaXplPC9rZXl3
+b3JkPjxrZXl3b3JkPmV2b2x1dGlvbjwva2V5d29yZD48a2V5d29yZD5jb2xlb3B0ZXJhPC9rZXl3
+b3JkPjxrZXl3b3JkPmJydWNoaWRhZTwva2V5d29yZD48a2V5d29yZD5wbGFzdGljaXR5PC9rZXl3
+b3JkPjxrZXl3b3JkPmJlZXRsZTwva2V5d29yZD48a2V5d29yZD5jb2V2b2x1dGlvbjwva2V5d29y
+ZD48a2V5d29yZD5lbnZpcm9ubWVudDwva2V5d29yZD48L2tleXdvcmRzPjxkYXRlcz48eWVhcj4y
+MDE0PC95ZWFyPjxwdWItZGF0ZXM+PGRhdGU+U2VwPC9kYXRlPjwvcHViLWRhdGVzPjwvZGF0ZXM+
+PGlzYm4+MTAxMC0wNjF4PC9pc2JuPjxhY2Nlc3Npb24tbnVtPldPUzowMDAzNDE1NzczMDAwMDU8
+L2FjY2Vzc2lvbi1udW0+PHVybHM+PHJlbGF0ZWQtdXJscz48dXJsPiZsdDtHbyB0byBJU0kmZ3Q7
+Oi8vV09TOjAwMDM0MTU3NzMwMDAwNTwvdXJsPjwvcmVsYXRlZC11cmxzPjwvdXJscz48ZWxlY3Ry
+b25pYy1yZXNvdXJjZS1udW0+MTAuMTExMS9qZWIuMTI0MzE8L2VsZWN0cm9uaWMtcmVzb3VyY2Ut
+bnVtPjxsYW5ndWFnZT5FbmdsaXNoPC9sYW5ndWFnZT48L3JlY29yZD48L0NpdGU+PENpdGU+PEF1
+dGhvcj5WYXN1ZGV2YTwvQXV0aG9yPjxZZWFyPjIwMjM8L1llYXI+PFJlY051bT4xMTk1MDwvUmVj
+TnVtPjxyZWNvcmQ+PHJlYy1udW1iZXI+MTE5NTA8L3JlYy1udW1iZXI+PGZvcmVpZ24ta2V5cz48
+a2V5IGFwcD0iRU4iIGRiLWlkPSIwZjVlOTAydzk1dmEydGV3cmRyNXcwdGN4ZnpyYWY1ZnYwd3ci
+IHRpbWVzdGFtcD0iMTc5MDgzNzgwMSI+MTE5NTA8L2tleT48L2ZvcmVpZ24ta2V5cz48cmVmLXR5
+cGUgbmFtZT0iSm91cm5hbCBBcnRpY2xlIj4xNzwvcmVmLXR5cGU+PGNvbnRyaWJ1dG9ycz48YXV0
+aG9ycz48YXV0aG9yPlZhc3VkZXZhLCBSLjwvYXV0aG9yPjwvYXV0aG9ycz48L2NvbnRyaWJ1dG9y
+cz48dGl0bGVzPjx0aXRsZT5FeHBlcmltZW50YWwgZXZpZGVuY2UgZm9yIHN0cm9uZ2VyIGltcGFj
+dHMgb2YgbGFydmFsIGJ1dCBub3QgYWR1bHQgcmVhcmluZyB0ZW1wZXJhdHVyZSBvbiBmZW1hbGUg
+ZmVydGlsaXR5IGFuZCBsaWZlc3BhbiBpbiBhIHNlZWQgYmVldGxlPC90aXRsZT48c2Vjb25kYXJ5
+LXRpdGxlPkV2b2x1dGlvbmFyeSBFY29sb2d5PC9zZWNvbmRhcnktdGl0bGU+PC90aXRsZXM+PHBl
+cmlvZGljYWw+PGZ1bGwtdGl0bGU+RXZvbHV0aW9uYXJ5IEVjb2xvZ3k8L2Z1bGwtdGl0bGU+PGFi
+YnItMT5Fdm9sIEVjb2w8L2FiYnItMT48L3BlcmlvZGljYWw+PHBhZ2VzPjU0NeKAkzU2NzwvcGFn
+ZXM+PHZvbHVtZT4zNzwvdm9sdW1lPjxudW1iZXI+MzwvbnVtYmVyPjxkYXRlcz48eWVhcj4yMDIz
+PC95ZWFyPjwvZGF0ZXM+PHVybHM+PC91cmxzPjwvcmVjb3JkPjwvQ2l0ZT48L0VuZE5vdGU+
 </w:fldData>
         </w:fldChar>
       </w:r>
       <w:r>
         <w:rPr>
           <w:rFonts w:ascii="Times New Roman" w:eastAsia="SimSun" w:hAnsi="Times New Roman" w:cs="Times New Roman"/>
+          <w:kern w:val="0"/>
+          <w:lang w:bidi="en-US"/>
         </w:rPr>
         <w:instrText xml:space="preserve"> ADDIN EN.CITE.DATA </w:instrText>
       </w:r>
       <w:r>
         <w:rPr>
           <w:rFonts w:ascii="Times New Roman" w:eastAsia="SimSun" w:hAnsi="Times New Roman" w:cs="Times New Roman"/>
-        </w:rPr>
-      </w:r>
-      <w:r>
-        <w:rPr>
-          <w:rFonts w:ascii="Times New Roman" w:eastAsia="SimSun" w:hAnsi="Times New Roman" w:cs="Times New Roman"/>
+          <w:kern w:val="0"/>
+          <w:lang w:bidi="en-US"/>
+        </w:rPr>
+      </w:r>
+      <w:r>
+        <w:rPr>
+          <w:rFonts w:ascii="Times New Roman" w:eastAsia="SimSun" w:hAnsi="Times New Roman" w:cs="Times New Roman"/>
+          <w:kern w:val="0"/>
+          <w:lang w:bidi="en-US"/>
         </w:rPr>
         <w:fldChar w:fldCharType="end"/>
       </w:r>
       <w:r>
         <w:rPr>
           <w:rFonts w:ascii="Times New Roman" w:eastAsia="SimSun" w:hAnsi="Times New Roman" w:cs="Times New Roman"/>
-        </w:rPr>
-      </w:r>
-      <w:r>
-        <w:rPr>
-          <w:rFonts w:ascii="Times New Roman" w:eastAsia="SimSun" w:hAnsi="Times New Roman" w:cs="Times New Roman"/>
+          <w:kern w:val="0"/>
+          <w:lang w:bidi="en-US"/>
         </w:rPr>
         <w:fldChar w:fldCharType="separate"/>
       </w:r>
@@ -5347,172 +6062,283 @@
         <w:rPr>
           <w:rFonts w:ascii="Times New Roman" w:eastAsia="SimSun" w:hAnsi="Times New Roman" w:cs="Times New Roman"/>
           <w:noProof/>
-        </w:rPr>
-        <w:t>(Iossa, 2019, Mauvais-Jarvis, 2024)</w:t>
-      </w:r>
-      <w:r>
-        <w:rPr>
-          <w:rFonts w:ascii="Times New Roman" w:eastAsia="SimSun" w:hAnsi="Times New Roman" w:cs="Times New Roman"/>
+          <w:kern w:val="0"/>
+          <w:lang w:bidi="en-US"/>
+        </w:rPr>
+        <w:t>(Vasudeva et al., 2014, Vasudeva, 2023)</w:t>
+      </w:r>
+      <w:r>
+        <w:rPr>
+          <w:rFonts w:ascii="Times New Roman" w:eastAsia="SimSun" w:hAnsi="Times New Roman" w:cs="Times New Roman"/>
+          <w:kern w:val="0"/>
+          <w:lang w:bidi="en-US"/>
         </w:rPr>
         <w:fldChar w:fldCharType="end"/>
       </w:r>
       <w:r>
         <w:rPr>
           <w:rFonts w:ascii="Times New Roman" w:eastAsia="SimSun" w:hAnsi="Times New Roman" w:cs="Times New Roman"/>
+          <w:kern w:val="0"/>
+          <w:lang w:bidi="en-US"/>
+        </w:rPr>
+        <w:t xml:space="preserve">. There are also known sex difference in response: </w:t>
+      </w:r>
+      <w:r>
+        <w:rPr>
+          <w:rFonts w:ascii="Times New Roman" w:eastAsia="SimSun" w:hAnsi="Times New Roman" w:cs="Times New Roman"/>
+          <w:kern w:val="0"/>
+          <w:lang w:bidi="en-US"/>
+        </w:rPr>
+        <w:t>elevated</w:t>
+      </w:r>
+      <w:r>
+        <w:rPr>
+          <w:rFonts w:ascii="Times New Roman" w:eastAsia="SimSun" w:hAnsi="Times New Roman" w:cs="Times New Roman"/>
+          <w:kern w:val="0"/>
+          <w:lang w:bidi="en-US"/>
+        </w:rPr>
+        <w:t xml:space="preserve"> temperatures affected </w:t>
+      </w:r>
+      <w:r>
+        <w:rPr>
+          <w:rFonts w:ascii="Times New Roman" w:eastAsia="SimSun" w:hAnsi="Times New Roman" w:cs="Times New Roman"/>
+          <w:kern w:val="0"/>
+          <w:lang w:bidi="en-US"/>
+        </w:rPr>
+        <w:t>female body mass and fertility more strongly than those of males</w:t>
+      </w:r>
+      <w:r>
+        <w:rPr>
+          <w:rFonts w:ascii="Times New Roman" w:eastAsia="SimSun" w:hAnsi="Times New Roman" w:cs="Times New Roman"/>
+          <w:kern w:val="0"/>
+          <w:lang w:bidi="en-US"/>
+        </w:rPr>
+        <w:t xml:space="preserve"> </w:t>
+      </w:r>
+      <w:r>
+        <w:rPr>
+          <w:rFonts w:ascii="Times New Roman" w:eastAsia="SimSun" w:hAnsi="Times New Roman" w:cs="Times New Roman"/>
+          <w:kern w:val="0"/>
+          <w:lang w:bidi="en-US"/>
+        </w:rPr>
+        <w:fldChar w:fldCharType="begin"/>
+      </w:r>
+      <w:r>
+        <w:rPr>
+          <w:rFonts w:ascii="Times New Roman" w:eastAsia="SimSun" w:hAnsi="Times New Roman" w:cs="Times New Roman"/>
+          <w:kern w:val="0"/>
+          <w:lang w:bidi="en-US"/>
+        </w:rPr>
+        <w:instrText xml:space="preserve"> ADDIN EN.CITE &lt;EndNote&gt;&lt;Cite&gt;&lt;Author&gt;Baur&lt;/Author&gt;&lt;Year&gt;2022&lt;/Year&gt;&lt;RecNum&gt;11887&lt;/RecNum&gt;&lt;DisplayText&gt;(Baur et al., 2022, Sanghvi et al., 2022)&lt;/DisplayText&gt;&lt;record&gt;&lt;rec-number&gt;11887&lt;/rec-number&gt;&lt;foreign-keys&gt;&lt;key app="EN" db-id="0f5e902w95va2tewrdr5w0tcxfzraf5fv0ww" timestamp="1786080582"&gt;11887&lt;/key&gt;&lt;/foreign-keys&gt;&lt;ref-type name="Journal Article"&gt;17&lt;/ref-type&gt;&lt;contributors&gt;&lt;authors&gt;&lt;author&gt;Baur, J.&lt;/author&gt;&lt;author&gt;Jagusch, D.&lt;/author&gt;&lt;author&gt;Michalak, P.&lt;/author&gt;&lt;author&gt;Koppik, M.&lt;/author&gt;&lt;author&gt;Berger, D. &lt;/author&gt;&lt;/authors&gt;&lt;/contributors&gt;&lt;titles&gt;&lt;title&gt;The mating system affects the temperature sensitivity of male and female fertility&lt;/title&gt;&lt;secondary-title&gt;Functional Ecology&lt;/secondary-title&gt;&lt;/titles&gt;&lt;periodical&gt;&lt;full-title&gt;Functional Ecology&lt;/full-title&gt;&lt;abbr-1&gt;Funct Ecol&lt;/abbr-1&gt;&lt;/periodical&gt;&lt;pages&gt;92–106&lt;/pages&gt;&lt;volume&gt;36&lt;/volume&gt;&lt;number&gt;1&lt;/number&gt;&lt;dates&gt;&lt;year&gt;2022&lt;/year&gt;&lt;/dates&gt;&lt;urls&gt;&lt;/urls&gt;&lt;/record&gt;&lt;/Cite&gt;&lt;Cite&gt;&lt;Author&gt;Sanghvi&lt;/Author&gt;&lt;Year&gt;2022&lt;/Year&gt;&lt;RecNum&gt;11897&lt;/RecNum&gt;&lt;record&gt;&lt;rec-number&gt;11897&lt;/rec-number&gt;&lt;foreign-keys&gt;&lt;key app="EN" db-id="0f5e902w95va2tewrdr5w0tcxfzraf5fv0ww" timestamp="1786184077"&gt;11897&lt;/key&gt;&lt;/foreign-keys&gt;&lt;ref-type name="Journal Article"&gt;17&lt;/ref-type&gt;&lt;contributors&gt;&lt;authors&gt;&lt;author&gt;Sanghvi, K.&lt;/author&gt;&lt;author&gt;Iglesias-Carrasco, M.&lt;/author&gt;&lt;author&gt;Zajitschek, F.&lt;/author&gt;&lt;author&gt;Kruuk, L. E. B.&lt;/author&gt;&lt;author&gt;Head, M. L&lt;/author&gt;&lt;/authors&gt;&lt;/contributors&gt;&lt;titles&gt;&lt;title&gt;Effects of developmental and adult environments on ageing&lt;/title&gt;&lt;secondary-title&gt;Evolution&lt;/secondary-title&gt;&lt;/titles&gt;&lt;periodical&gt;&lt;full-title&gt;Evolution&lt;/full-title&gt;&lt;abbr-1&gt;Evolution&lt;/abbr-1&gt;&lt;/periodical&gt;&lt;pages&gt;1868–1866&lt;/pages&gt;&lt;volume&gt;76&lt;/volume&gt;&lt;number&gt;8&lt;/number&gt;&lt;dates&gt;&lt;year&gt;2022&lt;/year&gt;&lt;/dates&gt;&lt;urls&gt;&lt;/urls&gt;&lt;/record&gt;&lt;/Cite&gt;&lt;/EndNote&gt;</w:instrText>
+      </w:r>
+      <w:r>
+        <w:rPr>
+          <w:rFonts w:ascii="Times New Roman" w:eastAsia="SimSun" w:hAnsi="Times New Roman" w:cs="Times New Roman"/>
+          <w:kern w:val="0"/>
+          <w:lang w:bidi="en-US"/>
+        </w:rPr>
+        <w:fldChar w:fldCharType="separate"/>
+      </w:r>
+      <w:r>
+        <w:rPr>
+          <w:rFonts w:ascii="Times New Roman" w:eastAsia="SimSun" w:hAnsi="Times New Roman" w:cs="Times New Roman"/>
+          <w:noProof/>
+          <w:kern w:val="0"/>
+          <w:lang w:bidi="en-US"/>
+        </w:rPr>
+        <w:t>(Baur et al., 2022, Sanghvi et al., 2022)</w:t>
+      </w:r>
+      <w:r>
+        <w:rPr>
+          <w:rFonts w:ascii="Times New Roman" w:eastAsia="SimSun" w:hAnsi="Times New Roman" w:cs="Times New Roman"/>
+          <w:kern w:val="0"/>
+          <w:lang w:bidi="en-US"/>
+        </w:rPr>
+        <w:fldChar w:fldCharType="end"/>
+      </w:r>
+      <w:r>
+        <w:rPr>
+          <w:rFonts w:ascii="Times New Roman" w:eastAsia="SimSun" w:hAnsi="Times New Roman" w:cs="Times New Roman"/>
+          <w:kern w:val="0"/>
+          <w:lang w:bidi="en-US"/>
         </w:rPr>
         <w:t xml:space="preserve">. </w:t>
       </w:r>
       <w:r>
         <w:rPr>
           <w:rFonts w:ascii="Times New Roman" w:eastAsia="SimSun" w:hAnsi="Times New Roman" w:cs="Times New Roman"/>
-        </w:rPr>
-        <w:t>However, w</w:t>
-      </w:r>
-      <w:r>
-        <w:rPr>
-          <w:rFonts w:ascii="Times New Roman" w:eastAsia="SimSun" w:hAnsi="Times New Roman" w:cs="Times New Roman"/>
-        </w:rPr>
-        <w:t>hether</w:t>
-      </w:r>
-      <w:r>
-        <w:rPr>
-          <w:rFonts w:ascii="Times New Roman" w:eastAsia="SimSun" w:hAnsi="Times New Roman" w:cs="Times New Roman"/>
-        </w:rPr>
-        <w:t xml:space="preserve"> parental and offspring developmental temperature</w:t>
-      </w:r>
-      <w:r>
-        <w:rPr>
-          <w:rFonts w:ascii="Times New Roman" w:eastAsia="SimSun" w:hAnsi="Times New Roman" w:cs="Times New Roman"/>
-        </w:rPr>
-        <w:t xml:space="preserve">s </w:t>
-      </w:r>
-      <w:r>
-        <w:rPr>
-          <w:rFonts w:ascii="Times New Roman" w:eastAsia="SimSun" w:hAnsi="Times New Roman" w:cs="Times New Roman"/>
-        </w:rPr>
-        <w:t xml:space="preserve">affect sons and daughters differently </w:t>
-      </w:r>
-      <w:r>
-        <w:rPr>
-          <w:rFonts w:ascii="Times New Roman" w:eastAsia="SimSun" w:hAnsi="Times New Roman" w:cs="Times New Roman"/>
-        </w:rPr>
-        <w:t>has been poorly explored</w:t>
-      </w:r>
-      <w:r>
-        <w:rPr>
-          <w:rFonts w:ascii="Times New Roman" w:eastAsia="SimSun" w:hAnsi="Times New Roman" w:cs="Times New Roman"/>
+          <w:kern w:val="0"/>
+          <w:lang w:bidi="en-US"/>
+        </w:rPr>
+        <w:t>Despite these</w:t>
+      </w:r>
+      <w:r>
+        <w:rPr>
+          <w:rFonts w:ascii="Times New Roman" w:eastAsia="SimSun" w:hAnsi="Times New Roman" w:cs="Times New Roman"/>
+          <w:kern w:val="0"/>
+          <w:lang w:bidi="en-US"/>
+        </w:rPr>
+        <w:t xml:space="preserve"> findings</w:t>
+      </w:r>
+      <w:r>
+        <w:rPr>
+          <w:rFonts w:ascii="Times New Roman" w:eastAsia="SimSun" w:hAnsi="Times New Roman" w:cs="Times New Roman"/>
+          <w:kern w:val="0"/>
+          <w:lang w:bidi="en-US"/>
+        </w:rPr>
+        <w:t xml:space="preserve">, the </w:t>
+      </w:r>
+      <w:r>
+        <w:rPr>
+          <w:rFonts w:ascii="Times New Roman" w:eastAsia="SimSun" w:hAnsi="Times New Roman" w:cs="Times New Roman"/>
+          <w:kern w:val="0"/>
+          <w:lang w:bidi="en-US"/>
+        </w:rPr>
+        <w:t xml:space="preserve">effect of </w:t>
+      </w:r>
+      <w:r>
+        <w:rPr>
+          <w:rFonts w:ascii="Times New Roman" w:eastAsia="SimSun" w:hAnsi="Times New Roman" w:cs="Times New Roman"/>
+          <w:kern w:val="0"/>
+          <w:lang w:bidi="en-US"/>
+        </w:rPr>
+        <w:t xml:space="preserve">temperature on immune response remains </w:t>
+      </w:r>
+      <w:r>
+        <w:rPr>
+          <w:rFonts w:ascii="Times New Roman" w:eastAsia="SimSun" w:hAnsi="Times New Roman" w:cs="Times New Roman"/>
+          <w:kern w:val="0"/>
+          <w:lang w:bidi="en-US"/>
+        </w:rPr>
+        <w:t>understudied</w:t>
+      </w:r>
+      <w:r>
+        <w:rPr>
+          <w:rFonts w:ascii="Times New Roman" w:eastAsia="SimSun" w:hAnsi="Times New Roman" w:cs="Times New Roman"/>
+          <w:kern w:val="0"/>
+          <w:lang w:bidi="en-US"/>
+        </w:rPr>
+        <w:t xml:space="preserve">. </w:t>
+      </w:r>
+      <w:r>
+        <w:rPr>
+          <w:rFonts w:ascii="Times New Roman" w:eastAsia="SimSun" w:hAnsi="Times New Roman" w:cs="Times New Roman"/>
+          <w:kern w:val="0"/>
+          <w:lang w:bidi="en-US"/>
+        </w:rPr>
+        <w:t>In this study, we focused</w:t>
+      </w:r>
+      <w:r>
+        <w:rPr>
+          <w:rFonts w:ascii="Times New Roman" w:eastAsia="SimSun" w:hAnsi="Times New Roman" w:cs="Times New Roman"/>
+          <w:kern w:val="0"/>
+          <w:lang w:bidi="en-US"/>
+        </w:rPr>
+        <w:t xml:space="preserve"> on two </w:t>
+      </w:r>
+      <w:r>
+        <w:rPr>
+          <w:rFonts w:ascii="Times New Roman" w:eastAsia="SimSun" w:hAnsi="Times New Roman" w:cs="Times New Roman"/>
+          <w:kern w:val="0"/>
+          <w:lang w:bidi="en-US"/>
+        </w:rPr>
+        <w:t>distinct</w:t>
+      </w:r>
+      <w:r>
+        <w:rPr>
+          <w:rFonts w:ascii="Times New Roman" w:eastAsia="SimSun" w:hAnsi="Times New Roman" w:cs="Times New Roman"/>
+          <w:kern w:val="0"/>
+          <w:lang w:bidi="en-US"/>
+        </w:rPr>
+        <w:t xml:space="preserve"> </w:t>
+      </w:r>
+      <w:r>
+        <w:rPr>
+          <w:rFonts w:ascii="Times New Roman" w:eastAsia="SimSun" w:hAnsi="Times New Roman" w:cs="Times New Roman"/>
+          <w:kern w:val="0"/>
+          <w:lang w:bidi="en-US"/>
+        </w:rPr>
+        <w:t xml:space="preserve">components of </w:t>
+      </w:r>
+      <w:r>
+        <w:rPr>
+          <w:rFonts w:ascii="Times New Roman" w:eastAsia="SimSun" w:hAnsi="Times New Roman" w:cs="Times New Roman"/>
+          <w:kern w:val="0"/>
+          <w:lang w:bidi="en-US"/>
+        </w:rPr>
+        <w:t xml:space="preserve">innate </w:t>
+      </w:r>
+      <w:r>
+        <w:rPr>
+          <w:rFonts w:ascii="Times New Roman" w:eastAsia="SimSun" w:hAnsi="Times New Roman" w:cs="Times New Roman"/>
+          <w:kern w:val="0"/>
+          <w:lang w:bidi="en-US"/>
+        </w:rPr>
+        <w:t>immune</w:t>
+      </w:r>
+      <w:r>
+        <w:rPr>
+          <w:rFonts w:ascii="Times New Roman" w:eastAsia="SimSun" w:hAnsi="Times New Roman" w:cs="Times New Roman"/>
+          <w:kern w:val="0"/>
+          <w:lang w:bidi="en-US"/>
+        </w:rPr>
+        <w:t xml:space="preserve"> system</w:t>
+      </w:r>
+      <w:r>
+        <w:rPr>
+          <w:rFonts w:ascii="Times New Roman" w:eastAsia="SimSun" w:hAnsi="Times New Roman" w:cs="Times New Roman"/>
+          <w:kern w:val="0"/>
+          <w:lang w:bidi="en-US"/>
+        </w:rPr>
+        <w:t xml:space="preserve">: </w:t>
+      </w:r>
+      <w:r>
+        <w:rPr>
+          <w:rFonts w:ascii="Times New Roman" w:eastAsia="SimSun" w:hAnsi="Times New Roman" w:cs="Times New Roman"/>
+          <w:kern w:val="0"/>
+          <w:lang w:bidi="en-US"/>
+        </w:rPr>
+        <w:t xml:space="preserve">PO </w:t>
+      </w:r>
+      <w:r>
+        <w:rPr>
+          <w:rFonts w:ascii="Times New Roman" w:eastAsia="SimSun" w:hAnsi="Times New Roman" w:cs="Times New Roman"/>
+          <w:kern w:val="0"/>
+          <w:lang w:bidi="en-US"/>
+        </w:rPr>
+        <w:t>activity and lytic activity</w:t>
+      </w:r>
+      <w:r>
+        <w:rPr>
+          <w:rFonts w:ascii="Times New Roman" w:eastAsia="SimSun" w:hAnsi="Times New Roman" w:cs="Times New Roman"/>
+          <w:kern w:val="0"/>
+          <w:lang w:bidi="en-US"/>
         </w:rPr>
         <w:t>.</w:t>
       </w:r>
-    </w:p>
-    <w:p>
-      <w:pPr>
-        <w:spacing w:after="0" w:line="240" w:lineRule="auto"/>
-        <w:rPr>
-          <w:rFonts w:ascii="Times New Roman" w:eastAsia="SimSun" w:hAnsi="Times New Roman" w:cs="Times New Roman"/>
-          <w:kern w:val="0"/>
-          <w:lang w:bidi="en-US"/>
-        </w:rPr>
-      </w:pPr>
-    </w:p>
-    <w:p>
-      <w:pPr>
-        <w:spacing w:after="0" w:line="240" w:lineRule="auto"/>
-        <w:rPr>
-          <w:rFonts w:ascii="Times New Roman" w:eastAsia="SimSun" w:hAnsi="Times New Roman" w:cs="Times New Roman"/>
-          <w:kern w:val="0"/>
-          <w:lang w:bidi="en-US"/>
-        </w:rPr>
-      </w:pPr>
-      <w:r>
-        <w:rPr>
-          <w:rFonts w:ascii="Times New Roman" w:eastAsia="SimSun" w:hAnsi="Times New Roman" w:cs="Times New Roman"/>
-          <w:kern w:val="0"/>
-          <w:lang w:bidi="en-US"/>
-        </w:rPr>
-        <w:t xml:space="preserve">Here, </w:t>
-      </w:r>
-      <w:r>
-        <w:rPr>
-          <w:rFonts w:ascii="Times New Roman" w:eastAsia="SimSun" w:hAnsi="Times New Roman" w:cs="Times New Roman" w:hint="eastAsia"/>
-          <w:kern w:val="0"/>
-          <w:lang w:bidi="en-US"/>
-        </w:rPr>
-        <w:t>we</w:t>
-      </w:r>
-      <w:r>
-        <w:rPr>
-          <w:rFonts w:ascii="Times New Roman" w:eastAsia="SimSun" w:hAnsi="Times New Roman" w:cs="Times New Roman"/>
-          <w:kern w:val="0"/>
-          <w:lang w:bidi="en-US"/>
-        </w:rPr>
-        <w:t xml:space="preserve"> used the seed beetle </w:t>
-      </w:r>
-      <w:r>
-        <w:rPr>
-          <w:rFonts w:ascii="Times New Roman" w:eastAsia="SimSun" w:hAnsi="Times New Roman" w:cs="Times New Roman"/>
-          <w:i/>
-          <w:iCs/>
-          <w:kern w:val="0"/>
-          <w:lang w:bidi="en-US"/>
-        </w:rPr>
-        <w:t>Callosobruchus maculatus</w:t>
-      </w:r>
-      <w:r>
-        <w:rPr>
-          <w:rFonts w:ascii="Times New Roman" w:eastAsia="SimSun" w:hAnsi="Times New Roman" w:cs="Times New Roman"/>
-          <w:kern w:val="0"/>
-          <w:lang w:bidi="en-US"/>
-        </w:rPr>
-        <w:t xml:space="preserve"> to test how maternal, paternal and </w:t>
-      </w:r>
-      <w:r>
-        <w:rPr>
-          <w:rFonts w:ascii="Times New Roman" w:eastAsia="SimSun" w:hAnsi="Times New Roman" w:cs="Times New Roman"/>
-          <w:kern w:val="0"/>
-          <w:lang w:bidi="en-US"/>
-        </w:rPr>
-        <w:t xml:space="preserve">offspring </w:t>
-      </w:r>
-      <w:r>
-        <w:rPr>
-          <w:rFonts w:ascii="Times New Roman" w:eastAsia="SimSun" w:hAnsi="Times New Roman" w:cs="Times New Roman"/>
-          <w:kern w:val="0"/>
-          <w:lang w:bidi="en-US"/>
-        </w:rPr>
-        <w:t xml:space="preserve">developmental temperatures </w:t>
-      </w:r>
-      <w:r>
-        <w:rPr>
-          <w:rFonts w:ascii="Times New Roman" w:eastAsia="SimSun" w:hAnsi="Times New Roman" w:cs="Times New Roman"/>
-          <w:kern w:val="0"/>
-          <w:lang w:bidi="en-US"/>
-        </w:rPr>
-        <w:t>(</w:t>
-      </w:r>
-      <w:r>
-        <w:rPr>
-          <w:rFonts w:ascii="Times New Roman" w:eastAsia="SimSun" w:hAnsi="Times New Roman" w:cs="Times New Roman"/>
-        </w:rPr>
-        <w:t>25</w:t>
-      </w:r>
-      <w:r>
-        <w:rPr>
-          <w:rFonts w:ascii="Times New Roman" w:eastAsia="SimSun" w:hAnsi="Times New Roman" w:cs="Times New Roman"/>
-        </w:rPr>
-        <w:t>°C</w:t>
-      </w:r>
-      <w:r>
-        <w:rPr>
-          <w:rFonts w:ascii="Times New Roman" w:eastAsia="SimSun" w:hAnsi="Times New Roman" w:cs="Times New Roman"/>
-        </w:rPr>
-        <w:t xml:space="preserve"> vs</w:t>
-      </w:r>
-      <w:r>
-        <w:rPr>
-          <w:rFonts w:ascii="Times New Roman" w:eastAsia="SimSun" w:hAnsi="Times New Roman" w:cs="Times New Roman"/>
-        </w:rPr>
-        <w:t xml:space="preserve"> 31°C)</w:t>
+      <w:r>
+        <w:rPr>
+          <w:rFonts w:ascii="Times New Roman" w:eastAsia="SimSun" w:hAnsi="Times New Roman" w:cs="Times New Roman"/>
+          <w:kern w:val="0"/>
+          <w:lang w:bidi="en-US"/>
+        </w:rPr>
+        <w:t xml:space="preserve"> PO activity reflects investment in melanisation</w:t>
+      </w:r>
+      <w:r>
+        <w:rPr>
+          <w:rFonts w:ascii="Times New Roman" w:eastAsia="SimSun" w:hAnsi="Times New Roman" w:cs="Times New Roman"/>
+          <w:kern w:val="0"/>
+          <w:lang w:bidi="en-US"/>
+        </w:rPr>
+        <w:t>,</w:t>
+      </w:r>
+      <w:r>
+        <w:rPr>
+          <w:rFonts w:ascii="Times New Roman" w:eastAsia="SimSun" w:hAnsi="Times New Roman" w:cs="Times New Roman"/>
+          <w:kern w:val="0"/>
+          <w:lang w:bidi="en-US"/>
+        </w:rPr>
+        <w:t xml:space="preserve"> a broad-spectrum response effective against bacteria, fungi and parasites that also contributes to wound repair</w:t>
       </w:r>
       <w:r>
         <w:rPr>
@@ -5528,19 +6354,92 @@
           <w:kern w:val="0"/>
           <w:lang w:bidi="en-US"/>
         </w:rPr>
-        <w:t xml:space="preserve">affect </w:t>
-      </w:r>
-      <w:r>
-        <w:rPr>
-          <w:rFonts w:ascii="Times New Roman" w:eastAsia="SimSun" w:hAnsi="Times New Roman" w:cs="Times New Roman"/>
-          <w:kern w:val="0"/>
-          <w:lang w:bidi="en-US"/>
-        </w:rPr>
-        <w:t>offspring immunity.</w:t>
-      </w:r>
-      <w:r>
-        <w:rPr>
-          <w:rFonts w:ascii="Times New Roman" w:eastAsia="SimSun" w:hAnsi="Times New Roman" w:cs="Times New Roman" w:hint="eastAsia"/>
+        <w:fldChar w:fldCharType="begin"/>
+      </w:r>
+      <w:r>
+        <w:rPr>
+          <w:rFonts w:ascii="Times New Roman" w:eastAsia="SimSun" w:hAnsi="Times New Roman" w:cs="Times New Roman"/>
+          <w:kern w:val="0"/>
+          <w:lang w:bidi="en-US"/>
+        </w:rPr>
+        <w:instrText xml:space="preserve"> ADDIN EN.CITE &lt;EndNote&gt;&lt;Cite&gt;&lt;Author&gt;González-Santoyo&lt;/Author&gt;&lt;Year&gt;2012&lt;/Year&gt;&lt;RecNum&gt;11900&lt;/RecNum&gt;&lt;DisplayText&gt;(González-Santoyo &amp;amp; Córdoba-Aguilar, 2012)&lt;/DisplayText&gt;&lt;record&gt;&lt;rec-number&gt;11900&lt;/rec-number&gt;&lt;foreign-keys&gt;&lt;key app="EN" db-id="0f5e902w95va2tewrdr5w0tcxfzraf5fv0ww" timestamp="1786184645"&gt;11900&lt;/key&gt;&lt;/foreign-keys&gt;&lt;ref-type name="Journal Article"&gt;17&lt;/ref-type&gt;&lt;contributors&gt;&lt;authors&gt;&lt;author&gt;González-Santoyo, I.&lt;/author&gt;&lt;author&gt;Córdoba-Aguilar, A. &lt;/author&gt;&lt;/authors&gt;&lt;/contributors&gt;&lt;titles&gt;&lt;title&gt;Phenoloxidase: A key component of the insect immune system&lt;/title&gt;&lt;secondary-title&gt;Entomologia Experimentalis et Applicata&lt;/secondary-title&gt;&lt;/titles&gt;&lt;periodical&gt;&lt;full-title&gt;Entomologia Experimentalis Et Applicata&lt;/full-title&gt;&lt;abbr-1&gt;Entomol Exp Appl&lt;/abbr-1&gt;&lt;/periodical&gt;&lt;pages&gt;1–16&lt;/pages&gt;&lt;volume&gt;142&lt;/volume&gt;&lt;dates&gt;&lt;year&gt;2012&lt;/year&gt;&lt;/dates&gt;&lt;urls&gt;&lt;/urls&gt;&lt;/record&gt;&lt;/Cite&gt;&lt;/EndNote&gt;</w:instrText>
+      </w:r>
+      <w:r>
+        <w:rPr>
+          <w:rFonts w:ascii="Times New Roman" w:eastAsia="SimSun" w:hAnsi="Times New Roman" w:cs="Times New Roman"/>
+          <w:kern w:val="0"/>
+          <w:lang w:bidi="en-US"/>
+        </w:rPr>
+        <w:fldChar w:fldCharType="separate"/>
+      </w:r>
+      <w:r>
+        <w:rPr>
+          <w:rFonts w:ascii="Times New Roman" w:eastAsia="SimSun" w:hAnsi="Times New Roman" w:cs="Times New Roman"/>
+          <w:noProof/>
+          <w:kern w:val="0"/>
+          <w:lang w:bidi="en-US"/>
+        </w:rPr>
+        <w:t>(González-Santoyo &amp; Córdoba-Aguilar, 2012)</w:t>
+      </w:r>
+      <w:r>
+        <w:rPr>
+          <w:rFonts w:ascii="Times New Roman" w:eastAsia="SimSun" w:hAnsi="Times New Roman" w:cs="Times New Roman"/>
+          <w:kern w:val="0"/>
+          <w:lang w:bidi="en-US"/>
+        </w:rPr>
+        <w:fldChar w:fldCharType="end"/>
+      </w:r>
+      <w:r>
+        <w:rPr>
+          <w:rFonts w:ascii="Times New Roman" w:eastAsia="SimSun" w:hAnsi="Times New Roman" w:cs="Times New Roman"/>
+          <w:kern w:val="0"/>
+          <w:lang w:bidi="en-US"/>
+        </w:rPr>
+        <w:t>. L</w:t>
+      </w:r>
+      <w:r>
+        <w:rPr>
+          <w:rFonts w:ascii="Times New Roman" w:eastAsia="SimSun" w:hAnsi="Times New Roman" w:cs="Times New Roman"/>
+          <w:kern w:val="0"/>
+          <w:lang w:bidi="en-US"/>
+        </w:rPr>
+        <w:t>ytic activity</w:t>
+      </w:r>
+      <w:r>
+        <w:rPr>
+          <w:rFonts w:ascii="Times New Roman" w:eastAsia="SimSun" w:hAnsi="Times New Roman" w:cs="Times New Roman"/>
+          <w:kern w:val="0"/>
+          <w:lang w:bidi="en-US"/>
+        </w:rPr>
+        <w:t>, in contrast,</w:t>
+      </w:r>
+      <w:r>
+        <w:rPr>
+          <w:rFonts w:ascii="Times New Roman" w:eastAsia="SimSun" w:hAnsi="Times New Roman" w:cs="Times New Roman"/>
+          <w:kern w:val="0"/>
+          <w:lang w:bidi="en-US"/>
+        </w:rPr>
+        <w:t xml:space="preserve"> reflect</w:t>
+      </w:r>
+      <w:r>
+        <w:rPr>
+          <w:rFonts w:ascii="Times New Roman" w:eastAsia="SimSun" w:hAnsi="Times New Roman" w:cs="Times New Roman"/>
+          <w:kern w:val="0"/>
+          <w:lang w:bidi="en-US"/>
+        </w:rPr>
+        <w:t xml:space="preserve">s the antibacterial capacity of the </w:t>
+      </w:r>
+      <w:r>
+        <w:rPr>
+          <w:rFonts w:ascii="Times New Roman" w:eastAsia="SimSun" w:hAnsi="Times New Roman" w:cs="Times New Roman"/>
+          <w:kern w:val="0"/>
+          <w:lang w:bidi="en-US"/>
+        </w:rPr>
+        <w:t>haemolymph</w:t>
+      </w:r>
+      <w:r>
+        <w:rPr>
+          <w:rFonts w:ascii="Times New Roman" w:eastAsia="SimSun" w:hAnsi="Times New Roman" w:cs="Times New Roman"/>
           <w:kern w:val="0"/>
           <w:lang w:bidi="en-US"/>
         </w:rPr>
@@ -5552,31 +6451,64 @@
           <w:kern w:val="0"/>
           <w:lang w:bidi="en-US"/>
         </w:rPr>
-        <w:t xml:space="preserve">Previous studies on this species have </w:t>
-      </w:r>
-      <w:r>
-        <w:rPr>
-          <w:rFonts w:ascii="Times New Roman" w:eastAsia="SimSun" w:hAnsi="Times New Roman" w:cs="Times New Roman"/>
-          <w:kern w:val="0"/>
-          <w:lang w:bidi="en-US"/>
-        </w:rPr>
-        <w:t>showed that</w:t>
-      </w:r>
-      <w:r>
-        <w:rPr>
-          <w:rFonts w:ascii="Times New Roman" w:eastAsia="SimSun" w:hAnsi="Times New Roman" w:cs="Times New Roman"/>
-          <w:kern w:val="0"/>
-          <w:lang w:bidi="en-US"/>
-        </w:rPr>
-        <w:t xml:space="preserve"> Elevated developmental temperatures resulted in XXX, XXX, XXX. There are also known sex difference in response: increased temperatures affected </w:t>
-      </w:r>
-      <w:r>
-        <w:rPr>
-          <w:rFonts w:ascii="Times New Roman" w:eastAsia="SimSun" w:hAnsi="Times New Roman" w:cs="Times New Roman"/>
-          <w:kern w:val="0"/>
-          <w:lang w:bidi="en-US"/>
-        </w:rPr>
-        <w:t>body mass and fertility</w:t>
+        <w:fldChar w:fldCharType="begin"/>
+      </w:r>
+      <w:r>
+        <w:rPr>
+          <w:rFonts w:ascii="Times New Roman" w:eastAsia="SimSun" w:hAnsi="Times New Roman" w:cs="Times New Roman"/>
+          <w:kern w:val="0"/>
+          <w:lang w:bidi="en-US"/>
+        </w:rPr>
+        <w:instrText xml:space="preserve"> ADDIN EN.CITE &lt;EndNote&gt;&lt;Cite&gt;&lt;Author&gt;Manniello&lt;/Author&gt;&lt;Year&gt;2021&lt;/Year&gt;&lt;RecNum&gt;11899&lt;/RecNum&gt;&lt;DisplayText&gt;(Manniello et al., 2021)&lt;/DisplayText&gt;&lt;record&gt;&lt;rec-number&gt;11899&lt;/rec-number&gt;&lt;foreign-keys&gt;&lt;key app="EN" db-id="0f5e902w95va2tewrdr5w0tcxfzraf5fv0ww" timestamp="1786184530"&gt;11899&lt;/key&gt;&lt;/foreign-keys&gt;&lt;ref-type name="Journal Article"&gt;17&lt;/ref-type&gt;&lt;contributors&gt;&lt;authors&gt;&lt;author&gt;Manniello, M. D.&lt;/author&gt;&lt;author&gt;Moretta, A.&lt;/author&gt;&lt;author&gt;Salvia, R.&lt;/author&gt;&lt;author&gt;Scieuzo, C.&lt;/author&gt;&lt;author&gt;Lucchetti, D.&lt;/author&gt;&lt;author&gt;Vogel, H.&lt;/author&gt;&lt;author&gt;Sgambato, A.&lt;/author&gt;&lt;author&gt;Falabella, P. &lt;/author&gt;&lt;/authors&gt;&lt;/contributors&gt;&lt;titles&gt;&lt;title&gt;Insect antimicrobial peptides: potential weapons to counteract the antibiotic resistance&lt;/title&gt;&lt;secondary-title&gt;Cellular and Molecular Life Sciences&lt;/secondary-title&gt;&lt;/titles&gt;&lt;periodical&gt;&lt;full-title&gt;Cellular and Molecular Life Sciences&lt;/full-title&gt;&lt;/periodical&gt;&lt;pages&gt;4259–4282&lt;/pages&gt;&lt;volume&gt;78&lt;/volume&gt;&lt;dates&gt;&lt;year&gt;2021&lt;/year&gt;&lt;/dates&gt;&lt;urls&gt;&lt;/urls&gt;&lt;/record&gt;&lt;/Cite&gt;&lt;/EndNote&gt;</w:instrText>
+      </w:r>
+      <w:r>
+        <w:rPr>
+          <w:rFonts w:ascii="Times New Roman" w:eastAsia="SimSun" w:hAnsi="Times New Roman" w:cs="Times New Roman"/>
+          <w:kern w:val="0"/>
+          <w:lang w:bidi="en-US"/>
+        </w:rPr>
+        <w:fldChar w:fldCharType="separate"/>
+      </w:r>
+      <w:r>
+        <w:rPr>
+          <w:rFonts w:ascii="Times New Roman" w:eastAsia="SimSun" w:hAnsi="Times New Roman" w:cs="Times New Roman"/>
+          <w:noProof/>
+          <w:kern w:val="0"/>
+          <w:lang w:bidi="en-US"/>
+        </w:rPr>
+        <w:t>(Manniello et al., 2021)</w:t>
+      </w:r>
+      <w:r>
+        <w:rPr>
+          <w:rFonts w:ascii="Times New Roman" w:eastAsia="SimSun" w:hAnsi="Times New Roman" w:cs="Times New Roman"/>
+          <w:kern w:val="0"/>
+          <w:lang w:bidi="en-US"/>
+        </w:rPr>
+        <w:fldChar w:fldCharType="end"/>
+      </w:r>
+      <w:r>
+        <w:rPr>
+          <w:rFonts w:ascii="Times New Roman" w:eastAsia="SimSun" w:hAnsi="Times New Roman" w:cs="Times New Roman"/>
+          <w:kern w:val="0"/>
+          <w:lang w:bidi="en-US"/>
+        </w:rPr>
+        <w:t>.</w:t>
+      </w:r>
+      <w:r>
+        <w:rPr>
+          <w:rFonts w:ascii="Times New Roman" w:eastAsia="SimSun" w:hAnsi="Times New Roman" w:cs="Times New Roman"/>
+          <w:kern w:val="0"/>
+          <w:lang w:bidi="en-US"/>
+        </w:rPr>
+        <w:t xml:space="preserve"> PO</w:t>
+      </w:r>
+      <w:r>
+        <w:rPr>
+          <w:rFonts w:ascii="Times New Roman" w:eastAsia="SimSun" w:hAnsi="Times New Roman" w:cs="Times New Roman"/>
+          <w:kern w:val="0"/>
+          <w:lang w:bidi="en-US"/>
+        </w:rPr>
+        <w:t xml:space="preserve"> and lytic</w:t>
       </w:r>
       <w:r>
         <w:rPr>
@@ -5592,120 +6524,47 @@
           <w:kern w:val="0"/>
           <w:lang w:bidi="en-US"/>
         </w:rPr>
-        <w:t>of females</w:t>
-      </w:r>
-      <w:r>
-        <w:rPr>
-          <w:rFonts w:ascii="Times New Roman" w:eastAsia="SimSun" w:hAnsi="Times New Roman" w:cs="Times New Roman"/>
-          <w:kern w:val="0"/>
-          <w:lang w:bidi="en-US"/>
-        </w:rPr>
-        <w:t xml:space="preserve"> much stronger than those in males </w:t>
-      </w:r>
-      <w:r>
-        <w:rPr>
-          <w:rFonts w:ascii="Times New Roman" w:eastAsia="SimSun" w:hAnsi="Times New Roman" w:cs="Times New Roman"/>
-          <w:kern w:val="0"/>
-          <w:lang w:bidi="en-US"/>
-        </w:rPr>
-        <w:fldChar w:fldCharType="begin"/>
-      </w:r>
-      <w:r>
-        <w:rPr>
-          <w:rFonts w:ascii="Times New Roman" w:eastAsia="SimSun" w:hAnsi="Times New Roman" w:cs="Times New Roman"/>
-          <w:kern w:val="0"/>
-          <w:lang w:bidi="en-US"/>
-        </w:rPr>
-        <w:instrText xml:space="preserve"> ADDIN EN.CITE &lt;EndNote&gt;&lt;Cite&gt;&lt;Author&gt;Baur&lt;/Author&gt;&lt;Year&gt;2022&lt;/Year&gt;&lt;RecNum&gt;11887&lt;/RecNum&gt;&lt;DisplayText&gt;(Baur et al., 2022, Sanghvi et al., 2022)&lt;/DisplayText&gt;&lt;record&gt;&lt;rec-number&gt;11887&lt;/rec-number&gt;&lt;foreign-keys&gt;&lt;key app="EN" db-id="0f5e902w95va2tewrdr5w0tcxfzraf5fv0ww" timestamp="1786080582"&gt;11887&lt;/key&gt;&lt;/foreign-keys&gt;&lt;ref-type name="Journal Article"&gt;17&lt;/ref-type&gt;&lt;contributors&gt;&lt;authors&gt;&lt;author&gt;Baur, J.&lt;/author&gt;&lt;author&gt;Jagusch, D.&lt;/author&gt;&lt;author&gt;Michalak, P.&lt;/author&gt;&lt;author&gt;Koppik, M.&lt;/author&gt;&lt;author&gt;Berger, D. &lt;/author&gt;&lt;/authors&gt;&lt;/contributors&gt;&lt;titles&gt;&lt;title&gt;The mating system affects the temperature sensitivity of male and female fertility&lt;/title&gt;&lt;secondary-title&gt;Functional Ecology&lt;/secondary-title&gt;&lt;/titles&gt;&lt;periodical&gt;&lt;full-title&gt;Functional Ecology&lt;/full-title&gt;&lt;abbr-1&gt;Funct Ecol&lt;/abbr-1&gt;&lt;/periodical&gt;&lt;pages&gt;92–106&lt;/pages&gt;&lt;volume&gt;36&lt;/volume&gt;&lt;number&gt;1&lt;/number&gt;&lt;dates&gt;&lt;year&gt;2022&lt;/year&gt;&lt;/dates&gt;&lt;urls&gt;&lt;/urls&gt;&lt;/record&gt;&lt;/Cite&gt;&lt;Cite&gt;&lt;Author&gt;Sanghvi&lt;/Author&gt;&lt;Year&gt;2022&lt;/Year&gt;&lt;RecNum&gt;11897&lt;/RecNum&gt;&lt;record&gt;&lt;rec-number&gt;11897&lt;/rec-number&gt;&lt;foreign-keys&gt;&lt;key app="EN" db-id="0f5e902w95va2tewrdr5w0tcxfzraf5fv0ww" timestamp="1786184077"&gt;11897&lt;/key&gt;&lt;/foreign-keys&gt;&lt;ref-type name="Journal Article"&gt;17&lt;/ref-type&gt;&lt;contributors&gt;&lt;authors&gt;&lt;author&gt;Sanghvi, K.&lt;/author&gt;&lt;author&gt;Iglesias-Carrasco, M.&lt;/author&gt;&lt;author&gt;Zajitschek, F.&lt;/author&gt;&lt;author&gt;Kruuk, L. E. B.&lt;/author&gt;&lt;author&gt;Head, M. L&lt;/author&gt;&lt;/authors&gt;&lt;/contributors&gt;&lt;titles&gt;&lt;title&gt;Effects of developmental and adult environments on ageing&lt;/title&gt;&lt;secondary-title&gt;Evolution&lt;/secondary-title&gt;&lt;/titles&gt;&lt;periodical&gt;&lt;full-title&gt;Evolution&lt;/full-title&gt;&lt;abbr-1&gt;Evolution&lt;/abbr-1&gt;&lt;/periodical&gt;&lt;pages&gt;1868–1866&lt;/pages&gt;&lt;volume&gt;76&lt;/volume&gt;&lt;number&gt;8&lt;/number&gt;&lt;dates&gt;&lt;year&gt;2022&lt;/year&gt;&lt;/dates&gt;&lt;urls&gt;&lt;/urls&gt;&lt;/record&gt;&lt;/Cite&gt;&lt;/EndNote&gt;</w:instrText>
-      </w:r>
-      <w:r>
-        <w:rPr>
-          <w:rFonts w:ascii="Times New Roman" w:eastAsia="SimSun" w:hAnsi="Times New Roman" w:cs="Times New Roman"/>
-          <w:kern w:val="0"/>
-          <w:lang w:bidi="en-US"/>
-        </w:rPr>
-        <w:fldChar w:fldCharType="separate"/>
-      </w:r>
-      <w:r>
-        <w:rPr>
-          <w:rFonts w:ascii="Times New Roman" w:eastAsia="SimSun" w:hAnsi="Times New Roman" w:cs="Times New Roman"/>
-          <w:noProof/>
-          <w:kern w:val="0"/>
-          <w:lang w:bidi="en-US"/>
-        </w:rPr>
-        <w:t>(Baur et al., 2022, Sanghvi et al., 2022)</w:t>
-      </w:r>
-      <w:r>
-        <w:rPr>
-          <w:rFonts w:ascii="Times New Roman" w:eastAsia="SimSun" w:hAnsi="Times New Roman" w:cs="Times New Roman"/>
-          <w:kern w:val="0"/>
-          <w:lang w:bidi="en-US"/>
-        </w:rPr>
-        <w:fldChar w:fldCharType="end"/>
-      </w:r>
-      <w:r>
-        <w:rPr>
-          <w:rFonts w:ascii="Times New Roman" w:eastAsia="SimSun" w:hAnsi="Times New Roman" w:cs="Times New Roman"/>
-          <w:kern w:val="0"/>
-          <w:lang w:bidi="en-US"/>
-        </w:rPr>
-        <w:t xml:space="preserve">. </w:t>
-      </w:r>
-      <w:r>
-        <w:rPr>
-          <w:rFonts w:ascii="Times New Roman" w:eastAsia="SimSun" w:hAnsi="Times New Roman" w:cs="Times New Roman"/>
-          <w:kern w:val="0"/>
-          <w:lang w:bidi="en-US"/>
-        </w:rPr>
-        <w:t>However, the temperature effect on immune response remains unexplored in this species. W</w:t>
-      </w:r>
-      <w:r>
-        <w:rPr>
-          <w:rFonts w:ascii="Times New Roman" w:eastAsia="SimSun" w:hAnsi="Times New Roman" w:cs="Times New Roman"/>
-          <w:kern w:val="0"/>
-          <w:lang w:bidi="en-US"/>
-        </w:rPr>
-        <w:t xml:space="preserve">e focus on two components of immune response: </w:t>
-      </w:r>
-      <w:r>
-        <w:rPr>
-          <w:rFonts w:ascii="Times New Roman" w:eastAsia="SimSun" w:hAnsi="Times New Roman" w:cs="Times New Roman"/>
-          <w:kern w:val="0"/>
-          <w:lang w:bidi="en-US"/>
-        </w:rPr>
-        <w:t xml:space="preserve">phenoloxidase </w:t>
-      </w:r>
-      <w:r>
-        <w:rPr>
-          <w:rFonts w:ascii="Times New Roman" w:eastAsia="SimSun" w:hAnsi="Times New Roman" w:cs="Times New Roman"/>
-          <w:kern w:val="0"/>
-          <w:lang w:bidi="en-US"/>
-        </w:rPr>
-        <w:t xml:space="preserve">(PO) </w:t>
-      </w:r>
-      <w:r>
-        <w:rPr>
-          <w:rFonts w:ascii="Times New Roman" w:eastAsia="SimSun" w:hAnsi="Times New Roman" w:cs="Times New Roman"/>
-          <w:kern w:val="0"/>
-          <w:lang w:bidi="en-US"/>
-        </w:rPr>
-        <w:t>activity and lytic activity</w:t>
-      </w:r>
-      <w:r>
-        <w:rPr>
-          <w:rFonts w:ascii="Times New Roman" w:eastAsia="SimSun" w:hAnsi="Times New Roman" w:cs="Times New Roman"/>
-          <w:kern w:val="0"/>
-          <w:lang w:bidi="en-US"/>
-        </w:rPr>
-        <w:t>.</w:t>
-      </w:r>
-      <w:r>
-        <w:rPr>
-          <w:rFonts w:ascii="Times New Roman" w:eastAsia="SimSun" w:hAnsi="Times New Roman" w:cs="Times New Roman"/>
-          <w:kern w:val="0"/>
-          <w:lang w:bidi="en-US"/>
-        </w:rPr>
-        <w:t xml:space="preserve"> PO activity reflects investment in melanisation – a broad-spectrum response effective against bacteria, fungi and parasites that also contributes to wound repair</w:t>
+        <w:t>activit</w:t>
+      </w:r>
+      <w:r>
+        <w:rPr>
+          <w:rFonts w:ascii="Times New Roman" w:eastAsia="SimSun" w:hAnsi="Times New Roman" w:cs="Times New Roman"/>
+          <w:kern w:val="0"/>
+          <w:lang w:bidi="en-US"/>
+        </w:rPr>
+        <w:t xml:space="preserve">ies have been shown to </w:t>
+      </w:r>
+      <w:r>
+        <w:rPr>
+          <w:rFonts w:ascii="Times New Roman" w:eastAsia="SimSun" w:hAnsi="Times New Roman" w:cs="Times New Roman"/>
+          <w:kern w:val="0"/>
+          <w:lang w:bidi="en-US"/>
+        </w:rPr>
+        <w:t xml:space="preserve">vary </w:t>
+      </w:r>
+      <w:r>
+        <w:rPr>
+          <w:rFonts w:ascii="Times New Roman" w:eastAsia="SimSun" w:hAnsi="Times New Roman" w:cs="Times New Roman"/>
+          <w:kern w:val="0"/>
+          <w:lang w:bidi="en-US"/>
+        </w:rPr>
+        <w:t xml:space="preserve">independently </w:t>
+      </w:r>
+      <w:r>
+        <w:rPr>
+          <w:rFonts w:ascii="Times New Roman" w:eastAsia="SimSun" w:hAnsi="Times New Roman" w:cs="Times New Roman"/>
+          <w:kern w:val="0"/>
+          <w:lang w:bidi="en-US"/>
+        </w:rPr>
+        <w:t xml:space="preserve">or even trade off </w:t>
+      </w:r>
+      <w:r>
+        <w:rPr>
+          <w:rFonts w:ascii="Times New Roman" w:eastAsia="SimSun" w:hAnsi="Times New Roman" w:cs="Times New Roman"/>
+          <w:kern w:val="0"/>
+          <w:lang w:bidi="en-US"/>
+        </w:rPr>
+        <w:t>in insects</w:t>
       </w:r>
       <w:r>
         <w:rPr>
@@ -5714,208 +6573,6 @@
           <w:lang w:bidi="en-US"/>
         </w:rPr>
         <w:t xml:space="preserve"> </w:t>
-      </w:r>
-      <w:r>
-        <w:rPr>
-          <w:rFonts w:ascii="Times New Roman" w:eastAsia="SimSun" w:hAnsi="Times New Roman" w:cs="Times New Roman"/>
-          <w:kern w:val="0"/>
-          <w:lang w:bidi="en-US"/>
-        </w:rPr>
-        <w:fldChar w:fldCharType="begin"/>
-      </w:r>
-      <w:r>
-        <w:rPr>
-          <w:rFonts w:ascii="Times New Roman" w:eastAsia="SimSun" w:hAnsi="Times New Roman" w:cs="Times New Roman"/>
-          <w:kern w:val="0"/>
-          <w:lang w:bidi="en-US"/>
-        </w:rPr>
-        <w:instrText xml:space="preserve"> ADDIN EN.CITE &lt;EndNote&gt;&lt;Cite&gt;&lt;Author&gt;González-Santoyo&lt;/Author&gt;&lt;Year&gt;2012&lt;/Year&gt;&lt;RecNum&gt;11900&lt;/RecNum&gt;&lt;DisplayText&gt;(González-Santoyo &amp;amp; Córdoba-Aguilar, 2012)&lt;/DisplayText&gt;&lt;record&gt;&lt;rec-number&gt;11900&lt;/rec-number&gt;&lt;foreign-keys&gt;&lt;key app="EN" db-id="0f5e902w95va2tewrdr5w0tcxfzraf5fv0ww" timestamp="1786184645"&gt;11900&lt;/key&gt;&lt;/foreign-keys&gt;&lt;ref-type name="Journal Article"&gt;17&lt;/ref-type&gt;&lt;contributors&gt;&lt;authors&gt;&lt;author&gt;González-Santoyo, I.&lt;/author&gt;&lt;author&gt;Córdoba-Aguilar, A. &lt;/author&gt;&lt;/authors&gt;&lt;/contributors&gt;&lt;titles&gt;&lt;title&gt;Phenoloxidase: A key component of the insect immune system&lt;/title&gt;&lt;secondary-title&gt;Entomologia Experimentalis et Applicata&lt;/secondary-title&gt;&lt;/titles&gt;&lt;periodical&gt;&lt;full-title&gt;Entomologia Experimentalis Et Applicata&lt;/full-title&gt;&lt;abbr-1&gt;Entomol Exp Appl&lt;/abbr-1&gt;&lt;/periodical&gt;&lt;pages&gt;1–16&lt;/pages&gt;&lt;volume&gt;142&lt;/volume&gt;&lt;dates&gt;&lt;year&gt;2012&lt;/year&gt;&lt;/dates&gt;&lt;urls&gt;&lt;/urls&gt;&lt;/record&gt;&lt;/Cite&gt;&lt;/EndNote&gt;</w:instrText>
-      </w:r>
-      <w:r>
-        <w:rPr>
-          <w:rFonts w:ascii="Times New Roman" w:eastAsia="SimSun" w:hAnsi="Times New Roman" w:cs="Times New Roman"/>
-          <w:kern w:val="0"/>
-          <w:lang w:bidi="en-US"/>
-        </w:rPr>
-        <w:fldChar w:fldCharType="separate"/>
-      </w:r>
-      <w:r>
-        <w:rPr>
-          <w:rFonts w:ascii="Times New Roman" w:eastAsia="SimSun" w:hAnsi="Times New Roman" w:cs="Times New Roman"/>
-          <w:noProof/>
-          <w:kern w:val="0"/>
-          <w:lang w:bidi="en-US"/>
-        </w:rPr>
-        <w:t>(González-Santoyo &amp; Córdoba-Aguilar, 2012)</w:t>
-      </w:r>
-      <w:r>
-        <w:rPr>
-          <w:rFonts w:ascii="Times New Roman" w:eastAsia="SimSun" w:hAnsi="Times New Roman" w:cs="Times New Roman"/>
-          <w:kern w:val="0"/>
-          <w:lang w:bidi="en-US"/>
-        </w:rPr>
-        <w:fldChar w:fldCharType="end"/>
-      </w:r>
-      <w:r>
-        <w:rPr>
-          <w:rFonts w:ascii="Times New Roman" w:eastAsia="SimSun" w:hAnsi="Times New Roman" w:cs="Times New Roman"/>
-          <w:kern w:val="0"/>
-          <w:lang w:bidi="en-US"/>
-        </w:rPr>
-        <w:t>. L</w:t>
-      </w:r>
-      <w:r>
-        <w:rPr>
-          <w:rFonts w:ascii="Times New Roman" w:eastAsia="SimSun" w:hAnsi="Times New Roman" w:cs="Times New Roman"/>
-          <w:kern w:val="0"/>
-          <w:lang w:bidi="en-US"/>
-        </w:rPr>
-        <w:t>ytic activity</w:t>
-      </w:r>
-      <w:r>
-        <w:rPr>
-          <w:rFonts w:ascii="Times New Roman" w:eastAsia="SimSun" w:hAnsi="Times New Roman" w:cs="Times New Roman"/>
-          <w:kern w:val="0"/>
-          <w:lang w:bidi="en-US"/>
-        </w:rPr>
-        <w:t>, in contrast,</w:t>
-      </w:r>
-      <w:r>
-        <w:rPr>
-          <w:rFonts w:ascii="Times New Roman" w:eastAsia="SimSun" w:hAnsi="Times New Roman" w:cs="Times New Roman"/>
-          <w:kern w:val="0"/>
-          <w:lang w:bidi="en-US"/>
-        </w:rPr>
-        <w:t xml:space="preserve"> reflect</w:t>
-      </w:r>
-      <w:r>
-        <w:rPr>
-          <w:rFonts w:ascii="Times New Roman" w:eastAsia="SimSun" w:hAnsi="Times New Roman" w:cs="Times New Roman"/>
-          <w:kern w:val="0"/>
-          <w:lang w:bidi="en-US"/>
-        </w:rPr>
-        <w:t xml:space="preserve">s the antibacterial capacity of the </w:t>
-      </w:r>
-      <w:r>
-        <w:rPr>
-          <w:rFonts w:ascii="Times New Roman" w:eastAsia="SimSun" w:hAnsi="Times New Roman" w:cs="Times New Roman"/>
-          <w:kern w:val="0"/>
-          <w:lang w:bidi="en-US"/>
-        </w:rPr>
-        <w:t>haemolymph</w:t>
-      </w:r>
-      <w:r>
-        <w:rPr>
-          <w:rFonts w:ascii="Times New Roman" w:eastAsia="SimSun" w:hAnsi="Times New Roman" w:cs="Times New Roman"/>
-          <w:kern w:val="0"/>
-          <w:lang w:bidi="en-US"/>
-        </w:rPr>
-        <w:t xml:space="preserve"> </w:t>
-      </w:r>
-      <w:r>
-        <w:rPr>
-          <w:rFonts w:ascii="Times New Roman" w:eastAsia="SimSun" w:hAnsi="Times New Roman" w:cs="Times New Roman"/>
-          <w:kern w:val="0"/>
-          <w:lang w:bidi="en-US"/>
-        </w:rPr>
-        <w:fldChar w:fldCharType="begin"/>
-      </w:r>
-      <w:r>
-        <w:rPr>
-          <w:rFonts w:ascii="Times New Roman" w:eastAsia="SimSun" w:hAnsi="Times New Roman" w:cs="Times New Roman"/>
-          <w:kern w:val="0"/>
-          <w:lang w:bidi="en-US"/>
-        </w:rPr>
-        <w:instrText xml:space="preserve"> ADDIN EN.CITE &lt;EndNote&gt;&lt;Cite&gt;&lt;Author&gt;Manniello&lt;/Author&gt;&lt;Year&gt;2021&lt;/Year&gt;&lt;RecNum&gt;11899&lt;/RecNum&gt;&lt;DisplayText&gt;(Manniello et al., 2021)&lt;/DisplayText&gt;&lt;record&gt;&lt;rec-number&gt;11899&lt;/rec-number&gt;&lt;foreign-keys&gt;&lt;key app="EN" db-id="0f5e902w95va2tewrdr5w0tcxfzraf5fv0ww" timestamp="1786184530"&gt;11899&lt;/key&gt;&lt;/foreign-keys&gt;&lt;ref-type name="Journal Article"&gt;17&lt;/ref-type&gt;&lt;contributors&gt;&lt;authors&gt;&lt;author&gt;Manniello, M. D.&lt;/author&gt;&lt;author&gt;Moretta, A.&lt;/author&gt;&lt;author&gt;Salvia, R.&lt;/author&gt;&lt;author&gt;Scieuzo, C.&lt;/author&gt;&lt;author&gt;Lucchetti, D.&lt;/author&gt;&lt;author&gt;Vogel, H.&lt;/author&gt;&lt;author&gt;Sgambato, A.&lt;/author&gt;&lt;author&gt;Falabella, P. &lt;/author&gt;&lt;/authors&gt;&lt;/contributors&gt;&lt;titles&gt;&lt;title&gt;Insect antimicrobial peptides: potential weapons to counteract the antibiotic resistance&lt;/title&gt;&lt;secondary-title&gt;Cellular and Molecular Life Sciences&lt;/secondary-title&gt;&lt;/titles&gt;&lt;periodical&gt;&lt;full-title&gt;Cellular and Molecular Life Sciences&lt;/full-title&gt;&lt;/periodical&gt;&lt;pages&gt;4259–4282&lt;/pages&gt;&lt;volume&gt;78&lt;/volume&gt;&lt;dates&gt;&lt;year&gt;2021&lt;/year&gt;&lt;/dates&gt;&lt;urls&gt;&lt;/urls&gt;&lt;/record&gt;&lt;/Cite&gt;&lt;/EndNote&gt;</w:instrText>
-      </w:r>
-      <w:r>
-        <w:rPr>
-          <w:rFonts w:ascii="Times New Roman" w:eastAsia="SimSun" w:hAnsi="Times New Roman" w:cs="Times New Roman"/>
-          <w:kern w:val="0"/>
-          <w:lang w:bidi="en-US"/>
-        </w:rPr>
-        <w:fldChar w:fldCharType="separate"/>
-      </w:r>
-      <w:r>
-        <w:rPr>
-          <w:rFonts w:ascii="Times New Roman" w:eastAsia="SimSun" w:hAnsi="Times New Roman" w:cs="Times New Roman"/>
-          <w:noProof/>
-          <w:kern w:val="0"/>
-          <w:lang w:bidi="en-US"/>
-        </w:rPr>
-        <w:t>(Manniello et al., 2021)</w:t>
-      </w:r>
-      <w:r>
-        <w:rPr>
-          <w:rFonts w:ascii="Times New Roman" w:eastAsia="SimSun" w:hAnsi="Times New Roman" w:cs="Times New Roman"/>
-          <w:kern w:val="0"/>
-          <w:lang w:bidi="en-US"/>
-        </w:rPr>
-        <w:fldChar w:fldCharType="end"/>
-      </w:r>
-      <w:r>
-        <w:rPr>
-          <w:rFonts w:ascii="Times New Roman" w:eastAsia="SimSun" w:hAnsi="Times New Roman" w:cs="Times New Roman"/>
-          <w:kern w:val="0"/>
-          <w:lang w:bidi="en-US"/>
-        </w:rPr>
-        <w:t>.</w:t>
-      </w:r>
-      <w:r>
-        <w:rPr>
-          <w:rFonts w:ascii="Times New Roman" w:eastAsia="SimSun" w:hAnsi="Times New Roman" w:cs="Times New Roman"/>
-          <w:kern w:val="0"/>
-          <w:lang w:bidi="en-US"/>
-        </w:rPr>
-        <w:t xml:space="preserve"> PO</w:t>
-      </w:r>
-      <w:r>
-        <w:rPr>
-          <w:rFonts w:ascii="Times New Roman" w:eastAsia="SimSun" w:hAnsi="Times New Roman" w:cs="Times New Roman"/>
-          <w:kern w:val="0"/>
-          <w:lang w:bidi="en-US"/>
-        </w:rPr>
-        <w:t xml:space="preserve"> and lytic</w:t>
-      </w:r>
-      <w:r>
-        <w:rPr>
-          <w:rFonts w:ascii="Times New Roman" w:eastAsia="SimSun" w:hAnsi="Times New Roman" w:cs="Times New Roman"/>
-          <w:kern w:val="0"/>
-          <w:lang w:bidi="en-US"/>
-        </w:rPr>
-        <w:t xml:space="preserve"> </w:t>
-      </w:r>
-      <w:r>
-        <w:rPr>
-          <w:rFonts w:ascii="Times New Roman" w:eastAsia="SimSun" w:hAnsi="Times New Roman" w:cs="Times New Roman"/>
-          <w:kern w:val="0"/>
-          <w:lang w:bidi="en-US"/>
-        </w:rPr>
-        <w:t xml:space="preserve">activity can </w:t>
-      </w:r>
-      <w:r>
-        <w:rPr>
-          <w:rFonts w:ascii="Times New Roman" w:eastAsia="SimSun" w:hAnsi="Times New Roman" w:cs="Times New Roman"/>
-          <w:kern w:val="0"/>
-          <w:lang w:bidi="en-US"/>
-        </w:rPr>
-        <w:t xml:space="preserve">vary </w:t>
-      </w:r>
-      <w:r>
-        <w:rPr>
-          <w:rFonts w:ascii="Times New Roman" w:eastAsia="SimSun" w:hAnsi="Times New Roman" w:cs="Times New Roman"/>
-          <w:kern w:val="0"/>
-          <w:lang w:bidi="en-US"/>
-        </w:rPr>
-        <w:t xml:space="preserve">independently </w:t>
-      </w:r>
-      <w:r>
-        <w:rPr>
-          <w:rFonts w:ascii="Times New Roman" w:eastAsia="SimSun" w:hAnsi="Times New Roman" w:cs="Times New Roman"/>
-          <w:kern w:val="0"/>
-          <w:lang w:bidi="en-US"/>
-        </w:rPr>
-        <w:t xml:space="preserve">or even trade off against each other </w:t>
       </w:r>
       <w:r>
         <w:rPr>
@@ -6112,6 +6769,13 @@
           <w:kern w:val="0"/>
           <w:lang w:bidi="en-US"/>
         </w:rPr>
+      </w:r>
+      <w:r>
+        <w:rPr>
+          <w:rFonts w:ascii="Times New Roman" w:eastAsia="SimSun" w:hAnsi="Times New Roman" w:cs="Times New Roman"/>
+          <w:kern w:val="0"/>
+          <w:lang w:bidi="en-US"/>
+        </w:rPr>
         <w:fldChar w:fldCharType="separate"/>
       </w:r>
       <w:r>
@@ -6177,7 +6841,23 @@
           <w:kern w:val="0"/>
           <w:lang w:bidi="en-US"/>
         </w:rPr>
-        <w:t xml:space="preserve"> us to test whether elevated temperature affects </w:t>
+        <w:t xml:space="preserve"> us to test whether elevated temperature</w:t>
+      </w:r>
+      <w:r>
+        <w:rPr>
+          <w:rFonts w:ascii="Times New Roman" w:eastAsia="SimSun" w:hAnsi="Times New Roman" w:cs="Times New Roman"/>
+          <w:kern w:val="0"/>
+          <w:lang w:bidi="en-US"/>
+        </w:rPr>
+        <w:t xml:space="preserve">s, within and across generations, </w:t>
+      </w:r>
+      <w:r>
+        <w:rPr>
+          <w:rFonts w:ascii="Times New Roman" w:eastAsia="SimSun" w:hAnsi="Times New Roman" w:cs="Times New Roman"/>
+          <w:kern w:val="0"/>
+          <w:lang w:bidi="en-US"/>
+        </w:rPr>
+        <w:t xml:space="preserve">affect </w:t>
       </w:r>
       <w:r>
         <w:rPr>
@@ -6217,7 +6897,23 @@
           <w:kern w:val="0"/>
           <w:lang w:bidi="en-US"/>
         </w:rPr>
-        <w:t xml:space="preserve"> innate immune system, or only a particular </w:t>
+        <w:t xml:space="preserve"> </w:t>
+      </w:r>
+      <w:r>
+        <w:rPr>
+          <w:rFonts w:ascii="Times New Roman" w:eastAsia="SimSun" w:hAnsi="Times New Roman" w:cs="Times New Roman"/>
+          <w:kern w:val="0"/>
+          <w:lang w:bidi="en-US"/>
+        </w:rPr>
+        <w:t xml:space="preserve">the </w:t>
+      </w:r>
+      <w:r>
+        <w:rPr>
+          <w:rFonts w:ascii="Times New Roman" w:eastAsia="SimSun" w:hAnsi="Times New Roman" w:cs="Times New Roman"/>
+          <w:kern w:val="0"/>
+          <w:lang w:bidi="en-US"/>
+        </w:rPr>
+        <w:t xml:space="preserve">innate immune system, or only a particular </w:t>
       </w:r>
       <w:r>
         <w:rPr>
@@ -6237,6 +6933,25 @@
           <w:lang w:bidi="en-US"/>
         </w:rPr>
       </w:pPr>
+    </w:p>
+    <w:p>
+      <w:pPr>
+        <w:spacing w:after="0" w:line="240" w:lineRule="auto"/>
+        <w:rPr>
+          <w:rFonts w:ascii="Times New Roman" w:eastAsia="SimSun" w:hAnsi="Times New Roman" w:cs="Times New Roman"/>
+          <w:kern w:val="0"/>
+          <w:lang w:bidi="en-US"/>
+        </w:rPr>
+      </w:pPr>
+      <w:r>
+        <w:rPr>
+          <w:rFonts w:ascii="Times New Roman" w:eastAsia="SimSun" w:hAnsi="Times New Roman" w:cs="Times New Roman"/>
+          <w:kern w:val="0"/>
+          <w:highlight w:val="yellow"/>
+          <w:lang w:bidi="en-US"/>
+        </w:rPr>
+        <w:t>JOE STOP HERE – DO NOT RE-READ THE ABOVE AGAIN!</w:t>
+      </w:r>
     </w:p>
     <w:p>
       <w:pPr>
@@ -6671,6 +7386,7 @@
         <w:rPr>
           <w:rFonts w:ascii="Times New Roman" w:eastAsia="SimSun" w:hAnsi="Times New Roman" w:cs="Times New Roman"/>
         </w:rPr>
+        <w:lastRenderedPageBreak/>
         <w:t>p</w:t>
       </w:r>
       <w:r>
@@ -7468,7 +8184,6 @@
           <w:kern w:val="0"/>
           <w:lang w:bidi="en-US"/>
         </w:rPr>
-        <w:lastRenderedPageBreak/>
         <w:t>Immune assays</w:t>
       </w:r>
       <w:bookmarkEnd w:id="10"/>
@@ -8534,7 +9249,6 @@
           <w:kern w:val="0"/>
           <w:lang w:bidi="en-US"/>
         </w:rPr>
-        <w:lastRenderedPageBreak/>
         <w:t>Statistical analysis</w:t>
       </w:r>
       <w:bookmarkEnd w:id="15"/>
@@ -8848,7 +9562,14 @@
         <w:rPr>
           <w:rFonts w:ascii="Times New Roman" w:eastAsia="SimSun" w:hAnsi="Times New Roman" w:cs="Times New Roman"/>
         </w:rPr>
-        <w:t>and body weight at the time of collection were included as</w:t>
+        <w:t xml:space="preserve">and body weight at the </w:t>
+      </w:r>
+      <w:r>
+        <w:rPr>
+          <w:rFonts w:ascii="Times New Roman" w:eastAsia="SimSun" w:hAnsi="Times New Roman" w:cs="Times New Roman"/>
+        </w:rPr>
+        <w:lastRenderedPageBreak/>
+        <w:t>time of collection were included as</w:t>
       </w:r>
       <w:r>
         <w:rPr>
@@ -9950,16 +10671,7 @@
           <w:kern w:val="0"/>
           <w:lang w:bidi="en-US"/>
         </w:rPr>
-        <w:lastRenderedPageBreak/>
-        <w:t>Sons</w:t>
-      </w:r>
-      <w:r>
-        <w:rPr>
-          <w:rFonts w:ascii="Times New Roman" w:eastAsia="SimSun" w:hAnsi="Times New Roman" w:cs="Times New Roman"/>
-          <w:kern w:val="0"/>
-          <w:lang w:bidi="en-US"/>
-        </w:rPr>
-        <w:t xml:space="preserve">’ PO activity was positively correlated with body weight (Figure </w:t>
+        <w:t xml:space="preserve">Sons’ PO activity was positively correlated with body weight (Figure </w:t>
       </w:r>
       <w:r>
         <w:rPr>
@@ -10439,6 +11151,7 @@
           <w:kern w:val="0"/>
           <w:lang w:bidi="en-US"/>
         </w:rPr>
+        <w:lastRenderedPageBreak/>
         <w:t xml:space="preserve">Lytic activity </w:t>
       </w:r>
     </w:p>
@@ -10626,31 +11339,7 @@
           <w:kern w:val="0"/>
           <w:lang w:bidi="en-US"/>
         </w:rPr>
-        <w:t xml:space="preserve"> </w:t>
-      </w:r>
-      <w:r>
-        <w:rPr>
-          <w:rFonts w:ascii="Times New Roman" w:eastAsia="SimSun" w:hAnsi="Times New Roman" w:cs="Times New Roman"/>
-          <w:kern w:val="0"/>
-          <w:lang w:bidi="en-US"/>
-        </w:rPr>
-        <w:t xml:space="preserve">Daughters’ </w:t>
-      </w:r>
-      <w:r>
-        <w:rPr>
-          <w:rFonts w:ascii="Times New Roman" w:eastAsia="SimSun" w:hAnsi="Times New Roman" w:cs="Times New Roman"/>
-          <w:kern w:val="0"/>
-          <w:lang w:bidi="en-US"/>
-        </w:rPr>
-        <w:t>lytic</w:t>
-      </w:r>
-      <w:r>
-        <w:rPr>
-          <w:rFonts w:ascii="Times New Roman" w:eastAsia="SimSun" w:hAnsi="Times New Roman" w:cs="Times New Roman"/>
-          <w:kern w:val="0"/>
-          <w:lang w:bidi="en-US"/>
-        </w:rPr>
-        <w:t xml:space="preserve"> activity was positively correlated with body weight (Figure </w:t>
+        <w:t xml:space="preserve"> Daughters’ lytic activity was positively correlated with body weight (Figure </w:t>
       </w:r>
       <w:r>
         <w:rPr>
@@ -10666,23 +11355,7 @@
           <w:kern w:val="0"/>
           <w:lang w:bidi="en-US"/>
         </w:rPr>
-        <w:t xml:space="preserve">) but did not change with age (Table </w:t>
-      </w:r>
-      <w:r>
-        <w:rPr>
-          <w:rFonts w:ascii="Times New Roman" w:eastAsia="SimSun" w:hAnsi="Times New Roman" w:cs="Times New Roman"/>
-          <w:kern w:val="0"/>
-          <w:lang w:bidi="en-US"/>
-        </w:rPr>
-        <w:t>2</w:t>
-      </w:r>
-      <w:r>
-        <w:rPr>
-          <w:rFonts w:ascii="Times New Roman" w:eastAsia="SimSun" w:hAnsi="Times New Roman" w:cs="Times New Roman"/>
-          <w:kern w:val="0"/>
-          <w:lang w:bidi="en-US"/>
-        </w:rPr>
-        <w:t>).</w:t>
+        <w:t>) but did not change with age (Table 2).</w:t>
       </w:r>
     </w:p>
     <w:p>
@@ -10816,15 +11489,7 @@
           <w:kern w:val="0"/>
           <w:lang w:bidi="en-US"/>
         </w:rPr>
-        <w:t>Son</w:t>
-      </w:r>
-      <w:r>
-        <w:rPr>
-          <w:rFonts w:ascii="Times New Roman" w:eastAsia="SimSun" w:hAnsi="Times New Roman" w:cs="Times New Roman"/>
-          <w:kern w:val="0"/>
-          <w:lang w:bidi="en-US"/>
-        </w:rPr>
-        <w:t xml:space="preserve">s’ lytic activity was positively correlated with body weight (Figure </w:t>
+        <w:t xml:space="preserve">Sons’ lytic activity was positively correlated with body weight (Figure </w:t>
       </w:r>
       <w:r>
         <w:rPr>
@@ -11589,16 +12254,7 @@
           <w:kern w:val="0"/>
           <w:lang w:bidi="en-US"/>
         </w:rPr>
-        <w:t xml:space="preserve">the effects </w:t>
-      </w:r>
-      <w:r>
-        <w:rPr>
-          <w:rFonts w:ascii="Times New Roman" w:eastAsia="SimSun" w:hAnsi="Times New Roman" w:cs="Times New Roman"/>
-          <w:kern w:val="0"/>
-          <w:lang w:bidi="en-US"/>
-        </w:rPr>
-        <w:lastRenderedPageBreak/>
-        <w:t xml:space="preserve">of </w:t>
+        <w:t xml:space="preserve">the effects of </w:t>
       </w:r>
       <w:r>
         <w:rPr>
@@ -12091,6 +12747,7 @@
           <w:kern w:val="0"/>
           <w:lang w:bidi="en-US"/>
         </w:rPr>
+        <w:lastRenderedPageBreak/>
         <w:t>Daughters</w:t>
       </w:r>
       <w:r>
@@ -14132,15 +14789,7 @@
           <w:kern w:val="0"/>
           <w:lang w:val="en-US" w:eastAsia="zh-CN" w:bidi="en-US"/>
         </w:rPr>
-        <w:t>3 mg</w:t>
-      </w:r>
-      <w:r>
-        <w:rPr>
-          <w:rFonts w:ascii="Times New Roman" w:eastAsia="SimSun" w:hAnsi="Times New Roman" w:cs="Times New Roman"/>
-          <w:kern w:val="0"/>
-          <w:lang w:val="en-US" w:eastAsia="zh-CN" w:bidi="en-US"/>
-        </w:rPr>
-        <w:t xml:space="preserve"> vs.</w:t>
+        <w:t>3 mg vs.</w:t>
       </w:r>
       <w:r>
         <w:rPr>
@@ -14896,16 +15545,7 @@
           <w:kern w:val="0"/>
           <w:lang w:bidi="en-US"/>
         </w:rPr>
-        <w:t xml:space="preserve">, a recent meta-analysis demonstrated that female insects are generally more sensitive to food stress </w:t>
-      </w:r>
-      <w:r>
-        <w:rPr>
-          <w:rFonts w:ascii="Times New Roman" w:eastAsia="SimSun" w:hAnsi="Times New Roman" w:cs="Times New Roman"/>
-          <w:kern w:val="0"/>
-          <w:lang w:bidi="en-US"/>
-        </w:rPr>
-        <w:lastRenderedPageBreak/>
-        <w:t>than males</w:t>
+        <w:t>, a recent meta-analysis demonstrated that female insects are generally more sensitive to food stress than males</w:t>
       </w:r>
       <w:r>
         <w:rPr>
@@ -15675,7 +16315,16 @@
           <w:kern w:val="0"/>
           <w:lang w:bidi="en-US"/>
         </w:rPr>
-        <w:t xml:space="preserve"> maternal or paternal temperature </w:t>
+        <w:t xml:space="preserve"> </w:t>
+      </w:r>
+      <w:r>
+        <w:rPr>
+          <w:rFonts w:ascii="Times New Roman" w:eastAsia="SimSun" w:hAnsi="Times New Roman" w:cs="Times New Roman"/>
+          <w:kern w:val="0"/>
+          <w:lang w:bidi="en-US"/>
+        </w:rPr>
+        <w:lastRenderedPageBreak/>
+        <w:t xml:space="preserve">maternal or paternal temperature </w:t>
       </w:r>
       <w:r>
         <w:rPr>
@@ -16773,15 +17422,7 @@
           <w:kern w:val="0"/>
           <w:lang w:bidi="en-US"/>
         </w:rPr>
-        <w:t xml:space="preserve"> </w:t>
-      </w:r>
-      <w:r>
-        <w:rPr>
-          <w:rFonts w:ascii="Times New Roman" w:eastAsia="SimSun" w:hAnsi="Times New Roman" w:cs="Times New Roman"/>
-          <w:kern w:val="0"/>
-          <w:lang w:bidi="en-US"/>
-        </w:rPr>
-        <w:t>has been shown to affect</w:t>
+        <w:t xml:space="preserve"> has been shown to affect</w:t>
       </w:r>
       <w:r>
         <w:rPr>
@@ -16797,15 +17438,7 @@
           <w:kern w:val="0"/>
           <w:lang w:bidi="en-US"/>
         </w:rPr>
-        <w:t xml:space="preserve"> </w:t>
-      </w:r>
-      <w:r>
-        <w:rPr>
-          <w:rFonts w:ascii="Times New Roman" w:eastAsia="SimSun" w:hAnsi="Times New Roman" w:cs="Times New Roman"/>
-          <w:kern w:val="0"/>
-          <w:lang w:bidi="en-US"/>
-        </w:rPr>
-        <w:t>which could subsequently affect</w:t>
+        <w:t xml:space="preserve"> which could subsequently affect</w:t>
       </w:r>
       <w:r>
         <w:rPr>
@@ -16870,15 +17503,7 @@
           <w:kern w:val="0"/>
           <w:lang w:bidi="en-US"/>
         </w:rPr>
-        <w:t>.</w:t>
-      </w:r>
-      <w:r>
-        <w:rPr>
-          <w:rFonts w:ascii="Times New Roman" w:eastAsia="SimSun" w:hAnsi="Times New Roman" w:cs="Times New Roman"/>
-          <w:kern w:val="0"/>
-          <w:lang w:bidi="en-US"/>
-        </w:rPr>
-        <w:t xml:space="preserve"> Our finding of n</w:t>
+        <w:t>. Our finding of n</w:t>
       </w:r>
       <w:r>
         <w:rPr>
@@ -17291,16 +17916,7 @@
           <w:kern w:val="0"/>
           <w:lang w:bidi="en-US"/>
         </w:rPr>
-        <w:t xml:space="preserve">. The </w:t>
-      </w:r>
-      <w:r>
-        <w:rPr>
-          <w:rFonts w:ascii="Times New Roman" w:eastAsia="SimSun" w:hAnsi="Times New Roman" w:cs="Times New Roman"/>
-          <w:kern w:val="0"/>
-          <w:lang w:bidi="en-US"/>
-        </w:rPr>
-        <w:lastRenderedPageBreak/>
-        <w:t xml:space="preserve">reduction in </w:t>
+        <w:t xml:space="preserve">. The reduction in </w:t>
       </w:r>
       <w:r>
         <w:rPr>
@@ -23369,27 +23985,27 @@
         <w:rPr>
           <w:noProof/>
         </w:rPr>
-        <w:t xml:space="preserve">Bonzi, L. C., Donelson, J. M., Spinks, R. K., Munday, P. L., Ravasi, T. &amp; Schunter, C. 2025. Matching maternal and paternal experiences underpin molecular thermal acclimation. </w:t>
+        <w:t xml:space="preserve">Burgess, S. C. &amp; Marshall, D. J. 2014. Adaptive parental effects: The importance of estimating environmental predictability and offspring fitness appropriately. </w:t>
       </w:r>
       <w:r>
         <w:rPr>
           <w:i/>
           <w:noProof/>
         </w:rPr>
-        <w:t xml:space="preserve">Molecular Ecology </w:t>
+        <w:t xml:space="preserve">Oikos </w:t>
       </w:r>
       <w:r>
         <w:rPr>
           <w:b/>
           <w:noProof/>
         </w:rPr>
-        <w:t>34</w:t>
-      </w:r>
-      <w:r>
-        <w:rPr>
-          <w:noProof/>
-        </w:rPr>
-        <w:t>: e17328.</w:t>
+        <w:t>123</w:t>
+      </w:r>
+      <w:r>
+        <w:rPr>
+          <w:noProof/>
+        </w:rPr>
+        <w:t>: 769–776.</w:t>
       </w:r>
     </w:p>
     <w:p>
@@ -23404,27 +24020,27 @@
         <w:rPr>
           <w:noProof/>
         </w:rPr>
-        <w:t xml:space="preserve">Burgess, S. C. &amp; Marshall, D. J. 2014. Adaptive parental effects: The importance of estimating environmental predictability and offspring fitness appropriately. </w:t>
+        <w:t xml:space="preserve">Catalán, T. P., Wozniak, A., Niemeyer, H. M., Kalergis, A. M. &amp; Bozinovic, F. 2012. Interplay between thermal and immune ecology: Effect of environmental temperature on insect immune response and energetic costs after an immune challenge. </w:t>
       </w:r>
       <w:r>
         <w:rPr>
           <w:i/>
           <w:noProof/>
         </w:rPr>
-        <w:t xml:space="preserve">Oikos </w:t>
+        <w:t xml:space="preserve">Journal of Insect Physiology </w:t>
       </w:r>
       <w:r>
         <w:rPr>
           <w:b/>
           <w:noProof/>
         </w:rPr>
-        <w:t>123</w:t>
-      </w:r>
-      <w:r>
-        <w:rPr>
-          <w:noProof/>
-        </w:rPr>
-        <w:t>: 769–776.</w:t>
+        <w:t>58</w:t>
+      </w:r>
+      <w:r>
+        <w:rPr>
+          <w:noProof/>
+        </w:rPr>
+        <w:t>: 310–317.</w:t>
       </w:r>
     </w:p>
     <w:p>
@@ -23439,27 +24055,27 @@
         <w:rPr>
           <w:noProof/>
         </w:rPr>
-        <w:t xml:space="preserve">Catalán, T. P., Wozniak, A., Niemeyer, H. M., Kalergis, A. M. &amp; Bozinovic, F. 2012. Interplay between thermal and immune ecology: Effect of environmental temperature on insect immune response and energetic costs after an immune challenge. </w:t>
+        <w:t xml:space="preserve">Chapman, A., Amiri, E., Han, B., McDermott, E., Rueppell, O., Tarpy, D. R., Foster, L. J. &amp; McAfee, A. 2022. Fertility costs of cryptic viral infections in a model social insect. </w:t>
       </w:r>
       <w:r>
         <w:rPr>
           <w:i/>
           <w:noProof/>
         </w:rPr>
-        <w:t xml:space="preserve">Journal of Insect Physiology </w:t>
+        <w:t xml:space="preserve">Scientific Reports </w:t>
       </w:r>
       <w:r>
         <w:rPr>
           <w:b/>
           <w:noProof/>
         </w:rPr>
-        <w:t>58</w:t>
-      </w:r>
-      <w:r>
-        <w:rPr>
-          <w:noProof/>
-        </w:rPr>
-        <w:t>: 310–317.</w:t>
+        <w:t>12</w:t>
+      </w:r>
+      <w:r>
+        <w:rPr>
+          <w:noProof/>
+        </w:rPr>
+        <w:t>.</w:t>
       </w:r>
     </w:p>
     <w:p>
@@ -23474,27 +24090,27 @@
         <w:rPr>
           <w:noProof/>
         </w:rPr>
-        <w:t xml:space="preserve">Chung, M. H. J., Zang, C., Moura-Campos, D., Jennions, M. D. &amp; Head, M. L. 2026. Does early-life food shortage alter female life history at elevated temperatures? </w:t>
+        <w:t xml:space="preserve">Chung, M. H. J., Fox, R. J. &amp; Jennions, M. D. 2024. Male allocation to ejaculation and mating effort imposes different life history trade-offs. </w:t>
       </w:r>
       <w:r>
         <w:rPr>
           <w:i/>
           <w:noProof/>
         </w:rPr>
-        <w:t xml:space="preserve">American Naturalist </w:t>
+        <w:t xml:space="preserve">PLoS Biology </w:t>
       </w:r>
       <w:r>
         <w:rPr>
           <w:b/>
           <w:noProof/>
         </w:rPr>
-        <w:t>accepted</w:t>
-      </w:r>
-      <w:r>
-        <w:rPr>
-          <w:noProof/>
-        </w:rPr>
-        <w:t>.</w:t>
+        <w:t>22</w:t>
+      </w:r>
+      <w:r>
+        <w:rPr>
+          <w:noProof/>
+        </w:rPr>
+        <w:t>: e3002519.</w:t>
       </w:r>
     </w:p>
     <w:p>
@@ -23509,27 +24125,27 @@
         <w:rPr>
           <w:noProof/>
         </w:rPr>
-        <w:t xml:space="preserve">Collet, J. &amp; Fellous, S. 2019. Do traits separated by metamorphosis evolve independently? Concepts and methods. </w:t>
+        <w:t xml:space="preserve">Chung, M. H. J., Zang, C., Moura-Campos, D., Jennions, M. D. &amp; Head, M. L. 2026. Does early-life food shortage alter female life history at elevated temperatures? </w:t>
       </w:r>
       <w:r>
         <w:rPr>
           <w:i/>
           <w:noProof/>
         </w:rPr>
-        <w:t xml:space="preserve">Proceedings of the Royal Society B </w:t>
+        <w:t xml:space="preserve">American Naturalist </w:t>
       </w:r>
       <w:r>
         <w:rPr>
           <w:b/>
           <w:noProof/>
         </w:rPr>
-        <w:t>286</w:t>
-      </w:r>
-      <w:r>
-        <w:rPr>
-          <w:noProof/>
-        </w:rPr>
-        <w:t>: 20190445.</w:t>
+        <w:t>accepted</w:t>
+      </w:r>
+      <w:r>
+        <w:rPr>
+          <w:noProof/>
+        </w:rPr>
+        <w:t>.</w:t>
       </w:r>
     </w:p>
     <w:p>
@@ -23544,27 +24160,27 @@
         <w:rPr>
           <w:noProof/>
         </w:rPr>
-        <w:t xml:space="preserve">Cotter, S. C., Hails, R. S., Cory, J. S. &amp; Wilson, K. 2004a. Density-dependent prophylaxis and condition-dependent immune function in Lepidopteran larvae: a multivariate approach. </w:t>
+        <w:t xml:space="preserve">Collet, J. &amp; Fellous, S. 2019. Do traits separated by metamorphosis evolve independently? Concepts and methods. </w:t>
       </w:r>
       <w:r>
         <w:rPr>
           <w:i/>
           <w:noProof/>
         </w:rPr>
-        <w:t xml:space="preserve">Journal of Animal Ecology </w:t>
+        <w:t xml:space="preserve">Proceedings of the Royal Society B </w:t>
       </w:r>
       <w:r>
         <w:rPr>
           <w:b/>
           <w:noProof/>
         </w:rPr>
-        <w:t>73</w:t>
-      </w:r>
-      <w:r>
-        <w:rPr>
-          <w:noProof/>
-        </w:rPr>
-        <w:t>: 283-293.</w:t>
+        <w:t>286</w:t>
+      </w:r>
+      <w:r>
+        <w:rPr>
+          <w:noProof/>
+        </w:rPr>
+        <w:t>: 20190445.</w:t>
       </w:r>
     </w:p>
     <w:p>
@@ -23579,27 +24195,27 @@
         <w:rPr>
           <w:noProof/>
         </w:rPr>
-        <w:t xml:space="preserve">Cotter, S. C., Kruuk, L. E. B. &amp; Wilson, K. 2004b. Costs of resistance: genetic correlations and potential trade-offs in an insect immune system. </w:t>
+        <w:t xml:space="preserve">Cotter, S. C., Hails, R. S., Cory, J. S. &amp; Wilson, K. 2004a. Density-dependent prophylaxis and condition-dependent immune function in Lepidopteran larvae: a multivariate approach. </w:t>
       </w:r>
       <w:r>
         <w:rPr>
           <w:i/>
           <w:noProof/>
         </w:rPr>
-        <w:t xml:space="preserve">Journal of Evolutionary Biology </w:t>
+        <w:t xml:space="preserve">Journal of Animal Ecology </w:t>
       </w:r>
       <w:r>
         <w:rPr>
           <w:b/>
           <w:noProof/>
         </w:rPr>
-        <w:t>17</w:t>
-      </w:r>
-      <w:r>
-        <w:rPr>
-          <w:noProof/>
-        </w:rPr>
-        <w:t>: 421–429.</w:t>
+        <w:t>73</w:t>
+      </w:r>
+      <w:r>
+        <w:rPr>
+          <w:noProof/>
+        </w:rPr>
+        <w:t>: 283-293.</w:t>
       </w:r>
     </w:p>
     <w:p>
@@ -23614,27 +24230,27 @@
         <w:rPr>
           <w:noProof/>
         </w:rPr>
-        <w:t xml:space="preserve">Deutsch, C. A., Tewksbury, J. J., Huey, R. B., Sheldon, K. S., Ghalambor, C. K., Haak, D. C. &amp; Martin, P. R. 2008. Impacts of climate warming on terrestrial ectotherms across latitude. </w:t>
+        <w:t xml:space="preserve">Cotter, S. C., Kruuk, L. E. B. &amp; Wilson, K. 2004b. Costs of resistance: genetic correlations and potential trade-offs in an insect immune system. </w:t>
       </w:r>
       <w:r>
         <w:rPr>
           <w:i/>
           <w:noProof/>
         </w:rPr>
-        <w:t xml:space="preserve">Proceedings of the National Academy of Sciences of the United States of America </w:t>
+        <w:t xml:space="preserve">Journal of Evolutionary Biology </w:t>
       </w:r>
       <w:r>
         <w:rPr>
           <w:b/>
           <w:noProof/>
         </w:rPr>
-        <w:t>105</w:t>
-      </w:r>
-      <w:r>
-        <w:rPr>
-          <w:noProof/>
-        </w:rPr>
-        <w:t>: 6668–6672.</w:t>
+        <w:t>17</w:t>
+      </w:r>
+      <w:r>
+        <w:rPr>
+          <w:noProof/>
+        </w:rPr>
+        <w:t>: 421–429.</w:t>
       </w:r>
     </w:p>
     <w:p>
@@ -23649,27 +24265,27 @@
         <w:rPr>
           <w:noProof/>
         </w:rPr>
-        <w:t xml:space="preserve">Dougherty, L. R., van Lieshout, E., McNamara, K. B., Moschilla, J. A., Arnqvist, G. &amp; Simmons, L. W. 2017. Sexual conflict and correlated evolution between male persistence and female resistance traits in the seed beetle. </w:t>
+        <w:t xml:space="preserve">Crean, A. J. &amp; Bonduriansky, R. 2014. What is a paternal effect? </w:t>
       </w:r>
       <w:r>
         <w:rPr>
           <w:i/>
           <w:noProof/>
         </w:rPr>
-        <w:t xml:space="preserve">Proceedings of the Royal Society B-Biological Sciences </w:t>
+        <w:t xml:space="preserve">Trends in Ecology &amp; Evolution </w:t>
       </w:r>
       <w:r>
         <w:rPr>
           <w:b/>
           <w:noProof/>
         </w:rPr>
-        <w:t>284</w:t>
-      </w:r>
-      <w:r>
-        <w:rPr>
-          <w:noProof/>
-        </w:rPr>
-        <w:t>: 20170132.</w:t>
+        <w:t>29</w:t>
+      </w:r>
+      <w:r>
+        <w:rPr>
+          <w:noProof/>
+        </w:rPr>
+        <w:t>: 554–559.</w:t>
       </w:r>
     </w:p>
     <w:p>
@@ -23684,20 +24300,27 @@
         <w:rPr>
           <w:noProof/>
         </w:rPr>
-        <w:t xml:space="preserve">Fox, J., Weisberg, S., Price, B., Adler, D., Bates, D., Baud-Bovy, G., Bolker, B., Ellison, S., Firth, D., Friendly, M., Gorjanc, G., Graves, S., Heiberger, R., Krivitsky, P., Laboissiere, R., Maechler, M., Monette, G., Murdoch, D., Nilsson, H., Ogle, D., Ripley, B., Short, T., Venables, W., Walker, S., Winsemius, D., Zeileis, A. &amp; team, R. C. 2024. car: Companion to Applied Regression. </w:t>
+        <w:t xml:space="preserve">Dougherty, L. R., van Lieshout, E., McNamara, K. B., Moschilla, J. A., Arnqvist, G. &amp; Simmons, L. W. 2017. Sexual conflict and correlated evolution between male persistence and female resistance traits in the seed beetle. </w:t>
       </w:r>
       <w:r>
         <w:rPr>
           <w:i/>
           <w:noProof/>
         </w:rPr>
-        <w:t>R package version 3.1-3</w:t>
-      </w:r>
-      <w:r>
-        <w:rPr>
-          <w:noProof/>
-        </w:rPr>
-        <w:t>.</w:t>
+        <w:t xml:space="preserve">Proceedings of the Royal Society B-Biological Sciences </w:t>
+      </w:r>
+      <w:r>
+        <w:rPr>
+          <w:b/>
+          <w:noProof/>
+        </w:rPr>
+        <w:t>284</w:t>
+      </w:r>
+      <w:r>
+        <w:rPr>
+          <w:noProof/>
+        </w:rPr>
+        <w:t>: 20170132.</w:t>
       </w:r>
     </w:p>
     <w:p>
@@ -23712,41 +24335,20 @@
         <w:rPr>
           <w:noProof/>
         </w:rPr>
-        <w:lastRenderedPageBreak/>
-        <w:t xml:space="preserve">Garbutt, J. S., Scholefield, J. A., Vale, P. F. &amp; Little, T. J. 2014. Elevated maternal temperature enhances offspring disease resistance in </w:t>
+        <w:t xml:space="preserve">Fox, J., Weisberg, S., Price, B., Adler, D., Bates, D., Baud-Bovy, G., Bolker, B., Ellison, S., Firth, D., Friendly, M., Gorjanc, G., Graves, S., Heiberger, R., Krivitsky, P., Laboissiere, R., Maechler, M., Monette, G., Murdoch, D., Nilsson, H., Ogle, D., Ripley, B., Short, T., Venables, W., Walker, S., Winsemius, D., Zeileis, A. &amp; team, R. C. 2024. car: Companion to Applied Regression. </w:t>
       </w:r>
       <w:r>
         <w:rPr>
           <w:i/>
           <w:noProof/>
         </w:rPr>
-        <w:t>Daphnia magna</w:t>
-      </w:r>
-      <w:r>
-        <w:rPr>
-          <w:noProof/>
-        </w:rPr>
-        <w:t xml:space="preserve">. </w:t>
-      </w:r>
-      <w:r>
-        <w:rPr>
-          <w:i/>
-          <w:noProof/>
-        </w:rPr>
-        <w:t xml:space="preserve">Functional Ecology </w:t>
-      </w:r>
-      <w:r>
-        <w:rPr>
-          <w:b/>
-          <w:noProof/>
-        </w:rPr>
-        <w:t>28</w:t>
-      </w:r>
-      <w:r>
-        <w:rPr>
-          <w:noProof/>
-        </w:rPr>
-        <w:t>: 424–431.</w:t>
+        <w:t>R package version 3.1-3</w:t>
+      </w:r>
+      <w:r>
+        <w:rPr>
+          <w:noProof/>
+        </w:rPr>
+        <w:t>.</w:t>
       </w:r>
     </w:p>
     <w:p>
@@ -23761,27 +24363,41 @@
         <w:rPr>
           <w:noProof/>
         </w:rPr>
-        <w:t xml:space="preserve">González-Santoyo, I. &amp; Córdoba-Aguilar, A. 2012. Phenoloxidase: A key component of the insect immune system. </w:t>
+        <w:lastRenderedPageBreak/>
+        <w:t xml:space="preserve">Garbutt, J. S., Scholefield, J. A., Vale, P. F. &amp; Little, T. J. 2014. Elevated maternal temperature enhances offspring disease resistance in </w:t>
       </w:r>
       <w:r>
         <w:rPr>
           <w:i/>
           <w:noProof/>
         </w:rPr>
-        <w:t xml:space="preserve">Entomologia Experimentalis et Applicata </w:t>
+        <w:t>Daphnia magna</w:t>
+      </w:r>
+      <w:r>
+        <w:rPr>
+          <w:noProof/>
+        </w:rPr>
+        <w:t xml:space="preserve">. </w:t>
+      </w:r>
+      <w:r>
+        <w:rPr>
+          <w:i/>
+          <w:noProof/>
+        </w:rPr>
+        <w:t xml:space="preserve">Functional Ecology </w:t>
       </w:r>
       <w:r>
         <w:rPr>
           <w:b/>
           <w:noProof/>
         </w:rPr>
-        <w:t>142</w:t>
-      </w:r>
-      <w:r>
-        <w:rPr>
-          <w:noProof/>
-        </w:rPr>
-        <w:t>: 1–16.</w:t>
+        <w:t>28</w:t>
+      </w:r>
+      <w:r>
+        <w:rPr>
+          <w:noProof/>
+        </w:rPr>
+        <w:t>: 424–431.</w:t>
       </w:r>
     </w:p>
     <w:p>
@@ -23796,40 +24412,27 @@
         <w:rPr>
           <w:noProof/>
         </w:rPr>
-        <w:t xml:space="preserve">Gourgoulianni, N., Schäfer, M. A., Kapun, M., Busso, J. P. &amp; Blanckenhorn, W. U. 2023. Temperature-dependent melanism and phenoloxidase activity in the dimorphic sepsid fly </w:t>
+        <w:t xml:space="preserve">González-Santoyo, I. &amp; Córdoba-Aguilar, A. 2012. Phenoloxidase: A key component of the insect immune system. </w:t>
       </w:r>
       <w:r>
         <w:rPr>
           <w:i/>
           <w:noProof/>
         </w:rPr>
-        <w:t>Sepsis thoracica</w:t>
-      </w:r>
-      <w:r>
-        <w:rPr>
-          <w:noProof/>
-        </w:rPr>
-        <w:t xml:space="preserve">. </w:t>
-      </w:r>
-      <w:r>
-        <w:rPr>
-          <w:i/>
-          <w:noProof/>
-        </w:rPr>
-        <w:t xml:space="preserve">Journal of Thermal Biology </w:t>
+        <w:t xml:space="preserve">Entomologia Experimentalis et Applicata </w:t>
       </w:r>
       <w:r>
         <w:rPr>
           <w:b/>
           <w:noProof/>
         </w:rPr>
-        <w:t>112</w:t>
-      </w:r>
-      <w:r>
-        <w:rPr>
-          <w:noProof/>
-        </w:rPr>
-        <w:t>: 103473.</w:t>
+        <w:t>142</w:t>
+      </w:r>
+      <w:r>
+        <w:rPr>
+          <w:noProof/>
+        </w:rPr>
+        <w:t>: 1–16.</w:t>
       </w:r>
     </w:p>
     <w:p>
@@ -23844,14 +24447,14 @@
         <w:rPr>
           <w:noProof/>
         </w:rPr>
-        <w:t xml:space="preserve">Herren, P., Hesketh, H., Dunn, A. M. &amp; Meyling, N. V. 2024. Heat stress has immeidate and persistent effects on immunity and development of </w:t>
+        <w:t xml:space="preserve">Gourgoulianni, N., Schäfer, M. A., Kapun, M., Busso, J. P. &amp; Blanckenhorn, W. U. 2023. Temperature-dependent melanism and phenoloxidase activity in the dimorphic sepsid fly </w:t>
       </w:r>
       <w:r>
         <w:rPr>
           <w:i/>
           <w:noProof/>
         </w:rPr>
-        <w:t>Tenebrio molitor</w:t>
+        <w:t>Sepsis thoracica</w:t>
       </w:r>
       <w:r>
         <w:rPr>
@@ -23864,20 +24467,20 @@
           <w:i/>
           <w:noProof/>
         </w:rPr>
-        <w:t xml:space="preserve">Journal of Insect as Food and Feed </w:t>
+        <w:t xml:space="preserve">Journal of Thermal Biology </w:t>
       </w:r>
       <w:r>
         <w:rPr>
           <w:b/>
           <w:noProof/>
         </w:rPr>
-        <w:t>10</w:t>
-      </w:r>
-      <w:r>
-        <w:rPr>
-          <w:noProof/>
-        </w:rPr>
-        <w:t>: 835–853.</w:t>
+        <w:t>112</w:t>
+      </w:r>
+      <w:r>
+        <w:rPr>
+          <w:noProof/>
+        </w:rPr>
+        <w:t>: 103473.</w:t>
       </w:r>
     </w:p>
     <w:p>
@@ -23892,27 +24495,40 @@
         <w:rPr>
           <w:noProof/>
         </w:rPr>
-        <w:t xml:space="preserve">Huey, R. B. &amp; Kingsolver, J. G. 2019. Climate warming, resource availability, and the metabolic meltdown of ectotherms. </w:t>
+        <w:t xml:space="preserve">Herren, P., Hesketh, H., Dunn, A. M. &amp; Meyling, N. V. 2024. Heat stress has immeidate and persistent effects on immunity and development of </w:t>
       </w:r>
       <w:r>
         <w:rPr>
           <w:i/>
           <w:noProof/>
         </w:rPr>
-        <w:t xml:space="preserve">American Naturalist </w:t>
+        <w:t>Tenebrio molitor</w:t>
+      </w:r>
+      <w:r>
+        <w:rPr>
+          <w:noProof/>
+        </w:rPr>
+        <w:t xml:space="preserve">. </w:t>
+      </w:r>
+      <w:r>
+        <w:rPr>
+          <w:i/>
+          <w:noProof/>
+        </w:rPr>
+        <w:t xml:space="preserve">Journal of Insect as Food and Feed </w:t>
       </w:r>
       <w:r>
         <w:rPr>
           <w:b/>
           <w:noProof/>
         </w:rPr>
-        <w:t>194</w:t>
-      </w:r>
-      <w:r>
-        <w:rPr>
-          <w:noProof/>
-        </w:rPr>
-        <w:t>: 140–150.</w:t>
+        <w:t>10</w:t>
+      </w:r>
+      <w:r>
+        <w:rPr>
+          <w:noProof/>
+        </w:rPr>
+        <w:t>: 835–853.</w:t>
       </w:r>
     </w:p>
     <w:p>
@@ -23927,27 +24543,27 @@
         <w:rPr>
           <w:noProof/>
         </w:rPr>
-        <w:t xml:space="preserve">Iglesias-Carrasco, M., Taboada, B., Lozano, M., Carazo, P., Garcia-Roa, R., Rodriguez-Exposito, E. &amp; Garcia-Gonzalez, F. 2024. Sexual selection buffers the negative consequences of population fragmentation on adaptive plastic responses to increasing temperatures. </w:t>
+        <w:t xml:space="preserve">Huey, R. B. &amp; Kingsolver, J. G. 2019. Climate warming, resource availability, and the metabolic meltdown of ectotherms. </w:t>
       </w:r>
       <w:r>
         <w:rPr>
           <w:i/>
           <w:noProof/>
         </w:rPr>
-        <w:t xml:space="preserve">Evolution </w:t>
+        <w:t xml:space="preserve">American Naturalist </w:t>
       </w:r>
       <w:r>
         <w:rPr>
           <w:b/>
           <w:noProof/>
         </w:rPr>
-        <w:t>78</w:t>
-      </w:r>
-      <w:r>
-        <w:rPr>
-          <w:noProof/>
-        </w:rPr>
-        <w:t>: 86–97.</w:t>
+        <w:t>194</w:t>
+      </w:r>
+      <w:r>
+        <w:rPr>
+          <w:noProof/>
+        </w:rPr>
+        <w:t>: 140–150.</w:t>
       </w:r>
     </w:p>
     <w:p>
@@ -23962,27 +24578,27 @@
         <w:rPr>
           <w:noProof/>
         </w:rPr>
-        <w:t xml:space="preserve">Iossa, G. 2019. Sex-specific differences in thermal fertility limits. </w:t>
+        <w:t xml:space="preserve">Iglesias-Carrasco, M., Taboada, B., Lozano, M., Carazo, P., Garcia-Roa, R., Rodriguez-Exposito, E. &amp; Garcia-Gonzalez, F. 2024. Sexual selection buffers the negative consequences of population fragmentation on adaptive plastic responses to increasing temperatures. </w:t>
       </w:r>
       <w:r>
         <w:rPr>
           <w:i/>
           <w:noProof/>
         </w:rPr>
-        <w:t xml:space="preserve">Trends in Ecology &amp; Evolution </w:t>
+        <w:t xml:space="preserve">Evolution </w:t>
       </w:r>
       <w:r>
         <w:rPr>
           <w:b/>
           <w:noProof/>
         </w:rPr>
-        <w:t>34</w:t>
-      </w:r>
-      <w:r>
-        <w:rPr>
-          <w:noProof/>
-        </w:rPr>
-        <w:t>: 490–492.</w:t>
+        <w:t>78</w:t>
+      </w:r>
+      <w:r>
+        <w:rPr>
+          <w:noProof/>
+        </w:rPr>
+        <w:t>: 86–97.</w:t>
       </w:r>
     </w:p>
     <w:p>
@@ -23997,27 +24613,27 @@
         <w:rPr>
           <w:noProof/>
         </w:rPr>
-        <w:t xml:space="preserve">Janicke, T., Häderer, I. K., Lajeunesse, M. J. &amp; Anthes, N. 2016. Darwinian sex roles confirmed across the animal kingdom. </w:t>
+        <w:t xml:space="preserve">Iossa, G. 2019. Sex-specific differences in thermal fertility limits. </w:t>
       </w:r>
       <w:r>
         <w:rPr>
           <w:i/>
           <w:noProof/>
         </w:rPr>
-        <w:t xml:space="preserve">Science Advances </w:t>
+        <w:t xml:space="preserve">Trends in Ecology &amp; Evolution </w:t>
       </w:r>
       <w:r>
         <w:rPr>
           <w:b/>
           <w:noProof/>
         </w:rPr>
-        <w:t>2</w:t>
-      </w:r>
-      <w:r>
-        <w:rPr>
-          <w:noProof/>
-        </w:rPr>
-        <w:t>: e1500983.</w:t>
+        <w:t>34</w:t>
+      </w:r>
+      <w:r>
+        <w:rPr>
+          <w:noProof/>
+        </w:rPr>
+        <w:t>: 490–492.</w:t>
       </w:r>
     </w:p>
     <w:p>
@@ -24067,20 +24683,27 @@
         <w:rPr>
           <w:noProof/>
         </w:rPr>
-        <w:t xml:space="preserve">Lenth, R. V., Banfai, B., Bolker, B., Buerkner, P., Giné-Vázquez, I., Herve, M., Jung, M., Love, J., Miguez, F., Piaskowski, J., Riebl, H. &amp; Singmann, H. 2024. emmeans: Estimated marginal means, aka least-squares means. </w:t>
+        <w:t xml:space="preserve">Klein, S. L. 2000. The effects of hormones on sex differences in infection: from genes to behavior. </w:t>
       </w:r>
       <w:r>
         <w:rPr>
           <w:i/>
           <w:noProof/>
         </w:rPr>
-        <w:t>R package version 1.10.5</w:t>
-      </w:r>
-      <w:r>
-        <w:rPr>
-          <w:noProof/>
-        </w:rPr>
-        <w:t>.</w:t>
+        <w:t xml:space="preserve">Neuroscience and Biobehavioral Reviews </w:t>
+      </w:r>
+      <w:r>
+        <w:rPr>
+          <w:b/>
+          <w:noProof/>
+        </w:rPr>
+        <w:t>24</w:t>
+      </w:r>
+      <w:r>
+        <w:rPr>
+          <w:noProof/>
+        </w:rPr>
+        <w:t>: 627–638.</w:t>
       </w:r>
     </w:p>
     <w:p>
@@ -24095,53 +24718,20 @@
         <w:rPr>
           <w:noProof/>
         </w:rPr>
-        <w:t>Li, X., Ma, W. &amp; Jiang, Y. 2022. Heat stress affects the expression of antimicrobial peptide genes in adult honeybee (</w:t>
+        <w:t xml:space="preserve">Lenth, R. V., Banfai, B., Bolker, B., Buerkner, P., Giné-Vázquez, I., Herve, M., Jung, M., Love, J., Miguez, F., Piaskowski, J., Riebl, H. &amp; Singmann, H. 2024. emmeans: Estimated marginal means, aka least-squares means. </w:t>
       </w:r>
       <w:r>
         <w:rPr>
           <w:i/>
           <w:noProof/>
         </w:rPr>
-        <w:t xml:space="preserve">Apis cerana </w:t>
-      </w:r>
-      <w:r>
-        <w:rPr>
-          <w:noProof/>
-        </w:rPr>
-        <w:t xml:space="preserve">and </w:t>
-      </w:r>
-      <w:r>
-        <w:rPr>
-          <w:i/>
-          <w:noProof/>
-        </w:rPr>
-        <w:t>Apis mellifera</w:t>
-      </w:r>
-      <w:r>
-        <w:rPr>
-          <w:noProof/>
-        </w:rPr>
-        <w:t xml:space="preserve">). </w:t>
-      </w:r>
-      <w:r>
-        <w:rPr>
-          <w:i/>
-          <w:noProof/>
-        </w:rPr>
-        <w:t xml:space="preserve">International Journal of Tropical Insect Science </w:t>
-      </w:r>
-      <w:r>
-        <w:rPr>
-          <w:b/>
-          <w:noProof/>
-        </w:rPr>
-        <w:t>42</w:t>
-      </w:r>
-      <w:r>
-        <w:rPr>
-          <w:noProof/>
-        </w:rPr>
-        <w:t>: 2465–2471.</w:t>
+        <w:t>R package version 1.10.5</w:t>
+      </w:r>
+      <w:r>
+        <w:rPr>
+          <w:noProof/>
+        </w:rPr>
+        <w:t>.</w:t>
       </w:r>
     </w:p>
     <w:p>
@@ -24156,40 +24746,27 @@
         <w:rPr>
           <w:noProof/>
         </w:rPr>
-        <w:t xml:space="preserve">Lindholm, A. K., Hunt, J. &amp; Brooks, R. 2006. Where do all the maternal effects go? Variation in offspring body size through ontogeny in the live-bearing fish </w:t>
+        <w:t xml:space="preserve">Li, J. P., Wang, X. T., Guo, R., Li, Z. K., Lv, H. &amp; Wang, Y. P. 2025. Research progress and trends of insect high-temperature stress: insights from bibliometric analysis. </w:t>
       </w:r>
       <w:r>
         <w:rPr>
           <w:i/>
           <w:noProof/>
         </w:rPr>
-        <w:t>Poecilia parae</w:t>
-      </w:r>
-      <w:r>
-        <w:rPr>
-          <w:noProof/>
-        </w:rPr>
-        <w:t xml:space="preserve">. </w:t>
-      </w:r>
-      <w:r>
-        <w:rPr>
-          <w:i/>
-          <w:noProof/>
-        </w:rPr>
-        <w:t xml:space="preserve">Biology Letters </w:t>
+        <w:t xml:space="preserve">Frontiers in Insect Science </w:t>
       </w:r>
       <w:r>
         <w:rPr>
           <w:b/>
           <w:noProof/>
         </w:rPr>
-        <w:t>2</w:t>
-      </w:r>
-      <w:r>
-        <w:rPr>
-          <w:noProof/>
-        </w:rPr>
-        <w:t>: 586–589.</w:t>
+        <w:t>5</w:t>
+      </w:r>
+      <w:r>
+        <w:rPr>
+          <w:noProof/>
+        </w:rPr>
+        <w:t>: 1625155.</w:t>
       </w:r>
     </w:p>
     <w:p>
@@ -24204,27 +24781,53 @@
         <w:rPr>
           <w:noProof/>
         </w:rPr>
-        <w:t xml:space="preserve">Lymbery, R. A., Evans, J. P. &amp; Kennington, W. J. 2020. Post-ejaculation thermal stress causes changes to the RNA profile of sperm in an external fertilizer. </w:t>
+        <w:t>Li, X., Ma, W. &amp; Jiang, Y. 2022. Heat stress affects the expression of antimicrobial peptide genes in adult honeybee (</w:t>
       </w:r>
       <w:r>
         <w:rPr>
           <w:i/>
           <w:noProof/>
         </w:rPr>
-        <w:t xml:space="preserve">Proceedings of the Royal Society B: Biological Sciences </w:t>
+        <w:t xml:space="preserve">Apis cerana </w:t>
+      </w:r>
+      <w:r>
+        <w:rPr>
+          <w:noProof/>
+        </w:rPr>
+        <w:t xml:space="preserve">and </w:t>
+      </w:r>
+      <w:r>
+        <w:rPr>
+          <w:i/>
+          <w:noProof/>
+        </w:rPr>
+        <w:t>Apis mellifera</w:t>
+      </w:r>
+      <w:r>
+        <w:rPr>
+          <w:noProof/>
+        </w:rPr>
+        <w:t xml:space="preserve">). </w:t>
+      </w:r>
+      <w:r>
+        <w:rPr>
+          <w:i/>
+          <w:noProof/>
+        </w:rPr>
+        <w:t xml:space="preserve">International Journal of Tropical Insect Science </w:t>
       </w:r>
       <w:r>
         <w:rPr>
           <w:b/>
           <w:noProof/>
         </w:rPr>
-        <w:t>287</w:t>
-      </w:r>
-      <w:r>
-        <w:rPr>
-          <w:noProof/>
-        </w:rPr>
-        <w:t>: 20202147.</w:t>
+        <w:t>42</w:t>
+      </w:r>
+      <w:r>
+        <w:rPr>
+          <w:noProof/>
+        </w:rPr>
+        <w:t>: 2465–2471.</w:t>
       </w:r>
     </w:p>
     <w:p>
@@ -24239,13 +24842,26 @@
         <w:rPr>
           <w:noProof/>
         </w:rPr>
-        <w:t xml:space="preserve">Lymbery, R. A., Kennington, W. &amp; Evans, J. P. 2021. The thermal environment of sperm affects offspring success: A test of the anticipatory paternal effects hypothesis in the blue mussel. </w:t>
+        <w:t xml:space="preserve">Lindholm, A. K., Hunt, J. &amp; Brooks, R. 2006. Where do all the maternal effects go? Variation in offspring body size through ontogeny in the live-bearing fish </w:t>
       </w:r>
       <w:r>
         <w:rPr>
           <w:i/>
           <w:noProof/>
         </w:rPr>
+        <w:t>Poecilia parae</w:t>
+      </w:r>
+      <w:r>
+        <w:rPr>
+          <w:noProof/>
+        </w:rPr>
+        <w:t xml:space="preserve">. </w:t>
+      </w:r>
+      <w:r>
+        <w:rPr>
+          <w:i/>
+          <w:noProof/>
+        </w:rPr>
         <w:t xml:space="preserve">Biology Letters </w:t>
       </w:r>
       <w:r>
@@ -24253,13 +24869,13 @@
           <w:b/>
           <w:noProof/>
         </w:rPr>
-        <w:t>17</w:t>
-      </w:r>
-      <w:r>
-        <w:rPr>
-          <w:noProof/>
-        </w:rPr>
-        <w:t>: 20210213.</w:t>
+        <w:t>2</w:t>
+      </w:r>
+      <w:r>
+        <w:rPr>
+          <w:noProof/>
+        </w:rPr>
+        <w:t>: 586–589.</w:t>
       </w:r>
     </w:p>
     <w:p>
@@ -24274,27 +24890,27 @@
         <w:rPr>
           <w:noProof/>
         </w:rPr>
-        <w:t xml:space="preserve">Maklakov, A. A. &amp; Lummaa, V. 2013. Evolution of sex differences in lifespan and aging: causes and constraints. </w:t>
+        <w:t xml:space="preserve">Lymbery, R. A., Evans, J. P. &amp; Kennington, W. J. 2020. Post-ejaculation thermal stress causes changes to the RNA profile of sperm in an external fertilizer. </w:t>
       </w:r>
       <w:r>
         <w:rPr>
           <w:i/>
           <w:noProof/>
         </w:rPr>
-        <w:t xml:space="preserve">BioEssays </w:t>
+        <w:t xml:space="preserve">Proceedings of the Royal Society B: Biological Sciences </w:t>
       </w:r>
       <w:r>
         <w:rPr>
           <w:b/>
           <w:noProof/>
         </w:rPr>
-        <w:t>35</w:t>
-      </w:r>
-      <w:r>
-        <w:rPr>
-          <w:noProof/>
-        </w:rPr>
-        <w:t>: 717–724.</w:t>
+        <w:t>287</w:t>
+      </w:r>
+      <w:r>
+        <w:rPr>
+          <w:noProof/>
+        </w:rPr>
+        <w:t>: 20202147.</w:t>
       </w:r>
     </w:p>
     <w:p>
@@ -24309,27 +24925,27 @@
         <w:rPr>
           <w:noProof/>
         </w:rPr>
-        <w:t xml:space="preserve">Manniello, M. D., Moretta, A., Salvia, R., Scieuzo, C., Lucchetti, D., Vogel, H., Sgambato, A. &amp; Falabella, P. 2021. Insect antimicrobial peptides: potential weapons to counteract the antibiotic resistance. </w:t>
+        <w:t xml:space="preserve">Lymbery, R. A., Kennington, W. &amp; Evans, J. P. 2021. The thermal environment of sperm affects offspring success: A test of the anticipatory paternal effects hypothesis in the blue mussel. </w:t>
       </w:r>
       <w:r>
         <w:rPr>
           <w:i/>
           <w:noProof/>
         </w:rPr>
-        <w:t xml:space="preserve">Cellular and Molecular Life Sciences </w:t>
+        <w:t xml:space="preserve">Biology Letters </w:t>
       </w:r>
       <w:r>
         <w:rPr>
           <w:b/>
           <w:noProof/>
         </w:rPr>
-        <w:t>78</w:t>
-      </w:r>
-      <w:r>
-        <w:rPr>
-          <w:noProof/>
-        </w:rPr>
-        <w:t>: 4259–4282.</w:t>
+        <w:t>17</w:t>
+      </w:r>
+      <w:r>
+        <w:rPr>
+          <w:noProof/>
+        </w:rPr>
+        <w:t>: 20210213.</w:t>
       </w:r>
     </w:p>
     <w:p>
@@ -24344,27 +24960,27 @@
         <w:rPr>
           <w:noProof/>
         </w:rPr>
-        <w:t xml:space="preserve">Marshall, D. J. &amp; Uller, T. 2007. When is a maternal effect adaptive? </w:t>
+        <w:t xml:space="preserve">Maklakov, A. A. &amp; Lummaa, V. 2013. Evolution of sex differences in lifespan and aging: causes and constraints. </w:t>
       </w:r>
       <w:r>
         <w:rPr>
           <w:i/>
           <w:noProof/>
         </w:rPr>
-        <w:t xml:space="preserve">Oikos </w:t>
+        <w:t xml:space="preserve">BioEssays </w:t>
       </w:r>
       <w:r>
         <w:rPr>
           <w:b/>
           <w:noProof/>
         </w:rPr>
-        <w:t>116</w:t>
-      </w:r>
-      <w:r>
-        <w:rPr>
-          <w:noProof/>
-        </w:rPr>
-        <w:t>: 1957–1963.</w:t>
+        <w:t>35</w:t>
+      </w:r>
+      <w:r>
+        <w:rPr>
+          <w:noProof/>
+        </w:rPr>
+        <w:t>: 717–724.</w:t>
       </w:r>
     </w:p>
     <w:p>
@@ -24379,27 +24995,27 @@
         <w:rPr>
           <w:noProof/>
         </w:rPr>
-        <w:t xml:space="preserve">Mauvais-Jarvis, F. 2024. Sex differences in energy metabolism: natural selection, mechanisms and consequences. </w:t>
+        <w:t xml:space="preserve">Manniello, M. D., Moretta, A., Salvia, R., Scieuzo, C., Lucchetti, D., Vogel, H., Sgambato, A. &amp; Falabella, P. 2021. Insect antimicrobial peptides: potential weapons to counteract the antibiotic resistance. </w:t>
       </w:r>
       <w:r>
         <w:rPr>
           <w:i/>
           <w:noProof/>
         </w:rPr>
-        <w:t xml:space="preserve">Nature Reviews Nephrology </w:t>
+        <w:t xml:space="preserve">Cellular and Molecular Life Sciences </w:t>
       </w:r>
       <w:r>
         <w:rPr>
           <w:b/>
           <w:noProof/>
         </w:rPr>
-        <w:t>20</w:t>
-      </w:r>
-      <w:r>
-        <w:rPr>
-          <w:noProof/>
-        </w:rPr>
-        <w:t>: 56–69.</w:t>
+        <w:t>78</w:t>
+      </w:r>
+      <w:r>
+        <w:rPr>
+          <w:noProof/>
+        </w:rPr>
+        <w:t>: 4259–4282.</w:t>
       </w:r>
     </w:p>
     <w:p>
@@ -24415,27 +25031,27 @@
           <w:noProof/>
         </w:rPr>
         <w:lastRenderedPageBreak/>
-        <w:t xml:space="preserve">McNamara, K. B., van Lieshout, E., Jones, T. M. &amp; Simmons, L. W. 2013. Age-dependent trade-offs between immunity and male, but not female, reproduction. </w:t>
+        <w:t xml:space="preserve">Marshall, D. J. &amp; Uller, T. 2007. When is a maternal effect adaptive? </w:t>
       </w:r>
       <w:r>
         <w:rPr>
           <w:i/>
           <w:noProof/>
         </w:rPr>
-        <w:t xml:space="preserve">Journal of Animal Ecology </w:t>
+        <w:t xml:space="preserve">Oikos </w:t>
       </w:r>
       <w:r>
         <w:rPr>
           <w:b/>
           <w:noProof/>
         </w:rPr>
-        <w:t>82</w:t>
-      </w:r>
-      <w:r>
-        <w:rPr>
-          <w:noProof/>
-        </w:rPr>
-        <w:t>: 235–244.</w:t>
+        <w:t>116</w:t>
+      </w:r>
+      <w:r>
+        <w:rPr>
+          <w:noProof/>
+        </w:rPr>
+        <w:t>: 1957–1963.</w:t>
       </w:r>
     </w:p>
     <w:p>
@@ -24450,27 +25066,27 @@
         <w:rPr>
           <w:noProof/>
         </w:rPr>
-        <w:t xml:space="preserve">Nakagawa, S., Kar, F., O’Dea, R. E., Pick, J. L. &amp; Lagisz, M. 2017. Divide and conquer? Size adjustment with allometry and intermediate outcomes. </w:t>
+        <w:t xml:space="preserve">Mauvais-Jarvis, F. 2024. Sex differences in energy metabolism: natural selection, mechanisms and consequences. </w:t>
       </w:r>
       <w:r>
         <w:rPr>
           <w:i/>
           <w:noProof/>
         </w:rPr>
-        <w:t xml:space="preserve">BMC Biology </w:t>
+        <w:t xml:space="preserve">Nature Reviews Nephrology </w:t>
       </w:r>
       <w:r>
         <w:rPr>
           <w:b/>
           <w:noProof/>
         </w:rPr>
-        <w:t>15</w:t>
-      </w:r>
-      <w:r>
-        <w:rPr>
-          <w:noProof/>
-        </w:rPr>
-        <w:t>: 107.</w:t>
+        <w:t>20</w:t>
+      </w:r>
+      <w:r>
+        <w:rPr>
+          <w:noProof/>
+        </w:rPr>
+        <w:t>: 56–69.</w:t>
       </w:r>
     </w:p>
     <w:p>
@@ -24485,27 +25101,27 @@
         <w:rPr>
           <w:noProof/>
         </w:rPr>
-        <w:t xml:space="preserve">Quezada-Euán, J., Medina, R., Soto-Correa, A., Pech-Jiménez, C., Paxton, R., Solís, T., Aragón-Pech, R. &amp; Moo-Valle, H. 2024. Heat domes increase vulnerability of native stingless bees by simultaneously weakening key survival traits. </w:t>
+        <w:t xml:space="preserve">McNamara, K. B., van Lieshout, E., Jones, T. M. &amp; Simmons, L. W. 2013. Age-dependent trade-offs between immunity and male, but not female, reproduction. </w:t>
       </w:r>
       <w:r>
         <w:rPr>
           <w:i/>
           <w:noProof/>
         </w:rPr>
-        <w:t xml:space="preserve">Science of The Total Environment </w:t>
+        <w:t xml:space="preserve">Journal of Animal Ecology </w:t>
       </w:r>
       <w:r>
         <w:rPr>
           <w:b/>
           <w:noProof/>
         </w:rPr>
-        <w:t>957</w:t>
-      </w:r>
-      <w:r>
-        <w:rPr>
-          <w:noProof/>
-        </w:rPr>
-        <w:t>: 177705.</w:t>
+        <w:t>82</w:t>
+      </w:r>
+      <w:r>
+        <w:rPr>
+          <w:noProof/>
+        </w:rPr>
+        <w:t>: 235–244.</w:t>
       </w:r>
     </w:p>
     <w:p>
@@ -24520,27 +25136,27 @@
         <w:rPr>
           <w:noProof/>
         </w:rPr>
-        <w:t xml:space="preserve">Raczynski, M., Stoks, R., Johansson, F., Barton, K. &amp; Sniegula, S. 2022. Phenological shifts in a warming world affect physiology and life history in a damselfly. </w:t>
+        <w:t xml:space="preserve">Nakagawa, S., Kar, F., O’Dea, R. E., Pick, J. L. &amp; Lagisz, M. 2017. Divide and conquer? Size adjustment with allometry and intermediate outcomes. </w:t>
       </w:r>
       <w:r>
         <w:rPr>
           <w:i/>
           <w:noProof/>
         </w:rPr>
-        <w:t xml:space="preserve">Insects </w:t>
+        <w:t xml:space="preserve">BMC Biology </w:t>
       </w:r>
       <w:r>
         <w:rPr>
           <w:b/>
           <w:noProof/>
         </w:rPr>
-        <w:t>13</w:t>
-      </w:r>
-      <w:r>
-        <w:rPr>
-          <w:noProof/>
-        </w:rPr>
-        <w:t>: 622.</w:t>
+        <w:t>15</w:t>
+      </w:r>
+      <w:r>
+        <w:rPr>
+          <w:noProof/>
+        </w:rPr>
+        <w:t>: 107.</w:t>
       </w:r>
     </w:p>
     <w:p>
@@ -24548,22 +25164,34 @@
         <w:pStyle w:val="EndNoteBibliography"/>
         <w:ind w:left="720" w:hanging="720"/>
         <w:rPr>
+          <w:noProof/>
+        </w:rPr>
+      </w:pPr>
+      <w:r>
+        <w:rPr>
+          <w:noProof/>
+        </w:rPr>
+        <w:t xml:space="preserve">Quezada-Euán, J., Medina, R., Soto-Correa, A., Pech-Jiménez, C., Paxton, R., Solís, T., Aragón-Pech, R. &amp; Moo-Valle, H. 2024. Heat domes increase vulnerability of native stingless bees by simultaneously weakening key survival traits. </w:t>
+      </w:r>
+      <w:r>
+        <w:rPr>
           <w:i/>
           <w:noProof/>
         </w:rPr>
-      </w:pPr>
-      <w:r>
-        <w:rPr>
-          <w:noProof/>
-        </w:rPr>
-        <w:t xml:space="preserve">Rasband, W. S. 2009. ImageJ. </w:t>
-      </w:r>
-      <w:r>
-        <w:rPr>
-          <w:i/>
-          <w:noProof/>
-        </w:rPr>
-        <w:t xml:space="preserve">National Institutes of Health, Maryland, USA </w:t>
+        <w:t xml:space="preserve">Science of The Total Environment </w:t>
+      </w:r>
+      <w:r>
+        <w:rPr>
+          <w:b/>
+          <w:noProof/>
+        </w:rPr>
+        <w:t>957</w:t>
+      </w:r>
+      <w:r>
+        <w:rPr>
+          <w:noProof/>
+        </w:rPr>
+        <w:t>: 177705.</w:t>
       </w:r>
     </w:p>
     <w:p>
@@ -24578,27 +25206,27 @@
         <w:rPr>
           <w:noProof/>
         </w:rPr>
-        <w:t xml:space="preserve">Sanghvi, K., Iglesias-Carrasco, M., Zajitschek, F., Kruuk, L. E. B. &amp; Head, M. L. 2022. Effects of developmental and adult environments on ageing. </w:t>
+        <w:t xml:space="preserve">Raczynski, M., Stoks, R., Johansson, F., Barton, K. &amp; Sniegula, S. 2022. Phenological shifts in a warming world affect physiology and life history in a damselfly. </w:t>
       </w:r>
       <w:r>
         <w:rPr>
           <w:i/>
           <w:noProof/>
         </w:rPr>
-        <w:t xml:space="preserve">Evolution </w:t>
+        <w:t xml:space="preserve">Insects </w:t>
       </w:r>
       <w:r>
         <w:rPr>
           <w:b/>
           <w:noProof/>
         </w:rPr>
-        <w:t>76</w:t>
-      </w:r>
-      <w:r>
-        <w:rPr>
-          <w:noProof/>
-        </w:rPr>
-        <w:t>: 1868–1866.</w:t>
+        <w:t>13</w:t>
+      </w:r>
+      <w:r>
+        <w:rPr>
+          <w:noProof/>
+        </w:rPr>
+        <w:t>: 622.</w:t>
       </w:r>
     </w:p>
     <w:p>
@@ -24606,6 +25234,7 @@
         <w:pStyle w:val="EndNoteBibliography"/>
         <w:ind w:left="720" w:hanging="720"/>
         <w:rPr>
+          <w:i/>
           <w:noProof/>
         </w:rPr>
       </w:pPr>
@@ -24613,27 +25242,14 @@
         <w:rPr>
           <w:noProof/>
         </w:rPr>
-        <w:t xml:space="preserve">Schulte, P. M. 2015. The effects of temperature on aerobic metabolism: towards a mechanistic understanding of the responses of ectotherms to a changing environment. </w:t>
+        <w:t xml:space="preserve">Rasband, W. S. 2009. ImageJ. </w:t>
       </w:r>
       <w:r>
         <w:rPr>
           <w:i/>
           <w:noProof/>
         </w:rPr>
-        <w:t xml:space="preserve">Journal of Experimental Biology </w:t>
-      </w:r>
-      <w:r>
-        <w:rPr>
-          <w:b/>
-          <w:noProof/>
-        </w:rPr>
-        <w:t>218</w:t>
-      </w:r>
-      <w:r>
-        <w:rPr>
-          <w:noProof/>
-        </w:rPr>
-        <w:t>: 1856–1866.</w:t>
+        <w:t xml:space="preserve">National Institutes of Health, Maryland, USA </w:t>
       </w:r>
     </w:p>
     <w:p>
@@ -24648,40 +25264,27 @@
         <w:rPr>
           <w:noProof/>
         </w:rPr>
-        <w:t xml:space="preserve">Singh, M., Saini, V. P. &amp; Meena, L. L. 2025. Heat stress induces oxidative stress and weakens the immune system in catfish </w:t>
+        <w:t xml:space="preserve">Sanghvi, K., Iglesias-Carrasco, M., Zajitschek, F., Kruuk, L. E. B. &amp; Head, M. L. 2022. Effects of developmental and adult environments on ageing. </w:t>
       </w:r>
       <w:r>
         <w:rPr>
           <w:i/>
           <w:noProof/>
         </w:rPr>
-        <w:t>Clarias magur</w:t>
-      </w:r>
-      <w:r>
-        <w:rPr>
-          <w:noProof/>
-        </w:rPr>
-        <w:t xml:space="preserve">: Evidence from physiological, histological, and transcriptomic analyses. </w:t>
-      </w:r>
-      <w:r>
-        <w:rPr>
-          <w:i/>
-          <w:noProof/>
-        </w:rPr>
-        <w:t xml:space="preserve">Fish &amp; Shellfish Immunology </w:t>
+        <w:t xml:space="preserve">Evolution </w:t>
       </w:r>
       <w:r>
         <w:rPr>
           <w:b/>
           <w:noProof/>
         </w:rPr>
-        <w:t>161</w:t>
-      </w:r>
-      <w:r>
-        <w:rPr>
-          <w:noProof/>
-        </w:rPr>
-        <w:t>: 110294.</w:t>
+        <w:t>76</w:t>
+      </w:r>
+      <w:r>
+        <w:rPr>
+          <w:noProof/>
+        </w:rPr>
+        <w:t>: 1868–1866.</w:t>
       </w:r>
     </w:p>
     <w:p>
@@ -24696,27 +25299,27 @@
         <w:rPr>
           <w:noProof/>
         </w:rPr>
-        <w:t xml:space="preserve">Spinks, R. K., Donelson, J. M., Bonzi, L. C., Ravasi, T. &amp; Munday, P. L. 2022. Parents exposed to warming produce offspring lower in weight and condition. </w:t>
+        <w:t xml:space="preserve">Schulte, P. M. 2015. The effects of temperature on aerobic metabolism: towards a mechanistic understanding of the responses of ectotherms to a changing environment. </w:t>
       </w:r>
       <w:r>
         <w:rPr>
           <w:i/>
           <w:noProof/>
         </w:rPr>
-        <w:t xml:space="preserve">Ecology and Evolution </w:t>
+        <w:t xml:space="preserve">Journal of Experimental Biology </w:t>
       </w:r>
       <w:r>
         <w:rPr>
           <w:b/>
           <w:noProof/>
         </w:rPr>
-        <w:t>12</w:t>
-      </w:r>
-      <w:r>
-        <w:rPr>
-          <w:noProof/>
-        </w:rPr>
-        <w:t>: e9044.</w:t>
+        <w:t>218</w:t>
+      </w:r>
+      <w:r>
+        <w:rPr>
+          <w:noProof/>
+        </w:rPr>
+        <w:t>: 1856–1866.</w:t>
       </w:r>
     </w:p>
     <w:p>
@@ -24731,27 +25334,53 @@
         <w:rPr>
           <w:noProof/>
         </w:rPr>
-        <w:t xml:space="preserve">Srygley, R. B. &amp; Jaronski, S. T. 2022. Increasing temperature reduces cuticular melanism and immunity to fungal infection in a migratory insect. </w:t>
+        <w:t xml:space="preserve">Shamakhi, L., Zibae, A., Karimi-Malati, A. &amp; Hoda, H. 2019. Effect of thermal stress on the immune responses of </w:t>
       </w:r>
       <w:r>
         <w:rPr>
           <w:i/>
           <w:noProof/>
         </w:rPr>
-        <w:t xml:space="preserve">Ecological Entomology </w:t>
+        <w:t>Chilo suppressalis</w:t>
+      </w:r>
+      <w:r>
+        <w:rPr>
+          <w:noProof/>
+        </w:rPr>
+        <w:t xml:space="preserve"> walker (Lepidoptera: Crambidae) to </w:t>
+      </w:r>
+      <w:r>
+        <w:rPr>
+          <w:i/>
+          <w:noProof/>
+        </w:rPr>
+        <w:t>Beauveria bassiana</w:t>
+      </w:r>
+      <w:r>
+        <w:rPr>
+          <w:noProof/>
+        </w:rPr>
+        <w:t xml:space="preserve">. </w:t>
+      </w:r>
+      <w:r>
+        <w:rPr>
+          <w:i/>
+          <w:noProof/>
+        </w:rPr>
+        <w:t xml:space="preserve">Journal of Thermal Biology </w:t>
       </w:r>
       <w:r>
         <w:rPr>
           <w:b/>
           <w:noProof/>
         </w:rPr>
-        <w:t>47</w:t>
-      </w:r>
-      <w:r>
-        <w:rPr>
-          <w:noProof/>
-        </w:rPr>
-        <w:t>: 109–113.</w:t>
+        <w:t>84</w:t>
+      </w:r>
+      <w:r>
+        <w:rPr>
+          <w:noProof/>
+        </w:rPr>
+        <w:t>: 136–145.</w:t>
       </w:r>
     </w:p>
     <w:p>
@@ -24766,27 +25395,40 @@
         <w:rPr>
           <w:noProof/>
         </w:rPr>
-        <w:t xml:space="preserve">Stillman, J. H. 2019. Heat waves, the new normal: Summertime temperature extremes will impact animals, ecosystems, and human communities. </w:t>
+        <w:t xml:space="preserve">Singh, M., Saini, V. P. &amp; Meena, L. L. 2025. Heat stress induces oxidative stress and weakens the immune system in catfish </w:t>
       </w:r>
       <w:r>
         <w:rPr>
           <w:i/>
           <w:noProof/>
         </w:rPr>
-        <w:t xml:space="preserve">Physiology </w:t>
+        <w:t>Clarias magur</w:t>
+      </w:r>
+      <w:r>
+        <w:rPr>
+          <w:noProof/>
+        </w:rPr>
+        <w:t xml:space="preserve">: Evidence from physiological, histological, and transcriptomic analyses. </w:t>
+      </w:r>
+      <w:r>
+        <w:rPr>
+          <w:i/>
+          <w:noProof/>
+        </w:rPr>
+        <w:t xml:space="preserve">Fish &amp; Shellfish Immunology </w:t>
       </w:r>
       <w:r>
         <w:rPr>
           <w:b/>
           <w:noProof/>
         </w:rPr>
-        <w:t>34</w:t>
-      </w:r>
-      <w:r>
-        <w:rPr>
-          <w:noProof/>
-        </w:rPr>
-        <w:t>: 86–100.</w:t>
+        <w:t>161</w:t>
+      </w:r>
+      <w:r>
+        <w:rPr>
+          <w:noProof/>
+        </w:rPr>
+        <w:t>: 110294.</w:t>
       </w:r>
     </w:p>
     <w:p>
@@ -24801,7 +25443,27 @@
         <w:rPr>
           <w:noProof/>
         </w:rPr>
-        <w:t>Team, R. C. 2023. R: A language and environment for statistical computing. R Foundation for Statistical Computing.</w:t>
+        <w:t xml:space="preserve">Spinks, R. K., Donelson, J. M., Bonzi, L. C., Ravasi, T. &amp; Munday, P. L. 2022. Parents exposed to warming produce offspring lower in weight and condition. </w:t>
+      </w:r>
+      <w:r>
+        <w:rPr>
+          <w:i/>
+          <w:noProof/>
+        </w:rPr>
+        <w:t xml:space="preserve">Ecology and Evolution </w:t>
+      </w:r>
+      <w:r>
+        <w:rPr>
+          <w:b/>
+          <w:noProof/>
+        </w:rPr>
+        <w:t>12</w:t>
+      </w:r>
+      <w:r>
+        <w:rPr>
+          <w:noProof/>
+        </w:rPr>
+        <w:t>: e9044.</w:t>
       </w:r>
     </w:p>
     <w:p>
@@ -24816,27 +25478,27 @@
         <w:rPr>
           <w:noProof/>
         </w:rPr>
-        <w:t xml:space="preserve">Teder, T. &amp; Kaasik, A. 2023. Early-life food stress hits females harder than males in insects: a meta-analysis of sex differences in environmental sensitivity. </w:t>
+        <w:t xml:space="preserve">Srygley, R. B. &amp; Jaronski, S. T. 2022. Increasing temperature reduces cuticular melanism and immunity to fungal infection in a migratory insect. </w:t>
       </w:r>
       <w:r>
         <w:rPr>
           <w:i/>
           <w:noProof/>
         </w:rPr>
-        <w:t xml:space="preserve">Ecology Letters </w:t>
+        <w:t xml:space="preserve">Ecological Entomology </w:t>
       </w:r>
       <w:r>
         <w:rPr>
           <w:b/>
           <w:noProof/>
         </w:rPr>
-        <w:t>26</w:t>
-      </w:r>
-      <w:r>
-        <w:rPr>
-          <w:noProof/>
-        </w:rPr>
-        <w:t>: 1419–1431.</w:t>
+        <w:t>47</w:t>
+      </w:r>
+      <w:r>
+        <w:rPr>
+          <w:noProof/>
+        </w:rPr>
+        <w:t>: 109–113.</w:t>
       </w:r>
     </w:p>
     <w:p>
@@ -24851,27 +25513,27 @@
         <w:rPr>
           <w:noProof/>
         </w:rPr>
-        <w:t xml:space="preserve">Wojda, I. 2017. Temperature stress and insect immunity. </w:t>
+        <w:t xml:space="preserve">Stillman, J. H. 2019. Heat waves, the new normal: Summertime temperature extremes will impact animals, ecosystems, and human communities. </w:t>
       </w:r>
       <w:r>
         <w:rPr>
           <w:i/>
           <w:noProof/>
         </w:rPr>
-        <w:t xml:space="preserve">Journal of Thermal Biology </w:t>
+        <w:t xml:space="preserve">Physiology </w:t>
       </w:r>
       <w:r>
         <w:rPr>
           <w:b/>
           <w:noProof/>
         </w:rPr>
-        <w:t>68</w:t>
-      </w:r>
-      <w:r>
-        <w:rPr>
-          <w:noProof/>
-        </w:rPr>
-        <w:t>: 96–103.</w:t>
+        <w:t>34</w:t>
+      </w:r>
+      <w:r>
+        <w:rPr>
+          <w:noProof/>
+        </w:rPr>
+        <w:t>: 86–100.</w:t>
       </w:r>
     </w:p>
     <w:p>
@@ -24886,53 +25548,7 @@
         <w:rPr>
           <w:noProof/>
         </w:rPr>
-        <w:t xml:space="preserve">Wojda, I. &amp; Taszłow, P. 2013. Heat shock affects host-pathogen interaction in </w:t>
-      </w:r>
-      <w:r>
-        <w:rPr>
-          <w:i/>
-          <w:noProof/>
-        </w:rPr>
-        <w:t xml:space="preserve">Galleria mellonella </w:t>
-      </w:r>
-      <w:r>
-        <w:rPr>
-          <w:noProof/>
-        </w:rPr>
-        <w:t xml:space="preserve">infected with </w:t>
-      </w:r>
-      <w:r>
-        <w:rPr>
-          <w:i/>
-          <w:noProof/>
-        </w:rPr>
-        <w:t>Bacillus thruingiensis</w:t>
-      </w:r>
-      <w:r>
-        <w:rPr>
-          <w:noProof/>
-        </w:rPr>
-        <w:t xml:space="preserve">. </w:t>
-      </w:r>
-      <w:r>
-        <w:rPr>
-          <w:i/>
-          <w:noProof/>
-        </w:rPr>
-        <w:t xml:space="preserve">Journal of Insect Physiology </w:t>
-      </w:r>
-      <w:r>
-        <w:rPr>
-          <w:b/>
-          <w:noProof/>
-        </w:rPr>
-        <w:t>59</w:t>
-      </w:r>
-      <w:r>
-        <w:rPr>
-          <w:noProof/>
-        </w:rPr>
-        <w:t>: 894–905.</w:t>
+        <w:t>Team, R. C. 2023. R: A language and environment for statistical computing. R Foundation for Statistical Computing.</w:t>
       </w:r>
     </w:p>
     <w:p>
@@ -24947,7 +25563,7 @@
         <w:rPr>
           <w:noProof/>
         </w:rPr>
-        <w:t xml:space="preserve">Yin, J. J., Zhou, M., Lin, Z. R., Li, Q. S. Q. &amp; Zhang, Y. Y. 2019. Transgenerational effects benefit offspring across diverse environments: a meta-analysis in plants and animals. </w:t>
+        <w:t xml:space="preserve">Teder, T. &amp; Kaasik, A. 2023. Early-life food stress hits females harder than males in insects: a meta-analysis of sex differences in environmental sensitivity. </w:t>
       </w:r>
       <w:r>
         <w:rPr>
@@ -24961,13 +25577,193 @@
           <w:b/>
           <w:noProof/>
         </w:rPr>
-        <w:t>22</w:t>
-      </w:r>
-      <w:r>
-        <w:rPr>
-          <w:noProof/>
-        </w:rPr>
-        <w:t>: 1976–1986.</w:t>
+        <w:t>26</w:t>
+      </w:r>
+      <w:r>
+        <w:rPr>
+          <w:noProof/>
+        </w:rPr>
+        <w:t>: 1419–1431.</w:t>
+      </w:r>
+    </w:p>
+    <w:p>
+      <w:pPr>
+        <w:pStyle w:val="EndNoteBibliography"/>
+        <w:ind w:left="720" w:hanging="720"/>
+        <w:rPr>
+          <w:noProof/>
+        </w:rPr>
+      </w:pPr>
+      <w:r>
+        <w:rPr>
+          <w:noProof/>
+        </w:rPr>
+        <w:t xml:space="preserve">Vasudeva, R. 2023. Experimental evidence for stronger impacts of larval but not adult rearing temperature on female fertility and lifespan in a seed beetle. </w:t>
+      </w:r>
+      <w:r>
+        <w:rPr>
+          <w:i/>
+          <w:noProof/>
+        </w:rPr>
+        <w:t xml:space="preserve">Evolutionary Ecology </w:t>
+      </w:r>
+      <w:r>
+        <w:rPr>
+          <w:b/>
+          <w:noProof/>
+        </w:rPr>
+        <w:t>37</w:t>
+      </w:r>
+      <w:r>
+        <w:rPr>
+          <w:noProof/>
+        </w:rPr>
+        <w:t>: 545–567.</w:t>
+      </w:r>
+    </w:p>
+    <w:p>
+      <w:pPr>
+        <w:pStyle w:val="EndNoteBibliography"/>
+        <w:ind w:left="720" w:hanging="720"/>
+        <w:rPr>
+          <w:noProof/>
+        </w:rPr>
+      </w:pPr>
+      <w:r>
+        <w:rPr>
+          <w:noProof/>
+        </w:rPr>
+        <w:t xml:space="preserve">Vasudeva, R., Deeming, D. C. &amp; Eady, P. E. 2014. Developmental temperature affects the expression of ejaculatory traits and the outcome of sperm competition in </w:t>
+      </w:r>
+      <w:r>
+        <w:rPr>
+          <w:i/>
+          <w:noProof/>
+        </w:rPr>
+        <w:t>Callosobruchus maculatus</w:t>
+      </w:r>
+      <w:r>
+        <w:rPr>
+          <w:noProof/>
+        </w:rPr>
+        <w:t xml:space="preserve">. </w:t>
+      </w:r>
+      <w:r>
+        <w:rPr>
+          <w:i/>
+          <w:noProof/>
+        </w:rPr>
+        <w:t xml:space="preserve">Journal of Evolutionary Biology </w:t>
+      </w:r>
+      <w:r>
+        <w:rPr>
+          <w:b/>
+          <w:noProof/>
+        </w:rPr>
+        <w:t>27</w:t>
+      </w:r>
+      <w:r>
+        <w:rPr>
+          <w:noProof/>
+        </w:rPr>
+        <w:t>: 1811–1818.</w:t>
+      </w:r>
+    </w:p>
+    <w:p>
+      <w:pPr>
+        <w:pStyle w:val="EndNoteBibliography"/>
+        <w:ind w:left="720" w:hanging="720"/>
+        <w:rPr>
+          <w:noProof/>
+        </w:rPr>
+      </w:pPr>
+      <w:r>
+        <w:rPr>
+          <w:noProof/>
+        </w:rPr>
+        <w:t xml:space="preserve">Wojda, I. 2017. Temperature stress and insect immunity. </w:t>
+      </w:r>
+      <w:r>
+        <w:rPr>
+          <w:i/>
+          <w:noProof/>
+        </w:rPr>
+        <w:t xml:space="preserve">Journal of Thermal Biology </w:t>
+      </w:r>
+      <w:r>
+        <w:rPr>
+          <w:b/>
+          <w:noProof/>
+        </w:rPr>
+        <w:t>68</w:t>
+      </w:r>
+      <w:r>
+        <w:rPr>
+          <w:noProof/>
+        </w:rPr>
+        <w:t>: 96–103.</w:t>
+      </w:r>
+    </w:p>
+    <w:p>
+      <w:pPr>
+        <w:pStyle w:val="EndNoteBibliography"/>
+        <w:ind w:left="720" w:hanging="720"/>
+        <w:rPr>
+          <w:noProof/>
+        </w:rPr>
+      </w:pPr>
+      <w:r>
+        <w:rPr>
+          <w:noProof/>
+        </w:rPr>
+        <w:lastRenderedPageBreak/>
+        <w:t xml:space="preserve">Wojda, I. &amp; Taszłow, P. 2013. Heat shock affects host-pathogen interaction in </w:t>
+      </w:r>
+      <w:r>
+        <w:rPr>
+          <w:i/>
+          <w:noProof/>
+        </w:rPr>
+        <w:t xml:space="preserve">Galleria mellonella </w:t>
+      </w:r>
+      <w:r>
+        <w:rPr>
+          <w:noProof/>
+        </w:rPr>
+        <w:t xml:space="preserve">infected with </w:t>
+      </w:r>
+      <w:r>
+        <w:rPr>
+          <w:i/>
+          <w:noProof/>
+        </w:rPr>
+        <w:t>Bacillus thruingiensis</w:t>
+      </w:r>
+      <w:r>
+        <w:rPr>
+          <w:noProof/>
+        </w:rPr>
+        <w:t xml:space="preserve">. </w:t>
+      </w:r>
+      <w:r>
+        <w:rPr>
+          <w:i/>
+          <w:noProof/>
+        </w:rPr>
+        <w:t xml:space="preserve">Journal of Insect Physiology </w:t>
+      </w:r>
+      <w:r>
+        <w:rPr>
+          <w:b/>
+          <w:noProof/>
+        </w:rPr>
+        <w:t>59</w:t>
+      </w:r>
+      <w:r>
+        <w:rPr>
+          <w:noProof/>
+        </w:rPr>
+        <w:t>: 894–905.</w:t>
       </w:r>
     </w:p>
     <w:p>
@@ -26100,6 +26896,95 @@
     </w:lvl>
   </w:abstractNum>
   <w:abstractNum w:abstractNumId="3" w15:restartNumberingAfterBreak="0">
+    <w:nsid w:val="60D16A5D"/>
+    <w:multiLevelType w:val="hybridMultilevel"/>
+    <w:tmpl w:val="C14E7798"/>
+    <w:lvl w:ilvl="0" w:tplc="08090011">
+      <w:start w:val="1"/>
+      <w:numFmt w:val="decimal"/>
+      <w:lvlText w:val="%1)"/>
+      <w:lvlJc w:val="left"/>
+      <w:pPr>
+        <w:ind w:left="720" w:hanging="360"/>
+      </w:pPr>
+      <w:rPr>
+        <w:rFonts w:hint="default"/>
+      </w:rPr>
+    </w:lvl>
+    <w:lvl w:ilvl="1" w:tplc="08090019" w:tentative="1">
+      <w:start w:val="1"/>
+      <w:numFmt w:val="lowerLetter"/>
+      <w:lvlText w:val="%2."/>
+      <w:lvlJc w:val="left"/>
+      <w:pPr>
+        <w:ind w:left="1440" w:hanging="360"/>
+      </w:pPr>
+    </w:lvl>
+    <w:lvl w:ilvl="2" w:tplc="0809001B" w:tentative="1">
+      <w:start w:val="1"/>
+      <w:numFmt w:val="lowerRoman"/>
+      <w:lvlText w:val="%3."/>
+      <w:lvlJc w:val="right"/>
+      <w:pPr>
+        <w:ind w:left="2160" w:hanging="180"/>
+      </w:pPr>
+    </w:lvl>
+    <w:lvl w:ilvl="3" w:tplc="0809000F" w:tentative="1">
+      <w:start w:val="1"/>
+      <w:numFmt w:val="decimal"/>
+      <w:lvlText w:val="%4."/>
+      <w:lvlJc w:val="left"/>
+      <w:pPr>
+        <w:ind w:left="2880" w:hanging="360"/>
+      </w:pPr>
+    </w:lvl>
+    <w:lvl w:ilvl="4" w:tplc="08090019" w:tentative="1">
+      <w:start w:val="1"/>
+      <w:numFmt w:val="lowerLetter"/>
+      <w:lvlText w:val="%5."/>
+      <w:lvlJc w:val="left"/>
+      <w:pPr>
+        <w:ind w:left="3600" w:hanging="360"/>
+      </w:pPr>
+    </w:lvl>
+    <w:lvl w:ilvl="5" w:tplc="0809001B" w:tentative="1">
+      <w:start w:val="1"/>
+      <w:numFmt w:val="lowerRoman"/>
+      <w:lvlText w:val="%6."/>
+      <w:lvlJc w:val="right"/>
+      <w:pPr>
+        <w:ind w:left="4320" w:hanging="180"/>
+      </w:pPr>
+    </w:lvl>
+    <w:lvl w:ilvl="6" w:tplc="0809000F" w:tentative="1">
+      <w:start w:val="1"/>
+      <w:numFmt w:val="decimal"/>
+      <w:lvlText w:val="%7."/>
+      <w:lvlJc w:val="left"/>
+      <w:pPr>
+        <w:ind w:left="5040" w:hanging="360"/>
+      </w:pPr>
+    </w:lvl>
+    <w:lvl w:ilvl="7" w:tplc="08090019" w:tentative="1">
+      <w:start w:val="1"/>
+      <w:numFmt w:val="lowerLetter"/>
+      <w:lvlText w:val="%8."/>
+      <w:lvlJc w:val="left"/>
+      <w:pPr>
+        <w:ind w:left="5760" w:hanging="360"/>
+      </w:pPr>
+    </w:lvl>
+    <w:lvl w:ilvl="8" w:tplc="0809001B" w:tentative="1">
+      <w:start w:val="1"/>
+      <w:numFmt w:val="lowerRoman"/>
+      <w:lvlText w:val="%9."/>
+      <w:lvlJc w:val="right"/>
+      <w:pPr>
+        <w:ind w:left="6480" w:hanging="180"/>
+      </w:pPr>
+    </w:lvl>
+  </w:abstractNum>
+  <w:abstractNum w:abstractNumId="4" w15:restartNumberingAfterBreak="0">
     <w:nsid w:val="6E0A3252"/>
     <w:multiLevelType w:val="multilevel"/>
     <w:tmpl w:val="6E0A3252"/>
@@ -26189,7 +27074,7 @@
     </w:lvl>
   </w:abstractNum>
   <w:num w:numId="1" w16cid:durableId="959144783">
-    <w:abstractNumId w:val="3"/>
+    <w:abstractNumId w:val="4"/>
   </w:num>
   <w:num w:numId="2" w16cid:durableId="1760255454">
     <w:abstractNumId w:val="0"/>
@@ -26199,6 +27084,9 @@
   </w:num>
   <w:num w:numId="4" w16cid:durableId="353842442">
     <w:abstractNumId w:val="2"/>
+  </w:num>
+  <w:num w:numId="5" w16cid:durableId="1303464800">
+    <w:abstractNumId w:val="3"/>
   </w:num>
 </w:numbering>
 </file>
@@ -27712,6 +28600,10 @@
 </file>
 
 <file path=customXml/item1.xml><?xml version="1.0" encoding="utf-8"?>
+<b:Sources xmlns:b="http://schemas.openxmlformats.org/officeDocument/2006/bibliography" xmlns="http://schemas.openxmlformats.org/officeDocument/2006/bibliography" SelectedStyle="/APASixthEditionOfficeOnline.xsl" StyleName="APA" Version="6"/>
+</file>
+
+<file path=customXml/item2.xml><?xml version="1.0" encoding="utf-8"?>
 <s:customData xmlns="http://www.wps.cn/officeDocument/2013/wpsCustomData" xmlns:s="http://www.wps.cn/officeDocument/2013/wpsCustomData">
   <customSectProps>
     <customSectPr/>
@@ -27723,22 +28615,18 @@
 </s:customData>
 </file>
 
-<file path=customXml/item2.xml><?xml version="1.0" encoding="utf-8"?>
-<b:Sources xmlns:b="http://schemas.openxmlformats.org/officeDocument/2006/bibliography" xmlns="http://schemas.openxmlformats.org/officeDocument/2006/bibliography" SelectedStyle="/APASixthEditionOfficeOnline.xsl" StyleName="APA" Version="6"/>
-</file>
-
 <file path=customXml/itemProps1.xml><?xml version="1.0" encoding="utf-8"?>
-<ds:datastoreItem xmlns:ds="http://schemas.openxmlformats.org/officeDocument/2006/customXml" ds:itemID="{B1977F7D-205B-4081-913C-38D41E755F92}">
+<ds:datastoreItem xmlns:ds="http://schemas.openxmlformats.org/officeDocument/2006/customXml" ds:itemID="{EE2D9B6C-02EC-6146-A1C6-02637A554463}">
   <ds:schemaRefs>
-    <ds:schemaRef ds:uri="http://www.wps.cn/officeDocument/2013/wpsCustomData"/>
+    <ds:schemaRef ds:uri="http://schemas.openxmlformats.org/officeDocument/2006/bibliography"/>
   </ds:schemaRefs>
 </ds:datastoreItem>
 </file>
 
 <file path=customXml/itemProps2.xml><?xml version="1.0" encoding="utf-8"?>
-<ds:datastoreItem xmlns:ds="http://schemas.openxmlformats.org/officeDocument/2006/customXml" ds:itemID="{EE2D9B6C-02EC-6146-A1C6-02637A554463}">
+<ds:datastoreItem xmlns:ds="http://schemas.openxmlformats.org/officeDocument/2006/customXml" ds:itemID="{B1977F7D-205B-4081-913C-38D41E755F92}">
   <ds:schemaRefs>
-    <ds:schemaRef ds:uri="http://schemas.openxmlformats.org/officeDocument/2006/bibliography"/>
+    <ds:schemaRef ds:uri="http://www.wps.cn/officeDocument/2013/wpsCustomData"/>
   </ds:schemaRefs>
 </ds:datastoreItem>
 </file>
